--- a/docs/DOC-13_Paineis.docx
+++ b/docs/DOC-13_Paineis.docx
@@ -267,7 +267,7 @@
                 <w:sz w:val="19"/>
                 <w:szCs w:val="19"/>
               </w:rPr>
-              <w:t xml:space="preserve">1.0</w:t>
+              <w:t xml:space="preserve">1.1</w:t>
             </w:r>
           </w:p>
         </w:tc>
@@ -326,7 +326,7 @@
                 <w:sz w:val="19"/>
                 <w:szCs w:val="19"/>
               </w:rPr>
-              <w:t xml:space="preserve">14 de outubro de 2026</w:t>
+              <w:t xml:space="preserve">15 de outubro de 2026</w:t>
             </w:r>
           </w:p>
         </w:tc>
@@ -4087,7 +4087,7 @@
                 <w:sz w:val="17"/>
                 <w:szCs w:val="17"/>
               </w:rPr>
-              <w:t xml:space="preserve">panorama_para_json</w:t>
+              <w:t xml:space="preserve">orgaos_para_busca</w:t>
             </w:r>
           </w:p>
         </w:tc>
@@ -4114,7 +4114,7 @@
                 <w:sz w:val="17"/>
                 <w:szCs w:val="17"/>
               </w:rPr>
-              <w:t xml:space="preserve">Brasil: esferas, UFs (governo do estado e municípios), meses, modalidades, 30 maiores fornecedores</w:t>
+              <w:t xml:space="preserve">Todo órgão com publicação no período: CNPJ, razão social, ente, esfera, processos e contratos</w:t>
             </w:r>
           </w:p>
         </w:tc>
@@ -4141,7 +4141,7 @@
                 <w:sz w:val="17"/>
                 <w:szCs w:val="17"/>
               </w:rPr>
-              <w:t xml:space="preserve">UFs em ordem alfabética; nada ordenado por risco</w:t>
+              <w:t xml:space="preserve">Para a busca do portal achar uma entidade pelo nome, pela sigla ou pelo CNPJ</w:t>
             </w:r>
           </w:p>
         </w:tc>
@@ -4174,6 +4174,93 @@
                 <w:sz w:val="17"/>
                 <w:szCs w:val="17"/>
               </w:rPr>
+              <w:t xml:space="preserve">panorama_para_json</w:t>
+            </w:r>
+          </w:p>
+        </w:tc>
+        <w:tc>
+          <w:tcPr>
+            <w:tcW w:type="dxa" w:w="3300"/>
+            <w:shd w:fill="FFFFFF" w:val="clear"/>
+            <w:tcMar>
+              <w:top w:type="dxa" w:w="70"/>
+              <w:left w:type="dxa" w:w="110"/>
+              <w:bottom w:type="dxa" w:w="70"/>
+              <w:right w:type="dxa" w:w="110"/>
+            </w:tcMar>
+            <w:vAlign w:val="center"/>
+          </w:tcPr>
+          <w:p>
+            <w:pPr>
+              <w:spacing w:after="0"/>
+            </w:pPr>
+            <w:r>
+              <w:rPr>
+                <w:b w:val="false"/>
+                <w:bCs w:val="false"/>
+                <w:sz w:val="17"/>
+                <w:szCs w:val="17"/>
+              </w:rPr>
+              <w:t xml:space="preserve">Brasil: esferas, UFs (governo do estado e municípios), meses, modalidades, 30 maiores fornecedores</w:t>
+            </w:r>
+          </w:p>
+        </w:tc>
+        <w:tc>
+          <w:tcPr>
+            <w:tcW w:type="dxa" w:w="3900"/>
+            <w:shd w:fill="FFFFFF" w:val="clear"/>
+            <w:tcMar>
+              <w:top w:type="dxa" w:w="70"/>
+              <w:left w:type="dxa" w:w="110"/>
+              <w:bottom w:type="dxa" w:w="70"/>
+              <w:right w:type="dxa" w:w="110"/>
+            </w:tcMar>
+            <w:vAlign w:val="center"/>
+          </w:tcPr>
+          <w:p>
+            <w:pPr>
+              <w:spacing w:after="0"/>
+            </w:pPr>
+            <w:r>
+              <w:rPr>
+                <w:b w:val="false"/>
+                <w:bCs w:val="false"/>
+                <w:sz w:val="17"/>
+                <w:szCs w:val="17"/>
+              </w:rPr>
+              <w:t xml:space="preserve">UFs em ordem alfabética; nada ordenado por risco</w:t>
+            </w:r>
+          </w:p>
+        </w:tc>
+      </w:tr>
+      <w:tr>
+        <w:trPr>
+          <w:cantSplit/>
+        </w:trPr>
+        <w:tc>
+          <w:tcPr>
+            <w:tcW w:type="dxa" w:w="2400"/>
+            <w:shd w:fill="F2F2F2" w:val="clear"/>
+            <w:tcMar>
+              <w:top w:type="dxa" w:w="70"/>
+              <w:left w:type="dxa" w:w="110"/>
+              <w:bottom w:type="dxa" w:w="70"/>
+              <w:right w:type="dxa" w:w="110"/>
+            </w:tcMar>
+            <w:vAlign w:val="center"/>
+          </w:tcPr>
+          <w:p>
+            <w:pPr>
+              <w:spacing w:after="0"/>
+            </w:pPr>
+            <w:r>
+              <w:rPr>
+                <w:rFonts w:ascii="Consolas" w:cs="Consolas" w:eastAsia="Consolas" w:hAnsi="Consolas"/>
+                <w:b w:val="false"/>
+                <w:bCs w:val="false"/>
+                <w:sz w:val="17"/>
+                <w:szCs w:val="17"/>
+              </w:rPr>
               <w:t xml:space="preserve">Painel.cobertura</w:t>
             </w:r>
           </w:p>
@@ -4181,7 +4268,7 @@
         <w:tc>
           <w:tcPr>
             <w:tcW w:type="dxa" w:w="3300"/>
-            <w:shd w:fill="FFFFFF" w:val="clear"/>
+            <w:shd w:fill="F2F2F2" w:val="clear"/>
             <w:tcMar>
               <w:top w:type="dxa" w:w="70"/>
               <w:left w:type="dxa" w:w="110"/>
@@ -4208,7 +4295,7 @@
         <w:tc>
           <w:tcPr>
             <w:tcW w:type="dxa" w:w="3900"/>
-            <w:shd w:fill="FFFFFF" w:val="clear"/>
+            <w:shd w:fill="F2F2F2" w:val="clear"/>
             <w:tcMar>
               <w:top w:type="dxa" w:w="70"/>
               <w:left w:type="dxa" w:w="110"/>
@@ -6529,7 +6616,7 @@
                 <w:sz w:val="17"/>
                 <w:szCs w:val="17"/>
               </w:rPr>
-              <w:t xml:space="preserve">contratacoes/panorama.json</w:t>
+              <w:t xml:space="preserve">orgaos.json</w:t>
             </w:r>
           </w:p>
         </w:tc>
@@ -6557,7 +6644,7 @@
                 <w:sz w:val="17"/>
                 <w:szCs w:val="17"/>
               </w:rPr>
-              <w:t xml:space="preserve">contratacoes-panorama</w:t>
+              <w:t xml:space="preserve">orgaos</w:t>
             </w:r>
           </w:p>
         </w:tc>
@@ -6584,7 +6671,7 @@
                 <w:sz w:val="17"/>
                 <w:szCs w:val="17"/>
               </w:rPr>
-              <w:t xml:space="preserve">Brasil: totais, esferas, UFs, meses, modalidades, fornecedores, recentes</w:t>
+              <w:t xml:space="preserve">Órgãos para a busca: CNPJ, razão social, ente, esfera, processos, contratos</w:t>
             </w:r>
           </w:p>
         </w:tc>
@@ -6617,7 +6704,7 @@
                 <w:sz w:val="17"/>
                 <w:szCs w:val="17"/>
               </w:rPr>
-              <w:t xml:space="preserve">contratacoes/ente/&lt;código&gt;.json</w:t>
+              <w:t xml:space="preserve">contratacoes/panorama.json</w:t>
             </w:r>
           </w:p>
         </w:tc>
@@ -6645,7 +6732,7 @@
                 <w:sz w:val="17"/>
                 <w:szCs w:val="17"/>
               </w:rPr>
-              <w:t xml:space="preserve">contratacoes-ente</w:t>
+              <w:t xml:space="preserve">contratacoes-panorama</w:t>
             </w:r>
           </w:p>
         </w:tc>
@@ -6672,7 +6759,7 @@
                 <w:sz w:val="17"/>
                 <w:szCs w:val="17"/>
               </w:rPr>
-              <w:t xml:space="preserve">Um ente; o de um estado com os municípios da UF</w:t>
+              <w:t xml:space="preserve">Brasil: totais, esferas, UFs, meses, modalidades, fornecedores, recentes</w:t>
             </w:r>
           </w:p>
         </w:tc>
@@ -6705,7 +6792,7 @@
                 <w:sz w:val="17"/>
                 <w:szCs w:val="17"/>
               </w:rPr>
-              <w:t xml:space="preserve">contratacoes/orgao/&lt;CNPJ&gt;.json</w:t>
+              <w:t xml:space="preserve">contratacoes/ente/&lt;código&gt;.json</w:t>
             </w:r>
           </w:p>
         </w:tc>
@@ -6733,7 +6820,7 @@
                 <w:sz w:val="17"/>
                 <w:szCs w:val="17"/>
               </w:rPr>
-              <w:t xml:space="preserve">contratacoes-orgao</w:t>
+              <w:t xml:space="preserve">contratacoes-ente</w:t>
             </w:r>
           </w:p>
         </w:tc>
@@ -6760,7 +6847,7 @@
                 <w:sz w:val="17"/>
                 <w:szCs w:val="17"/>
               </w:rPr>
-              <w:t xml:space="preserve">Um órgão, com o ente a que pertence</w:t>
+              <w:t xml:space="preserve">Um ente; o de um estado com os municípios da UF</w:t>
             </w:r>
           </w:p>
         </w:tc>
@@ -6793,7 +6880,7 @@
                 <w:sz w:val="17"/>
                 <w:szCs w:val="17"/>
               </w:rPr>
-              <w:t xml:space="preserve">conformidade/panorama.json</w:t>
+              <w:t xml:space="preserve">contratacoes/orgao/&lt;CNPJ&gt;.json</w:t>
             </w:r>
           </w:p>
         </w:tc>
@@ -6821,7 +6908,7 @@
                 <w:sz w:val="17"/>
                 <w:szCs w:val="17"/>
               </w:rPr>
-              <w:t xml:space="preserve">conformidade-panorama</w:t>
+              <w:t xml:space="preserve">contratacoes-orgao</w:t>
             </w:r>
           </w:p>
         </w:tc>
@@ -6848,7 +6935,7 @@
                 <w:sz w:val="17"/>
                 <w:szCs w:val="17"/>
               </w:rPr>
-              <w:t xml:space="preserve">Brasil, por obrigação e por UF</w:t>
+              <w:t xml:space="preserve">Um órgão, com o ente a que pertence</w:t>
             </w:r>
           </w:p>
         </w:tc>
@@ -6881,7 +6968,7 @@
                 <w:sz w:val="17"/>
                 <w:szCs w:val="17"/>
               </w:rPr>
-              <w:t xml:space="preserve">conformidade/uf/&lt;sigla&gt;.json</w:t>
+              <w:t xml:space="preserve">conformidade/panorama.json</w:t>
             </w:r>
           </w:p>
         </w:tc>
@@ -6909,7 +6996,7 @@
                 <w:sz w:val="17"/>
                 <w:szCs w:val="17"/>
               </w:rPr>
-              <w:t xml:space="preserve">conformidade-uf</w:t>
+              <w:t xml:space="preserve">conformidade-panorama</w:t>
             </w:r>
           </w:p>
         </w:tc>
@@ -6936,7 +7023,7 @@
                 <w:sz w:val="17"/>
                 <w:szCs w:val="17"/>
               </w:rPr>
-              <w:t xml:space="preserve">Entes da UF com o resumo de cada um</w:t>
+              <w:t xml:space="preserve">Brasil, por obrigação e por UF</w:t>
             </w:r>
           </w:p>
         </w:tc>
@@ -6969,7 +7056,7 @@
                 <w:sz w:val="17"/>
                 <w:szCs w:val="17"/>
               </w:rPr>
-              <w:t xml:space="preserve">conformidade/ente/&lt;código&gt;.json</w:t>
+              <w:t xml:space="preserve">conformidade/uf/&lt;sigla&gt;.json</w:t>
             </w:r>
           </w:p>
         </w:tc>
@@ -6997,7 +7084,7 @@
                 <w:sz w:val="17"/>
                 <w:szCs w:val="17"/>
               </w:rPr>
-              <w:t xml:space="preserve">conformidade-ente</w:t>
+              <w:t xml:space="preserve">conformidade-uf</w:t>
             </w:r>
           </w:p>
         </w:tc>
@@ -7005,6 +7092,94 @@
           <w:tcPr>
             <w:tcW w:type="dxa" w:w="4200"/>
             <w:shd w:fill="F2F2F2" w:val="clear"/>
+            <w:tcMar>
+              <w:top w:type="dxa" w:w="70"/>
+              <w:left w:type="dxa" w:w="110"/>
+              <w:bottom w:type="dxa" w:w="70"/>
+              <w:right w:type="dxa" w:w="110"/>
+            </w:tcMar>
+            <w:vAlign w:val="center"/>
+          </w:tcPr>
+          <w:p>
+            <w:pPr>
+              <w:spacing w:after="0"/>
+            </w:pPr>
+            <w:r>
+              <w:rPr>
+                <w:b w:val="false"/>
+                <w:bCs w:val="false"/>
+                <w:sz w:val="17"/>
+                <w:szCs w:val="17"/>
+              </w:rPr>
+              <w:t xml:space="preserve">Entes da UF com o resumo de cada um</w:t>
+            </w:r>
+          </w:p>
+        </w:tc>
+      </w:tr>
+      <w:tr>
+        <w:trPr>
+          <w:cantSplit/>
+        </w:trPr>
+        <w:tc>
+          <w:tcPr>
+            <w:tcW w:type="dxa" w:w="3200"/>
+            <w:shd w:fill="FFFFFF" w:val="clear"/>
+            <w:tcMar>
+              <w:top w:type="dxa" w:w="70"/>
+              <w:left w:type="dxa" w:w="110"/>
+              <w:bottom w:type="dxa" w:w="70"/>
+              <w:right w:type="dxa" w:w="110"/>
+            </w:tcMar>
+            <w:vAlign w:val="center"/>
+          </w:tcPr>
+          <w:p>
+            <w:pPr>
+              <w:spacing w:after="0"/>
+            </w:pPr>
+            <w:r>
+              <w:rPr>
+                <w:rFonts w:ascii="Consolas" w:cs="Consolas" w:eastAsia="Consolas" w:hAnsi="Consolas"/>
+                <w:b w:val="false"/>
+                <w:bCs w:val="false"/>
+                <w:sz w:val="17"/>
+                <w:szCs w:val="17"/>
+              </w:rPr>
+              <w:t xml:space="preserve">conformidade/ente/&lt;código&gt;.json</w:t>
+            </w:r>
+          </w:p>
+        </w:tc>
+        <w:tc>
+          <w:tcPr>
+            <w:tcW w:type="dxa" w:w="2200"/>
+            <w:shd w:fill="FFFFFF" w:val="clear"/>
+            <w:tcMar>
+              <w:top w:type="dxa" w:w="70"/>
+              <w:left w:type="dxa" w:w="110"/>
+              <w:bottom w:type="dxa" w:w="70"/>
+              <w:right w:type="dxa" w:w="110"/>
+            </w:tcMar>
+            <w:vAlign w:val="center"/>
+          </w:tcPr>
+          <w:p>
+            <w:pPr>
+              <w:spacing w:after="0"/>
+            </w:pPr>
+            <w:r>
+              <w:rPr>
+                <w:rFonts w:ascii="Consolas" w:cs="Consolas" w:eastAsia="Consolas" w:hAnsi="Consolas"/>
+                <w:b w:val="false"/>
+                <w:bCs w:val="false"/>
+                <w:sz w:val="17"/>
+                <w:szCs w:val="17"/>
+              </w:rPr>
+              <w:t xml:space="preserve">conformidade-ente</w:t>
+            </w:r>
+          </w:p>
+        </w:tc>
+        <w:tc>
+          <w:tcPr>
+            <w:tcW w:type="dxa" w:w="4200"/>
+            <w:shd w:fill="FFFFFF" w:val="clear"/>
             <w:tcMar>
               <w:top w:type="dxa" w:w="70"/>
               <w:left w:type="dxa" w:w="110"/>
@@ -8519,7 +8694,7 @@
                 <w:sz w:val="17"/>
                 <w:szCs w:val="17"/>
               </w:rPr>
-              <w:t xml:space="preserve">Endereços (com validação de código, CNPJ e UF antes de virar caminho), tipos dos arquivos, leitura com conferência de versão e tipo, busca de entes, formatos de reais, meses, datas e CNPJ</w:t>
+              <w:t xml:space="preserve">Endereços (com validação de código, CNPJ e UF antes de virar caminho), tipos dos arquivos, leitura com conferência de versão e tipo, busca de entes e de órgãos (nome, sigla pelas iniciais, município do órgão ou CNPJ), formatos de reais, meses, datas e CNPJ</w:t>
             </w:r>
           </w:p>
         </w:tc>
@@ -8579,7 +8754,7 @@
                 <w:sz w:val="17"/>
                 <w:szCs w:val="17"/>
               </w:rPr>
-              <w:t xml:space="preserve">Busca de ente (combobox com setas, Enter e Esc), aviso metodológico (PUB-08), número em destaque, gráfico de barras por mês com tabela recolhida, selo de resultado</w:t>
+              <w:t xml:space="preserve">Busca de ente e, em Contratações, de órgão (combobox com setas, Enter e Esc; "SAAE Sorocaba" acha o serviço autônomo de água e esgoto pela sigla e pelo município), aviso metodológico (PUB-08), número em destaque, gráfico de barras por mês com tabela recolhida, selo de resultado</w:t>
             </w:r>
           </w:p>
         </w:tc>
@@ -9867,7 +10042,7 @@
                 <w:sz w:val="17"/>
                 <w:szCs w:val="17"/>
               </w:rPr>
-              <w:t xml:space="preserve">28</w:t>
+              <w:t xml:space="preserve">29</w:t>
             </w:r>
           </w:p>
         </w:tc>
@@ -9953,7 +10128,7 @@
                 <w:sz w:val="17"/>
                 <w:szCs w:val="17"/>
               </w:rPr>
-              <w:t xml:space="preserve">7 novos</w:t>
+              <w:t xml:space="preserve">10 novos</w:t>
             </w:r>
           </w:p>
         </w:tc>
@@ -9980,7 +10155,7 @@
                 <w:sz w:val="17"/>
                 <w:szCs w:val="17"/>
               </w:rPr>
-              <w:t xml:space="preserve">Busca de entes, leitura do entes.json, validação de caminhos, conferência de versão e tipo, formatos e topo do eixo do gráfico</w:t>
+              <w:t xml:space="preserve">Busca de entes e de órgãos (sigla, município, CNPJ), leitura do entes.json e do orgaos.json, validação de caminhos, conferência de versão e tipo, formatos e topo do eixo do gráfico</w:t>
             </w:r>
           </w:p>
         </w:tc>

--- a/docs/DOC-13_Paineis.docx
+++ b/docs/DOC-13_Paineis.docx
@@ -4087,7 +4087,7 @@
                 <w:sz w:val="17"/>
                 <w:szCs w:val="17"/>
               </w:rPr>
-              <w:t xml:space="preserve">orgaos_para_busca</w:t>
+              <w:t xml:space="preserve">teto_do_ente</w:t>
             </w:r>
           </w:p>
         </w:tc>
@@ -4114,7 +4114,7 @@
                 <w:sz w:val="17"/>
                 <w:szCs w:val="17"/>
               </w:rPr>
-              <w:t xml:space="preserve">Todo órgão com publicação no período: CNPJ, razão social, ente, esfera, processos e contratos</w:t>
+              <w:t xml:space="preserve">Teto de plausibilidade de um processo ou contrato: R$ 10 bilhões ou R$ 20 mil por habitante do ente, o menor</w:t>
             </w:r>
           </w:p>
         </w:tc>
@@ -4141,7 +4141,7 @@
                 <w:sz w:val="17"/>
                 <w:szCs w:val="17"/>
               </w:rPr>
-              <w:t xml:space="preserve">Para a busca do portal achar uma entidade pelo nome, pela sigla ou pelo CNPJ</w:t>
+              <w:t xml:space="preserve">Acima dele, conta na quantidade e fica fora das somas, em "valores a conferir"</w:t>
             </w:r>
           </w:p>
         </w:tc>
@@ -4174,7 +4174,7 @@
                 <w:sz w:val="17"/>
                 <w:szCs w:val="17"/>
               </w:rPr>
-              <w:t xml:space="preserve">panorama_para_json</w:t>
+              <w:t xml:space="preserve">orgaos_para_busca</w:t>
             </w:r>
           </w:p>
         </w:tc>
@@ -4201,7 +4201,7 @@
                 <w:sz w:val="17"/>
                 <w:szCs w:val="17"/>
               </w:rPr>
-              <w:t xml:space="preserve">Brasil: esferas, UFs (governo do estado e municípios), meses, modalidades, 30 maiores fornecedores</w:t>
+              <w:t xml:space="preserve">Todo órgão com publicação no período: CNPJ, razão social, ente, esfera, processos e contratos</w:t>
             </w:r>
           </w:p>
         </w:tc>
@@ -4228,7 +4228,7 @@
                 <w:sz w:val="17"/>
                 <w:szCs w:val="17"/>
               </w:rPr>
-              <w:t xml:space="preserve">UFs em ordem alfabética; nada ordenado por risco</w:t>
+              <w:t xml:space="preserve">Para a busca do portal achar uma entidade pelo nome, pela sigla ou pelo CNPJ</w:t>
             </w:r>
           </w:p>
         </w:tc>
@@ -4261,7 +4261,7 @@
                 <w:sz w:val="17"/>
                 <w:szCs w:val="17"/>
               </w:rPr>
-              <w:t xml:space="preserve">Painel.cobertura</w:t>
+              <w:t xml:space="preserve">panorama_para_json</w:t>
             </w:r>
           </w:p>
         </w:tc>
@@ -4288,7 +4288,7 @@
                 <w:sz w:val="17"/>
                 <w:szCs w:val="17"/>
               </w:rPr>
-              <w:t xml:space="preserve">Primeiro e último dia, quantos e os que faltam entre eles</w:t>
+              <w:t xml:space="preserve">Brasil: esferas, UFs (governo do estado e municípios), meses, modalidades, 30 maiores fornecedores</w:t>
             </w:r>
           </w:p>
         </w:tc>
@@ -4296,6 +4296,93 @@
           <w:tcPr>
             <w:tcW w:type="dxa" w:w="3900"/>
             <w:shd w:fill="F2F2F2" w:val="clear"/>
+            <w:tcMar>
+              <w:top w:type="dxa" w:w="70"/>
+              <w:left w:type="dxa" w:w="110"/>
+              <w:bottom w:type="dxa" w:w="70"/>
+              <w:right w:type="dxa" w:w="110"/>
+            </w:tcMar>
+            <w:vAlign w:val="center"/>
+          </w:tcPr>
+          <w:p>
+            <w:pPr>
+              <w:spacing w:after="0"/>
+            </w:pPr>
+            <w:r>
+              <w:rPr>
+                <w:b w:val="false"/>
+                <w:bCs w:val="false"/>
+                <w:sz w:val="17"/>
+                <w:szCs w:val="17"/>
+              </w:rPr>
+              <w:t xml:space="preserve">UFs em ordem alfabética; nada ordenado por risco</w:t>
+            </w:r>
+          </w:p>
+        </w:tc>
+      </w:tr>
+      <w:tr>
+        <w:trPr>
+          <w:cantSplit/>
+        </w:trPr>
+        <w:tc>
+          <w:tcPr>
+            <w:tcW w:type="dxa" w:w="2400"/>
+            <w:shd w:fill="FFFFFF" w:val="clear"/>
+            <w:tcMar>
+              <w:top w:type="dxa" w:w="70"/>
+              <w:left w:type="dxa" w:w="110"/>
+              <w:bottom w:type="dxa" w:w="70"/>
+              <w:right w:type="dxa" w:w="110"/>
+            </w:tcMar>
+            <w:vAlign w:val="center"/>
+          </w:tcPr>
+          <w:p>
+            <w:pPr>
+              <w:spacing w:after="0"/>
+            </w:pPr>
+            <w:r>
+              <w:rPr>
+                <w:rFonts w:ascii="Consolas" w:cs="Consolas" w:eastAsia="Consolas" w:hAnsi="Consolas"/>
+                <w:b w:val="false"/>
+                <w:bCs w:val="false"/>
+                <w:sz w:val="17"/>
+                <w:szCs w:val="17"/>
+              </w:rPr>
+              <w:t xml:space="preserve">Painel.cobertura</w:t>
+            </w:r>
+          </w:p>
+        </w:tc>
+        <w:tc>
+          <w:tcPr>
+            <w:tcW w:type="dxa" w:w="3300"/>
+            <w:shd w:fill="FFFFFF" w:val="clear"/>
+            <w:tcMar>
+              <w:top w:type="dxa" w:w="70"/>
+              <w:left w:type="dxa" w:w="110"/>
+              <w:bottom w:type="dxa" w:w="70"/>
+              <w:right w:type="dxa" w:w="110"/>
+            </w:tcMar>
+            <w:vAlign w:val="center"/>
+          </w:tcPr>
+          <w:p>
+            <w:pPr>
+              <w:spacing w:after="0"/>
+            </w:pPr>
+            <w:r>
+              <w:rPr>
+                <w:b w:val="false"/>
+                <w:bCs w:val="false"/>
+                <w:sz w:val="17"/>
+                <w:szCs w:val="17"/>
+              </w:rPr>
+              <w:t xml:space="preserve">Primeiro e último dia, quantos e os que faltam entre eles</w:t>
+            </w:r>
+          </w:p>
+        </w:tc>
+        <w:tc>
+          <w:tcPr>
+            <w:tcW w:type="dxa" w:w="3900"/>
+            <w:shd w:fill="FFFFFF" w:val="clear"/>
             <w:tcMar>
               <w:top w:type="dxa" w:w="70"/>
               <w:left w:type="dxa" w:w="110"/>
@@ -7273,7 +7360,60 @@
         <w:t xml:space="preserve">Valores como publicados.</w:t>
       </w:r>
       <w:r>
-        <w:t xml:space="preserve"> Valor estimado sigiloso ou zerado conta como processo sem valor; um valor digitado errado pelo órgão entra como veio. O painel não corrige nem descarta valores, e o aviso metodológico diz isso.</w:t>
+        <w:t xml:space="preserve"> Valor estimado sigiloso ou zerado conta como processo sem valor. O painel não corrige valores.</w:t>
+      </w:r>
+    </w:p>
+    <w:p>
+      <w:pPr>
+        <w:pStyle w:val="ListParagraph"/>
+        <w:numPr>
+          <w:ilvl w:val="0"/>
+          <w:numId w:val="3"/>
+        </w:numPr>
+        <w:spacing w:after="70"/>
+      </w:pPr>
+      <w:r>
+        <w:rPr>
+          <w:b/>
+          <w:bCs/>
+        </w:rPr>
+        <w:t xml:space="preserve">Teto de plausibilidade.</w:t>
+      </w:r>
+      <w:r>
+        <w:t xml:space="preserve"> Processo ou contrato com valor acima de R$ 10 bilhões, ou de R$ 20 mil por habitante do ente (perto de quatro anos do orçamento por habitante de um município médio), o que for menor, conta nas quantidades, mas o valor fica fora de todas as somas (ente, órgão, mês, modalidade, esfera, UF, fornecedor) e aparece na seção "Valores a conferir na fonte", com o link da publicação. Motivo: na primeira semana coletada, um único contrato publicado com R$ 239,8 bilhões (e outro com R$ 17,7 bilhões) fazia 97% do valor de contratos do país e punha uma empresa pequena no topo da lista de fornecedores. Não é juízo sobre o órgão nem sobre o fornecedor; o aviso metodológico e a própria seção dizem isso. Função </w:t>
+      </w:r>
+      <w:r>
+        <w:rPr>
+          <w:rFonts w:ascii="Consolas" w:cs="Consolas" w:eastAsia="Consolas" w:hAnsi="Consolas"/>
+          <w:sz w:val="19"/>
+          <w:szCs w:val="19"/>
+        </w:rPr>
+        <w:t xml:space="preserve">teto_do_ente</w:t>
+      </w:r>
+      <w:r>
+        <w:t xml:space="preserve">; constantes </w:t>
+      </w:r>
+      <w:r>
+        <w:rPr>
+          <w:rFonts w:ascii="Consolas" w:cs="Consolas" w:eastAsia="Consolas" w:hAnsi="Consolas"/>
+          <w:sz w:val="19"/>
+          <w:szCs w:val="19"/>
+        </w:rPr>
+        <w:t xml:space="preserve">TETO_ABSOLUTO</w:t>
+      </w:r>
+      <w:r>
+        <w:t xml:space="preserve"> e </w:t>
+      </w:r>
+      <w:r>
+        <w:rPr>
+          <w:rFonts w:ascii="Consolas" w:cs="Consolas" w:eastAsia="Consolas" w:hAnsi="Consolas"/>
+          <w:sz w:val="19"/>
+          <w:szCs w:val="19"/>
+        </w:rPr>
+        <w:t xml:space="preserve">TETO_POR_HABITANTE</w:t>
+      </w:r>
+      <w:r>
+        <w:t xml:space="preserve">.</w:t>
       </w:r>
     </w:p>
     <w:p>
@@ -10042,7 +10182,7 @@
                 <w:sz w:val="17"/>
                 <w:szCs w:val="17"/>
               </w:rPr>
-              <w:t xml:space="preserve">29</w:t>
+              <w:t xml:space="preserve">30</w:t>
             </w:r>
           </w:p>
         </w:tc>
@@ -10603,7 +10743,7 @@
                 <w:sz w:val="17"/>
                 <w:szCs w:val="17"/>
               </w:rPr>
-              <w:t xml:space="preserve">Um valor estimado absurdo distorce a soma de um ente; marcar (sem excluir) valores fora de escala é decisão metodológica</w:t>
+              <w:t xml:space="preserve">Valores acima do teto já ficam fora das somas (seção 7); erro menor que o teto (um contrato de R$ 50 mil digitado como R$ 50 milhões numa capital) ainda entra. Comparar com o valor estimado do processo do mesmo contrato é o próximo passo</w:t>
             </w:r>
           </w:p>
         </w:tc>

--- a/docs/DOC-13_Paineis.docx
+++ b/docs/DOC-13_Paineis.docx
@@ -267,7 +267,7 @@
                 <w:sz w:val="19"/>
                 <w:szCs w:val="19"/>
               </w:rPr>
-              <w:t xml:space="preserve">1.1</w:t>
+              <w:t xml:space="preserve">1.2</w:t>
             </w:r>
           </w:p>
         </w:tc>
@@ -326,7 +326,7 @@
                 <w:sz w:val="19"/>
                 <w:szCs w:val="19"/>
               </w:rPr>
-              <w:t xml:space="preserve">15 de outubro de 2026</w:t>
+              <w:t xml:space="preserve">19 de outubro de 2026</w:t>
             </w:r>
           </w:p>
         </w:tc>
@@ -385,7 +385,7 @@
                 <w:sz w:val="19"/>
                 <w:szCs w:val="19"/>
               </w:rPr>
-              <w:t xml:space="preserve">Proposta — acompanha o ADR-028</w:t>
+              <w:t xml:space="preserve">Proposta — acompanha o ADR-028 e o ADR-038</w:t>
             </w:r>
           </w:p>
         </w:tc>
@@ -425,9 +425,11 @@
         <w:keepLines/>
         <w:spacing w:after="160" w:before="380"/>
       </w:pPr>
+      <w:bookmarkStart w:name="_Toc1" w:id="1"/>
       <w:r>
         <w:t xml:space="preserve">Sumário</w:t>
       </w:r>
+      <w:bookmarkEnd w:id="1"/>
     </w:p>
     <w:p>
       <w:pPr>
@@ -452,11 +454,548 @@
       </w:sdtPr>
       <w:sdtContent>
         <w:p>
+          <w:pPr>
+            <w:pStyle w:val="TOC1"/>
+            <w:tabs>
+              <w:tab w:val="right" w:pos="9638" w:leader="dot"/>
+            </w:tabs>
+          </w:pPr>
           <w:r>
             <w:fldChar w:fldCharType="begin" w:dirty="true"/>
             <w:instrText xml:space="preserve">TOC \h \o "1-3"</w:instrText>
             <w:fldChar w:fldCharType="separate"/>
           </w:r>
+          <w:hyperlink w:history="1" w:anchor="_Toc1">
+            <w:r>
+              <w:t xml:space="preserve">Sumário</w:t>
+            </w:r>
+            <w:r>
+              <w:tab/>
+            </w:r>
+            <w:r>
+              <w:fldChar w:fldCharType="begin" w:dirty="true"/>
+              <w:instrText xml:space="preserve">PAGEREF _Toc1 \h</w:instrText>
+              <w:fldChar w:fldCharType="separate"/>
+              <w:fldChar w:fldCharType="end"/>
+            </w:r>
+          </w:hyperlink>
+        </w:p>
+        <w:p>
+          <w:pPr>
+            <w:pStyle w:val="TOC1"/>
+            <w:tabs>
+              <w:tab w:val="right" w:pos="9638" w:leader="dot"/>
+            </w:tabs>
+          </w:pPr>
+          <w:hyperlink w:history="1" w:anchor="_Toc2">
+            <w:r>
+              <w:t xml:space="preserve">1. Objetivo e escopo</w:t>
+            </w:r>
+            <w:r>
+              <w:tab/>
+            </w:r>
+            <w:r>
+              <w:fldChar w:fldCharType="begin" w:dirty="true"/>
+              <w:instrText xml:space="preserve">PAGEREF _Toc2 \h</w:instrText>
+              <w:fldChar w:fldCharType="separate"/>
+              <w:fldChar w:fldCharType="end"/>
+            </w:r>
+          </w:hyperlink>
+        </w:p>
+        <w:p>
+          <w:pPr>
+            <w:pStyle w:val="TOC1"/>
+            <w:tabs>
+              <w:tab w:val="right" w:pos="9638" w:leader="dot"/>
+            </w:tabs>
+          </w:pPr>
+          <w:hyperlink w:history="1" w:anchor="_Toc3">
+            <w:r>
+              <w:t xml:space="preserve">2. Fontes</w:t>
+            </w:r>
+            <w:r>
+              <w:tab/>
+            </w:r>
+            <w:r>
+              <w:fldChar w:fldCharType="begin" w:dirty="true"/>
+              <w:instrText xml:space="preserve">PAGEREF _Toc3 \h</w:instrText>
+              <w:fldChar w:fldCharType="separate"/>
+              <w:fldChar w:fldCharType="end"/>
+            </w:r>
+          </w:hyperlink>
+        </w:p>
+        <w:p>
+          <w:pPr>
+            <w:pStyle w:val="TOC1"/>
+            <w:tabs>
+              <w:tab w:val="right" w:pos="9638" w:leader="dot"/>
+            </w:tabs>
+          </w:pPr>
+          <w:hyperlink w:history="1" w:anchor="_Toc4">
+            <w:r>
+              <w:t xml:space="preserve">3. Arquitetura</w:t>
+            </w:r>
+            <w:r>
+              <w:tab/>
+            </w:r>
+            <w:r>
+              <w:fldChar w:fldCharType="begin" w:dirty="true"/>
+              <w:instrText xml:space="preserve">PAGEREF _Toc4 \h</w:instrText>
+              <w:fldChar w:fldCharType="separate"/>
+              <w:fldChar w:fldCharType="end"/>
+            </w:r>
+          </w:hyperlink>
+        </w:p>
+        <w:p>
+          <w:pPr>
+            <w:pStyle w:val="TOC1"/>
+            <w:tabs>
+              <w:tab w:val="right" w:pos="9638" w:leader="dot"/>
+            </w:tabs>
+          </w:pPr>
+          <w:hyperlink w:history="1" w:anchor="_Toc5">
+            <w:r>
+              <w:t xml:space="preserve">4. O pacote lumen_painel, módulo a módulo</w:t>
+            </w:r>
+            <w:r>
+              <w:tab/>
+            </w:r>
+            <w:r>
+              <w:fldChar w:fldCharType="begin" w:dirty="true"/>
+              <w:instrText xml:space="preserve">PAGEREF _Toc5 \h</w:instrText>
+              <w:fldChar w:fldCharType="separate"/>
+              <w:fldChar w:fldCharType="end"/>
+            </w:r>
+          </w:hyperlink>
+        </w:p>
+        <w:p>
+          <w:pPr>
+            <w:pStyle w:val="TOC2"/>
+            <w:tabs>
+              <w:tab w:val="right" w:pos="9638" w:leader="dot"/>
+            </w:tabs>
+            <w:ind w:left="220"/>
+          </w:pPr>
+          <w:hyperlink w:history="1" w:anchor="_Toc6">
+            <w:r>
+              <w:t xml:space="preserve">4.1 comum.py</w:t>
+            </w:r>
+            <w:r>
+              <w:tab/>
+            </w:r>
+            <w:r>
+              <w:fldChar w:fldCharType="begin" w:dirty="true"/>
+              <w:instrText xml:space="preserve">PAGEREF _Toc6 \h</w:instrText>
+              <w:fldChar w:fldCharType="separate"/>
+              <w:fldChar w:fldCharType="end"/>
+            </w:r>
+          </w:hyperlink>
+        </w:p>
+        <w:p>
+          <w:pPr>
+            <w:pStyle w:val="TOC2"/>
+            <w:tabs>
+              <w:tab w:val="right" w:pos="9638" w:leader="dot"/>
+            </w:tabs>
+            <w:ind w:left="220"/>
+          </w:pPr>
+          <w:hyperlink w:history="1" w:anchor="_Toc7">
+            <w:r>
+              <w:t xml:space="preserve">4.2 cadastro.py</w:t>
+            </w:r>
+            <w:r>
+              <w:tab/>
+            </w:r>
+            <w:r>
+              <w:fldChar w:fldCharType="begin" w:dirty="true"/>
+              <w:instrText xml:space="preserve">PAGEREF _Toc7 \h</w:instrText>
+              <w:fldChar w:fldCharType="separate"/>
+              <w:fldChar w:fldCharType="end"/>
+            </w:r>
+          </w:hyperlink>
+        </w:p>
+        <w:p>
+          <w:pPr>
+            <w:pStyle w:val="TOC2"/>
+            <w:tabs>
+              <w:tab w:val="right" w:pos="9638" w:leader="dot"/>
+            </w:tabs>
+            <w:ind w:left="220"/>
+          </w:pPr>
+          <w:hyperlink w:history="1" w:anchor="_Toc8">
+            <w:r>
+              <w:t xml:space="preserve">4.3 dia.py</w:t>
+            </w:r>
+            <w:r>
+              <w:tab/>
+            </w:r>
+            <w:r>
+              <w:fldChar w:fldCharType="begin" w:dirty="true"/>
+              <w:instrText xml:space="preserve">PAGEREF _Toc8 \h</w:instrText>
+              <w:fldChar w:fldCharType="separate"/>
+              <w:fldChar w:fldCharType="end"/>
+            </w:r>
+          </w:hyperlink>
+        </w:p>
+        <w:p>
+          <w:pPr>
+            <w:pStyle w:val="TOC2"/>
+            <w:tabs>
+              <w:tab w:val="right" w:pos="9638" w:leader="dot"/>
+            </w:tabs>
+            <w:ind w:left="220"/>
+          </w:pPr>
+          <w:hyperlink w:history="1" w:anchor="_Toc9">
+            <w:r>
+              <w:t xml:space="preserve">4.4 contratacoes.py</w:t>
+            </w:r>
+            <w:r>
+              <w:tab/>
+            </w:r>
+            <w:r>
+              <w:fldChar w:fldCharType="begin" w:dirty="true"/>
+              <w:instrText xml:space="preserve">PAGEREF _Toc9 \h</w:instrText>
+              <w:fldChar w:fldCharType="separate"/>
+              <w:fldChar w:fldCharType="end"/>
+            </w:r>
+          </w:hyperlink>
+        </w:p>
+        <w:p>
+          <w:pPr>
+            <w:pStyle w:val="TOC2"/>
+            <w:tabs>
+              <w:tab w:val="right" w:pos="9638" w:leader="dot"/>
+            </w:tabs>
+            <w:ind w:left="220"/>
+          </w:pPr>
+          <w:hyperlink w:history="1" w:anchor="_Toc10">
+            <w:r>
+              <w:t xml:space="preserve">4.5 conformidade.py</w:t>
+            </w:r>
+            <w:r>
+              <w:tab/>
+            </w:r>
+            <w:r>
+              <w:fldChar w:fldCharType="begin" w:dirty="true"/>
+              <w:instrText xml:space="preserve">PAGEREF _Toc10 \h</w:instrText>
+              <w:fldChar w:fldCharType="separate"/>
+              <w:fldChar w:fldCharType="end"/>
+            </w:r>
+          </w:hyperlink>
+        </w:p>
+        <w:p>
+          <w:pPr>
+            <w:pStyle w:val="TOC2"/>
+            <w:tabs>
+              <w:tab w:val="right" w:pos="9638" w:leader="dot"/>
+            </w:tabs>
+            <w:ind w:left="220"/>
+          </w:pPr>
+          <w:hyperlink w:history="1" w:anchor="_Toc11">
+            <w:r>
+              <w:t xml:space="preserve">4.6 site.py e cli.py</w:t>
+            </w:r>
+            <w:r>
+              <w:tab/>
+            </w:r>
+            <w:r>
+              <w:fldChar w:fldCharType="begin" w:dirty="true"/>
+              <w:instrText xml:space="preserve">PAGEREF _Toc11 \h</w:instrText>
+              <w:fldChar w:fldCharType="separate"/>
+              <w:fldChar w:fldCharType="end"/>
+            </w:r>
+          </w:hyperlink>
+        </w:p>
+        <w:p>
+          <w:pPr>
+            <w:pStyle w:val="TOC2"/>
+            <w:tabs>
+              <w:tab w:val="right" w:pos="9638" w:leader="dot"/>
+            </w:tabs>
+            <w:ind w:left="220"/>
+          </w:pPr>
+          <w:hyperlink w:history="1" w:anchor="_Toc12">
+            <w:r>
+              <w:t xml:space="preserve">4.7 pares.py</w:t>
+            </w:r>
+            <w:r>
+              <w:tab/>
+            </w:r>
+            <w:r>
+              <w:fldChar w:fldCharType="begin" w:dirty="true"/>
+              <w:instrText xml:space="preserve">PAGEREF _Toc12 \h</w:instrText>
+              <w:fldChar w:fldCharType="separate"/>
+              <w:fldChar w:fldCharType="end"/>
+            </w:r>
+          </w:hyperlink>
+        </w:p>
+        <w:p>
+          <w:pPr>
+            <w:pStyle w:val="TOC1"/>
+            <w:tabs>
+              <w:tab w:val="right" w:pos="9638" w:leader="dot"/>
+            </w:tabs>
+          </w:pPr>
+          <w:hyperlink w:history="1" w:anchor="_Toc13">
+            <w:r>
+              <w:t xml:space="preserve">5. Estado guardado entre execuções</w:t>
+            </w:r>
+            <w:r>
+              <w:tab/>
+            </w:r>
+            <w:r>
+              <w:fldChar w:fldCharType="begin" w:dirty="true"/>
+              <w:instrText xml:space="preserve">PAGEREF _Toc13 \h</w:instrText>
+              <w:fldChar w:fldCharType="separate"/>
+              <w:fldChar w:fldCharType="end"/>
+            </w:r>
+          </w:hyperlink>
+        </w:p>
+        <w:p>
+          <w:pPr>
+            <w:pStyle w:val="TOC1"/>
+            <w:tabs>
+              <w:tab w:val="right" w:pos="9638" w:leader="dot"/>
+            </w:tabs>
+          </w:pPr>
+          <w:hyperlink w:history="1" w:anchor="_Toc14">
+            <w:r>
+              <w:t xml:space="preserve">6. Site publicado</w:t>
+            </w:r>
+            <w:r>
+              <w:tab/>
+            </w:r>
+            <w:r>
+              <w:fldChar w:fldCharType="begin" w:dirty="true"/>
+              <w:instrText xml:space="preserve">PAGEREF _Toc14 \h</w:instrText>
+              <w:fldChar w:fldCharType="separate"/>
+              <w:fldChar w:fldCharType="end"/>
+            </w:r>
+          </w:hyperlink>
+        </w:p>
+        <w:p>
+          <w:pPr>
+            <w:pStyle w:val="TOC1"/>
+            <w:tabs>
+              <w:tab w:val="right" w:pos="9638" w:leader="dot"/>
+            </w:tabs>
+          </w:pPr>
+          <w:hyperlink w:history="1" w:anchor="_Toc15">
+            <w:r>
+              <w:t xml:space="preserve">7. Regras de soma das contratações</w:t>
+            </w:r>
+            <w:r>
+              <w:tab/>
+            </w:r>
+            <w:r>
+              <w:fldChar w:fldCharType="begin" w:dirty="true"/>
+              <w:instrText xml:space="preserve">PAGEREF _Toc15 \h</w:instrText>
+              <w:fldChar w:fldCharType="separate"/>
+              <w:fldChar w:fldCharType="end"/>
+            </w:r>
+          </w:hyperlink>
+        </w:p>
+        <w:p>
+          <w:pPr>
+            <w:pStyle w:val="TOC1"/>
+            <w:tabs>
+              <w:tab w:val="right" w:pos="9638" w:leader="dot"/>
+            </w:tabs>
+          </w:pPr>
+          <w:hyperlink w:history="1" w:anchor="_Toc16">
+            <w:r>
+              <w:t xml:space="preserve">8. Avaliação da conformidade</w:t>
+            </w:r>
+            <w:r>
+              <w:tab/>
+            </w:r>
+            <w:r>
+              <w:fldChar w:fldCharType="begin" w:dirty="true"/>
+              <w:instrText xml:space="preserve">PAGEREF _Toc16 \h</w:instrText>
+              <w:fldChar w:fldCharType="separate"/>
+              <w:fldChar w:fldCharType="end"/>
+            </w:r>
+          </w:hyperlink>
+        </w:p>
+        <w:p>
+          <w:pPr>
+            <w:pStyle w:val="TOC2"/>
+            <w:tabs>
+              <w:tab w:val="right" w:pos="9638" w:leader="dot"/>
+            </w:tabs>
+            <w:ind w:left="220"/>
+          </w:pPr>
+          <w:hyperlink w:history="1" w:anchor="_Toc17">
+            <w:r>
+              <w:t xml:space="preserve">8.1 Comparação com o grupo de pares (ADR-038)</w:t>
+            </w:r>
+            <w:r>
+              <w:tab/>
+            </w:r>
+            <w:r>
+              <w:fldChar w:fldCharType="begin" w:dirty="true"/>
+              <w:instrText xml:space="preserve">PAGEREF _Toc17 \h</w:instrText>
+              <w:fldChar w:fldCharType="separate"/>
+              <w:fldChar w:fldCharType="end"/>
+            </w:r>
+          </w:hyperlink>
+        </w:p>
+        <w:p>
+          <w:pPr>
+            <w:pStyle w:val="TOC1"/>
+            <w:tabs>
+              <w:tab w:val="right" w:pos="9638" w:leader="dot"/>
+            </w:tabs>
+          </w:pPr>
+          <w:hyperlink w:history="1" w:anchor="_Toc18">
+            <w:r>
+              <w:t xml:space="preserve">9. Portal</w:t>
+            </w:r>
+            <w:r>
+              <w:tab/>
+            </w:r>
+            <w:r>
+              <w:fldChar w:fldCharType="begin" w:dirty="true"/>
+              <w:instrText xml:space="preserve">PAGEREF _Toc18 \h</w:instrText>
+              <w:fldChar w:fldCharType="separate"/>
+              <w:fldChar w:fldCharType="end"/>
+            </w:r>
+          </w:hyperlink>
+        </w:p>
+        <w:p>
+          <w:pPr>
+            <w:pStyle w:val="TOC1"/>
+            <w:tabs>
+              <w:tab w:val="right" w:pos="9638" w:leader="dot"/>
+            </w:tabs>
+          </w:pPr>
+          <w:hyperlink w:history="1" w:anchor="_Toc19">
+            <w:r>
+              <w:t xml:space="preserve">10. Operação</w:t>
+            </w:r>
+            <w:r>
+              <w:tab/>
+            </w:r>
+            <w:r>
+              <w:fldChar w:fldCharType="begin" w:dirty="true"/>
+              <w:instrText xml:space="preserve">PAGEREF _Toc19 \h</w:instrText>
+              <w:fldChar w:fldCharType="separate"/>
+              <w:fldChar w:fldCharType="end"/>
+            </w:r>
+          </w:hyperlink>
+        </w:p>
+        <w:p>
+          <w:pPr>
+            <w:pStyle w:val="TOC3"/>
+            <w:tabs>
+              <w:tab w:val="right" w:pos="9638" w:leader="dot"/>
+            </w:tabs>
+            <w:ind w:left="440"/>
+          </w:pPr>
+          <w:hyperlink w:history="1" w:anchor="_Toc20">
+            <w:r>
+              <w:t xml:space="preserve">Configuração, uma vez</w:t>
+            </w:r>
+            <w:r>
+              <w:tab/>
+            </w:r>
+            <w:r>
+              <w:fldChar w:fldCharType="begin" w:dirty="true"/>
+              <w:instrText xml:space="preserve">PAGEREF _Toc20 \h</w:instrText>
+              <w:fldChar w:fldCharType="separate"/>
+              <w:fldChar w:fldCharType="end"/>
+            </w:r>
+          </w:hyperlink>
+        </w:p>
+        <w:p>
+          <w:pPr>
+            <w:pStyle w:val="TOC3"/>
+            <w:tabs>
+              <w:tab w:val="right" w:pos="9638" w:leader="dot"/>
+            </w:tabs>
+            <w:ind w:left="440"/>
+          </w:pPr>
+          <w:hyperlink w:history="1" w:anchor="_Toc21">
+            <w:r>
+              <w:t xml:space="preserve">Comandos locais</w:t>
+            </w:r>
+            <w:r>
+              <w:tab/>
+            </w:r>
+            <w:r>
+              <w:fldChar w:fldCharType="begin" w:dirty="true"/>
+              <w:instrText xml:space="preserve">PAGEREF _Toc21 \h</w:instrText>
+              <w:fldChar w:fldCharType="separate"/>
+              <w:fldChar w:fldCharType="end"/>
+            </w:r>
+          </w:hyperlink>
+        </w:p>
+        <w:p>
+          <w:pPr>
+            <w:pStyle w:val="TOC3"/>
+            <w:tabs>
+              <w:tab w:val="right" w:pos="9638" w:leader="dot"/>
+            </w:tabs>
+            <w:ind w:left="440"/>
+          </w:pPr>
+          <w:hyperlink w:history="1" w:anchor="_Toc22">
+            <w:r>
+              <w:t xml:space="preserve">Limites</w:t>
+            </w:r>
+            <w:r>
+              <w:tab/>
+            </w:r>
+            <w:r>
+              <w:fldChar w:fldCharType="begin" w:dirty="true"/>
+              <w:instrText xml:space="preserve">PAGEREF _Toc22 \h</w:instrText>
+              <w:fldChar w:fldCharType="separate"/>
+              <w:fldChar w:fldCharType="end"/>
+            </w:r>
+          </w:hyperlink>
+        </w:p>
+        <w:p>
+          <w:pPr>
+            <w:pStyle w:val="TOC1"/>
+            <w:tabs>
+              <w:tab w:val="right" w:pos="9638" w:leader="dot"/>
+            </w:tabs>
+          </w:pPr>
+          <w:hyperlink w:history="1" w:anchor="_Toc23">
+            <w:r>
+              <w:t xml:space="preserve">11. Verificação</w:t>
+            </w:r>
+            <w:r>
+              <w:tab/>
+            </w:r>
+            <w:r>
+              <w:fldChar w:fldCharType="begin" w:dirty="true"/>
+              <w:instrText xml:space="preserve">PAGEREF _Toc23 \h</w:instrText>
+              <w:fldChar w:fldCharType="separate"/>
+              <w:fldChar w:fldCharType="end"/>
+            </w:r>
+          </w:hyperlink>
+        </w:p>
+        <w:p>
+          <w:pPr>
+            <w:pStyle w:val="TOC1"/>
+            <w:tabs>
+              <w:tab w:val="right" w:pos="9638" w:leader="dot"/>
+            </w:tabs>
+          </w:pPr>
+          <w:hyperlink w:history="1" w:anchor="_Toc24">
+            <w:r>
+              <w:t xml:space="preserve">12. Próximos passos e riscos</w:t>
+            </w:r>
+            <w:r>
+              <w:tab/>
+            </w:r>
+            <w:r>
+              <w:fldChar w:fldCharType="begin" w:dirty="true"/>
+              <w:instrText xml:space="preserve">PAGEREF _Toc24 \h</w:instrText>
+              <w:fldChar w:fldCharType="separate"/>
+              <w:fldChar w:fldCharType="end"/>
+            </w:r>
+          </w:hyperlink>
         </w:p>
         <w:p>
           <w:r>
@@ -477,9 +1016,11 @@
         <w:keepLines/>
         <w:spacing w:after="160" w:before="380"/>
       </w:pPr>
+      <w:bookmarkStart w:name="_Toc2" w:id="2"/>
       <w:r>
         <w:t xml:space="preserve">1. Objetivo e escopo</w:t>
       </w:r>
+      <w:bookmarkEnd w:id="2"/>
     </w:p>
     <w:p>
       <w:pPr>
@@ -865,9 +1406,11 @@
         <w:keepLines/>
         <w:spacing w:after="160" w:before="380"/>
       </w:pPr>
+      <w:bookmarkStart w:name="_Toc3" w:id="3"/>
       <w:r>
         <w:t xml:space="preserve">2. Fontes</w:t>
       </w:r>
+      <w:bookmarkEnd w:id="3"/>
     </w:p>
     <w:tbl>
       <w:tblPr>
@@ -1510,9 +2053,11 @@
         <w:keepLines/>
         <w:spacing w:after="160" w:before="380"/>
       </w:pPr>
+      <w:bookmarkStart w:name="_Toc4" w:id="4"/>
       <w:r>
         <w:t xml:space="preserve">3. Arquitetura</w:t>
       </w:r>
+      <w:bookmarkEnd w:id="4"/>
     </w:p>
     <w:p>
       <w:pPr>
@@ -1662,9 +2207,11 @@
         <w:keepLines/>
         <w:spacing w:after="160" w:before="380"/>
       </w:pPr>
+      <w:bookmarkStart w:name="_Toc5" w:id="5"/>
       <w:r>
         <w:t xml:space="preserve">4. O pacote lumen_painel, módulo a módulo</w:t>
       </w:r>
+      <w:bookmarkEnd w:id="5"/>
     </w:p>
     <w:p>
       <w:pPr>
@@ -1681,9 +2228,11 @@
         <w:keepLines/>
         <w:spacing w:after="120" w:before="280"/>
       </w:pPr>
+      <w:bookmarkStart w:name="_Toc6" w:id="6"/>
       <w:r>
         <w:t xml:space="preserve">4.1 comum.py</w:t>
       </w:r>
+      <w:bookmarkEnd w:id="6"/>
     </w:p>
     <w:tbl>
       <w:tblPr>
@@ -2495,9 +3044,11 @@
         <w:keepLines/>
         <w:spacing w:after="120" w:before="280"/>
       </w:pPr>
+      <w:bookmarkStart w:name="_Toc7" w:id="7"/>
       <w:r>
         <w:t xml:space="preserve">4.2 cadastro.py</w:t>
       </w:r>
+      <w:bookmarkEnd w:id="7"/>
     </w:p>
     <w:tbl>
       <w:tblPr>
@@ -3048,9 +3599,11 @@
         <w:keepLines/>
         <w:spacing w:after="120" w:before="280"/>
       </w:pPr>
+      <w:bookmarkStart w:name="_Toc8" w:id="8"/>
       <w:r>
         <w:t xml:space="preserve">4.3 dia.py</w:t>
       </w:r>
+      <w:bookmarkEnd w:id="8"/>
     </w:p>
     <w:tbl>
       <w:tblPr>
@@ -3514,9 +4067,11 @@
         <w:keepLines/>
         <w:spacing w:after="120" w:before="280"/>
       </w:pPr>
+      <w:bookmarkStart w:name="_Toc9" w:id="9"/>
       <w:r>
         <w:t xml:space="preserve">4.4 contratacoes.py</w:t>
       </w:r>
+      <w:bookmarkEnd w:id="9"/>
     </w:p>
     <w:tbl>
       <w:tblPr>
@@ -4415,9 +4970,11 @@
         <w:keepLines/>
         <w:spacing w:after="120" w:before="280"/>
       </w:pPr>
+      <w:bookmarkStart w:name="_Toc10" w:id="10"/>
       <w:r>
         <w:t xml:space="preserve">4.5 conformidade.py</w:t>
       </w:r>
+      <w:bookmarkEnd w:id="10"/>
     </w:p>
     <w:tbl>
       <w:tblPr>
@@ -5229,9 +5786,11 @@
         <w:keepLines/>
         <w:spacing w:after="120" w:before="280"/>
       </w:pPr>
+      <w:bookmarkStart w:name="_Toc11" w:id="11"/>
       <w:r>
         <w:t xml:space="preserve">4.6 site.py e cli.py</w:t>
       </w:r>
+      <w:bookmarkEnd w:id="11"/>
     </w:p>
     <w:tbl>
       <w:tblPr>
@@ -5864,14 +6423,397 @@
     </w:tbl>
     <w:p>
       <w:pPr>
+        <w:pStyle w:val="Heading2"/>
+        <w:keepNext/>
+        <w:keepLines/>
+        <w:spacing w:after="120" w:before="280"/>
+      </w:pPr>
+      <w:bookmarkStart w:name="_Toc12" w:id="12"/>
+      <w:r>
+        <w:t xml:space="preserve">4.7 pares.py</w:t>
+      </w:r>
+      <w:bookmarkEnd w:id="12"/>
+    </w:p>
+    <w:tbl>
+      <w:tblPr>
+        <w:tblW w:type="dxa" w:w="9600"/>
+        <w:tblBorders>
+          <w:top w:val="single" w:color="BFBFBF" w:sz="4"/>
+          <w:left w:val="single" w:color="BFBFBF" w:sz="4"/>
+          <w:bottom w:val="single" w:color="BFBFBF" w:sz="4"/>
+          <w:right w:val="single" w:color="BFBFBF" w:sz="4"/>
+          <w:insideH w:val="single" w:color="D9D9D9" w:sz="2"/>
+          <w:insideV w:val="single" w:color="D9D9D9" w:sz="2"/>
+        </w:tblBorders>
+      </w:tblPr>
+      <w:tblGrid>
+        <w:gridCol w:w="2400"/>
+        <w:gridCol w:w="3300"/>
+        <w:gridCol w:w="3900"/>
+      </w:tblGrid>
+      <w:tr>
+        <w:trPr>
+          <w:tblHeader/>
+        </w:trPr>
+        <w:tc>
+          <w:tcPr>
+            <w:tcW w:type="dxa" w:w="2400"/>
+            <w:shd w:fill="1F3864" w:val="clear"/>
+            <w:tcMar>
+              <w:top w:type="dxa" w:w="80"/>
+              <w:left w:type="dxa" w:w="110"/>
+              <w:bottom w:type="dxa" w:w="80"/>
+              <w:right w:type="dxa" w:w="110"/>
+            </w:tcMar>
+            <w:vAlign w:val="center"/>
+          </w:tcPr>
+          <w:p>
+            <w:pPr>
+              <w:spacing w:after="0"/>
+            </w:pPr>
+            <w:r>
+              <w:rPr>
+                <w:b/>
+                <w:bCs/>
+                <w:color w:val="FFFFFF"/>
+                <w:sz w:val="19"/>
+                <w:szCs w:val="19"/>
+              </w:rPr>
+              <w:t xml:space="preserve">Nome</w:t>
+            </w:r>
+          </w:p>
+        </w:tc>
+        <w:tc>
+          <w:tcPr>
+            <w:tcW w:type="dxa" w:w="3300"/>
+            <w:shd w:fill="1F3864" w:val="clear"/>
+            <w:tcMar>
+              <w:top w:type="dxa" w:w="80"/>
+              <w:left w:type="dxa" w:w="110"/>
+              <w:bottom w:type="dxa" w:w="80"/>
+              <w:right w:type="dxa" w:w="110"/>
+            </w:tcMar>
+            <w:vAlign w:val="center"/>
+          </w:tcPr>
+          <w:p>
+            <w:pPr>
+              <w:spacing w:after="0"/>
+            </w:pPr>
+            <w:r>
+              <w:rPr>
+                <w:b/>
+                <w:bCs/>
+                <w:color w:val="FFFFFF"/>
+                <w:sz w:val="19"/>
+                <w:szCs w:val="19"/>
+              </w:rPr>
+              <w:t xml:space="preserve">O que faz</w:t>
+            </w:r>
+          </w:p>
+        </w:tc>
+        <w:tc>
+          <w:tcPr>
+            <w:tcW w:type="dxa" w:w="3900"/>
+            <w:shd w:fill="1F3864" w:val="clear"/>
+            <w:tcMar>
+              <w:top w:type="dxa" w:w="80"/>
+              <w:left w:type="dxa" w:w="110"/>
+              <w:bottom w:type="dxa" w:w="80"/>
+              <w:right w:type="dxa" w:w="110"/>
+            </w:tcMar>
+            <w:vAlign w:val="center"/>
+          </w:tcPr>
+          <w:p>
+            <w:pPr>
+              <w:spacing w:after="0"/>
+            </w:pPr>
+            <w:r>
+              <w:rPr>
+                <w:b/>
+                <w:bCs/>
+                <w:color w:val="FFFFFF"/>
+                <w:sz w:val="19"/>
+                <w:szCs w:val="19"/>
+              </w:rPr>
+              <w:t xml:space="preserve">Como e por quê</w:t>
+            </w:r>
+          </w:p>
+        </w:tc>
+      </w:tr>
+      <w:tr>
+        <w:trPr>
+          <w:cantSplit/>
+        </w:trPr>
+        <w:tc>
+          <w:tcPr>
+            <w:tcW w:type="dxa" w:w="2400"/>
+            <w:shd w:fill="FFFFFF" w:val="clear"/>
+            <w:tcMar>
+              <w:top w:type="dxa" w:w="70"/>
+              <w:left w:type="dxa" w:w="110"/>
+              <w:bottom w:type="dxa" w:w="70"/>
+              <w:right w:type="dxa" w:w="110"/>
+            </w:tcMar>
+            <w:vAlign w:val="center"/>
+          </w:tcPr>
+          <w:p>
+            <w:pPr>
+              <w:spacing w:after="0"/>
+            </w:pPr>
+            <w:r>
+              <w:rPr>
+                <w:rFonts w:ascii="Consolas" w:cs="Consolas" w:eastAsia="Consolas" w:hAnsi="Consolas"/>
+                <w:b w:val="false"/>
+                <w:bCs w:val="false"/>
+                <w:sz w:val="17"/>
+                <w:szCs w:val="17"/>
+              </w:rPr>
+              <w:t xml:space="preserve">formar</w:t>
+            </w:r>
+          </w:p>
+        </w:tc>
+        <w:tc>
+          <w:tcPr>
+            <w:tcW w:type="dxa" w:w="3300"/>
+            <w:shd w:fill="FFFFFF" w:val="clear"/>
+            <w:tcMar>
+              <w:top w:type="dxa" w:w="70"/>
+              <w:left w:type="dxa" w:w="110"/>
+              <w:bottom w:type="dxa" w:w="70"/>
+              <w:right w:type="dxa" w:w="110"/>
+            </w:tcMar>
+            <w:vAlign w:val="center"/>
+          </w:tcPr>
+          <w:p>
+            <w:pPr>
+              <w:spacing w:after="0"/>
+            </w:pPr>
+            <w:r>
+              <w:rPr>
+                <w:b w:val="false"/>
+                <w:bCs w:val="false"/>
+                <w:sz w:val="17"/>
+                <w:szCs w:val="17"/>
+              </w:rPr>
+              <w:t xml:space="preserve">Grupos de pares dos entes do cadastro</w:t>
+            </w:r>
+          </w:p>
+        </w:tc>
+        <w:tc>
+          <w:tcPr>
+            <w:tcW w:type="dxa" w:w="3900"/>
+            <w:shd w:fill="FFFFFF" w:val="clear"/>
+            <w:tcMar>
+              <w:top w:type="dxa" w:w="70"/>
+              <w:left w:type="dxa" w:w="110"/>
+              <w:bottom w:type="dxa" w:w="70"/>
+              <w:right w:type="dxa" w:w="110"/>
+            </w:tcMar>
+            <w:vAlign w:val="center"/>
+          </w:tcPr>
+          <w:p>
+            <w:pPr>
+              <w:spacing w:after="0"/>
+            </w:pPr>
+            <w:r>
+              <w:rPr>
+                <w:b w:val="false"/>
+                <w:bCs w:val="false"/>
+                <w:sz w:val="17"/>
+                <w:szCs w:val="17"/>
+              </w:rPr>
+              <w:t xml:space="preserve">Usa lumen_canonico.pares (ADR-038): municípios por porte e região, com recuo para o porte no país abaixo de 15; estados e DF num grupo; população do SICONFI</w:t>
+            </w:r>
+          </w:p>
+        </w:tc>
+      </w:tr>
+      <w:tr>
+        <w:trPr>
+          <w:cantSplit/>
+        </w:trPr>
+        <w:tc>
+          <w:tcPr>
+            <w:tcW w:type="dxa" w:w="2400"/>
+            <w:shd w:fill="F2F2F2" w:val="clear"/>
+            <w:tcMar>
+              <w:top w:type="dxa" w:w="70"/>
+              <w:left w:type="dxa" w:w="110"/>
+              <w:bottom w:type="dxa" w:w="70"/>
+              <w:right w:type="dxa" w:w="110"/>
+            </w:tcMar>
+            <w:vAlign w:val="center"/>
+          </w:tcPr>
+          <w:p>
+            <w:pPr>
+              <w:spacing w:after="0"/>
+            </w:pPr>
+            <w:r>
+              <w:rPr>
+                <w:rFonts w:ascii="Consolas" w:cs="Consolas" w:eastAsia="Consolas" w:hAnsi="Consolas"/>
+                <w:b w:val="false"/>
+                <w:bCs w:val="false"/>
+                <w:sz w:val="17"/>
+                <w:szCs w:val="17"/>
+              </w:rPr>
+              <w:t xml:space="preserve">distribuicao</w:t>
+            </w:r>
+          </w:p>
+        </w:tc>
+        <w:tc>
+          <w:tcPr>
+            <w:tcW w:type="dxa" w:w="3300"/>
+            <w:shd w:fill="F2F2F2" w:val="clear"/>
+            <w:tcMar>
+              <w:top w:type="dxa" w:w="70"/>
+              <w:left w:type="dxa" w:w="110"/>
+              <w:bottom w:type="dxa" w:w="70"/>
+              <w:right w:type="dxa" w:w="110"/>
+            </w:tcMar>
+            <w:vAlign w:val="center"/>
+          </w:tcPr>
+          <w:p>
+            <w:pPr>
+              <w:spacing w:after="0"/>
+            </w:pPr>
+            <w:r>
+              <w:rPr>
+                <w:b w:val="false"/>
+                <w:bCs w:val="false"/>
+                <w:sz w:val="17"/>
+                <w:szCs w:val="17"/>
+              </w:rPr>
+              <w:t xml:space="preserve">Quartis e mediana da fração entregue no prazo</w:t>
+            </w:r>
+          </w:p>
+        </w:tc>
+        <w:tc>
+          <w:tcPr>
+            <w:tcW w:type="dxa" w:w="3900"/>
+            <w:shd w:fill="F2F2F2" w:val="clear"/>
+            <w:tcMar>
+              <w:top w:type="dxa" w:w="70"/>
+              <w:left w:type="dxa" w:w="110"/>
+              <w:bottom w:type="dxa" w:w="70"/>
+              <w:right w:type="dxa" w:w="110"/>
+            </w:tcMar>
+            <w:vAlign w:val="center"/>
+          </w:tcPr>
+          <w:p>
+            <w:pPr>
+              <w:spacing w:after="0"/>
+            </w:pPr>
+            <w:r>
+              <w:rPr>
+                <w:b w:val="false"/>
+                <w:bCs w:val="false"/>
+                <w:sz w:val="17"/>
+                <w:szCs w:val="17"/>
+              </w:rPr>
+              <w:t xml:space="preserve">Só entes com obrigação avaliável; quatro casas</w:t>
+            </w:r>
+          </w:p>
+        </w:tc>
+      </w:tr>
+      <w:tr>
+        <w:trPr>
+          <w:cantSplit/>
+        </w:trPr>
+        <w:tc>
+          <w:tcPr>
+            <w:tcW w:type="dxa" w:w="2400"/>
+            <w:shd w:fill="FFFFFF" w:val="clear"/>
+            <w:tcMar>
+              <w:top w:type="dxa" w:w="70"/>
+              <w:left w:type="dxa" w:w="110"/>
+              <w:bottom w:type="dxa" w:w="70"/>
+              <w:right w:type="dxa" w:w="110"/>
+            </w:tcMar>
+            <w:vAlign w:val="center"/>
+          </w:tcPr>
+          <w:p>
+            <w:pPr>
+              <w:spacing w:after="0"/>
+            </w:pPr>
+            <w:r>
+              <w:rPr>
+                <w:rFonts w:ascii="Consolas" w:cs="Consolas" w:eastAsia="Consolas" w:hAnsi="Consolas"/>
+                <w:b w:val="false"/>
+                <w:bCs w:val="false"/>
+                <w:sz w:val="17"/>
+                <w:szCs w:val="17"/>
+              </w:rPr>
+              <w:t xml:space="preserve">acrescentar</w:t>
+            </w:r>
+          </w:p>
+        </w:tc>
+        <w:tc>
+          <w:tcPr>
+            <w:tcW w:type="dxa" w:w="3300"/>
+            <w:shd w:fill="FFFFFF" w:val="clear"/>
+            <w:tcMar>
+              <w:top w:type="dxa" w:w="70"/>
+              <w:left w:type="dxa" w:w="110"/>
+              <w:bottom w:type="dxa" w:w="70"/>
+              <w:right w:type="dxa" w:w="110"/>
+            </w:tcMar>
+            <w:vAlign w:val="center"/>
+          </w:tcPr>
+          <w:p>
+            <w:pPr>
+              <w:spacing w:after="0"/>
+            </w:pPr>
+            <w:r>
+              <w:rPr>
+                <w:b w:val="false"/>
+                <w:bCs w:val="false"/>
+                <w:sz w:val="17"/>
+                <w:szCs w:val="17"/>
+              </w:rPr>
+              <w:t xml:space="preserve">Bloco pares no arquivo de cada ente avaliado e o arquivo de cada grupo</w:t>
+            </w:r>
+          </w:p>
+        </w:tc>
+        <w:tc>
+          <w:tcPr>
+            <w:tcW w:type="dxa" w:w="3900"/>
+            <w:shd w:fill="FFFFFF" w:val="clear"/>
+            <w:tcMar>
+              <w:top w:type="dxa" w:w="70"/>
+              <w:left w:type="dxa" w:w="110"/>
+              <w:bottom w:type="dxa" w:w="70"/>
+              <w:right w:type="dxa" w:w="110"/>
+            </w:tcMar>
+            <w:vAlign w:val="center"/>
+          </w:tcPr>
+          <w:p>
+            <w:pPr>
+              <w:spacing w:after="0"/>
+            </w:pPr>
+            <w:r>
+              <w:rPr>
+                <w:b w:val="false"/>
+                <w:bCs w:val="false"/>
+                <w:sz w:val="17"/>
+                <w:szCs w:val="17"/>
+              </w:rPr>
+              <w:t xml:space="preserve">Ente sem grupo leva o motivo, e a tela omite a comparação (UC-06, exceção 5a)</w:t>
+            </w:r>
+          </w:p>
+        </w:tc>
+      </w:tr>
+    </w:tbl>
+    <w:p>
+      <w:pPr>
         <w:pStyle w:val="Heading1"/>
         <w:keepNext/>
         <w:keepLines/>
         <w:spacing w:after="160" w:before="380"/>
       </w:pPr>
+      <w:bookmarkStart w:name="_Toc13" w:id="13"/>
       <w:r>
         <w:t xml:space="preserve">5. Estado guardado entre execuções</w:t>
       </w:r>
+      <w:bookmarkEnd w:id="13"/>
     </w:p>
     <w:p>
       <w:pPr>
@@ -6337,9 +7279,11 @@
         <w:keepLines/>
         <w:spacing w:after="160" w:before="380"/>
       </w:pPr>
+      <w:bookmarkStart w:name="_Toc14" w:id="14"/>
       <w:r>
         <w:t xml:space="preserve">6. Site publicado</w:t>
       </w:r>
+      <w:bookmarkEnd w:id="14"/>
     </w:p>
     <w:p>
       <w:pPr>
@@ -7286,7 +8230,95 @@
                 <w:sz w:val="17"/>
                 <w:szCs w:val="17"/>
               </w:rPr>
-              <w:t xml:space="preserve">Obrigações avaliadas de um ente</w:t>
+              <w:t xml:space="preserve">Obrigações avaliadas de um ente e o grupo de pares</w:t>
+            </w:r>
+          </w:p>
+        </w:tc>
+      </w:tr>
+      <w:tr>
+        <w:trPr>
+          <w:cantSplit/>
+        </w:trPr>
+        <w:tc>
+          <w:tcPr>
+            <w:tcW w:type="dxa" w:w="3200"/>
+            <w:shd w:fill="F2F2F2" w:val="clear"/>
+            <w:tcMar>
+              <w:top w:type="dxa" w:w="70"/>
+              <w:left w:type="dxa" w:w="110"/>
+              <w:bottom w:type="dxa" w:w="70"/>
+              <w:right w:type="dxa" w:w="110"/>
+            </w:tcMar>
+            <w:vAlign w:val="center"/>
+          </w:tcPr>
+          <w:p>
+            <w:pPr>
+              <w:spacing w:after="0"/>
+            </w:pPr>
+            <w:r>
+              <w:rPr>
+                <w:rFonts w:ascii="Consolas" w:cs="Consolas" w:eastAsia="Consolas" w:hAnsi="Consolas"/>
+                <w:b w:val="false"/>
+                <w:bCs w:val="false"/>
+                <w:sz w:val="17"/>
+                <w:szCs w:val="17"/>
+              </w:rPr>
+              <w:t xml:space="preserve">conformidade/pares/&lt;id&gt;.json</w:t>
+            </w:r>
+          </w:p>
+        </w:tc>
+        <w:tc>
+          <w:tcPr>
+            <w:tcW w:type="dxa" w:w="2200"/>
+            <w:shd w:fill="F2F2F2" w:val="clear"/>
+            <w:tcMar>
+              <w:top w:type="dxa" w:w="70"/>
+              <w:left w:type="dxa" w:w="110"/>
+              <w:bottom w:type="dxa" w:w="70"/>
+              <w:right w:type="dxa" w:w="110"/>
+            </w:tcMar>
+            <w:vAlign w:val="center"/>
+          </w:tcPr>
+          <w:p>
+            <w:pPr>
+              <w:spacing w:after="0"/>
+            </w:pPr>
+            <w:r>
+              <w:rPr>
+                <w:rFonts w:ascii="Consolas" w:cs="Consolas" w:eastAsia="Consolas" w:hAnsi="Consolas"/>
+                <w:b w:val="false"/>
+                <w:bCs w:val="false"/>
+                <w:sz w:val="17"/>
+                <w:szCs w:val="17"/>
+              </w:rPr>
+              <w:t xml:space="preserve">conformidade-pares</w:t>
+            </w:r>
+          </w:p>
+        </w:tc>
+        <w:tc>
+          <w:tcPr>
+            <w:tcW w:type="dxa" w:w="4200"/>
+            <w:shd w:fill="F2F2F2" w:val="clear"/>
+            <w:tcMar>
+              <w:top w:type="dxa" w:w="70"/>
+              <w:left w:type="dxa" w:w="110"/>
+              <w:bottom w:type="dxa" w:w="70"/>
+              <w:right w:type="dxa" w:w="110"/>
+            </w:tcMar>
+            <w:vAlign w:val="center"/>
+          </w:tcPr>
+          <w:p>
+            <w:pPr>
+              <w:spacing w:after="0"/>
+            </w:pPr>
+            <w:r>
+              <w:rPr>
+                <w:b w:val="false"/>
+                <w:bCs w:val="false"/>
+                <w:sz w:val="17"/>
+                <w:szCs w:val="17"/>
+              </w:rPr>
+              <w:t xml:space="preserve">Um grupo de pares: critérios, distribuição da fração no prazo e os entes que o formam, por nome</w:t>
             </w:r>
           </w:p>
         </w:tc>
@@ -7299,9 +8331,11 @@
         <w:keepLines/>
         <w:spacing w:after="160" w:before="380"/>
       </w:pPr>
+      <w:bookmarkStart w:name="_Toc15" w:id="15"/>
       <w:r>
         <w:t xml:space="preserve">7. Regras de soma das contratações</w:t>
       </w:r>
+      <w:bookmarkEnd w:id="15"/>
     </w:p>
     <w:p>
       <w:pPr>
@@ -7463,9 +8497,11 @@
         <w:keepLines/>
         <w:spacing w:after="160" w:before="380"/>
       </w:pPr>
+      <w:bookmarkStart w:name="_Toc16" w:id="16"/>
       <w:r>
         <w:t xml:space="preserve">8. Avaliação da conformidade</w:t>
       </w:r>
+      <w:bookmarkEnd w:id="16"/>
     </w:p>
     <w:tbl>
       <w:tblPr>
@@ -8693,14 +9729,37 @@
     </w:p>
     <w:p>
       <w:pPr>
+        <w:pStyle w:val="Heading2"/>
+        <w:keepNext/>
+        <w:keepLines/>
+        <w:spacing w:after="120" w:before="280"/>
+      </w:pPr>
+      <w:bookmarkStart w:name="_Toc17" w:id="17"/>
+      <w:r>
+        <w:t xml:space="preserve">8.1 Comparação com o grupo de pares (ADR-038)</w:t>
+      </w:r>
+      <w:bookmarkEnd w:id="17"/>
+    </w:p>
+    <w:p>
+      <w:pPr>
+        <w:spacing w:after="120"/>
+      </w:pPr>
+      <w:r>
+        <w:t xml:space="preserve">A página do ente mostra a fração dele entregue no prazo ao lado da mediana e dos quartis da mesma fração entre os entes do seu grupo de pares, com a descrição do grupo e os critérios. Grupo regional com menos de 15 municípios recua para o porte no país, e a tela diz isso; grupo abaixo de 15 leva a ressalva. Com o cadastro de outubro de 2026, são 33 grupos para os 5.597 entes avaliados: 31 regionais, o nacional dos municípios acima de 500 mil habitantes e o dos estados e DF. A posição no grupo é contexto: não ordena, não classifica e não vira indício.</w:t>
+      </w:r>
+    </w:p>
+    <w:p>
+      <w:pPr>
         <w:pStyle w:val="Heading1"/>
         <w:keepNext/>
         <w:keepLines/>
         <w:spacing w:after="160" w:before="380"/>
       </w:pPr>
+      <w:bookmarkStart w:name="_Toc18" w:id="18"/>
       <w:r>
         <w:t xml:space="preserve">9. Portal</w:t>
       </w:r>
+      <w:bookmarkEnd w:id="18"/>
     </w:p>
     <w:tbl>
       <w:tblPr>
@@ -9047,6 +10106,66 @@
                 <w:sz w:val="17"/>
                 <w:szCs w:val="17"/>
               </w:rPr>
+              <w:t xml:space="preserve">src/componentes/paineis/GrupoPares.tsx</w:t>
+            </w:r>
+          </w:p>
+        </w:tc>
+        <w:tc>
+          <w:tcPr>
+            <w:tcW w:type="dxa" w:w="5400"/>
+            <w:shd w:fill="FFFFFF" w:val="clear"/>
+            <w:tcMar>
+              <w:top w:type="dxa" w:w="70"/>
+              <w:left w:type="dxa" w:w="110"/>
+              <w:bottom w:type="dxa" w:w="70"/>
+              <w:right w:type="dxa" w:w="110"/>
+            </w:tcMar>
+            <w:vAlign w:val="center"/>
+          </w:tcPr>
+          <w:p>
+            <w:pPr>
+              <w:spacing w:after="0"/>
+            </w:pPr>
+            <w:r>
+              <w:rPr>
+                <w:b w:val="false"/>
+                <w:bCs w:val="false"/>
+                <w:sz w:val="17"/>
+                <w:szCs w:val="17"/>
+              </w:rPr>
+              <w:t xml:space="preserve">Grupo de pares do ente: descrição, ressalvas, a fração do ente ao lado da mediana e dos quartis do grupo, e a lista dos entes do grupo, sob demanda e por nome</w:t>
+            </w:r>
+          </w:p>
+        </w:tc>
+      </w:tr>
+      <w:tr>
+        <w:trPr>
+          <w:cantSplit/>
+        </w:trPr>
+        <w:tc>
+          <w:tcPr>
+            <w:tcW w:type="dxa" w:w="4200"/>
+            <w:shd w:fill="F2F2F2" w:val="clear"/>
+            <w:tcMar>
+              <w:top w:type="dxa" w:w="70"/>
+              <w:left w:type="dxa" w:w="110"/>
+              <w:bottom w:type="dxa" w:w="70"/>
+              <w:right w:type="dxa" w:w="110"/>
+            </w:tcMar>
+            <w:vAlign w:val="center"/>
+          </w:tcPr>
+          <w:p>
+            <w:pPr>
+              <w:spacing w:after="0"/>
+            </w:pPr>
+            <w:r>
+              <w:rPr>
+                <w:rFonts w:ascii="Consolas" w:cs="Consolas" w:eastAsia="Consolas" w:hAnsi="Consolas"/>
+                <w:b w:val="false"/>
+                <w:bCs w:val="false"/>
+                <w:sz w:val="17"/>
+                <w:szCs w:val="17"/>
+              </w:rPr>
               <w:t xml:space="preserve">src/app/contratacoes/page.tsx, src/app/conformidade/page.tsx</w:t>
             </w:r>
           </w:p>
@@ -9054,7 +10173,7 @@
         <w:tc>
           <w:tcPr>
             <w:tcW w:type="dxa" w:w="5400"/>
-            <w:shd w:fill="FFFFFF" w:val="clear"/>
+            <w:shd w:fill="F2F2F2" w:val="clear"/>
             <w:tcMar>
               <w:top w:type="dxa" w:w="70"/>
               <w:left w:type="dxa" w:w="110"/>
@@ -9271,9 +10390,11 @@
         <w:keepLines/>
         <w:spacing w:after="160" w:before="380"/>
       </w:pPr>
+      <w:bookmarkStart w:name="_Toc19" w:id="19"/>
       <w:r>
         <w:t xml:space="preserve">10. Operação</w:t>
       </w:r>
+      <w:bookmarkEnd w:id="19"/>
     </w:p>
     <w:tbl>
       <w:tblPr>
@@ -9650,9 +10771,11 @@
         <w:keepLines/>
         <w:spacing w:after="100" w:before="220"/>
       </w:pPr>
+      <w:bookmarkStart w:name="_Toc20" w:id="20"/>
       <w:r>
         <w:t xml:space="preserve">Configuração, uma vez</w:t>
       </w:r>
+      <w:bookmarkEnd w:id="20"/>
     </w:p>
     <w:p>
       <w:pPr>
@@ -9743,9 +10866,11 @@
         <w:keepLines/>
         <w:spacing w:after="100" w:before="220"/>
       </w:pPr>
+      <w:bookmarkStart w:name="_Toc21" w:id="21"/>
       <w:r>
         <w:t xml:space="preserve">Comandos locais</w:t>
       </w:r>
+      <w:bookmarkEnd w:id="21"/>
     </w:p>
     <w:tbl>
       <w:tblPr>
@@ -9968,9 +11093,11 @@
         <w:keepLines/>
         <w:spacing w:after="100" w:before="220"/>
       </w:pPr>
+      <w:bookmarkStart w:name="_Toc22" w:id="22"/>
       <w:r>
         <w:t xml:space="preserve">Limites</w:t>
       </w:r>
+      <w:bookmarkEnd w:id="22"/>
     </w:p>
     <w:p>
       <w:pPr>
@@ -10018,9 +11145,11 @@
         <w:keepLines/>
         <w:spacing w:after="160" w:before="380"/>
       </w:pPr>
+      <w:bookmarkStart w:name="_Toc23" w:id="23"/>
       <w:r>
         <w:t xml:space="preserve">11. Verificação</w:t>
       </w:r>
+      <w:bookmarkEnd w:id="23"/>
     </w:p>
     <w:tbl>
       <w:tblPr>
@@ -10321,9 +11450,11 @@
         <w:keepLines/>
         <w:spacing w:after="160" w:before="380"/>
       </w:pPr>
+      <w:bookmarkStart w:name="_Toc24" w:id="24"/>
       <w:r>
         <w:t xml:space="preserve">12. Próximos passos e riscos</w:t>
       </w:r>
+      <w:bookmarkEnd w:id="24"/>
     </w:p>
     <w:tbl>
       <w:tblPr>
@@ -11205,6 +12336,21 @@
   <w:style w:type="paragraph" w:styleId="Normal" w:default="1">
     <w:name w:val="Normal"/>
     <w:qFormat/>
+  </w:style>
+  <w:style w:type="table" w:styleId="TableNormal" w:default="true">
+    <w:name w:val="Normal Table"/>
+    <w:uiPriority w:val="99"/>
+    <w:semiHidden/>
+    <w:unhideWhenUsed/>
+    <w:tblPr>
+      <w:tblInd w:type="dxa" w:w="0"/>
+      <w:tblCellMar>
+        <w:top w:type="dxa" w:w="0"/>
+        <w:left w:type="dxa" w:w="108"/>
+        <w:bottom w:type="dxa" w:w="0"/>
+        <w:right w:type="dxa" w:w="108"/>
+      </w:tblCellMar>
+    </w:tblPr>
   </w:style>
   <w:style w:type="paragraph" w:styleId="Title">
     <w:name w:val="Title"/>

--- a/docs/DOC-13_Paineis.docx
+++ b/docs/DOC-13_Paineis.docx
@@ -267,7 +267,7 @@
                 <w:sz w:val="19"/>
                 <w:szCs w:val="19"/>
               </w:rPr>
-              <w:t xml:space="preserve">1.2</w:t>
+              <w:t xml:space="preserve">1.3</w:t>
             </w:r>
           </w:p>
         </w:tc>
@@ -326,7 +326,7 @@
                 <w:sz w:val="19"/>
                 <w:szCs w:val="19"/>
               </w:rPr>
-              <w:t xml:space="preserve">19 de outubro de 2026</w:t>
+              <w:t xml:space="preserve">20 de outubro de 2026</w:t>
             </w:r>
           </w:p>
         </w:tc>
@@ -385,7 +385,7 @@
                 <w:sz w:val="19"/>
                 <w:szCs w:val="19"/>
               </w:rPr>
-              <w:t xml:space="preserve">Proposta — acompanha o ADR-028 e o ADR-038</w:t>
+              <w:t xml:space="preserve">Proposta — acompanha o ADR-028, o ADR-038 e o ADR-039</w:t>
             </w:r>
           </w:p>
         </w:tc>
@@ -731,14 +731,15 @@
         </w:p>
         <w:p>
           <w:pPr>
-            <w:pStyle w:val="TOC1"/>
+            <w:pStyle w:val="TOC2"/>
             <w:tabs>
               <w:tab w:val="right" w:pos="9638" w:leader="dot"/>
             </w:tabs>
+            <w:ind w:left="220"/>
           </w:pPr>
           <w:hyperlink w:history="1" w:anchor="_Toc13">
             <w:r>
-              <w:t xml:space="preserve">5. Estado guardado entre execuções</w:t>
+              <w:t xml:space="preserve">4.8 operacao.py</w:t>
             </w:r>
             <w:r>
               <w:tab/>
@@ -760,7 +761,7 @@
           </w:pPr>
           <w:hyperlink w:history="1" w:anchor="_Toc14">
             <w:r>
-              <w:t xml:space="preserve">6. Site publicado</w:t>
+              <w:t xml:space="preserve">5. Estado guardado entre execuções</w:t>
             </w:r>
             <w:r>
               <w:tab/>
@@ -782,7 +783,7 @@
           </w:pPr>
           <w:hyperlink w:history="1" w:anchor="_Toc15">
             <w:r>
-              <w:t xml:space="preserve">7. Regras de soma das contratações</w:t>
+              <w:t xml:space="preserve">6. Site publicado</w:t>
             </w:r>
             <w:r>
               <w:tab/>
@@ -804,7 +805,7 @@
           </w:pPr>
           <w:hyperlink w:history="1" w:anchor="_Toc16">
             <w:r>
-              <w:t xml:space="preserve">8. Avaliação da conformidade</w:t>
+              <w:t xml:space="preserve">7. Regras de soma das contratações</w:t>
             </w:r>
             <w:r>
               <w:tab/>
@@ -812,6 +813,28 @@
             <w:r>
               <w:fldChar w:fldCharType="begin" w:dirty="true"/>
               <w:instrText xml:space="preserve">PAGEREF _Toc16 \h</w:instrText>
+              <w:fldChar w:fldCharType="separate"/>
+              <w:fldChar w:fldCharType="end"/>
+            </w:r>
+          </w:hyperlink>
+        </w:p>
+        <w:p>
+          <w:pPr>
+            <w:pStyle w:val="TOC1"/>
+            <w:tabs>
+              <w:tab w:val="right" w:pos="9638" w:leader="dot"/>
+            </w:tabs>
+          </w:pPr>
+          <w:hyperlink w:history="1" w:anchor="_Toc17">
+            <w:r>
+              <w:t xml:space="preserve">8. Avaliação da conformidade</w:t>
+            </w:r>
+            <w:r>
+              <w:tab/>
+            </w:r>
+            <w:r>
+              <w:fldChar w:fldCharType="begin" w:dirty="true"/>
+              <w:instrText xml:space="preserve">PAGEREF _Toc17 \h</w:instrText>
               <w:fldChar w:fldCharType="separate"/>
               <w:fldChar w:fldCharType="end"/>
             </w:r>
@@ -825,31 +848,9 @@
             </w:tabs>
             <w:ind w:left="220"/>
           </w:pPr>
-          <w:hyperlink w:history="1" w:anchor="_Toc17">
+          <w:hyperlink w:history="1" w:anchor="_Toc18">
             <w:r>
               <w:t xml:space="preserve">8.1 Comparação com o grupo de pares (ADR-038)</w:t>
-            </w:r>
-            <w:r>
-              <w:tab/>
-            </w:r>
-            <w:r>
-              <w:fldChar w:fldCharType="begin" w:dirty="true"/>
-              <w:instrText xml:space="preserve">PAGEREF _Toc17 \h</w:instrText>
-              <w:fldChar w:fldCharType="separate"/>
-              <w:fldChar w:fldCharType="end"/>
-            </w:r>
-          </w:hyperlink>
-        </w:p>
-        <w:p>
-          <w:pPr>
-            <w:pStyle w:val="TOC1"/>
-            <w:tabs>
-              <w:tab w:val="right" w:pos="9638" w:leader="dot"/>
-            </w:tabs>
-          </w:pPr>
-          <w:hyperlink w:history="1" w:anchor="_Toc18">
-            <w:r>
-              <w:t xml:space="preserve">9. Portal</w:t>
             </w:r>
             <w:r>
               <w:tab/>
@@ -871,7 +872,7 @@
           </w:pPr>
           <w:hyperlink w:history="1" w:anchor="_Toc19">
             <w:r>
-              <w:t xml:space="preserve">10. Operação</w:t>
+              <w:t xml:space="preserve">9. Portal</w:t>
             </w:r>
             <w:r>
               <w:tab/>
@@ -886,15 +887,14 @@
         </w:p>
         <w:p>
           <w:pPr>
-            <w:pStyle w:val="TOC3"/>
+            <w:pStyle w:val="TOC1"/>
             <w:tabs>
               <w:tab w:val="right" w:pos="9638" w:leader="dot"/>
             </w:tabs>
-            <w:ind w:left="440"/>
           </w:pPr>
           <w:hyperlink w:history="1" w:anchor="_Toc20">
             <w:r>
-              <w:t xml:space="preserve">Configuração, uma vez</w:t>
+              <w:t xml:space="preserve">10. Operação</w:t>
             </w:r>
             <w:r>
               <w:tab/>
@@ -917,7 +917,7 @@
           </w:pPr>
           <w:hyperlink w:history="1" w:anchor="_Toc21">
             <w:r>
-              <w:t xml:space="preserve">Comandos locais</w:t>
+              <w:t xml:space="preserve">Configuração, uma vez</w:t>
             </w:r>
             <w:r>
               <w:tab/>
@@ -940,7 +940,7 @@
           </w:pPr>
           <w:hyperlink w:history="1" w:anchor="_Toc22">
             <w:r>
-              <w:t xml:space="preserve">Limites</w:t>
+              <w:t xml:space="preserve">Comandos locais</w:t>
             </w:r>
             <w:r>
               <w:tab/>
@@ -955,14 +955,15 @@
         </w:p>
         <w:p>
           <w:pPr>
-            <w:pStyle w:val="TOC1"/>
+            <w:pStyle w:val="TOC3"/>
             <w:tabs>
               <w:tab w:val="right" w:pos="9638" w:leader="dot"/>
             </w:tabs>
+            <w:ind w:left="440"/>
           </w:pPr>
           <w:hyperlink w:history="1" w:anchor="_Toc23">
             <w:r>
-              <w:t xml:space="preserve">11. Verificação</w:t>
+              <w:t xml:space="preserve">Limites</w:t>
             </w:r>
             <w:r>
               <w:tab/>
@@ -984,7 +985,7 @@
           </w:pPr>
           <w:hyperlink w:history="1" w:anchor="_Toc24">
             <w:r>
-              <w:t xml:space="preserve">12. Próximos passos e riscos</w:t>
+              <w:t xml:space="preserve">11. Verificação</w:t>
             </w:r>
             <w:r>
               <w:tab/>
@@ -992,6 +993,28 @@
             <w:r>
               <w:fldChar w:fldCharType="begin" w:dirty="true"/>
               <w:instrText xml:space="preserve">PAGEREF _Toc24 \h</w:instrText>
+              <w:fldChar w:fldCharType="separate"/>
+              <w:fldChar w:fldCharType="end"/>
+            </w:r>
+          </w:hyperlink>
+        </w:p>
+        <w:p>
+          <w:pPr>
+            <w:pStyle w:val="TOC1"/>
+            <w:tabs>
+              <w:tab w:val="right" w:pos="9638" w:leader="dot"/>
+            </w:tabs>
+          </w:pPr>
+          <w:hyperlink w:history="1" w:anchor="_Toc25">
+            <w:r>
+              <w:t xml:space="preserve">12. Próximos passos e riscos</w:t>
+            </w:r>
+            <w:r>
+              <w:tab/>
+            </w:r>
+            <w:r>
+              <w:fldChar w:fldCharType="begin" w:dirty="true"/>
+              <w:instrText xml:space="preserve">PAGEREF _Toc25 \h</w:instrText>
               <w:fldChar w:fldCharType="separate"/>
               <w:fldChar w:fldCharType="end"/>
             </w:r>
@@ -6804,16 +6827,484 @@
     </w:tbl>
     <w:p>
       <w:pPr>
+        <w:pStyle w:val="Heading2"/>
+        <w:keepNext/>
+        <w:keepLines/>
+        <w:spacing w:after="120" w:before="280"/>
+      </w:pPr>
+      <w:bookmarkStart w:name="_Toc13" w:id="13"/>
+      <w:r>
+        <w:t xml:space="preserve">4.8 operacao.py</w:t>
+      </w:r>
+      <w:bookmarkEnd w:id="13"/>
+    </w:p>
+    <w:tbl>
+      <w:tblPr>
+        <w:tblW w:type="dxa" w:w="9600"/>
+        <w:tblBorders>
+          <w:top w:val="single" w:color="BFBFBF" w:sz="4"/>
+          <w:left w:val="single" w:color="BFBFBF" w:sz="4"/>
+          <w:bottom w:val="single" w:color="BFBFBF" w:sz="4"/>
+          <w:right w:val="single" w:color="BFBFBF" w:sz="4"/>
+          <w:insideH w:val="single" w:color="D9D9D9" w:sz="2"/>
+          <w:insideV w:val="single" w:color="D9D9D9" w:sz="2"/>
+        </w:tblBorders>
+      </w:tblPr>
+      <w:tblGrid>
+        <w:gridCol w:w="2400"/>
+        <w:gridCol w:w="3300"/>
+        <w:gridCol w:w="3900"/>
+      </w:tblGrid>
+      <w:tr>
+        <w:trPr>
+          <w:tblHeader/>
+        </w:trPr>
+        <w:tc>
+          <w:tcPr>
+            <w:tcW w:type="dxa" w:w="2400"/>
+            <w:shd w:fill="1F3864" w:val="clear"/>
+            <w:tcMar>
+              <w:top w:type="dxa" w:w="80"/>
+              <w:left w:type="dxa" w:w="110"/>
+              <w:bottom w:type="dxa" w:w="80"/>
+              <w:right w:type="dxa" w:w="110"/>
+            </w:tcMar>
+            <w:vAlign w:val="center"/>
+          </w:tcPr>
+          <w:p>
+            <w:pPr>
+              <w:spacing w:after="0"/>
+            </w:pPr>
+            <w:r>
+              <w:rPr>
+                <w:b/>
+                <w:bCs/>
+                <w:color w:val="FFFFFF"/>
+                <w:sz w:val="19"/>
+                <w:szCs w:val="19"/>
+              </w:rPr>
+              <w:t xml:space="preserve">Nome</w:t>
+            </w:r>
+          </w:p>
+        </w:tc>
+        <w:tc>
+          <w:tcPr>
+            <w:tcW w:type="dxa" w:w="3300"/>
+            <w:shd w:fill="1F3864" w:val="clear"/>
+            <w:tcMar>
+              <w:top w:type="dxa" w:w="80"/>
+              <w:left w:type="dxa" w:w="110"/>
+              <w:bottom w:type="dxa" w:w="80"/>
+              <w:right w:type="dxa" w:w="110"/>
+            </w:tcMar>
+            <w:vAlign w:val="center"/>
+          </w:tcPr>
+          <w:p>
+            <w:pPr>
+              <w:spacing w:after="0"/>
+            </w:pPr>
+            <w:r>
+              <w:rPr>
+                <w:b/>
+                <w:bCs/>
+                <w:color w:val="FFFFFF"/>
+                <w:sz w:val="19"/>
+                <w:szCs w:val="19"/>
+              </w:rPr>
+              <w:t xml:space="preserve">O que faz</w:t>
+            </w:r>
+          </w:p>
+        </w:tc>
+        <w:tc>
+          <w:tcPr>
+            <w:tcW w:type="dxa" w:w="3900"/>
+            <w:shd w:fill="1F3864" w:val="clear"/>
+            <w:tcMar>
+              <w:top w:type="dxa" w:w="80"/>
+              <w:left w:type="dxa" w:w="110"/>
+              <w:bottom w:type="dxa" w:w="80"/>
+              <w:right w:type="dxa" w:w="110"/>
+            </w:tcMar>
+            <w:vAlign w:val="center"/>
+          </w:tcPr>
+          <w:p>
+            <w:pPr>
+              <w:spacing w:after="0"/>
+            </w:pPr>
+            <w:r>
+              <w:rPr>
+                <w:b/>
+                <w:bCs/>
+                <w:color w:val="FFFFFF"/>
+                <w:sz w:val="19"/>
+                <w:szCs w:val="19"/>
+              </w:rPr>
+              <w:t xml:space="preserve">Como e por quê</w:t>
+            </w:r>
+          </w:p>
+        </w:tc>
+      </w:tr>
+      <w:tr>
+        <w:trPr>
+          <w:cantSplit/>
+        </w:trPr>
+        <w:tc>
+          <w:tcPr>
+            <w:tcW w:type="dxa" w:w="2400"/>
+            <w:shd w:fill="FFFFFF" w:val="clear"/>
+            <w:tcMar>
+              <w:top w:type="dxa" w:w="70"/>
+              <w:left w:type="dxa" w:w="110"/>
+              <w:bottom w:type="dxa" w:w="70"/>
+              <w:right w:type="dxa" w:w="110"/>
+            </w:tcMar>
+            <w:vAlign w:val="center"/>
+          </w:tcPr>
+          <w:p>
+            <w:pPr>
+              <w:spacing w:after="0"/>
+            </w:pPr>
+            <w:r>
+              <w:rPr>
+                <w:rFonts w:ascii="Consolas" w:cs="Consolas" w:eastAsia="Consolas" w:hAnsi="Consolas"/>
+                <w:b w:val="false"/>
+                <w:bCs w:val="false"/>
+                <w:sz w:val="17"/>
+                <w:szCs w:val="17"/>
+              </w:rPr>
+              <w:t xml:space="preserve">resumir_fluxos</w:t>
+            </w:r>
+          </w:p>
+        </w:tc>
+        <w:tc>
+          <w:tcPr>
+            <w:tcW w:type="dxa" w:w="3300"/>
+            <w:shd w:fill="FFFFFF" w:val="clear"/>
+            <w:tcMar>
+              <w:top w:type="dxa" w:w="70"/>
+              <w:left w:type="dxa" w:w="110"/>
+              <w:bottom w:type="dxa" w:w="70"/>
+              <w:right w:type="dxa" w:w="110"/>
+            </w:tcMar>
+            <w:vAlign w:val="center"/>
+          </w:tcPr>
+          <w:p>
+            <w:pPr>
+              <w:spacing w:after="0"/>
+            </w:pPr>
+            <w:r>
+              <w:rPr>
+                <w:b w:val="false"/>
+                <w:bCs w:val="false"/>
+                <w:sz w:val="17"/>
+                <w:szCs w:val="17"/>
+              </w:rPr>
+              <w:t xml:space="preserve">Uma linha por fluxo de dados acompanhado (FLUXOS): execuções, falhas, a última e a última com sucesso em 30 dias</w:t>
+            </w:r>
+          </w:p>
+        </w:tc>
+        <w:tc>
+          <w:tcPr>
+            <w:tcW w:type="dxa" w:w="3900"/>
+            <w:shd w:fill="FFFFFF" w:val="clear"/>
+            <w:tcMar>
+              <w:top w:type="dxa" w:w="70"/>
+              <w:left w:type="dxa" w:w="110"/>
+              <w:bottom w:type="dxa" w:w="70"/>
+              <w:right w:type="dxa" w:w="110"/>
+            </w:tcMar>
+            <w:vAlign w:val="center"/>
+          </w:tcPr>
+          <w:p>
+            <w:pPr>
+              <w:spacing w:after="0"/>
+            </w:pPr>
+            <w:r>
+              <w:rPr>
+                <w:b w:val="false"/>
+                <w:bCs w:val="false"/>
+                <w:sz w:val="17"/>
+                <w:szCs w:val="17"/>
+              </w:rPr>
+              <w:t xml:space="preserve">Lê as execuções que o paineis-site grava com gh run list; fluxo diário sem sucesso há mais de 36 h está atrasado (ADR-039)</w:t>
+            </w:r>
+          </w:p>
+        </w:tc>
+      </w:tr>
+      <w:tr>
+        <w:trPr>
+          <w:cantSplit/>
+        </w:trPr>
+        <w:tc>
+          <w:tcPr>
+            <w:tcW w:type="dxa" w:w="2400"/>
+            <w:shd w:fill="F2F2F2" w:val="clear"/>
+            <w:tcMar>
+              <w:top w:type="dxa" w:w="70"/>
+              <w:left w:type="dxa" w:w="110"/>
+              <w:bottom w:type="dxa" w:w="70"/>
+              <w:right w:type="dxa" w:w="110"/>
+            </w:tcMar>
+            <w:vAlign w:val="center"/>
+          </w:tcPr>
+          <w:p>
+            <w:pPr>
+              <w:spacing w:after="0"/>
+            </w:pPr>
+            <w:r>
+              <w:rPr>
+                <w:rFonts w:ascii="Consolas" w:cs="Consolas" w:eastAsia="Consolas" w:hAnsi="Consolas"/>
+                <w:b w:val="false"/>
+                <w:bCs w:val="false"/>
+                <w:sz w:val="17"/>
+                <w:szCs w:val="17"/>
+              </w:rPr>
+              <w:t xml:space="preserve">volume_contratacoes</w:t>
+            </w:r>
+          </w:p>
+        </w:tc>
+        <w:tc>
+          <w:tcPr>
+            <w:tcW w:type="dxa" w:w="3300"/>
+            <w:shd w:fill="F2F2F2" w:val="clear"/>
+            <w:tcMar>
+              <w:top w:type="dxa" w:w="70"/>
+              <w:left w:type="dxa" w:w="110"/>
+              <w:bottom w:type="dxa" w:w="70"/>
+              <w:right w:type="dxa" w:w="110"/>
+            </w:tcMar>
+            <w:vAlign w:val="center"/>
+          </w:tcPr>
+          <w:p>
+            <w:pPr>
+              <w:spacing w:after="0"/>
+            </w:pPr>
+            <w:r>
+              <w:rPr>
+                <w:b w:val="false"/>
+                <w:bCs w:val="false"/>
+                <w:sz w:val="17"/>
+                <w:szCs w:val="17"/>
+              </w:rPr>
+              <w:t xml:space="preserve">Processos por dia nos últimos 60 dias, com a referência e o alerta</w:t>
+            </w:r>
+          </w:p>
+        </w:tc>
+        <w:tc>
+          <w:tcPr>
+            <w:tcW w:type="dxa" w:w="3900"/>
+            <w:shd w:fill="F2F2F2" w:val="clear"/>
+            <w:tcMar>
+              <w:top w:type="dxa" w:w="70"/>
+              <w:left w:type="dxa" w:w="110"/>
+              <w:bottom w:type="dxa" w:w="70"/>
+              <w:right w:type="dxa" w:w="110"/>
+            </w:tcMar>
+            <w:vAlign w:val="center"/>
+          </w:tcPr>
+          <w:p>
+            <w:pPr>
+              <w:spacing w:after="0"/>
+            </w:pPr>
+            <w:r>
+              <w:rPr>
+                <w:b w:val="false"/>
+                <w:bCs w:val="false"/>
+                <w:sz w:val="17"/>
+                <w:szCs w:val="17"/>
+              </w:rPr>
+              <w:t xml:space="preserve">Mediana do mesmo dia da semana em 8 semanas; dia útil abaixo da metade é alerta; feriado, ponto facultativo e ponte nacionais ficam de fora</w:t>
+            </w:r>
+          </w:p>
+        </w:tc>
+      </w:tr>
+      <w:tr>
+        <w:trPr>
+          <w:cantSplit/>
+        </w:trPr>
+        <w:tc>
+          <w:tcPr>
+            <w:tcW w:type="dxa" w:w="2400"/>
+            <w:shd w:fill="FFFFFF" w:val="clear"/>
+            <w:tcMar>
+              <w:top w:type="dxa" w:w="70"/>
+              <w:left w:type="dxa" w:w="110"/>
+              <w:bottom w:type="dxa" w:w="70"/>
+              <w:right w:type="dxa" w:w="110"/>
+            </w:tcMar>
+            <w:vAlign w:val="center"/>
+          </w:tcPr>
+          <w:p>
+            <w:pPr>
+              <w:spacing w:after="0"/>
+            </w:pPr>
+            <w:r>
+              <w:rPr>
+                <w:rFonts w:ascii="Consolas" w:cs="Consolas" w:eastAsia="Consolas" w:hAnsi="Consolas"/>
+                <w:b w:val="false"/>
+                <w:bCs w:val="false"/>
+                <w:sz w:val="17"/>
+                <w:szCs w:val="17"/>
+              </w:rPr>
+              <w:t xml:space="preserve">coleta_conformidade</w:t>
+            </w:r>
+          </w:p>
+        </w:tc>
+        <w:tc>
+          <w:tcPr>
+            <w:tcW w:type="dxa" w:w="3300"/>
+            <w:shd w:fill="FFFFFF" w:val="clear"/>
+            <w:tcMar>
+              <w:top w:type="dxa" w:w="70"/>
+              <w:left w:type="dxa" w:w="110"/>
+              <w:bottom w:type="dxa" w:w="70"/>
+              <w:right w:type="dxa" w:w="110"/>
+            </w:tcMar>
+            <w:vAlign w:val="center"/>
+          </w:tcPr>
+          <w:p>
+            <w:pPr>
+              <w:spacing w:after="0"/>
+            </w:pPr>
+            <w:r>
+              <w:rPr>
+                <w:b w:val="false"/>
+                <w:bCs w:val="false"/>
+                <w:sz w:val="17"/>
+                <w:szCs w:val="17"/>
+              </w:rPr>
+              <w:t xml:space="preserve">Por UF: quando o extrato foi coletado e quantos entes com coleta malsucedida</w:t>
+            </w:r>
+          </w:p>
+        </w:tc>
+        <w:tc>
+          <w:tcPr>
+            <w:tcW w:type="dxa" w:w="3900"/>
+            <w:shd w:fill="FFFFFF" w:val="clear"/>
+            <w:tcMar>
+              <w:top w:type="dxa" w:w="70"/>
+              <w:left w:type="dxa" w:w="110"/>
+              <w:bottom w:type="dxa" w:w="70"/>
+              <w:right w:type="dxa" w:w="110"/>
+            </w:tcMar>
+            <w:vAlign w:val="center"/>
+          </w:tcPr>
+          <w:p>
+            <w:pPr>
+              <w:spacing w:after="0"/>
+            </w:pPr>
+            <w:r>
+              <w:rPr>
+                <w:b w:val="false"/>
+                <w:bCs w:val="false"/>
+                <w:sz w:val="17"/>
+                <w:szCs w:val="17"/>
+              </w:rPr>
+              <w:t xml:space="preserve">Mais de 36 h é atraso</w:t>
+            </w:r>
+          </w:p>
+        </w:tc>
+      </w:tr>
+      <w:tr>
+        <w:trPr>
+          <w:cantSplit/>
+        </w:trPr>
+        <w:tc>
+          <w:tcPr>
+            <w:tcW w:type="dxa" w:w="2400"/>
+            <w:shd w:fill="F2F2F2" w:val="clear"/>
+            <w:tcMar>
+              <w:top w:type="dxa" w:w="70"/>
+              <w:left w:type="dxa" w:w="110"/>
+              <w:bottom w:type="dxa" w:w="70"/>
+              <w:right w:type="dxa" w:w="110"/>
+            </w:tcMar>
+            <w:vAlign w:val="center"/>
+          </w:tcPr>
+          <w:p>
+            <w:pPr>
+              <w:spacing w:after="0"/>
+            </w:pPr>
+            <w:r>
+              <w:rPr>
+                <w:rFonts w:ascii="Consolas" w:cs="Consolas" w:eastAsia="Consolas" w:hAnsi="Consolas"/>
+                <w:b w:val="false"/>
+                <w:bCs w:val="false"/>
+                <w:sz w:val="17"/>
+                <w:szCs w:val="17"/>
+              </w:rPr>
+              <w:t xml:space="preserve">alertas, operacao_para_json</w:t>
+            </w:r>
+          </w:p>
+        </w:tc>
+        <w:tc>
+          <w:tcPr>
+            <w:tcW w:type="dxa" w:w="3300"/>
+            <w:shd w:fill="F2F2F2" w:val="clear"/>
+            <w:tcMar>
+              <w:top w:type="dxa" w:w="70"/>
+              <w:left w:type="dxa" w:w="110"/>
+              <w:bottom w:type="dxa" w:w="70"/>
+              <w:right w:type="dxa" w:w="110"/>
+            </w:tcMar>
+            <w:vAlign w:val="center"/>
+          </w:tcPr>
+          <w:p>
+            <w:pPr>
+              <w:spacing w:after="0"/>
+            </w:pPr>
+            <w:r>
+              <w:rPr>
+                <w:b w:val="false"/>
+                <w:bCs w:val="false"/>
+                <w:sz w:val="17"/>
+                <w:szCs w:val="17"/>
+              </w:rPr>
+              <w:t xml:space="preserve">operacao.json, com os alertas do mais grave ao menos e os limiares</w:t>
+            </w:r>
+          </w:p>
+        </w:tc>
+        <w:tc>
+          <w:tcPr>
+            <w:tcW w:type="dxa" w:w="3900"/>
+            <w:shd w:fill="F2F2F2" w:val="clear"/>
+            <w:tcMar>
+              <w:top w:type="dxa" w:w="70"/>
+              <w:left w:type="dxa" w:w="110"/>
+              <w:bottom w:type="dxa" w:w="70"/>
+              <w:right w:type="dxa" w:w="110"/>
+            </w:tcMar>
+            <w:vAlign w:val="center"/>
+          </w:tcPr>
+          <w:p>
+            <w:pPr>
+              <w:spacing w:after="0"/>
+            </w:pPr>
+            <w:r>
+              <w:rPr>
+                <w:b w:val="false"/>
+                <w:bCs w:val="false"/>
+                <w:sz w:val="17"/>
+                <w:szCs w:val="17"/>
+              </w:rPr>
+              <w:t xml:space="preserve">As UFs atrasadas viram um alerta só; limiares iniciais, marcados como não calibrados</w:t>
+            </w:r>
+          </w:p>
+        </w:tc>
+      </w:tr>
+    </w:tbl>
+    <w:p>
+      <w:pPr>
         <w:pStyle w:val="Heading1"/>
         <w:keepNext/>
         <w:keepLines/>
         <w:spacing w:after="160" w:before="380"/>
       </w:pPr>
-      <w:bookmarkStart w:name="_Toc13" w:id="13"/>
+      <w:bookmarkStart w:name="_Toc14" w:id="14"/>
       <w:r>
         <w:t xml:space="preserve">5. Estado guardado entre execuções</w:t>
       </w:r>
-      <w:bookmarkEnd w:id="13"/>
+      <w:bookmarkEnd w:id="14"/>
     </w:p>
     <w:p>
       <w:pPr>
@@ -7279,11 +7770,11 @@
         <w:keepLines/>
         <w:spacing w:after="160" w:before="380"/>
       </w:pPr>
-      <w:bookmarkStart w:name="_Toc14" w:id="14"/>
+      <w:bookmarkStart w:name="_Toc15" w:id="15"/>
       <w:r>
         <w:t xml:space="preserve">6. Site publicado</w:t>
       </w:r>
-      <w:bookmarkEnd w:id="14"/>
+      <w:bookmarkEnd w:id="15"/>
     </w:p>
     <w:p>
       <w:pPr>
@@ -8263,7 +8754,7 @@
                 <w:sz w:val="17"/>
                 <w:szCs w:val="17"/>
               </w:rPr>
-              <w:t xml:space="preserve">conformidade/pares/&lt;id&gt;.json</w:t>
+              <w:t xml:space="preserve">operacao.json</w:t>
             </w:r>
           </w:p>
         </w:tc>
@@ -8291,7 +8782,7 @@
                 <w:sz w:val="17"/>
                 <w:szCs w:val="17"/>
               </w:rPr>
-              <w:t xml:space="preserve">conformidade-pares</w:t>
+              <w:t xml:space="preserve">operacao</w:t>
             </w:r>
           </w:p>
         </w:tc>
@@ -8299,6 +8790,94 @@
           <w:tcPr>
             <w:tcW w:type="dxa" w:w="4200"/>
             <w:shd w:fill="F2F2F2" w:val="clear"/>
+            <w:tcMar>
+              <w:top w:type="dxa" w:w="70"/>
+              <w:left w:type="dxa" w:w="110"/>
+              <w:bottom w:type="dxa" w:w="70"/>
+              <w:right w:type="dxa" w:w="110"/>
+            </w:tcMar>
+            <w:vAlign w:val="center"/>
+          </w:tcPr>
+          <w:p>
+            <w:pPr>
+              <w:spacing w:after="0"/>
+            </w:pPr>
+            <w:r>
+              <w:rPr>
+                <w:b w:val="false"/>
+                <w:bCs w:val="false"/>
+                <w:sz w:val="17"/>
+                <w:szCs w:val="17"/>
+              </w:rPr>
+              <w:t xml:space="preserve">Situação das coletas: fluxos, volume diário do PNCP e coleta da conformidade (ADR-039)</w:t>
+            </w:r>
+          </w:p>
+        </w:tc>
+      </w:tr>
+      <w:tr>
+        <w:trPr>
+          <w:cantSplit/>
+        </w:trPr>
+        <w:tc>
+          <w:tcPr>
+            <w:tcW w:type="dxa" w:w="3200"/>
+            <w:shd w:fill="FFFFFF" w:val="clear"/>
+            <w:tcMar>
+              <w:top w:type="dxa" w:w="70"/>
+              <w:left w:type="dxa" w:w="110"/>
+              <w:bottom w:type="dxa" w:w="70"/>
+              <w:right w:type="dxa" w:w="110"/>
+            </w:tcMar>
+            <w:vAlign w:val="center"/>
+          </w:tcPr>
+          <w:p>
+            <w:pPr>
+              <w:spacing w:after="0"/>
+            </w:pPr>
+            <w:r>
+              <w:rPr>
+                <w:rFonts w:ascii="Consolas" w:cs="Consolas" w:eastAsia="Consolas" w:hAnsi="Consolas"/>
+                <w:b w:val="false"/>
+                <w:bCs w:val="false"/>
+                <w:sz w:val="17"/>
+                <w:szCs w:val="17"/>
+              </w:rPr>
+              <w:t xml:space="preserve">conformidade/pares/&lt;id&gt;.json</w:t>
+            </w:r>
+          </w:p>
+        </w:tc>
+        <w:tc>
+          <w:tcPr>
+            <w:tcW w:type="dxa" w:w="2200"/>
+            <w:shd w:fill="FFFFFF" w:val="clear"/>
+            <w:tcMar>
+              <w:top w:type="dxa" w:w="70"/>
+              <w:left w:type="dxa" w:w="110"/>
+              <w:bottom w:type="dxa" w:w="70"/>
+              <w:right w:type="dxa" w:w="110"/>
+            </w:tcMar>
+            <w:vAlign w:val="center"/>
+          </w:tcPr>
+          <w:p>
+            <w:pPr>
+              <w:spacing w:after="0"/>
+            </w:pPr>
+            <w:r>
+              <w:rPr>
+                <w:rFonts w:ascii="Consolas" w:cs="Consolas" w:eastAsia="Consolas" w:hAnsi="Consolas"/>
+                <w:b w:val="false"/>
+                <w:bCs w:val="false"/>
+                <w:sz w:val="17"/>
+                <w:szCs w:val="17"/>
+              </w:rPr>
+              <w:t xml:space="preserve">conformidade-pares</w:t>
+            </w:r>
+          </w:p>
+        </w:tc>
+        <w:tc>
+          <w:tcPr>
+            <w:tcW w:type="dxa" w:w="4200"/>
+            <w:shd w:fill="FFFFFF" w:val="clear"/>
             <w:tcMar>
               <w:top w:type="dxa" w:w="70"/>
               <w:left w:type="dxa" w:w="110"/>
@@ -8331,11 +8910,11 @@
         <w:keepLines/>
         <w:spacing w:after="160" w:before="380"/>
       </w:pPr>
-      <w:bookmarkStart w:name="_Toc15" w:id="15"/>
+      <w:bookmarkStart w:name="_Toc16" w:id="16"/>
       <w:r>
         <w:t xml:space="preserve">7. Regras de soma das contratações</w:t>
       </w:r>
-      <w:bookmarkEnd w:id="15"/>
+      <w:bookmarkEnd w:id="16"/>
     </w:p>
     <w:p>
       <w:pPr>
@@ -8497,11 +9076,11 @@
         <w:keepLines/>
         <w:spacing w:after="160" w:before="380"/>
       </w:pPr>
-      <w:bookmarkStart w:name="_Toc16" w:id="16"/>
+      <w:bookmarkStart w:name="_Toc17" w:id="17"/>
       <w:r>
         <w:t xml:space="preserve">8. Avaliação da conformidade</w:t>
       </w:r>
-      <w:bookmarkEnd w:id="16"/>
+      <w:bookmarkEnd w:id="17"/>
     </w:p>
     <w:tbl>
       <w:tblPr>
@@ -9734,11 +10313,11 @@
         <w:keepLines/>
         <w:spacing w:after="120" w:before="280"/>
       </w:pPr>
-      <w:bookmarkStart w:name="_Toc17" w:id="17"/>
+      <w:bookmarkStart w:name="_Toc18" w:id="18"/>
       <w:r>
         <w:t xml:space="preserve">8.1 Comparação com o grupo de pares (ADR-038)</w:t>
       </w:r>
-      <w:bookmarkEnd w:id="17"/>
+      <w:bookmarkEnd w:id="18"/>
     </w:p>
     <w:p>
       <w:pPr>
@@ -9755,11 +10334,11 @@
         <w:keepLines/>
         <w:spacing w:after="160" w:before="380"/>
       </w:pPr>
-      <w:bookmarkStart w:name="_Toc18" w:id="18"/>
+      <w:bookmarkStart w:name="_Toc19" w:id="19"/>
       <w:r>
         <w:t xml:space="preserve">9. Portal</w:t>
       </w:r>
-      <w:bookmarkEnd w:id="18"/>
+      <w:bookmarkEnd w:id="19"/>
     </w:p>
     <w:tbl>
       <w:tblPr>
@@ -10194,6 +10773,66 @@
                 <w:szCs w:val="17"/>
               </w:rPr>
               <w:t xml:space="preserve">Páginas estáticas que envolvem os painéis em Suspense (leem a URL no navegador)</w:t>
+            </w:r>
+          </w:p>
+        </w:tc>
+      </w:tr>
+      <w:tr>
+        <w:trPr>
+          <w:cantSplit/>
+        </w:trPr>
+        <w:tc>
+          <w:tcPr>
+            <w:tcW w:type="dxa" w:w="4200"/>
+            <w:shd w:fill="FFFFFF" w:val="clear"/>
+            <w:tcMar>
+              <w:top w:type="dxa" w:w="70"/>
+              <w:left w:type="dxa" w:w="110"/>
+              <w:bottom w:type="dxa" w:w="70"/>
+              <w:right w:type="dxa" w:w="110"/>
+            </w:tcMar>
+            <w:vAlign w:val="center"/>
+          </w:tcPr>
+          <w:p>
+            <w:pPr>
+              <w:spacing w:after="0"/>
+            </w:pPr>
+            <w:r>
+              <w:rPr>
+                <w:rFonts w:ascii="Consolas" w:cs="Consolas" w:eastAsia="Consolas" w:hAnsi="Consolas"/>
+                <w:b w:val="false"/>
+                <w:bCs w:val="false"/>
+                <w:sz w:val="17"/>
+                <w:szCs w:val="17"/>
+              </w:rPr>
+              <w:t xml:space="preserve">src/app/operacao/page.tsx, src/componentes/paineis/PainelOperacao.tsx, src/lib/operacao.ts</w:t>
+            </w:r>
+          </w:p>
+        </w:tc>
+        <w:tc>
+          <w:tcPr>
+            <w:tcW w:type="dxa" w:w="5400"/>
+            <w:shd w:fill="FFFFFF" w:val="clear"/>
+            <w:tcMar>
+              <w:top w:type="dxa" w:w="70"/>
+              <w:left w:type="dxa" w:w="110"/>
+              <w:bottom w:type="dxa" w:w="70"/>
+              <w:right w:type="dxa" w:w="110"/>
+            </w:tcMar>
+            <w:vAlign w:val="center"/>
+          </w:tcPr>
+          <w:p>
+            <w:pPr>
+              <w:spacing w:after="0"/>
+            </w:pPr>
+            <w:r>
+              <w:rPr>
+                <w:b w:val="false"/>
+                <w:bCs w:val="false"/>
+                <w:sz w:val="17"/>
+                <w:szCs w:val="17"/>
+              </w:rPr>
+              <w:t xml:space="preserve">Situação das coletas (/operacao/, link no rodapé): alertas, fluxos, volume diário do PNCP e coleta da conformidade (ADR-039)</w:t>
             </w:r>
           </w:p>
         </w:tc>
@@ -10390,11 +11029,11 @@
         <w:keepLines/>
         <w:spacing w:after="160" w:before="380"/>
       </w:pPr>
-      <w:bookmarkStart w:name="_Toc19" w:id="19"/>
+      <w:bookmarkStart w:name="_Toc20" w:id="20"/>
       <w:r>
         <w:t xml:space="preserve">10. Operação</w:t>
       </w:r>
-      <w:bookmarkEnd w:id="19"/>
+      <w:bookmarkEnd w:id="20"/>
     </w:p>
     <w:tbl>
       <w:tblPr>
@@ -10758,7 +11397,7 @@
                 <w:sz w:val="17"/>
                 <w:szCs w:val="17"/>
               </w:rPr>
-              <w:t xml:space="preserve">Baixa o estado, monta o site e publica no GitHub Pages</w:t>
+              <w:t xml:space="preserve">Baixa o estado, grava as execuções dos fluxos (gh run list, permissão actions: read), monta o site e publica no GitHub Pages</w:t>
             </w:r>
           </w:p>
         </w:tc>
@@ -10771,11 +11410,11 @@
         <w:keepLines/>
         <w:spacing w:after="100" w:before="220"/>
       </w:pPr>
-      <w:bookmarkStart w:name="_Toc20" w:id="20"/>
+      <w:bookmarkStart w:name="_Toc21" w:id="21"/>
       <w:r>
         <w:t xml:space="preserve">Configuração, uma vez</w:t>
       </w:r>
-      <w:bookmarkEnd w:id="20"/>
+      <w:bookmarkEnd w:id="21"/>
     </w:p>
     <w:p>
       <w:pPr>
@@ -10866,11 +11505,11 @@
         <w:keepLines/>
         <w:spacing w:after="100" w:before="220"/>
       </w:pPr>
-      <w:bookmarkStart w:name="_Toc21" w:id="21"/>
+      <w:bookmarkStart w:name="_Toc22" w:id="22"/>
       <w:r>
         <w:t xml:space="preserve">Comandos locais</w:t>
       </w:r>
-      <w:bookmarkEnd w:id="21"/>
+      <w:bookmarkEnd w:id="22"/>
     </w:p>
     <w:tbl>
       <w:tblPr>
@@ -11093,11 +11732,11 @@
         <w:keepLines/>
         <w:spacing w:after="100" w:before="220"/>
       </w:pPr>
-      <w:bookmarkStart w:name="_Toc22" w:id="22"/>
+      <w:bookmarkStart w:name="_Toc23" w:id="23"/>
       <w:r>
         <w:t xml:space="preserve">Limites</w:t>
       </w:r>
-      <w:bookmarkEnd w:id="22"/>
+      <w:bookmarkEnd w:id="23"/>
     </w:p>
     <w:p>
       <w:pPr>
@@ -11145,11 +11784,11 @@
         <w:keepLines/>
         <w:spacing w:after="160" w:before="380"/>
       </w:pPr>
-      <w:bookmarkStart w:name="_Toc23" w:id="23"/>
+      <w:bookmarkStart w:name="_Toc24" w:id="24"/>
       <w:r>
         <w:t xml:space="preserve">11. Verificação</w:t>
       </w:r>
-      <w:bookmarkEnd w:id="23"/>
+      <w:bookmarkEnd w:id="24"/>
     </w:p>
     <w:tbl>
       <w:tblPr>
@@ -11450,11 +12089,11 @@
         <w:keepLines/>
         <w:spacing w:after="160" w:before="380"/>
       </w:pPr>
-      <w:bookmarkStart w:name="_Toc24" w:id="24"/>
+      <w:bookmarkStart w:name="_Toc25" w:id="25"/>
       <w:r>
         <w:t xml:space="preserve">12. Próximos passos e riscos</w:t>
       </w:r>
-      <w:bookmarkEnd w:id="24"/>
+      <w:bookmarkEnd w:id="25"/>
     </w:p>
     <w:tbl>
       <w:tblPr>

--- a/docs/DOC-13_Paineis.docx
+++ b/docs/DOC-13_Paineis.docx
@@ -267,7 +267,7 @@
                 <w:sz w:val="19"/>
                 <w:szCs w:val="19"/>
               </w:rPr>
-              <w:t xml:space="preserve">1.3</w:t>
+              <w:t xml:space="preserve">1.4</w:t>
             </w:r>
           </w:p>
         </w:tc>
@@ -754,14 +754,15 @@
         </w:p>
         <w:p>
           <w:pPr>
-            <w:pStyle w:val="TOC1"/>
+            <w:pStyle w:val="TOC2"/>
             <w:tabs>
               <w:tab w:val="right" w:pos="9638" w:leader="dot"/>
             </w:tabs>
+            <w:ind w:left="220"/>
           </w:pPr>
           <w:hyperlink w:history="1" w:anchor="_Toc14">
             <w:r>
-              <w:t xml:space="preserve">5. Estado guardado entre execuções</w:t>
+              <w:t xml:space="preserve">4.9 rcl.py</w:t>
             </w:r>
             <w:r>
               <w:tab/>
@@ -783,7 +784,7 @@
           </w:pPr>
           <w:hyperlink w:history="1" w:anchor="_Toc15">
             <w:r>
-              <w:t xml:space="preserve">6. Site publicado</w:t>
+              <w:t xml:space="preserve">5. Estado guardado entre execuções</w:t>
             </w:r>
             <w:r>
               <w:tab/>
@@ -805,7 +806,7 @@
           </w:pPr>
           <w:hyperlink w:history="1" w:anchor="_Toc16">
             <w:r>
-              <w:t xml:space="preserve">7. Regras de soma das contratações</w:t>
+              <w:t xml:space="preserve">6. Site publicado</w:t>
             </w:r>
             <w:r>
               <w:tab/>
@@ -827,7 +828,7 @@
           </w:pPr>
           <w:hyperlink w:history="1" w:anchor="_Toc17">
             <w:r>
-              <w:t xml:space="preserve">8. Avaliação da conformidade</w:t>
+              <w:t xml:space="preserve">7. Regras de soma das contratações</w:t>
             </w:r>
             <w:r>
               <w:tab/>
@@ -835,6 +836,28 @@
             <w:r>
               <w:fldChar w:fldCharType="begin" w:dirty="true"/>
               <w:instrText xml:space="preserve">PAGEREF _Toc17 \h</w:instrText>
+              <w:fldChar w:fldCharType="separate"/>
+              <w:fldChar w:fldCharType="end"/>
+            </w:r>
+          </w:hyperlink>
+        </w:p>
+        <w:p>
+          <w:pPr>
+            <w:pStyle w:val="TOC1"/>
+            <w:tabs>
+              <w:tab w:val="right" w:pos="9638" w:leader="dot"/>
+            </w:tabs>
+          </w:pPr>
+          <w:hyperlink w:history="1" w:anchor="_Toc18">
+            <w:r>
+              <w:t xml:space="preserve">8. Avaliação da conformidade</w:t>
+            </w:r>
+            <w:r>
+              <w:tab/>
+            </w:r>
+            <w:r>
+              <w:fldChar w:fldCharType="begin" w:dirty="true"/>
+              <w:instrText xml:space="preserve">PAGEREF _Toc18 \h</w:instrText>
               <w:fldChar w:fldCharType="separate"/>
               <w:fldChar w:fldCharType="end"/>
             </w:r>
@@ -848,31 +871,9 @@
             </w:tabs>
             <w:ind w:left="220"/>
           </w:pPr>
-          <w:hyperlink w:history="1" w:anchor="_Toc18">
+          <w:hyperlink w:history="1" w:anchor="_Toc19">
             <w:r>
               <w:t xml:space="preserve">8.1 Comparação com o grupo de pares (ADR-038)</w:t>
-            </w:r>
-            <w:r>
-              <w:tab/>
-            </w:r>
-            <w:r>
-              <w:fldChar w:fldCharType="begin" w:dirty="true"/>
-              <w:instrText xml:space="preserve">PAGEREF _Toc18 \h</w:instrText>
-              <w:fldChar w:fldCharType="separate"/>
-              <w:fldChar w:fldCharType="end"/>
-            </w:r>
-          </w:hyperlink>
-        </w:p>
-        <w:p>
-          <w:pPr>
-            <w:pStyle w:val="TOC1"/>
-            <w:tabs>
-              <w:tab w:val="right" w:pos="9638" w:leader="dot"/>
-            </w:tabs>
-          </w:pPr>
-          <w:hyperlink w:history="1" w:anchor="_Toc19">
-            <w:r>
-              <w:t xml:space="preserve">9. Portal</w:t>
             </w:r>
             <w:r>
               <w:tab/>
@@ -894,7 +895,7 @@
           </w:pPr>
           <w:hyperlink w:history="1" w:anchor="_Toc20">
             <w:r>
-              <w:t xml:space="preserve">10. Operação</w:t>
+              <w:t xml:space="preserve">9. Portal</w:t>
             </w:r>
             <w:r>
               <w:tab/>
@@ -909,15 +910,14 @@
         </w:p>
         <w:p>
           <w:pPr>
-            <w:pStyle w:val="TOC3"/>
+            <w:pStyle w:val="TOC1"/>
             <w:tabs>
               <w:tab w:val="right" w:pos="9638" w:leader="dot"/>
             </w:tabs>
-            <w:ind w:left="440"/>
           </w:pPr>
           <w:hyperlink w:history="1" w:anchor="_Toc21">
             <w:r>
-              <w:t xml:space="preserve">Configuração, uma vez</w:t>
+              <w:t xml:space="preserve">10. Operação</w:t>
             </w:r>
             <w:r>
               <w:tab/>
@@ -940,7 +940,7 @@
           </w:pPr>
           <w:hyperlink w:history="1" w:anchor="_Toc22">
             <w:r>
-              <w:t xml:space="preserve">Comandos locais</w:t>
+              <w:t xml:space="preserve">Configuração, uma vez</w:t>
             </w:r>
             <w:r>
               <w:tab/>
@@ -963,7 +963,7 @@
           </w:pPr>
           <w:hyperlink w:history="1" w:anchor="_Toc23">
             <w:r>
-              <w:t xml:space="preserve">Limites</w:t>
+              <w:t xml:space="preserve">Comandos locais</w:t>
             </w:r>
             <w:r>
               <w:tab/>
@@ -978,14 +978,15 @@
         </w:p>
         <w:p>
           <w:pPr>
-            <w:pStyle w:val="TOC1"/>
+            <w:pStyle w:val="TOC3"/>
             <w:tabs>
               <w:tab w:val="right" w:pos="9638" w:leader="dot"/>
             </w:tabs>
+            <w:ind w:left="440"/>
           </w:pPr>
           <w:hyperlink w:history="1" w:anchor="_Toc24">
             <w:r>
-              <w:t xml:space="preserve">11. Verificação</w:t>
+              <w:t xml:space="preserve">Limites</w:t>
             </w:r>
             <w:r>
               <w:tab/>
@@ -1007,7 +1008,7 @@
           </w:pPr>
           <w:hyperlink w:history="1" w:anchor="_Toc25">
             <w:r>
-              <w:t xml:space="preserve">12. Próximos passos e riscos</w:t>
+              <w:t xml:space="preserve">11. Verificação</w:t>
             </w:r>
             <w:r>
               <w:tab/>
@@ -1015,6 +1016,28 @@
             <w:r>
               <w:fldChar w:fldCharType="begin" w:dirty="true"/>
               <w:instrText xml:space="preserve">PAGEREF _Toc25 \h</w:instrText>
+              <w:fldChar w:fldCharType="separate"/>
+              <w:fldChar w:fldCharType="end"/>
+            </w:r>
+          </w:hyperlink>
+        </w:p>
+        <w:p>
+          <w:pPr>
+            <w:pStyle w:val="TOC1"/>
+            <w:tabs>
+              <w:tab w:val="right" w:pos="9638" w:leader="dot"/>
+            </w:tabs>
+          </w:pPr>
+          <w:hyperlink w:history="1" w:anchor="_Toc26">
+            <w:r>
+              <w:t xml:space="preserve">12. Próximos passos e riscos</w:t>
+            </w:r>
+            <w:r>
+              <w:tab/>
+            </w:r>
+            <w:r>
+              <w:fldChar w:fldCharType="begin" w:dirty="true"/>
+              <w:instrText xml:space="preserve">PAGEREF _Toc26 \h</w:instrText>
               <w:fldChar w:fldCharType="separate"/>
               <w:fldChar w:fldCharType="end"/>
             </w:r>
@@ -7295,16 +7318,397 @@
     </w:tbl>
     <w:p>
       <w:pPr>
+        <w:pStyle w:val="Heading2"/>
+        <w:keepNext/>
+        <w:keepLines/>
+        <w:spacing w:after="120" w:before="280"/>
+      </w:pPr>
+      <w:bookmarkStart w:name="_Toc14" w:id="14"/>
+      <w:r>
+        <w:t xml:space="preserve">4.9 rcl.py</w:t>
+      </w:r>
+      <w:bookmarkEnd w:id="14"/>
+    </w:p>
+    <w:tbl>
+      <w:tblPr>
+        <w:tblW w:type="dxa" w:w="9600"/>
+        <w:tblBorders>
+          <w:top w:val="single" w:color="BFBFBF" w:sz="4"/>
+          <w:left w:val="single" w:color="BFBFBF" w:sz="4"/>
+          <w:bottom w:val="single" w:color="BFBFBF" w:sz="4"/>
+          <w:right w:val="single" w:color="BFBFBF" w:sz="4"/>
+          <w:insideH w:val="single" w:color="D9D9D9" w:sz="2"/>
+          <w:insideV w:val="single" w:color="D9D9D9" w:sz="2"/>
+        </w:tblBorders>
+      </w:tblPr>
+      <w:tblGrid>
+        <w:gridCol w:w="2400"/>
+        <w:gridCol w:w="3300"/>
+        <w:gridCol w:w="3900"/>
+      </w:tblGrid>
+      <w:tr>
+        <w:trPr>
+          <w:tblHeader/>
+        </w:trPr>
+        <w:tc>
+          <w:tcPr>
+            <w:tcW w:type="dxa" w:w="2400"/>
+            <w:shd w:fill="1F3864" w:val="clear"/>
+            <w:tcMar>
+              <w:top w:type="dxa" w:w="80"/>
+              <w:left w:type="dxa" w:w="110"/>
+              <w:bottom w:type="dxa" w:w="80"/>
+              <w:right w:type="dxa" w:w="110"/>
+            </w:tcMar>
+            <w:vAlign w:val="center"/>
+          </w:tcPr>
+          <w:p>
+            <w:pPr>
+              <w:spacing w:after="0"/>
+            </w:pPr>
+            <w:r>
+              <w:rPr>
+                <w:b/>
+                <w:bCs/>
+                <w:color w:val="FFFFFF"/>
+                <w:sz w:val="19"/>
+                <w:szCs w:val="19"/>
+              </w:rPr>
+              <w:t xml:space="preserve">Nome</w:t>
+            </w:r>
+          </w:p>
+        </w:tc>
+        <w:tc>
+          <w:tcPr>
+            <w:tcW w:type="dxa" w:w="3300"/>
+            <w:shd w:fill="1F3864" w:val="clear"/>
+            <w:tcMar>
+              <w:top w:type="dxa" w:w="80"/>
+              <w:left w:type="dxa" w:w="110"/>
+              <w:bottom w:type="dxa" w:w="80"/>
+              <w:right w:type="dxa" w:w="110"/>
+            </w:tcMar>
+            <w:vAlign w:val="center"/>
+          </w:tcPr>
+          <w:p>
+            <w:pPr>
+              <w:spacing w:after="0"/>
+            </w:pPr>
+            <w:r>
+              <w:rPr>
+                <w:b/>
+                <w:bCs/>
+                <w:color w:val="FFFFFF"/>
+                <w:sz w:val="19"/>
+                <w:szCs w:val="19"/>
+              </w:rPr>
+              <w:t xml:space="preserve">O que faz</w:t>
+            </w:r>
+          </w:p>
+        </w:tc>
+        <w:tc>
+          <w:tcPr>
+            <w:tcW w:type="dxa" w:w="3900"/>
+            <w:shd w:fill="1F3864" w:val="clear"/>
+            <w:tcMar>
+              <w:top w:type="dxa" w:w="80"/>
+              <w:left w:type="dxa" w:w="110"/>
+              <w:bottom w:type="dxa" w:w="80"/>
+              <w:right w:type="dxa" w:w="110"/>
+            </w:tcMar>
+            <w:vAlign w:val="center"/>
+          </w:tcPr>
+          <w:p>
+            <w:pPr>
+              <w:spacing w:after="0"/>
+            </w:pPr>
+            <w:r>
+              <w:rPr>
+                <w:b/>
+                <w:bCs/>
+                <w:color w:val="FFFFFF"/>
+                <w:sz w:val="19"/>
+                <w:szCs w:val="19"/>
+              </w:rPr>
+              <w:t xml:space="preserve">Como e por quê</w:t>
+            </w:r>
+          </w:p>
+        </w:tc>
+      </w:tr>
+      <w:tr>
+        <w:trPr>
+          <w:cantSplit/>
+        </w:trPr>
+        <w:tc>
+          <w:tcPr>
+            <w:tcW w:type="dxa" w:w="2400"/>
+            <w:shd w:fill="FFFFFF" w:val="clear"/>
+            <w:tcMar>
+              <w:top w:type="dxa" w:w="70"/>
+              <w:left w:type="dxa" w:w="110"/>
+              <w:bottom w:type="dxa" w:w="70"/>
+              <w:right w:type="dxa" w:w="110"/>
+            </w:tcMar>
+            <w:vAlign w:val="center"/>
+          </w:tcPr>
+          <w:p>
+            <w:pPr>
+              <w:spacing w:after="0"/>
+            </w:pPr>
+            <w:r>
+              <w:rPr>
+                <w:rFonts w:ascii="Consolas" w:cs="Consolas" w:eastAsia="Consolas" w:hAnsi="Consolas"/>
+                <w:b w:val="false"/>
+                <w:bCs w:val="false"/>
+                <w:sz w:val="17"/>
+                <w:szCs w:val="17"/>
+              </w:rPr>
+              <w:t xml:space="preserve">tipos_pelo_extrato, ordem_de_tentativa</w:t>
+            </w:r>
+          </w:p>
+        </w:tc>
+        <w:tc>
+          <w:tcPr>
+            <w:tcW w:type="dxa" w:w="3300"/>
+            <w:shd w:fill="FFFFFF" w:val="clear"/>
+            <w:tcMar>
+              <w:top w:type="dxa" w:w="70"/>
+              <w:left w:type="dxa" w:w="110"/>
+              <w:bottom w:type="dxa" w:w="70"/>
+              <w:right w:type="dxa" w:w="110"/>
+            </w:tcMar>
+            <w:vAlign w:val="center"/>
+          </w:tcPr>
+          <w:p>
+            <w:pPr>
+              <w:spacing w:after="0"/>
+            </w:pPr>
+            <w:r>
+              <w:rPr>
+                <w:b w:val="false"/>
+                <w:bCs w:val="false"/>
+                <w:sz w:val="17"/>
+                <w:szCs w:val="17"/>
+              </w:rPr>
+              <w:t xml:space="preserve">O tipo de RREO de cada ente pelo extrato de entregas do 6º bimestre</w:t>
+            </w:r>
+          </w:p>
+        </w:tc>
+        <w:tc>
+          <w:tcPr>
+            <w:tcW w:type="dxa" w:w="3900"/>
+            <w:shd w:fill="FFFFFF" w:val="clear"/>
+            <w:tcMar>
+              <w:top w:type="dxa" w:w="70"/>
+              <w:left w:type="dxa" w:w="110"/>
+              <w:bottom w:type="dxa" w:w="70"/>
+              <w:right w:type="dxa" w:w="110"/>
+            </w:tcMar>
+            <w:vAlign w:val="center"/>
+          </w:tcPr>
+          <w:p>
+            <w:pPr>
+              <w:spacing w:after="0"/>
+            </w:pPr>
+            <w:r>
+              <w:rPr>
+                <w:b w:val="false"/>
+                <w:bCs w:val="false"/>
+                <w:sz w:val="17"/>
+                <w:szCs w:val="17"/>
+              </w:rPr>
+              <w:t xml:space="preserve">O porte não diz se o ente publica o RREO completo ou o simplificado; o extrato diz. Sem a entrega, o ente não é consultado; sem extrato, vão os dois tipos</w:t>
+            </w:r>
+          </w:p>
+        </w:tc>
+      </w:tr>
+      <w:tr>
+        <w:trPr>
+          <w:cantSplit/>
+        </w:trPr>
+        <w:tc>
+          <w:tcPr>
+            <w:tcW w:type="dxa" w:w="2400"/>
+            <w:shd w:fill="F2F2F2" w:val="clear"/>
+            <w:tcMar>
+              <w:top w:type="dxa" w:w="70"/>
+              <w:left w:type="dxa" w:w="110"/>
+              <w:bottom w:type="dxa" w:w="70"/>
+              <w:right w:type="dxa" w:w="110"/>
+            </w:tcMar>
+            <w:vAlign w:val="center"/>
+          </w:tcPr>
+          <w:p>
+            <w:pPr>
+              <w:spacing w:after="0"/>
+            </w:pPr>
+            <w:r>
+              <w:rPr>
+                <w:rFonts w:ascii="Consolas" w:cs="Consolas" w:eastAsia="Consolas" w:hAnsi="Consolas"/>
+                <w:b w:val="false"/>
+                <w:bCs w:val="false"/>
+                <w:sz w:val="17"/>
+                <w:szCs w:val="17"/>
+              </w:rPr>
+              <w:t xml:space="preserve">coletar_uf (lumen painel rcl)</w:t>
+            </w:r>
+          </w:p>
+        </w:tc>
+        <w:tc>
+          <w:tcPr>
+            <w:tcW w:type="dxa" w:w="3300"/>
+            <w:shd w:fill="F2F2F2" w:val="clear"/>
+            <w:tcMar>
+              <w:top w:type="dxa" w:w="70"/>
+              <w:left w:type="dxa" w:w="110"/>
+              <w:bottom w:type="dxa" w:w="70"/>
+              <w:right w:type="dxa" w:w="110"/>
+            </w:tcMar>
+            <w:vAlign w:val="center"/>
+          </w:tcPr>
+          <w:p>
+            <w:pPr>
+              <w:spacing w:after="0"/>
+            </w:pPr>
+            <w:r>
+              <w:rPr>
+                <w:b w:val="false"/>
+                <w:bCs w:val="false"/>
+                <w:sz w:val="17"/>
+                <w:szCs w:val="17"/>
+              </w:rPr>
+              <w:t xml:space="preserve">RCL dos entes pendentes da UF: RREO, Anexo 03, 6º bimestre do exercício anterior</w:t>
+            </w:r>
+          </w:p>
+        </w:tc>
+        <w:tc>
+          <w:tcPr>
+            <w:tcW w:type="dxa" w:w="3900"/>
+            <w:shd w:fill="F2F2F2" w:val="clear"/>
+            <w:tcMar>
+              <w:top w:type="dxa" w:w="70"/>
+              <w:left w:type="dxa" w:w="110"/>
+              <w:bottom w:type="dxa" w:w="70"/>
+              <w:right w:type="dxa" w:w="110"/>
+            </w:tcMar>
+            <w:vAlign w:val="center"/>
+          </w:tcPr>
+          <w:p>
+            <w:pPr>
+              <w:spacing w:after="0"/>
+            </w:pPr>
+            <w:r>
+              <w:rPr>
+                <w:b w:val="false"/>
+                <w:bCs w:val="false"/>
+                <w:sz w:val="17"/>
+                <w:szCs w:val="17"/>
+              </w:rPr>
+              <w:t xml:space="preserve">Bronze e silver num diretório temporário; LinhaDemonstrativo; quem não publicou volta depois de 7 dias</w:t>
+            </w:r>
+          </w:p>
+        </w:tc>
+      </w:tr>
+      <w:tr>
+        <w:trPr>
+          <w:cantSplit/>
+        </w:trPr>
+        <w:tc>
+          <w:tcPr>
+            <w:tcW w:type="dxa" w:w="2400"/>
+            <w:shd w:fill="FFFFFF" w:val="clear"/>
+            <w:tcMar>
+              <w:top w:type="dxa" w:w="70"/>
+              <w:left w:type="dxa" w:w="110"/>
+              <w:bottom w:type="dxa" w:w="70"/>
+              <w:right w:type="dxa" w:w="110"/>
+            </w:tcMar>
+            <w:vAlign w:val="center"/>
+          </w:tcPr>
+          <w:p>
+            <w:pPr>
+              <w:spacing w:after="0"/>
+            </w:pPr>
+            <w:r>
+              <w:rPr>
+                <w:rFonts w:ascii="Consolas" w:cs="Consolas" w:eastAsia="Consolas" w:hAnsi="Consolas"/>
+                <w:b w:val="false"/>
+                <w:bCs w:val="false"/>
+                <w:sz w:val="17"/>
+                <w:szCs w:val="17"/>
+              </w:rPr>
+              <w:t xml:space="preserve">ler_rcl</w:t>
+            </w:r>
+          </w:p>
+        </w:tc>
+        <w:tc>
+          <w:tcPr>
+            <w:tcW w:type="dxa" w:w="3300"/>
+            <w:shd w:fill="FFFFFF" w:val="clear"/>
+            <w:tcMar>
+              <w:top w:type="dxa" w:w="70"/>
+              <w:left w:type="dxa" w:w="110"/>
+              <w:bottom w:type="dxa" w:w="70"/>
+              <w:right w:type="dxa" w:w="110"/>
+            </w:tcMar>
+            <w:vAlign w:val="center"/>
+          </w:tcPr>
+          <w:p>
+            <w:pPr>
+              <w:spacing w:after="0"/>
+            </w:pPr>
+            <w:r>
+              <w:rPr>
+                <w:b w:val="false"/>
+                <w:bCs w:val="false"/>
+                <w:sz w:val="17"/>
+                <w:szCs w:val="17"/>
+              </w:rPr>
+              <w:t xml:space="preserve">A RCL de todas as UFs para a publicação</w:t>
+            </w:r>
+          </w:p>
+        </w:tc>
+        <w:tc>
+          <w:tcPr>
+            <w:tcW w:type="dxa" w:w="3900"/>
+            <w:shd w:fill="FFFFFF" w:val="clear"/>
+            <w:tcMar>
+              <w:top w:type="dxa" w:w="70"/>
+              <w:left w:type="dxa" w:w="110"/>
+              <w:bottom w:type="dxa" w:w="70"/>
+              <w:right w:type="dxa" w:w="110"/>
+            </w:tcMar>
+            <w:vAlign w:val="center"/>
+          </w:tcPr>
+          <w:p>
+            <w:pPr>
+              <w:spacing w:after="0"/>
+            </w:pPr>
+            <w:r>
+              <w:rPr>
+                <w:b w:val="false"/>
+                <w:bCs w:val="false"/>
+                <w:sz w:val="17"/>
+                <w:szCs w:val="17"/>
+              </w:rPr>
+              <w:t xml:space="preserve">Só o exercício mais recente entre os arquivos</w:t>
+            </w:r>
+          </w:p>
+        </w:tc>
+      </w:tr>
+    </w:tbl>
+    <w:p>
+      <w:pPr>
         <w:pStyle w:val="Heading1"/>
         <w:keepNext/>
         <w:keepLines/>
         <w:spacing w:after="160" w:before="380"/>
       </w:pPr>
-      <w:bookmarkStart w:name="_Toc14" w:id="14"/>
+      <w:bookmarkStart w:name="_Toc15" w:id="15"/>
       <w:r>
         <w:t xml:space="preserve">5. Estado guardado entre execuções</w:t>
       </w:r>
-      <w:bookmarkEnd w:id="14"/>
+      <w:bookmarkEnd w:id="15"/>
     </w:p>
     <w:p>
       <w:pPr>
@@ -7699,6 +8103,93 @@
                 <w:szCs w:val="17"/>
               </w:rPr>
               <w:t xml:space="preserve">nome, uf, esfera, populacao, capital</w:t>
+            </w:r>
+          </w:p>
+        </w:tc>
+      </w:tr>
+      <w:tr>
+        <w:trPr>
+          <w:cantSplit/>
+        </w:trPr>
+        <w:tc>
+          <w:tcPr>
+            <w:tcW w:type="dxa" w:w="2800"/>
+            <w:shd w:fill="F2F2F2" w:val="clear"/>
+            <w:tcMar>
+              <w:top w:type="dxa" w:w="70"/>
+              <w:left w:type="dxa" w:w="110"/>
+              <w:bottom w:type="dxa" w:w="70"/>
+              <w:right w:type="dxa" w:w="110"/>
+            </w:tcMar>
+            <w:vAlign w:val="center"/>
+          </w:tcPr>
+          <w:p>
+            <w:pPr>
+              <w:spacing w:after="0"/>
+            </w:pPr>
+            <w:r>
+              <w:rPr>
+                <w:rFonts w:ascii="Consolas" w:cs="Consolas" w:eastAsia="Consolas" w:hAnsi="Consolas"/>
+                <w:b w:val="false"/>
+                <w:bCs w:val="false"/>
+                <w:sz w:val="17"/>
+                <w:szCs w:val="17"/>
+              </w:rPr>
+              <w:t xml:space="preserve">rcl-UF.json.gz</w:t>
+            </w:r>
+          </w:p>
+        </w:tc>
+        <w:tc>
+          <w:tcPr>
+            <w:tcW w:type="dxa" w:w="3000"/>
+            <w:shd w:fill="F2F2F2" w:val="clear"/>
+            <w:tcMar>
+              <w:top w:type="dxa" w:w="70"/>
+              <w:left w:type="dxa" w:w="110"/>
+              <w:bottom w:type="dxa" w:w="70"/>
+              <w:right w:type="dxa" w:w="110"/>
+            </w:tcMar>
+            <w:vAlign w:val="center"/>
+          </w:tcPr>
+          <w:p>
+            <w:pPr>
+              <w:spacing w:after="0"/>
+            </w:pPr>
+            <w:r>
+              <w:rPr>
+                <w:b w:val="false"/>
+                <w:bCs w:val="false"/>
+                <w:sz w:val="17"/>
+                <w:szCs w:val="17"/>
+              </w:rPr>
+              <w:t xml:space="preserve">Receita corrente líquida de cada ente da UF no exercício anterior (RREO, Anexo 03), ou a data da última tentativa sem dado</w:t>
+            </w:r>
+          </w:p>
+        </w:tc>
+        <w:tc>
+          <w:tcPr>
+            <w:tcW w:type="dxa" w:w="3800"/>
+            <w:shd w:fill="F2F2F2" w:val="clear"/>
+            <w:tcMar>
+              <w:top w:type="dxa" w:w="70"/>
+              <w:left w:type="dxa" w:w="110"/>
+              <w:bottom w:type="dxa" w:w="70"/>
+              <w:right w:type="dxa" w:w="110"/>
+            </w:tcMar>
+            <w:vAlign w:val="center"/>
+          </w:tcPr>
+          <w:p>
+            <w:pPr>
+              <w:spacing w:after="0"/>
+            </w:pPr>
+            <w:r>
+              <w:rPr>
+                <w:b w:val="false"/>
+                <w:bCs w:val="false"/>
+                <w:sz w:val="17"/>
+                <w:szCs w:val="17"/>
+              </w:rPr>
+              <w:t xml:space="preserve">por ente: rcl, demonstrativo, coletado_em ou tentado_em</w:t>
             </w:r>
           </w:p>
         </w:tc>
@@ -7770,11 +8261,11 @@
         <w:keepLines/>
         <w:spacing w:after="160" w:before="380"/>
       </w:pPr>
-      <w:bookmarkStart w:name="_Toc15" w:id="15"/>
+      <w:bookmarkStart w:name="_Toc16" w:id="16"/>
       <w:r>
         <w:t xml:space="preserve">6. Site publicado</w:t>
       </w:r>
-      <w:bookmarkEnd w:id="15"/>
+      <w:bookmarkEnd w:id="16"/>
     </w:p>
     <w:p>
       <w:pPr>
@@ -8910,11 +9401,11 @@
         <w:keepLines/>
         <w:spacing w:after="160" w:before="380"/>
       </w:pPr>
-      <w:bookmarkStart w:name="_Toc16" w:id="16"/>
+      <w:bookmarkStart w:name="_Toc17" w:id="17"/>
       <w:r>
         <w:t xml:space="preserve">7. Regras de soma das contratações</w:t>
       </w:r>
-      <w:bookmarkEnd w:id="16"/>
+      <w:bookmarkEnd w:id="17"/>
     </w:p>
     <w:p>
       <w:pPr>
@@ -9076,11 +9567,11 @@
         <w:keepLines/>
         <w:spacing w:after="160" w:before="380"/>
       </w:pPr>
-      <w:bookmarkStart w:name="_Toc17" w:id="17"/>
+      <w:bookmarkStart w:name="_Toc18" w:id="18"/>
       <w:r>
         <w:t xml:space="preserve">8. Avaliação da conformidade</w:t>
       </w:r>
-      <w:bookmarkEnd w:id="17"/>
+      <w:bookmarkEnd w:id="18"/>
     </w:p>
     <w:tbl>
       <w:tblPr>
@@ -10313,11 +10804,11 @@
         <w:keepLines/>
         <w:spacing w:after="120" w:before="280"/>
       </w:pPr>
-      <w:bookmarkStart w:name="_Toc18" w:id="18"/>
+      <w:bookmarkStart w:name="_Toc19" w:id="19"/>
       <w:r>
         <w:t xml:space="preserve">8.1 Comparação com o grupo de pares (ADR-038)</w:t>
       </w:r>
-      <w:bookmarkEnd w:id="18"/>
+      <w:bookmarkEnd w:id="19"/>
     </w:p>
     <w:p>
       <w:pPr>
@@ -10334,11 +10825,11 @@
         <w:keepLines/>
         <w:spacing w:after="160" w:before="380"/>
       </w:pPr>
-      <w:bookmarkStart w:name="_Toc19" w:id="19"/>
+      <w:bookmarkStart w:name="_Toc20" w:id="20"/>
       <w:r>
         <w:t xml:space="preserve">9. Portal</w:t>
       </w:r>
-      <w:bookmarkEnd w:id="19"/>
+      <w:bookmarkEnd w:id="20"/>
     </w:p>
     <w:tbl>
       <w:tblPr>
@@ -11029,11 +11520,11 @@
         <w:keepLines/>
         <w:spacing w:after="160" w:before="380"/>
       </w:pPr>
-      <w:bookmarkStart w:name="_Toc20" w:id="20"/>
+      <w:bookmarkStart w:name="_Toc21" w:id="21"/>
       <w:r>
         <w:t xml:space="preserve">10. Operação</w:t>
       </w:r>
-      <w:bookmarkEnd w:id="20"/>
+      <w:bookmarkEnd w:id="21"/>
     </w:p>
     <w:tbl>
       <w:tblPr>
@@ -11410,11 +11901,11 @@
         <w:keepLines/>
         <w:spacing w:after="100" w:before="220"/>
       </w:pPr>
-      <w:bookmarkStart w:name="_Toc21" w:id="21"/>
+      <w:bookmarkStart w:name="_Toc22" w:id="22"/>
       <w:r>
         <w:t xml:space="preserve">Configuração, uma vez</w:t>
       </w:r>
-      <w:bookmarkEnd w:id="21"/>
+      <w:bookmarkEnd w:id="22"/>
     </w:p>
     <w:p>
       <w:pPr>
@@ -11505,11 +11996,11 @@
         <w:keepLines/>
         <w:spacing w:after="100" w:before="220"/>
       </w:pPr>
-      <w:bookmarkStart w:name="_Toc22" w:id="22"/>
+      <w:bookmarkStart w:name="_Toc23" w:id="23"/>
       <w:r>
         <w:t xml:space="preserve">Comandos locais</w:t>
       </w:r>
-      <w:bookmarkEnd w:id="22"/>
+      <w:bookmarkEnd w:id="23"/>
     </w:p>
     <w:tbl>
       <w:tblPr>
@@ -11732,11 +12223,11 @@
         <w:keepLines/>
         <w:spacing w:after="100" w:before="220"/>
       </w:pPr>
-      <w:bookmarkStart w:name="_Toc23" w:id="23"/>
+      <w:bookmarkStart w:name="_Toc24" w:id="24"/>
       <w:r>
         <w:t xml:space="preserve">Limites</w:t>
       </w:r>
-      <w:bookmarkEnd w:id="23"/>
+      <w:bookmarkEnd w:id="24"/>
     </w:p>
     <w:p>
       <w:pPr>
@@ -11784,11 +12275,11 @@
         <w:keepLines/>
         <w:spacing w:after="160" w:before="380"/>
       </w:pPr>
-      <w:bookmarkStart w:name="_Toc24" w:id="24"/>
+      <w:bookmarkStart w:name="_Toc25" w:id="25"/>
       <w:r>
         <w:t xml:space="preserve">11. Verificação</w:t>
       </w:r>
-      <w:bookmarkEnd w:id="24"/>
+      <w:bookmarkEnd w:id="25"/>
     </w:p>
     <w:tbl>
       <w:tblPr>
@@ -12089,11 +12580,11 @@
         <w:keepLines/>
         <w:spacing w:after="160" w:before="380"/>
       </w:pPr>
-      <w:bookmarkStart w:name="_Toc25" w:id="25"/>
+      <w:bookmarkStart w:name="_Toc26" w:id="26"/>
       <w:r>
         <w:t xml:space="preserve">12. Próximos passos e riscos</w:t>
       </w:r>
-      <w:bookmarkEnd w:id="25"/>
+      <w:bookmarkEnd w:id="26"/>
     </w:p>
     <w:tbl>
       <w:tblPr>

--- a/docs/DOC-13_Paineis.docx
+++ b/docs/DOC-13_Paineis.docx
@@ -267,7 +267,7 @@
                 <w:sz w:val="19"/>
                 <w:szCs w:val="19"/>
               </w:rPr>
-              <w:t xml:space="preserve">1.4</w:t>
+              <w:t xml:space="preserve">1.5</w:t>
             </w:r>
           </w:p>
         </w:tc>
@@ -385,7 +385,7 @@
                 <w:sz w:val="19"/>
                 <w:szCs w:val="19"/>
               </w:rPr>
-              <w:t xml:space="preserve">Proposta — acompanha o ADR-028, o ADR-038 e o ADR-039</w:t>
+              <w:t xml:space="preserve">Proposta — acompanha o ADR-028, o ADR-038, o ADR-039 e o ADR-041</w:t>
             </w:r>
           </w:p>
         </w:tc>
@@ -777,14 +777,15 @@
         </w:p>
         <w:p>
           <w:pPr>
-            <w:pStyle w:val="TOC1"/>
+            <w:pStyle w:val="TOC2"/>
             <w:tabs>
               <w:tab w:val="right" w:pos="9638" w:leader="dot"/>
             </w:tabs>
+            <w:ind w:left="220"/>
           </w:pPr>
           <w:hyperlink w:history="1" w:anchor="_Toc15">
             <w:r>
-              <w:t xml:space="preserve">5. Estado guardado entre execuções</w:t>
+              <w:t xml:space="preserve">4.10 despesa_funcao.py</w:t>
             </w:r>
             <w:r>
               <w:tab/>
@@ -806,7 +807,7 @@
           </w:pPr>
           <w:hyperlink w:history="1" w:anchor="_Toc16">
             <w:r>
-              <w:t xml:space="preserve">6. Site publicado</w:t>
+              <w:t xml:space="preserve">5. Estado guardado entre execuções</w:t>
             </w:r>
             <w:r>
               <w:tab/>
@@ -828,7 +829,7 @@
           </w:pPr>
           <w:hyperlink w:history="1" w:anchor="_Toc17">
             <w:r>
-              <w:t xml:space="preserve">7. Regras de soma das contratações</w:t>
+              <w:t xml:space="preserve">6. Site publicado</w:t>
             </w:r>
             <w:r>
               <w:tab/>
@@ -850,7 +851,7 @@
           </w:pPr>
           <w:hyperlink w:history="1" w:anchor="_Toc18">
             <w:r>
-              <w:t xml:space="preserve">8. Avaliação da conformidade</w:t>
+              <w:t xml:space="preserve">7. Regras de soma das contratações</w:t>
             </w:r>
             <w:r>
               <w:tab/>
@@ -858,6 +859,28 @@
             <w:r>
               <w:fldChar w:fldCharType="begin" w:dirty="true"/>
               <w:instrText xml:space="preserve">PAGEREF _Toc18 \h</w:instrText>
+              <w:fldChar w:fldCharType="separate"/>
+              <w:fldChar w:fldCharType="end"/>
+            </w:r>
+          </w:hyperlink>
+        </w:p>
+        <w:p>
+          <w:pPr>
+            <w:pStyle w:val="TOC1"/>
+            <w:tabs>
+              <w:tab w:val="right" w:pos="9638" w:leader="dot"/>
+            </w:tabs>
+          </w:pPr>
+          <w:hyperlink w:history="1" w:anchor="_Toc19">
+            <w:r>
+              <w:t xml:space="preserve">8. Avaliação da conformidade</w:t>
+            </w:r>
+            <w:r>
+              <w:tab/>
+            </w:r>
+            <w:r>
+              <w:fldChar w:fldCharType="begin" w:dirty="true"/>
+              <w:instrText xml:space="preserve">PAGEREF _Toc19 \h</w:instrText>
               <w:fldChar w:fldCharType="separate"/>
               <w:fldChar w:fldCharType="end"/>
             </w:r>
@@ -871,31 +894,9 @@
             </w:tabs>
             <w:ind w:left="220"/>
           </w:pPr>
-          <w:hyperlink w:history="1" w:anchor="_Toc19">
+          <w:hyperlink w:history="1" w:anchor="_Toc20">
             <w:r>
               <w:t xml:space="preserve">8.1 Comparação com o grupo de pares (ADR-038)</w:t>
-            </w:r>
-            <w:r>
-              <w:tab/>
-            </w:r>
-            <w:r>
-              <w:fldChar w:fldCharType="begin" w:dirty="true"/>
-              <w:instrText xml:space="preserve">PAGEREF _Toc19 \h</w:instrText>
-              <w:fldChar w:fldCharType="separate"/>
-              <w:fldChar w:fldCharType="end"/>
-            </w:r>
-          </w:hyperlink>
-        </w:p>
-        <w:p>
-          <w:pPr>
-            <w:pStyle w:val="TOC1"/>
-            <w:tabs>
-              <w:tab w:val="right" w:pos="9638" w:leader="dot"/>
-            </w:tabs>
-          </w:pPr>
-          <w:hyperlink w:history="1" w:anchor="_Toc20">
-            <w:r>
-              <w:t xml:space="preserve">9. Portal</w:t>
             </w:r>
             <w:r>
               <w:tab/>
@@ -917,7 +918,7 @@
           </w:pPr>
           <w:hyperlink w:history="1" w:anchor="_Toc21">
             <w:r>
-              <w:t xml:space="preserve">10. Operação</w:t>
+              <w:t xml:space="preserve">9. Portal</w:t>
             </w:r>
             <w:r>
               <w:tab/>
@@ -932,15 +933,14 @@
         </w:p>
         <w:p>
           <w:pPr>
-            <w:pStyle w:val="TOC3"/>
+            <w:pStyle w:val="TOC1"/>
             <w:tabs>
               <w:tab w:val="right" w:pos="9638" w:leader="dot"/>
             </w:tabs>
-            <w:ind w:left="440"/>
           </w:pPr>
           <w:hyperlink w:history="1" w:anchor="_Toc22">
             <w:r>
-              <w:t xml:space="preserve">Configuração, uma vez</w:t>
+              <w:t xml:space="preserve">10. Operação</w:t>
             </w:r>
             <w:r>
               <w:tab/>
@@ -963,7 +963,7 @@
           </w:pPr>
           <w:hyperlink w:history="1" w:anchor="_Toc23">
             <w:r>
-              <w:t xml:space="preserve">Comandos locais</w:t>
+              <w:t xml:space="preserve">Configuração, uma vez</w:t>
             </w:r>
             <w:r>
               <w:tab/>
@@ -986,7 +986,7 @@
           </w:pPr>
           <w:hyperlink w:history="1" w:anchor="_Toc24">
             <w:r>
-              <w:t xml:space="preserve">Limites</w:t>
+              <w:t xml:space="preserve">Comandos locais</w:t>
             </w:r>
             <w:r>
               <w:tab/>
@@ -1001,14 +1001,15 @@
         </w:p>
         <w:p>
           <w:pPr>
-            <w:pStyle w:val="TOC1"/>
+            <w:pStyle w:val="TOC3"/>
             <w:tabs>
               <w:tab w:val="right" w:pos="9638" w:leader="dot"/>
             </w:tabs>
+            <w:ind w:left="440"/>
           </w:pPr>
           <w:hyperlink w:history="1" w:anchor="_Toc25">
             <w:r>
-              <w:t xml:space="preserve">11. Verificação</w:t>
+              <w:t xml:space="preserve">Limites</w:t>
             </w:r>
             <w:r>
               <w:tab/>
@@ -1030,7 +1031,7 @@
           </w:pPr>
           <w:hyperlink w:history="1" w:anchor="_Toc26">
             <w:r>
-              <w:t xml:space="preserve">12. Próximos passos e riscos</w:t>
+              <w:t xml:space="preserve">11. Verificação</w:t>
             </w:r>
             <w:r>
               <w:tab/>
@@ -1038,6 +1039,28 @@
             <w:r>
               <w:fldChar w:fldCharType="begin" w:dirty="true"/>
               <w:instrText xml:space="preserve">PAGEREF _Toc26 \h</w:instrText>
+              <w:fldChar w:fldCharType="separate"/>
+              <w:fldChar w:fldCharType="end"/>
+            </w:r>
+          </w:hyperlink>
+        </w:p>
+        <w:p>
+          <w:pPr>
+            <w:pStyle w:val="TOC1"/>
+            <w:tabs>
+              <w:tab w:val="right" w:pos="9638" w:leader="dot"/>
+            </w:tabs>
+          </w:pPr>
+          <w:hyperlink w:history="1" w:anchor="_Toc27">
+            <w:r>
+              <w:t xml:space="preserve">12. Próximos passos e riscos</w:t>
+            </w:r>
+            <w:r>
+              <w:tab/>
+            </w:r>
+            <w:r>
+              <w:fldChar w:fldCharType="begin" w:dirty="true"/>
+              <w:instrText xml:space="preserve">PAGEREF _Toc27 \h</w:instrText>
               <w:fldChar w:fldCharType="separate"/>
               <w:fldChar w:fldCharType="end"/>
             </w:r>
@@ -6847,6 +6870,93 @@
           </w:p>
         </w:tc>
       </w:tr>
+      <w:tr>
+        <w:trPr>
+          <w:cantSplit/>
+        </w:trPr>
+        <w:tc>
+          <w:tcPr>
+            <w:tcW w:type="dxa" w:w="2400"/>
+            <w:shd w:fill="F2F2F2" w:val="clear"/>
+            <w:tcMar>
+              <w:top w:type="dxa" w:w="70"/>
+              <w:left w:type="dxa" w:w="110"/>
+              <w:bottom w:type="dxa" w:w="70"/>
+              <w:right w:type="dxa" w:w="110"/>
+            </w:tcMar>
+            <w:vAlign w:val="center"/>
+          </w:tcPr>
+          <w:p>
+            <w:pPr>
+              <w:spacing w:after="0"/>
+            </w:pPr>
+            <w:r>
+              <w:rPr>
+                <w:rFonts w:ascii="Consolas" w:cs="Consolas" w:eastAsia="Consolas" w:hAnsi="Consolas"/>
+                <w:b w:val="false"/>
+                <w:bCs w:val="false"/>
+                <w:sz w:val="17"/>
+                <w:szCs w:val="17"/>
+              </w:rPr>
+              <w:t xml:space="preserve">despesa_por_habitante, distribuicoes_de_despesa, despesa_do_ente</w:t>
+            </w:r>
+          </w:p>
+        </w:tc>
+        <w:tc>
+          <w:tcPr>
+            <w:tcW w:type="dxa" w:w="3300"/>
+            <w:shd w:fill="F2F2F2" w:val="clear"/>
+            <w:tcMar>
+              <w:top w:type="dxa" w:w="70"/>
+              <w:left w:type="dxa" w:w="110"/>
+              <w:bottom w:type="dxa" w:w="70"/>
+              <w:right w:type="dxa" w:w="110"/>
+            </w:tcMar>
+            <w:vAlign w:val="center"/>
+          </w:tcPr>
+          <w:p>
+            <w:pPr>
+              <w:spacing w:after="0"/>
+            </w:pPr>
+            <w:r>
+              <w:rPr>
+                <w:b w:val="false"/>
+                <w:bCs w:val="false"/>
+                <w:sz w:val="17"/>
+                <w:szCs w:val="17"/>
+              </w:rPr>
+              <w:t xml:space="preserve">Bloco despesa: o total e cada função por habitante do ente, com os quartis do grupo (ADR-041)</w:t>
+            </w:r>
+          </w:p>
+        </w:tc>
+        <w:tc>
+          <w:tcPr>
+            <w:tcW w:type="dxa" w:w="3900"/>
+            <w:shd w:fill="F2F2F2" w:val="clear"/>
+            <w:tcMar>
+              <w:top w:type="dxa" w:w="70"/>
+              <w:left w:type="dxa" w:w="110"/>
+              <w:bottom w:type="dxa" w:w="70"/>
+              <w:right w:type="dxa" w:w="110"/>
+            </w:tcMar>
+            <w:vAlign w:val="center"/>
+          </w:tcPr>
+          <w:p>
+            <w:pPr>
+              <w:spacing w:after="0"/>
+            </w:pPr>
+            <w:r>
+              <w:rPr>
+                <w:b w:val="false"/>
+                <w:bCs w:val="false"/>
+                <w:sz w:val="17"/>
+                <w:szCs w:val="17"/>
+              </w:rPr>
+              <w:t xml:space="preserve">População do cadastro; distribuição só com 15 entes do grupo com a DCA lida e somando o total; função não executada vale zero</w:t>
+            </w:r>
+          </w:p>
+        </w:tc>
+      </w:tr>
     </w:tbl>
     <w:p>
       <w:pPr>
@@ -7699,16 +7809,484 @@
     </w:tbl>
     <w:p>
       <w:pPr>
+        <w:pStyle w:val="Heading2"/>
+        <w:keepNext/>
+        <w:keepLines/>
+        <w:spacing w:after="120" w:before="280"/>
+      </w:pPr>
+      <w:bookmarkStart w:name="_Toc15" w:id="15"/>
+      <w:r>
+        <w:t xml:space="preserve">4.10 despesa_funcao.py</w:t>
+      </w:r>
+      <w:bookmarkEnd w:id="15"/>
+    </w:p>
+    <w:tbl>
+      <w:tblPr>
+        <w:tblW w:type="dxa" w:w="9600"/>
+        <w:tblBorders>
+          <w:top w:val="single" w:color="BFBFBF" w:sz="4"/>
+          <w:left w:val="single" w:color="BFBFBF" w:sz="4"/>
+          <w:bottom w:val="single" w:color="BFBFBF" w:sz="4"/>
+          <w:right w:val="single" w:color="BFBFBF" w:sz="4"/>
+          <w:insideH w:val="single" w:color="D9D9D9" w:sz="2"/>
+          <w:insideV w:val="single" w:color="D9D9D9" w:sz="2"/>
+        </w:tblBorders>
+      </w:tblPr>
+      <w:tblGrid>
+        <w:gridCol w:w="2400"/>
+        <w:gridCol w:w="3300"/>
+        <w:gridCol w:w="3900"/>
+      </w:tblGrid>
+      <w:tr>
+        <w:trPr>
+          <w:tblHeader/>
+        </w:trPr>
+        <w:tc>
+          <w:tcPr>
+            <w:tcW w:type="dxa" w:w="2400"/>
+            <w:shd w:fill="1F3864" w:val="clear"/>
+            <w:tcMar>
+              <w:top w:type="dxa" w:w="80"/>
+              <w:left w:type="dxa" w:w="110"/>
+              <w:bottom w:type="dxa" w:w="80"/>
+              <w:right w:type="dxa" w:w="110"/>
+            </w:tcMar>
+            <w:vAlign w:val="center"/>
+          </w:tcPr>
+          <w:p>
+            <w:pPr>
+              <w:spacing w:after="0"/>
+            </w:pPr>
+            <w:r>
+              <w:rPr>
+                <w:b/>
+                <w:bCs/>
+                <w:color w:val="FFFFFF"/>
+                <w:sz w:val="19"/>
+                <w:szCs w:val="19"/>
+              </w:rPr>
+              <w:t xml:space="preserve">Nome</w:t>
+            </w:r>
+          </w:p>
+        </w:tc>
+        <w:tc>
+          <w:tcPr>
+            <w:tcW w:type="dxa" w:w="3300"/>
+            <w:shd w:fill="1F3864" w:val="clear"/>
+            <w:tcMar>
+              <w:top w:type="dxa" w:w="80"/>
+              <w:left w:type="dxa" w:w="110"/>
+              <w:bottom w:type="dxa" w:w="80"/>
+              <w:right w:type="dxa" w:w="110"/>
+            </w:tcMar>
+            <w:vAlign w:val="center"/>
+          </w:tcPr>
+          <w:p>
+            <w:pPr>
+              <w:spacing w:after="0"/>
+            </w:pPr>
+            <w:r>
+              <w:rPr>
+                <w:b/>
+                <w:bCs/>
+                <w:color w:val="FFFFFF"/>
+                <w:sz w:val="19"/>
+                <w:szCs w:val="19"/>
+              </w:rPr>
+              <w:t xml:space="preserve">O que faz</w:t>
+            </w:r>
+          </w:p>
+        </w:tc>
+        <w:tc>
+          <w:tcPr>
+            <w:tcW w:type="dxa" w:w="3900"/>
+            <w:shd w:fill="1F3864" w:val="clear"/>
+            <w:tcMar>
+              <w:top w:type="dxa" w:w="80"/>
+              <w:left w:type="dxa" w:w="110"/>
+              <w:bottom w:type="dxa" w:w="80"/>
+              <w:right w:type="dxa" w:w="110"/>
+            </w:tcMar>
+            <w:vAlign w:val="center"/>
+          </w:tcPr>
+          <w:p>
+            <w:pPr>
+              <w:spacing w:after="0"/>
+            </w:pPr>
+            <w:r>
+              <w:rPr>
+                <w:b/>
+                <w:bCs/>
+                <w:color w:val="FFFFFF"/>
+                <w:sz w:val="19"/>
+                <w:szCs w:val="19"/>
+              </w:rPr>
+              <w:t xml:space="preserve">Como e por quê</w:t>
+            </w:r>
+          </w:p>
+        </w:tc>
+      </w:tr>
+      <w:tr>
+        <w:trPr>
+          <w:cantSplit/>
+        </w:trPr>
+        <w:tc>
+          <w:tcPr>
+            <w:tcW w:type="dxa" w:w="2400"/>
+            <w:shd w:fill="FFFFFF" w:val="clear"/>
+            <w:tcMar>
+              <w:top w:type="dxa" w:w="70"/>
+              <w:left w:type="dxa" w:w="110"/>
+              <w:bottom w:type="dxa" w:w="70"/>
+              <w:right w:type="dxa" w:w="110"/>
+            </w:tcMar>
+            <w:vAlign w:val="center"/>
+          </w:tcPr>
+          <w:p>
+            <w:pPr>
+              <w:spacing w:after="0"/>
+            </w:pPr>
+            <w:r>
+              <w:rPr>
+                <w:rFonts w:ascii="Consolas" w:cs="Consolas" w:eastAsia="Consolas" w:hAnsi="Consolas"/>
+                <w:b w:val="false"/>
+                <w:bCs w:val="false"/>
+                <w:sz w:val="17"/>
+                <w:szCs w:val="17"/>
+              </w:rPr>
+              <w:t xml:space="preserve">exercicio_padrao, entregues_pelo_extrato</w:t>
+            </w:r>
+          </w:p>
+        </w:tc>
+        <w:tc>
+          <w:tcPr>
+            <w:tcW w:type="dxa" w:w="3300"/>
+            <w:shd w:fill="FFFFFF" w:val="clear"/>
+            <w:tcMar>
+              <w:top w:type="dxa" w:w="70"/>
+              <w:left w:type="dxa" w:w="110"/>
+              <w:bottom w:type="dxa" w:w="70"/>
+              <w:right w:type="dxa" w:w="110"/>
+            </w:tcMar>
+            <w:vAlign w:val="center"/>
+          </w:tcPr>
+          <w:p>
+            <w:pPr>
+              <w:spacing w:after="0"/>
+            </w:pPr>
+            <w:r>
+              <w:rPr>
+                <w:b w:val="false"/>
+                <w:bCs w:val="false"/>
+                <w:sz w:val="17"/>
+                <w:szCs w:val="17"/>
+              </w:rPr>
+              <w:t xml:space="preserve">O último exercício com a DCA no prazo e quem a entregou, pelo extrato</w:t>
+            </w:r>
+          </w:p>
+        </w:tc>
+        <w:tc>
+          <w:tcPr>
+            <w:tcW w:type="dxa" w:w="3900"/>
+            <w:shd w:fill="FFFFFF" w:val="clear"/>
+            <w:tcMar>
+              <w:top w:type="dxa" w:w="70"/>
+              <w:left w:type="dxa" w:w="110"/>
+              <w:bottom w:type="dxa" w:w="70"/>
+              <w:right w:type="dxa" w:w="110"/>
+            </w:tcMar>
+            <w:vAlign w:val="center"/>
+          </w:tcPr>
+          <w:p>
+            <w:pPr>
+              <w:spacing w:after="0"/>
+            </w:pPr>
+            <w:r>
+              <w:rPr>
+                <w:b w:val="false"/>
+                <w:bCs w:val="false"/>
+                <w:sz w:val="17"/>
+                <w:szCs w:val="17"/>
+              </w:rPr>
+              <w:t xml:space="preserve">A DCA sai até 30/4 (municípios) e 31/5 (estados): o exercício anterior a partir de maio. Quem não tem a DCA no extrato não é consultado</w:t>
+            </w:r>
+          </w:p>
+        </w:tc>
+      </w:tr>
+      <w:tr>
+        <w:trPr>
+          <w:cantSplit/>
+        </w:trPr>
+        <w:tc>
+          <w:tcPr>
+            <w:tcW w:type="dxa" w:w="2400"/>
+            <w:shd w:fill="F2F2F2" w:val="clear"/>
+            <w:tcMar>
+              <w:top w:type="dxa" w:w="70"/>
+              <w:left w:type="dxa" w:w="110"/>
+              <w:bottom w:type="dxa" w:w="70"/>
+              <w:right w:type="dxa" w:w="110"/>
+            </w:tcMar>
+            <w:vAlign w:val="center"/>
+          </w:tcPr>
+          <w:p>
+            <w:pPr>
+              <w:spacing w:after="0"/>
+            </w:pPr>
+            <w:r>
+              <w:rPr>
+                <w:rFonts w:ascii="Consolas" w:cs="Consolas" w:eastAsia="Consolas" w:hAnsi="Consolas"/>
+                <w:b w:val="false"/>
+                <w:bCs w:val="false"/>
+                <w:sz w:val="17"/>
+                <w:szCs w:val="17"/>
+              </w:rPr>
+              <w:t xml:space="preserve">coletar_uf (lumen painel despesa-funcao)</w:t>
+            </w:r>
+          </w:p>
+        </w:tc>
+        <w:tc>
+          <w:tcPr>
+            <w:tcW w:type="dxa" w:w="3300"/>
+            <w:shd w:fill="F2F2F2" w:val="clear"/>
+            <w:tcMar>
+              <w:top w:type="dxa" w:w="70"/>
+              <w:left w:type="dxa" w:w="110"/>
+              <w:bottom w:type="dxa" w:w="70"/>
+              <w:right w:type="dxa" w:w="110"/>
+            </w:tcMar>
+            <w:vAlign w:val="center"/>
+          </w:tcPr>
+          <w:p>
+            <w:pPr>
+              <w:spacing w:after="0"/>
+            </w:pPr>
+            <w:r>
+              <w:rPr>
+                <w:b w:val="false"/>
+                <w:bCs w:val="false"/>
+                <w:sz w:val="17"/>
+                <w:szCs w:val="17"/>
+              </w:rPr>
+              <w:t xml:space="preserve">DCA, Anexo I-E, dos entes pendentes da UF</w:t>
+            </w:r>
+          </w:p>
+        </w:tc>
+        <w:tc>
+          <w:tcPr>
+            <w:tcW w:type="dxa" w:w="3900"/>
+            <w:shd w:fill="F2F2F2" w:val="clear"/>
+            <w:tcMar>
+              <w:top w:type="dxa" w:w="70"/>
+              <w:left w:type="dxa" w:w="110"/>
+              <w:bottom w:type="dxa" w:w="70"/>
+              <w:right w:type="dxa" w:w="110"/>
+            </w:tcMar>
+            <w:vAlign w:val="center"/>
+          </w:tcPr>
+          <w:p>
+            <w:pPr>
+              <w:spacing w:after="0"/>
+            </w:pPr>
+            <w:r>
+              <w:rPr>
+                <w:b w:val="false"/>
+                <w:bCs w:val="false"/>
+                <w:sz w:val="17"/>
+                <w:szCs w:val="17"/>
+              </w:rPr>
+              <w:t xml:space="preserve">Lotes de 50; não começa lote novo depois de --limite-minutos (todas as UFs); o lote de uma coleta interrompida continua pendente; quem não publicou volta depois de 7 dias</w:t>
+            </w:r>
+          </w:p>
+        </w:tc>
+      </w:tr>
+      <w:tr>
+        <w:trPr>
+          <w:cantSplit/>
+        </w:trPr>
+        <w:tc>
+          <w:tcPr>
+            <w:tcW w:type="dxa" w:w="2400"/>
+            <w:shd w:fill="FFFFFF" w:val="clear"/>
+            <w:tcMar>
+              <w:top w:type="dxa" w:w="70"/>
+              <w:left w:type="dxa" w:w="110"/>
+              <w:bottom w:type="dxa" w:w="70"/>
+              <w:right w:type="dxa" w:w="110"/>
+            </w:tcMar>
+            <w:vAlign w:val="center"/>
+          </w:tcPr>
+          <w:p>
+            <w:pPr>
+              <w:spacing w:after="0"/>
+            </w:pPr>
+            <w:r>
+              <w:rPr>
+                <w:rFonts w:ascii="Consolas" w:cs="Consolas" w:eastAsia="Consolas" w:hAnsi="Consolas"/>
+                <w:b w:val="false"/>
+                <w:bCs w:val="false"/>
+                <w:sz w:val="17"/>
+                <w:szCs w:val="17"/>
+              </w:rPr>
+              <w:t xml:space="preserve">despesas_da_silver, confere</w:t>
+            </w:r>
+          </w:p>
+        </w:tc>
+        <w:tc>
+          <w:tcPr>
+            <w:tcW w:type="dxa" w:w="3300"/>
+            <w:shd w:fill="FFFFFF" w:val="clear"/>
+            <w:tcMar>
+              <w:top w:type="dxa" w:w="70"/>
+              <w:left w:type="dxa" w:w="110"/>
+              <w:bottom w:type="dxa" w:w="70"/>
+              <w:right w:type="dxa" w:w="110"/>
+            </w:tcMar>
+            <w:vAlign w:val="center"/>
+          </w:tcPr>
+          <w:p>
+            <w:pPr>
+              <w:spacing w:after="0"/>
+            </w:pPr>
+            <w:r>
+              <w:rPr>
+                <w:b w:val="false"/>
+                <w:bCs w:val="false"/>
+                <w:sz w:val="17"/>
+                <w:szCs w:val="17"/>
+              </w:rPr>
+              <w:t xml:space="preserve">Total e funções (NN - Nome) da despesa liquidada, sem as intraorçamentárias</w:t>
+            </w:r>
+          </w:p>
+        </w:tc>
+        <w:tc>
+          <w:tcPr>
+            <w:tcW w:type="dxa" w:w="3900"/>
+            <w:shd w:fill="FFFFFF" w:val="clear"/>
+            <w:tcMar>
+              <w:top w:type="dxa" w:w="70"/>
+              <w:left w:type="dxa" w:w="110"/>
+              <w:bottom w:type="dxa" w:w="70"/>
+              <w:right w:type="dxa" w:w="110"/>
+            </w:tcMar>
+            <w:vAlign w:val="center"/>
+          </w:tcPr>
+          <w:p>
+            <w:pPr>
+              <w:spacing w:after="0"/>
+            </w:pPr>
+            <w:r>
+              <w:rPr>
+                <w:b w:val="false"/>
+                <w:bCs w:val="false"/>
+                <w:sz w:val="17"/>
+                <w:szCs w:val="17"/>
+              </w:rPr>
+              <w:t xml:space="preserve">As subfunções ficam de fora; as funções somam o total (tolerância de 1%), e a DCA que não soma fica fora das distribuições</w:t>
+            </w:r>
+          </w:p>
+        </w:tc>
+      </w:tr>
+      <w:tr>
+        <w:trPr>
+          <w:cantSplit/>
+        </w:trPr>
+        <w:tc>
+          <w:tcPr>
+            <w:tcW w:type="dxa" w:w="2400"/>
+            <w:shd w:fill="F2F2F2" w:val="clear"/>
+            <w:tcMar>
+              <w:top w:type="dxa" w:w="70"/>
+              <w:left w:type="dxa" w:w="110"/>
+              <w:bottom w:type="dxa" w:w="70"/>
+              <w:right w:type="dxa" w:w="110"/>
+            </w:tcMar>
+            <w:vAlign w:val="center"/>
+          </w:tcPr>
+          <w:p>
+            <w:pPr>
+              <w:spacing w:after="0"/>
+            </w:pPr>
+            <w:r>
+              <w:rPr>
+                <w:rFonts w:ascii="Consolas" w:cs="Consolas" w:eastAsia="Consolas" w:hAnsi="Consolas"/>
+                <w:b w:val="false"/>
+                <w:bCs w:val="false"/>
+                <w:sz w:val="17"/>
+                <w:szCs w:val="17"/>
+              </w:rPr>
+              <w:t xml:space="preserve">ler_despesas</w:t>
+            </w:r>
+          </w:p>
+        </w:tc>
+        <w:tc>
+          <w:tcPr>
+            <w:tcW w:type="dxa" w:w="3300"/>
+            <w:shd w:fill="F2F2F2" w:val="clear"/>
+            <w:tcMar>
+              <w:top w:type="dxa" w:w="70"/>
+              <w:left w:type="dxa" w:w="110"/>
+              <w:bottom w:type="dxa" w:w="70"/>
+              <w:right w:type="dxa" w:w="110"/>
+            </w:tcMar>
+            <w:vAlign w:val="center"/>
+          </w:tcPr>
+          <w:p>
+            <w:pPr>
+              <w:spacing w:after="0"/>
+            </w:pPr>
+            <w:r>
+              <w:rPr>
+                <w:b w:val="false"/>
+                <w:bCs w:val="false"/>
+                <w:sz w:val="17"/>
+                <w:szCs w:val="17"/>
+              </w:rPr>
+              <w:t xml:space="preserve">A despesa de todas as UFs para a publicação</w:t>
+            </w:r>
+          </w:p>
+        </w:tc>
+        <w:tc>
+          <w:tcPr>
+            <w:tcW w:type="dxa" w:w="3900"/>
+            <w:shd w:fill="F2F2F2" w:val="clear"/>
+            <w:tcMar>
+              <w:top w:type="dxa" w:w="70"/>
+              <w:left w:type="dxa" w:w="110"/>
+              <w:bottom w:type="dxa" w:w="70"/>
+              <w:right w:type="dxa" w:w="110"/>
+            </w:tcMar>
+            <w:vAlign w:val="center"/>
+          </w:tcPr>
+          <w:p>
+            <w:pPr>
+              <w:spacing w:after="0"/>
+            </w:pPr>
+            <w:r>
+              <w:rPr>
+                <w:b w:val="false"/>
+                <w:bCs w:val="false"/>
+                <w:sz w:val="17"/>
+                <w:szCs w:val="17"/>
+              </w:rPr>
+              <w:t xml:space="preserve">Só o exercício mais recente entre os arquivos</w:t>
+            </w:r>
+          </w:p>
+        </w:tc>
+      </w:tr>
+    </w:tbl>
+    <w:p>
+      <w:pPr>
         <w:pStyle w:val="Heading1"/>
         <w:keepNext/>
         <w:keepLines/>
         <w:spacing w:after="160" w:before="380"/>
       </w:pPr>
-      <w:bookmarkStart w:name="_Toc15" w:id="15"/>
+      <w:bookmarkStart w:name="_Toc16" w:id="16"/>
       <w:r>
         <w:t xml:space="preserve">5. Estado guardado entre execuções</w:t>
       </w:r>
-      <w:bookmarkEnd w:id="15"/>
+      <w:bookmarkEnd w:id="16"/>
     </w:p>
     <w:p>
       <w:pPr>
@@ -8190,6 +8768,93 @@
                 <w:szCs w:val="17"/>
               </w:rPr>
               <w:t xml:space="preserve">por ente: rcl, demonstrativo, coletado_em ou tentado_em</w:t>
+            </w:r>
+          </w:p>
+        </w:tc>
+      </w:tr>
+      <w:tr>
+        <w:trPr>
+          <w:cantSplit/>
+        </w:trPr>
+        <w:tc>
+          <w:tcPr>
+            <w:tcW w:type="dxa" w:w="2800"/>
+            <w:shd w:fill="FFFFFF" w:val="clear"/>
+            <w:tcMar>
+              <w:top w:type="dxa" w:w="70"/>
+              <w:left w:type="dxa" w:w="110"/>
+              <w:bottom w:type="dxa" w:w="70"/>
+              <w:right w:type="dxa" w:w="110"/>
+            </w:tcMar>
+            <w:vAlign w:val="center"/>
+          </w:tcPr>
+          <w:p>
+            <w:pPr>
+              <w:spacing w:after="0"/>
+            </w:pPr>
+            <w:r>
+              <w:rPr>
+                <w:rFonts w:ascii="Consolas" w:cs="Consolas" w:eastAsia="Consolas" w:hAnsi="Consolas"/>
+                <w:b w:val="false"/>
+                <w:bCs w:val="false"/>
+                <w:sz w:val="17"/>
+                <w:szCs w:val="17"/>
+              </w:rPr>
+              <w:t xml:space="preserve">despesa-funcao-UF.json.gz</w:t>
+            </w:r>
+          </w:p>
+        </w:tc>
+        <w:tc>
+          <w:tcPr>
+            <w:tcW w:type="dxa" w:w="3000"/>
+            <w:shd w:fill="FFFFFF" w:val="clear"/>
+            <w:tcMar>
+              <w:top w:type="dxa" w:w="70"/>
+              <w:left w:type="dxa" w:w="110"/>
+              <w:bottom w:type="dxa" w:w="70"/>
+              <w:right w:type="dxa" w:w="110"/>
+            </w:tcMar>
+            <w:vAlign w:val="center"/>
+          </w:tcPr>
+          <w:p>
+            <w:pPr>
+              <w:spacing w:after="0"/>
+            </w:pPr>
+            <w:r>
+              <w:rPr>
+                <w:b w:val="false"/>
+                <w:bCs w:val="false"/>
+                <w:sz w:val="17"/>
+                <w:szCs w:val="17"/>
+              </w:rPr>
+              <w:t xml:space="preserve">Despesa liquidada por função de cada ente da UF no último exercício com DCA (Anexo I-E), ou a data da última tentativa sem dado</w:t>
+            </w:r>
+          </w:p>
+        </w:tc>
+        <w:tc>
+          <w:tcPr>
+            <w:tcW w:type="dxa" w:w="3800"/>
+            <w:shd w:fill="FFFFFF" w:val="clear"/>
+            <w:tcMar>
+              <w:top w:type="dxa" w:w="70"/>
+              <w:left w:type="dxa" w:w="110"/>
+              <w:bottom w:type="dxa" w:w="70"/>
+              <w:right w:type="dxa" w:w="110"/>
+            </w:tcMar>
+            <w:vAlign w:val="center"/>
+          </w:tcPr>
+          <w:p>
+            <w:pPr>
+              <w:spacing w:after="0"/>
+            </w:pPr>
+            <w:r>
+              <w:rPr>
+                <w:b w:val="false"/>
+                <w:bCs w:val="false"/>
+                <w:sz w:val="17"/>
+                <w:szCs w:val="17"/>
+              </w:rPr>
+              <w:t xml:space="preserve">por ente: total, funcoes (código da função → valor), coletado_em ou tentado_em</w:t>
             </w:r>
           </w:p>
         </w:tc>
@@ -8261,11 +8926,11 @@
         <w:keepLines/>
         <w:spacing w:after="160" w:before="380"/>
       </w:pPr>
-      <w:bookmarkStart w:name="_Toc16" w:id="16"/>
+      <w:bookmarkStart w:name="_Toc17" w:id="17"/>
       <w:r>
         <w:t xml:space="preserve">6. Site publicado</w:t>
       </w:r>
-      <w:bookmarkEnd w:id="16"/>
+      <w:bookmarkEnd w:id="17"/>
     </w:p>
     <w:p>
       <w:pPr>
@@ -9401,11 +10066,11 @@
         <w:keepLines/>
         <w:spacing w:after="160" w:before="380"/>
       </w:pPr>
-      <w:bookmarkStart w:name="_Toc17" w:id="17"/>
+      <w:bookmarkStart w:name="_Toc18" w:id="18"/>
       <w:r>
         <w:t xml:space="preserve">7. Regras de soma das contratações</w:t>
       </w:r>
-      <w:bookmarkEnd w:id="17"/>
+      <w:bookmarkEnd w:id="18"/>
     </w:p>
     <w:p>
       <w:pPr>
@@ -9567,11 +10232,11 @@
         <w:keepLines/>
         <w:spacing w:after="160" w:before="380"/>
       </w:pPr>
-      <w:bookmarkStart w:name="_Toc18" w:id="18"/>
+      <w:bookmarkStart w:name="_Toc19" w:id="19"/>
       <w:r>
         <w:t xml:space="preserve">8. Avaliação da conformidade</w:t>
       </w:r>
-      <w:bookmarkEnd w:id="18"/>
+      <w:bookmarkEnd w:id="19"/>
     </w:p>
     <w:tbl>
       <w:tblPr>
@@ -10804,11 +11469,11 @@
         <w:keepLines/>
         <w:spacing w:after="120" w:before="280"/>
       </w:pPr>
-      <w:bookmarkStart w:name="_Toc19" w:id="19"/>
+      <w:bookmarkStart w:name="_Toc20" w:id="20"/>
       <w:r>
         <w:t xml:space="preserve">8.1 Comparação com o grupo de pares (ADR-038)</w:t>
       </w:r>
-      <w:bookmarkEnd w:id="19"/>
+      <w:bookmarkEnd w:id="20"/>
     </w:p>
     <w:p>
       <w:pPr>
@@ -10816,6 +11481,14 @@
       </w:pPr>
       <w:r>
         <w:t xml:space="preserve">A página do ente mostra a fração dele entregue no prazo ao lado da mediana e dos quartis da mesma fração entre os entes do seu grupo de pares, com a descrição do grupo e os critérios. Grupo regional com menos de 15 municípios recua para o porte no país, e a tela diz isso; grupo abaixo de 15 leva a ressalva. Com o cadastro de outubro de 2026, são 33 grupos para os 5.597 entes avaliados: 31 regionais, o nacional dos municípios acima de 500 mil habitantes e o dos estados e DF. A posição no grupo é contexto: não ordena, não classifica e não vira indício.</w:t>
+      </w:r>
+    </w:p>
+    <w:p>
+      <w:pPr>
+        <w:spacing w:after="120"/>
+      </w:pPr>
+      <w:r>
+        <w:t xml:space="preserve">Com a DCA do último exercício (ADR-041), o mesmo cartão mostra a despesa por função por habitante: o valor do ente, a mediana e a metade central do grupo (do 1º ao 3º quartil) e de que lado dela o ente fica. Aparecem o total e as sete funções de maior mediana no grupo, e o resto fica em "ver todas". A tela lista as causas comuns de diferença (equipamento regional que atende vizinhos, classificação por função que varia, população desatualizada, DCA como foi entregue) e liga para a DCA do ente no SICONFI. Sem escore e sem destaque: a marcação é a regra H-01, da Fase 2.</w:t>
       </w:r>
     </w:p>
     <w:p>
@@ -10825,11 +11498,11 @@
         <w:keepLines/>
         <w:spacing w:after="160" w:before="380"/>
       </w:pPr>
-      <w:bookmarkStart w:name="_Toc20" w:id="20"/>
+      <w:bookmarkStart w:name="_Toc21" w:id="21"/>
       <w:r>
         <w:t xml:space="preserve">9. Portal</w:t>
       </w:r>
-      <w:bookmarkEnd w:id="20"/>
+      <w:bookmarkEnd w:id="21"/>
     </w:p>
     <w:tbl>
       <w:tblPr>
@@ -11236,7 +11909,7 @@
                 <w:sz w:val="17"/>
                 <w:szCs w:val="17"/>
               </w:rPr>
-              <w:t xml:space="preserve">src/app/contratacoes/page.tsx, src/app/conformidade/page.tsx</w:t>
+              <w:t xml:space="preserve">src/componentes/paineis/DespesaPorFuncao.tsx</w:t>
             </w:r>
           </w:p>
         </w:tc>
@@ -11263,7 +11936,7 @@
                 <w:sz w:val="17"/>
                 <w:szCs w:val="17"/>
               </w:rPr>
-              <w:t xml:space="preserve">Páginas estáticas que envolvem os painéis em Suspense (leem a URL no navegador)</w:t>
+              <w:t xml:space="preserve">Despesa por função por habitante do ente ao lado da mediana e da metade central do grupo, com as ressalvas e o link da DCA (ADR-041)</w:t>
             </w:r>
           </w:p>
         </w:tc>
@@ -11296,6 +11969,66 @@
                 <w:sz w:val="17"/>
                 <w:szCs w:val="17"/>
               </w:rPr>
+              <w:t xml:space="preserve">src/app/contratacoes/page.tsx, src/app/conformidade/page.tsx</w:t>
+            </w:r>
+          </w:p>
+        </w:tc>
+        <w:tc>
+          <w:tcPr>
+            <w:tcW w:type="dxa" w:w="5400"/>
+            <w:shd w:fill="FFFFFF" w:val="clear"/>
+            <w:tcMar>
+              <w:top w:type="dxa" w:w="70"/>
+              <w:left w:type="dxa" w:w="110"/>
+              <w:bottom w:type="dxa" w:w="70"/>
+              <w:right w:type="dxa" w:w="110"/>
+            </w:tcMar>
+            <w:vAlign w:val="center"/>
+          </w:tcPr>
+          <w:p>
+            <w:pPr>
+              <w:spacing w:after="0"/>
+            </w:pPr>
+            <w:r>
+              <w:rPr>
+                <w:b w:val="false"/>
+                <w:bCs w:val="false"/>
+                <w:sz w:val="17"/>
+                <w:szCs w:val="17"/>
+              </w:rPr>
+              <w:t xml:space="preserve">Páginas estáticas que envolvem os painéis em Suspense (leem a URL no navegador)</w:t>
+            </w:r>
+          </w:p>
+        </w:tc>
+      </w:tr>
+      <w:tr>
+        <w:trPr>
+          <w:cantSplit/>
+        </w:trPr>
+        <w:tc>
+          <w:tcPr>
+            <w:tcW w:type="dxa" w:w="4200"/>
+            <w:shd w:fill="F2F2F2" w:val="clear"/>
+            <w:tcMar>
+              <w:top w:type="dxa" w:w="70"/>
+              <w:left w:type="dxa" w:w="110"/>
+              <w:bottom w:type="dxa" w:w="70"/>
+              <w:right w:type="dxa" w:w="110"/>
+            </w:tcMar>
+            <w:vAlign w:val="center"/>
+          </w:tcPr>
+          <w:p>
+            <w:pPr>
+              <w:spacing w:after="0"/>
+            </w:pPr>
+            <w:r>
+              <w:rPr>
+                <w:rFonts w:ascii="Consolas" w:cs="Consolas" w:eastAsia="Consolas" w:hAnsi="Consolas"/>
+                <w:b w:val="false"/>
+                <w:bCs w:val="false"/>
+                <w:sz w:val="17"/>
+                <w:szCs w:val="17"/>
+              </w:rPr>
               <w:t xml:space="preserve">src/app/operacao/page.tsx, src/componentes/paineis/PainelOperacao.tsx, src/lib/operacao.ts</w:t>
             </w:r>
           </w:p>
@@ -11303,7 +12036,7 @@
         <w:tc>
           <w:tcPr>
             <w:tcW w:type="dxa" w:w="5400"/>
-            <w:shd w:fill="FFFFFF" w:val="clear"/>
+            <w:shd w:fill="F2F2F2" w:val="clear"/>
             <w:tcMar>
               <w:top w:type="dxa" w:w="70"/>
               <w:left w:type="dxa" w:w="110"/>
@@ -11520,11 +12253,11 @@
         <w:keepLines/>
         <w:spacing w:after="160" w:before="380"/>
       </w:pPr>
-      <w:bookmarkStart w:name="_Toc21" w:id="21"/>
+      <w:bookmarkStart w:name="_Toc22" w:id="22"/>
       <w:r>
         <w:t xml:space="preserve">10. Operação</w:t>
       </w:r>
-      <w:bookmarkEnd w:id="21"/>
+      <w:bookmarkEnd w:id="22"/>
     </w:p>
     <w:tbl>
       <w:tblPr>
@@ -11901,11 +12634,11 @@
         <w:keepLines/>
         <w:spacing w:after="100" w:before="220"/>
       </w:pPr>
-      <w:bookmarkStart w:name="_Toc22" w:id="22"/>
+      <w:bookmarkStart w:name="_Toc23" w:id="23"/>
       <w:r>
         <w:t xml:space="preserve">Configuração, uma vez</w:t>
       </w:r>
-      <w:bookmarkEnd w:id="22"/>
+      <w:bookmarkEnd w:id="23"/>
     </w:p>
     <w:p>
       <w:pPr>
@@ -11996,11 +12729,11 @@
         <w:keepLines/>
         <w:spacing w:after="100" w:before="220"/>
       </w:pPr>
-      <w:bookmarkStart w:name="_Toc23" w:id="23"/>
+      <w:bookmarkStart w:name="_Toc24" w:id="24"/>
       <w:r>
         <w:t xml:space="preserve">Comandos locais</w:t>
       </w:r>
-      <w:bookmarkEnd w:id="23"/>
+      <w:bookmarkEnd w:id="24"/>
     </w:p>
     <w:tbl>
       <w:tblPr>
@@ -12223,11 +12956,11 @@
         <w:keepLines/>
         <w:spacing w:after="100" w:before="220"/>
       </w:pPr>
-      <w:bookmarkStart w:name="_Toc24" w:id="24"/>
+      <w:bookmarkStart w:name="_Toc25" w:id="25"/>
       <w:r>
         <w:t xml:space="preserve">Limites</w:t>
       </w:r>
-      <w:bookmarkEnd w:id="24"/>
+      <w:bookmarkEnd w:id="25"/>
     </w:p>
     <w:p>
       <w:pPr>
@@ -12275,11 +13008,11 @@
         <w:keepLines/>
         <w:spacing w:after="160" w:before="380"/>
       </w:pPr>
-      <w:bookmarkStart w:name="_Toc25" w:id="25"/>
+      <w:bookmarkStart w:name="_Toc26" w:id="26"/>
       <w:r>
         <w:t xml:space="preserve">11. Verificação</w:t>
       </w:r>
-      <w:bookmarkEnd w:id="25"/>
+      <w:bookmarkEnd w:id="26"/>
     </w:p>
     <w:tbl>
       <w:tblPr>
@@ -12580,11 +13313,11 @@
         <w:keepLines/>
         <w:spacing w:after="160" w:before="380"/>
       </w:pPr>
-      <w:bookmarkStart w:name="_Toc26" w:id="26"/>
+      <w:bookmarkStart w:name="_Toc27" w:id="27"/>
       <w:r>
         <w:t xml:space="preserve">12. Próximos passos e riscos</w:t>
       </w:r>
-      <w:bookmarkEnd w:id="26"/>
+      <w:bookmarkEnd w:id="27"/>
     </w:p>
     <w:tbl>
       <w:tblPr>

--- a/docs/DOC-13_Paineis.docx
+++ b/docs/DOC-13_Paineis.docx
@@ -267,7 +267,7 @@
                 <w:sz w:val="19"/>
                 <w:szCs w:val="19"/>
               </w:rPr>
-              <w:t xml:space="preserve">1.5</w:t>
+              <w:t xml:space="preserve">1.6</w:t>
             </w:r>
           </w:p>
         </w:tc>
@@ -385,7 +385,7 @@
                 <w:sz w:val="19"/>
                 <w:szCs w:val="19"/>
               </w:rPr>
-              <w:t xml:space="preserve">Proposta — acompanha o ADR-028, o ADR-038, o ADR-039 e o ADR-041</w:t>
+              <w:t xml:space="preserve">Proposta — acompanha o ADR-028, o ADR-038, o ADR-039, o ADR-041 e o ADR-042</w:t>
             </w:r>
           </w:p>
         </w:tc>
@@ -800,14 +800,15 @@
         </w:p>
         <w:p>
           <w:pPr>
-            <w:pStyle w:val="TOC1"/>
+            <w:pStyle w:val="TOC2"/>
             <w:tabs>
               <w:tab w:val="right" w:pos="9638" w:leader="dot"/>
             </w:tabs>
+            <w:ind w:left="220"/>
           </w:pPr>
           <w:hyperlink w:history="1" w:anchor="_Toc16">
             <w:r>
-              <w:t xml:space="preserve">5. Estado guardado entre execuções</w:t>
+              <w:t xml:space="preserve">4.11 pessoal.py</w:t>
             </w:r>
             <w:r>
               <w:tab/>
@@ -829,7 +830,7 @@
           </w:pPr>
           <w:hyperlink w:history="1" w:anchor="_Toc17">
             <w:r>
-              <w:t xml:space="preserve">6. Site publicado</w:t>
+              <w:t xml:space="preserve">5. Estado guardado entre execuções</w:t>
             </w:r>
             <w:r>
               <w:tab/>
@@ -851,7 +852,7 @@
           </w:pPr>
           <w:hyperlink w:history="1" w:anchor="_Toc18">
             <w:r>
-              <w:t xml:space="preserve">7. Regras de soma das contratações</w:t>
+              <w:t xml:space="preserve">6. Site publicado</w:t>
             </w:r>
             <w:r>
               <w:tab/>
@@ -873,7 +874,7 @@
           </w:pPr>
           <w:hyperlink w:history="1" w:anchor="_Toc19">
             <w:r>
-              <w:t xml:space="preserve">8. Avaliação da conformidade</w:t>
+              <w:t xml:space="preserve">7. Regras de soma das contratações</w:t>
             </w:r>
             <w:r>
               <w:tab/>
@@ -881,6 +882,28 @@
             <w:r>
               <w:fldChar w:fldCharType="begin" w:dirty="true"/>
               <w:instrText xml:space="preserve">PAGEREF _Toc19 \h</w:instrText>
+              <w:fldChar w:fldCharType="separate"/>
+              <w:fldChar w:fldCharType="end"/>
+            </w:r>
+          </w:hyperlink>
+        </w:p>
+        <w:p>
+          <w:pPr>
+            <w:pStyle w:val="TOC1"/>
+            <w:tabs>
+              <w:tab w:val="right" w:pos="9638" w:leader="dot"/>
+            </w:tabs>
+          </w:pPr>
+          <w:hyperlink w:history="1" w:anchor="_Toc20">
+            <w:r>
+              <w:t xml:space="preserve">8. Avaliação da conformidade</w:t>
+            </w:r>
+            <w:r>
+              <w:tab/>
+            </w:r>
+            <w:r>
+              <w:fldChar w:fldCharType="begin" w:dirty="true"/>
+              <w:instrText xml:space="preserve">PAGEREF _Toc20 \h</w:instrText>
               <w:fldChar w:fldCharType="separate"/>
               <w:fldChar w:fldCharType="end"/>
             </w:r>
@@ -894,31 +917,9 @@
             </w:tabs>
             <w:ind w:left="220"/>
           </w:pPr>
-          <w:hyperlink w:history="1" w:anchor="_Toc20">
+          <w:hyperlink w:history="1" w:anchor="_Toc21">
             <w:r>
               <w:t xml:space="preserve">8.1 Comparação com o grupo de pares (ADR-038)</w:t>
-            </w:r>
-            <w:r>
-              <w:tab/>
-            </w:r>
-            <w:r>
-              <w:fldChar w:fldCharType="begin" w:dirty="true"/>
-              <w:instrText xml:space="preserve">PAGEREF _Toc20 \h</w:instrText>
-              <w:fldChar w:fldCharType="separate"/>
-              <w:fldChar w:fldCharType="end"/>
-            </w:r>
-          </w:hyperlink>
-        </w:p>
-        <w:p>
-          <w:pPr>
-            <w:pStyle w:val="TOC1"/>
-            <w:tabs>
-              <w:tab w:val="right" w:pos="9638" w:leader="dot"/>
-            </w:tabs>
-          </w:pPr>
-          <w:hyperlink w:history="1" w:anchor="_Toc21">
-            <w:r>
-              <w:t xml:space="preserve">9. Portal</w:t>
             </w:r>
             <w:r>
               <w:tab/>
@@ -940,7 +941,7 @@
           </w:pPr>
           <w:hyperlink w:history="1" w:anchor="_Toc22">
             <w:r>
-              <w:t xml:space="preserve">10. Operação</w:t>
+              <w:t xml:space="preserve">9. Portal</w:t>
             </w:r>
             <w:r>
               <w:tab/>
@@ -955,15 +956,14 @@
         </w:p>
         <w:p>
           <w:pPr>
-            <w:pStyle w:val="TOC3"/>
+            <w:pStyle w:val="TOC1"/>
             <w:tabs>
               <w:tab w:val="right" w:pos="9638" w:leader="dot"/>
             </w:tabs>
-            <w:ind w:left="440"/>
           </w:pPr>
           <w:hyperlink w:history="1" w:anchor="_Toc23">
             <w:r>
-              <w:t xml:space="preserve">Configuração, uma vez</w:t>
+              <w:t xml:space="preserve">10. Operação</w:t>
             </w:r>
             <w:r>
               <w:tab/>
@@ -986,7 +986,7 @@
           </w:pPr>
           <w:hyperlink w:history="1" w:anchor="_Toc24">
             <w:r>
-              <w:t xml:space="preserve">Comandos locais</w:t>
+              <w:t xml:space="preserve">Configuração, uma vez</w:t>
             </w:r>
             <w:r>
               <w:tab/>
@@ -1009,7 +1009,7 @@
           </w:pPr>
           <w:hyperlink w:history="1" w:anchor="_Toc25">
             <w:r>
-              <w:t xml:space="preserve">Limites</w:t>
+              <w:t xml:space="preserve">Comandos locais</w:t>
             </w:r>
             <w:r>
               <w:tab/>
@@ -1024,14 +1024,15 @@
         </w:p>
         <w:p>
           <w:pPr>
-            <w:pStyle w:val="TOC1"/>
+            <w:pStyle w:val="TOC3"/>
             <w:tabs>
               <w:tab w:val="right" w:pos="9638" w:leader="dot"/>
             </w:tabs>
+            <w:ind w:left="440"/>
           </w:pPr>
           <w:hyperlink w:history="1" w:anchor="_Toc26">
             <w:r>
-              <w:t xml:space="preserve">11. Verificação</w:t>
+              <w:t xml:space="preserve">Limites</w:t>
             </w:r>
             <w:r>
               <w:tab/>
@@ -1053,7 +1054,7 @@
           </w:pPr>
           <w:hyperlink w:history="1" w:anchor="_Toc27">
             <w:r>
-              <w:t xml:space="preserve">12. Próximos passos e riscos</w:t>
+              <w:t xml:space="preserve">11. Verificação</w:t>
             </w:r>
             <w:r>
               <w:tab/>
@@ -1061,6 +1062,28 @@
             <w:r>
               <w:fldChar w:fldCharType="begin" w:dirty="true"/>
               <w:instrText xml:space="preserve">PAGEREF _Toc27 \h</w:instrText>
+              <w:fldChar w:fldCharType="separate"/>
+              <w:fldChar w:fldCharType="end"/>
+            </w:r>
+          </w:hyperlink>
+        </w:p>
+        <w:p>
+          <w:pPr>
+            <w:pStyle w:val="TOC1"/>
+            <w:tabs>
+              <w:tab w:val="right" w:pos="9638" w:leader="dot"/>
+            </w:tabs>
+          </w:pPr>
+          <w:hyperlink w:history="1" w:anchor="_Toc28">
+            <w:r>
+              <w:t xml:space="preserve">12. Próximos passos e riscos</w:t>
+            </w:r>
+            <w:r>
+              <w:tab/>
+            </w:r>
+            <w:r>
+              <w:fldChar w:fldCharType="begin" w:dirty="true"/>
+              <w:instrText xml:space="preserve">PAGEREF _Toc28 \h</w:instrText>
               <w:fldChar w:fldCharType="separate"/>
               <w:fldChar w:fldCharType="end"/>
             </w:r>
@@ -6898,7 +6921,7 @@
                 <w:sz w:val="17"/>
                 <w:szCs w:val="17"/>
               </w:rPr>
-              <w:t xml:space="preserve">despesa_por_habitante, distribuicoes_de_despesa, despesa_do_ente</w:t>
+              <w:t xml:space="preserve">pessoal_do_ente</w:t>
             </w:r>
           </w:p>
         </w:tc>
@@ -6925,7 +6948,7 @@
                 <w:sz w:val="17"/>
                 <w:szCs w:val="17"/>
               </w:rPr>
-              <w:t xml:space="preserve">Bloco despesa: o total e cada função por habitante do ente, com os quartis do grupo (ADR-041)</w:t>
+              <w:t xml:space="preserve">Bloco pessoal: o percentual da despesa com pessoal do Executivo e os limites do RGF, com os quartis do percentual no grupo (ADR-042)</w:t>
             </w:r>
           </w:p>
         </w:tc>
@@ -6933,6 +6956,93 @@
           <w:tcPr>
             <w:tcW w:type="dxa" w:w="3900"/>
             <w:shd w:fill="F2F2F2" w:val="clear"/>
+            <w:tcMar>
+              <w:top w:type="dxa" w:w="70"/>
+              <w:left w:type="dxa" w:w="110"/>
+              <w:bottom w:type="dxa" w:w="70"/>
+              <w:right w:type="dxa" w:w="110"/>
+            </w:tcMar>
+            <w:vAlign w:val="center"/>
+          </w:tcPr>
+          <w:p>
+            <w:pPr>
+              <w:spacing w:after="0"/>
+            </w:pPr>
+            <w:r>
+              <w:rPr>
+                <w:b w:val="false"/>
+                <w:bCs w:val="false"/>
+                <w:sz w:val="17"/>
+                <w:szCs w:val="17"/>
+              </w:rPr>
+              <w:t xml:space="preserve">Distribuição só com 15 entes do grupo com o RGF lido</w:t>
+            </w:r>
+          </w:p>
+        </w:tc>
+      </w:tr>
+      <w:tr>
+        <w:trPr>
+          <w:cantSplit/>
+        </w:trPr>
+        <w:tc>
+          <w:tcPr>
+            <w:tcW w:type="dxa" w:w="2400"/>
+            <w:shd w:fill="FFFFFF" w:val="clear"/>
+            <w:tcMar>
+              <w:top w:type="dxa" w:w="70"/>
+              <w:left w:type="dxa" w:w="110"/>
+              <w:bottom w:type="dxa" w:w="70"/>
+              <w:right w:type="dxa" w:w="110"/>
+            </w:tcMar>
+            <w:vAlign w:val="center"/>
+          </w:tcPr>
+          <w:p>
+            <w:pPr>
+              <w:spacing w:after="0"/>
+            </w:pPr>
+            <w:r>
+              <w:rPr>
+                <w:rFonts w:ascii="Consolas" w:cs="Consolas" w:eastAsia="Consolas" w:hAnsi="Consolas"/>
+                <w:b w:val="false"/>
+                <w:bCs w:val="false"/>
+                <w:sz w:val="17"/>
+                <w:szCs w:val="17"/>
+              </w:rPr>
+              <w:t xml:space="preserve">despesa_por_habitante, distribuicoes_de_despesa, despesa_do_ente</w:t>
+            </w:r>
+          </w:p>
+        </w:tc>
+        <w:tc>
+          <w:tcPr>
+            <w:tcW w:type="dxa" w:w="3300"/>
+            <w:shd w:fill="FFFFFF" w:val="clear"/>
+            <w:tcMar>
+              <w:top w:type="dxa" w:w="70"/>
+              <w:left w:type="dxa" w:w="110"/>
+              <w:bottom w:type="dxa" w:w="70"/>
+              <w:right w:type="dxa" w:w="110"/>
+            </w:tcMar>
+            <w:vAlign w:val="center"/>
+          </w:tcPr>
+          <w:p>
+            <w:pPr>
+              <w:spacing w:after="0"/>
+            </w:pPr>
+            <w:r>
+              <w:rPr>
+                <w:b w:val="false"/>
+                <w:bCs w:val="false"/>
+                <w:sz w:val="17"/>
+                <w:szCs w:val="17"/>
+              </w:rPr>
+              <w:t xml:space="preserve">Bloco despesa: o total e cada função por habitante do ente, com os quartis do grupo (ADR-041)</w:t>
+            </w:r>
+          </w:p>
+        </w:tc>
+        <w:tc>
+          <w:tcPr>
+            <w:tcW w:type="dxa" w:w="3900"/>
+            <w:shd w:fill="FFFFFF" w:val="clear"/>
             <w:tcMar>
               <w:top w:type="dxa" w:w="70"/>
               <w:left w:type="dxa" w:w="110"/>
@@ -8277,16 +8387,484 @@
     </w:tbl>
     <w:p>
       <w:pPr>
+        <w:pStyle w:val="Heading2"/>
+        <w:keepNext/>
+        <w:keepLines/>
+        <w:spacing w:after="120" w:before="280"/>
+      </w:pPr>
+      <w:bookmarkStart w:name="_Toc16" w:id="16"/>
+      <w:r>
+        <w:t xml:space="preserve">4.11 pessoal.py</w:t>
+      </w:r>
+      <w:bookmarkEnd w:id="16"/>
+    </w:p>
+    <w:tbl>
+      <w:tblPr>
+        <w:tblW w:type="dxa" w:w="9600"/>
+        <w:tblBorders>
+          <w:top w:val="single" w:color="BFBFBF" w:sz="4"/>
+          <w:left w:val="single" w:color="BFBFBF" w:sz="4"/>
+          <w:bottom w:val="single" w:color="BFBFBF" w:sz="4"/>
+          <w:right w:val="single" w:color="BFBFBF" w:sz="4"/>
+          <w:insideH w:val="single" w:color="D9D9D9" w:sz="2"/>
+          <w:insideV w:val="single" w:color="D9D9D9" w:sz="2"/>
+        </w:tblBorders>
+      </w:tblPr>
+      <w:tblGrid>
+        <w:gridCol w:w="2400"/>
+        <w:gridCol w:w="3300"/>
+        <w:gridCol w:w="3900"/>
+      </w:tblGrid>
+      <w:tr>
+        <w:trPr>
+          <w:tblHeader/>
+        </w:trPr>
+        <w:tc>
+          <w:tcPr>
+            <w:tcW w:type="dxa" w:w="2400"/>
+            <w:shd w:fill="1F3864" w:val="clear"/>
+            <w:tcMar>
+              <w:top w:type="dxa" w:w="80"/>
+              <w:left w:type="dxa" w:w="110"/>
+              <w:bottom w:type="dxa" w:w="80"/>
+              <w:right w:type="dxa" w:w="110"/>
+            </w:tcMar>
+            <w:vAlign w:val="center"/>
+          </w:tcPr>
+          <w:p>
+            <w:pPr>
+              <w:spacing w:after="0"/>
+            </w:pPr>
+            <w:r>
+              <w:rPr>
+                <w:b/>
+                <w:bCs/>
+                <w:color w:val="FFFFFF"/>
+                <w:sz w:val="19"/>
+                <w:szCs w:val="19"/>
+              </w:rPr>
+              <w:t xml:space="preserve">Nome</w:t>
+            </w:r>
+          </w:p>
+        </w:tc>
+        <w:tc>
+          <w:tcPr>
+            <w:tcW w:type="dxa" w:w="3300"/>
+            <w:shd w:fill="1F3864" w:val="clear"/>
+            <w:tcMar>
+              <w:top w:type="dxa" w:w="80"/>
+              <w:left w:type="dxa" w:w="110"/>
+              <w:bottom w:type="dxa" w:w="80"/>
+              <w:right w:type="dxa" w:w="110"/>
+            </w:tcMar>
+            <w:vAlign w:val="center"/>
+          </w:tcPr>
+          <w:p>
+            <w:pPr>
+              <w:spacing w:after="0"/>
+            </w:pPr>
+            <w:r>
+              <w:rPr>
+                <w:b/>
+                <w:bCs/>
+                <w:color w:val="FFFFFF"/>
+                <w:sz w:val="19"/>
+                <w:szCs w:val="19"/>
+              </w:rPr>
+              <w:t xml:space="preserve">O que faz</w:t>
+            </w:r>
+          </w:p>
+        </w:tc>
+        <w:tc>
+          <w:tcPr>
+            <w:tcW w:type="dxa" w:w="3900"/>
+            <w:shd w:fill="1F3864" w:val="clear"/>
+            <w:tcMar>
+              <w:top w:type="dxa" w:w="80"/>
+              <w:left w:type="dxa" w:w="110"/>
+              <w:bottom w:type="dxa" w:w="80"/>
+              <w:right w:type="dxa" w:w="110"/>
+            </w:tcMar>
+            <w:vAlign w:val="center"/>
+          </w:tcPr>
+          <w:p>
+            <w:pPr>
+              <w:spacing w:after="0"/>
+            </w:pPr>
+            <w:r>
+              <w:rPr>
+                <w:b/>
+                <w:bCs/>
+                <w:color w:val="FFFFFF"/>
+                <w:sz w:val="19"/>
+                <w:szCs w:val="19"/>
+              </w:rPr>
+              <w:t xml:space="preserve">Como e por quê</w:t>
+            </w:r>
+          </w:p>
+        </w:tc>
+      </w:tr>
+      <w:tr>
+        <w:trPr>
+          <w:cantSplit/>
+        </w:trPr>
+        <w:tc>
+          <w:tcPr>
+            <w:tcW w:type="dxa" w:w="2400"/>
+            <w:shd w:fill="FFFFFF" w:val="clear"/>
+            <w:tcMar>
+              <w:top w:type="dxa" w:w="70"/>
+              <w:left w:type="dxa" w:w="110"/>
+              <w:bottom w:type="dxa" w:w="70"/>
+              <w:right w:type="dxa" w:w="110"/>
+            </w:tcMar>
+            <w:vAlign w:val="center"/>
+          </w:tcPr>
+          <w:p>
+            <w:pPr>
+              <w:spacing w:after="0"/>
+            </w:pPr>
+            <w:r>
+              <w:rPr>
+                <w:rFonts w:ascii="Consolas" w:cs="Consolas" w:eastAsia="Consolas" w:hAnsi="Consolas"/>
+                <w:b w:val="false"/>
+                <w:bCs w:val="false"/>
+                <w:sz w:val="17"/>
+                <w:szCs w:val="17"/>
+              </w:rPr>
+              <w:t xml:space="preserve">consultas_pelo_extrato</w:t>
+            </w:r>
+          </w:p>
+        </w:tc>
+        <w:tc>
+          <w:tcPr>
+            <w:tcW w:type="dxa" w:w="3300"/>
+            <w:shd w:fill="FFFFFF" w:val="clear"/>
+            <w:tcMar>
+              <w:top w:type="dxa" w:w="70"/>
+              <w:left w:type="dxa" w:w="110"/>
+              <w:bottom w:type="dxa" w:w="70"/>
+              <w:right w:type="dxa" w:w="110"/>
+            </w:tcMar>
+            <w:vAlign w:val="center"/>
+          </w:tcPr>
+          <w:p>
+            <w:pPr>
+              <w:spacing w:after="0"/>
+            </w:pPr>
+            <w:r>
+              <w:rPr>
+                <w:b w:val="false"/>
+                <w:bCs w:val="false"/>
+                <w:sz w:val="17"/>
+                <w:szCs w:val="17"/>
+              </w:rPr>
+              <w:t xml:space="preserve">O tipo (RGF ou simplificado) e a periodicidade do RGF do Executivo no último período, pelo extrato</w:t>
+            </w:r>
+          </w:p>
+        </w:tc>
+        <w:tc>
+          <w:tcPr>
+            <w:tcW w:type="dxa" w:w="3900"/>
+            <w:shd w:fill="FFFFFF" w:val="clear"/>
+            <w:tcMar>
+              <w:top w:type="dxa" w:w="70"/>
+              <w:left w:type="dxa" w:w="110"/>
+              <w:bottom w:type="dxa" w:w="70"/>
+              <w:right w:type="dxa" w:w="110"/>
+            </w:tcMar>
+            <w:vAlign w:val="center"/>
+          </w:tcPr>
+          <w:p>
+            <w:pPr>
+              <w:spacing w:after="0"/>
+            </w:pPr>
+            <w:r>
+              <w:rPr>
+                <w:b w:val="false"/>
+                <w:bCs w:val="false"/>
+                <w:sz w:val="17"/>
+                <w:szCs w:val="17"/>
+              </w:rPr>
+              <w:t xml:space="preserve">Entrega da prefeitura ou do governo; sem ela, o ente não é consultado; sem extrato, vão o RGF quadrimestral e o simplificado semestral</w:t>
+            </w:r>
+          </w:p>
+        </w:tc>
+      </w:tr>
+      <w:tr>
+        <w:trPr>
+          <w:cantSplit/>
+        </w:trPr>
+        <w:tc>
+          <w:tcPr>
+            <w:tcW w:type="dxa" w:w="2400"/>
+            <w:shd w:fill="F2F2F2" w:val="clear"/>
+            <w:tcMar>
+              <w:top w:type="dxa" w:w="70"/>
+              <w:left w:type="dxa" w:w="110"/>
+              <w:bottom w:type="dxa" w:w="70"/>
+              <w:right w:type="dxa" w:w="110"/>
+            </w:tcMar>
+            <w:vAlign w:val="center"/>
+          </w:tcPr>
+          <w:p>
+            <w:pPr>
+              <w:spacing w:after="0"/>
+            </w:pPr>
+            <w:r>
+              <w:rPr>
+                <w:rFonts w:ascii="Consolas" w:cs="Consolas" w:eastAsia="Consolas" w:hAnsi="Consolas"/>
+                <w:b w:val="false"/>
+                <w:bCs w:val="false"/>
+                <w:sz w:val="17"/>
+                <w:szCs w:val="17"/>
+              </w:rPr>
+              <w:t xml:space="preserve">coletar_uf (lumen painel pessoal)</w:t>
+            </w:r>
+          </w:p>
+        </w:tc>
+        <w:tc>
+          <w:tcPr>
+            <w:tcW w:type="dxa" w:w="3300"/>
+            <w:shd w:fill="F2F2F2" w:val="clear"/>
+            <w:tcMar>
+              <w:top w:type="dxa" w:w="70"/>
+              <w:left w:type="dxa" w:w="110"/>
+              <w:bottom w:type="dxa" w:w="70"/>
+              <w:right w:type="dxa" w:w="110"/>
+            </w:tcMar>
+            <w:vAlign w:val="center"/>
+          </w:tcPr>
+          <w:p>
+            <w:pPr>
+              <w:spacing w:after="0"/>
+            </w:pPr>
+            <w:r>
+              <w:rPr>
+                <w:b w:val="false"/>
+                <w:bCs w:val="false"/>
+                <w:sz w:val="17"/>
+                <w:szCs w:val="17"/>
+              </w:rPr>
+              <w:t xml:space="preserve">RGF, Anexo 1, do Poder Executivo, dos entes pendentes da UF</w:t>
+            </w:r>
+          </w:p>
+        </w:tc>
+        <w:tc>
+          <w:tcPr>
+            <w:tcW w:type="dxa" w:w="3900"/>
+            <w:shd w:fill="F2F2F2" w:val="clear"/>
+            <w:tcMar>
+              <w:top w:type="dxa" w:w="70"/>
+              <w:left w:type="dxa" w:w="110"/>
+              <w:bottom w:type="dxa" w:w="70"/>
+              <w:right w:type="dxa" w:w="110"/>
+            </w:tcMar>
+            <w:vAlign w:val="center"/>
+          </w:tcPr>
+          <w:p>
+            <w:pPr>
+              <w:spacing w:after="0"/>
+            </w:pPr>
+            <w:r>
+              <w:rPr>
+                <w:b w:val="false"/>
+                <w:bCs w:val="false"/>
+                <w:sz w:val="17"/>
+                <w:szCs w:val="17"/>
+              </w:rPr>
+              <w:t xml:space="preserve">Lotes de 50 por combinação; --limite-minutos para todas as UFs; ente com combinação não consultada fica pendente; quem não publicou volta depois de 7 dias</w:t>
+            </w:r>
+          </w:p>
+        </w:tc>
+      </w:tr>
+      <w:tr>
+        <w:trPr>
+          <w:cantSplit/>
+        </w:trPr>
+        <w:tc>
+          <w:tcPr>
+            <w:tcW w:type="dxa" w:w="2400"/>
+            <w:shd w:fill="FFFFFF" w:val="clear"/>
+            <w:tcMar>
+              <w:top w:type="dxa" w:w="70"/>
+              <w:left w:type="dxa" w:w="110"/>
+              <w:bottom w:type="dxa" w:w="70"/>
+              <w:right w:type="dxa" w:w="110"/>
+            </w:tcMar>
+            <w:vAlign w:val="center"/>
+          </w:tcPr>
+          <w:p>
+            <w:pPr>
+              <w:spacing w:after="0"/>
+            </w:pPr>
+            <w:r>
+              <w:rPr>
+                <w:rFonts w:ascii="Consolas" w:cs="Consolas" w:eastAsia="Consolas" w:hAnsi="Consolas"/>
+                <w:b w:val="false"/>
+                <w:bCs w:val="false"/>
+                <w:sz w:val="17"/>
+                <w:szCs w:val="17"/>
+              </w:rPr>
+              <w:t xml:space="preserve">pessoal_da_silver</w:t>
+            </w:r>
+          </w:p>
+        </w:tc>
+        <w:tc>
+          <w:tcPr>
+            <w:tcW w:type="dxa" w:w="3300"/>
+            <w:shd w:fill="FFFFFF" w:val="clear"/>
+            <w:tcMar>
+              <w:top w:type="dxa" w:w="70"/>
+              <w:left w:type="dxa" w:w="110"/>
+              <w:bottom w:type="dxa" w:w="70"/>
+              <w:right w:type="dxa" w:w="110"/>
+            </w:tcMar>
+            <w:vAlign w:val="center"/>
+          </w:tcPr>
+          <w:p>
+            <w:pPr>
+              <w:spacing w:after="0"/>
+            </w:pPr>
+            <w:r>
+              <w:rPr>
+                <w:b w:val="false"/>
+                <w:bCs w:val="false"/>
+                <w:sz w:val="17"/>
+                <w:szCs w:val="17"/>
+              </w:rPr>
+              <w:t xml:space="preserve">Percentual da despesa total com pessoal sobre a RCL ajustada, valores e limites declarados</w:t>
+            </w:r>
+          </w:p>
+        </w:tc>
+        <w:tc>
+          <w:tcPr>
+            <w:tcW w:type="dxa" w:w="3900"/>
+            <w:shd w:fill="FFFFFF" w:val="clear"/>
+            <w:tcMar>
+              <w:top w:type="dxa" w:w="70"/>
+              <w:left w:type="dxa" w:w="110"/>
+              <w:bottom w:type="dxa" w:w="70"/>
+              <w:right w:type="dxa" w:w="110"/>
+            </w:tcMar>
+            <w:vAlign w:val="center"/>
+          </w:tcPr>
+          <w:p>
+            <w:pPr>
+              <w:spacing w:after="0"/>
+            </w:pPr>
+            <w:r>
+              <w:rPr>
+                <w:b w:val="false"/>
+                <w:bCs w:val="false"/>
+                <w:sz w:val="17"/>
+                <w:szCs w:val="17"/>
+              </w:rPr>
+              <w:t xml:space="preserve">Coluna que começa com % para os percentuais e Valor para os valores; o tipo exato vem da consulta que achou o dado</w:t>
+            </w:r>
+          </w:p>
+        </w:tc>
+      </w:tr>
+      <w:tr>
+        <w:trPr>
+          <w:cantSplit/>
+        </w:trPr>
+        <w:tc>
+          <w:tcPr>
+            <w:tcW w:type="dxa" w:w="2400"/>
+            <w:shd w:fill="F2F2F2" w:val="clear"/>
+            <w:tcMar>
+              <w:top w:type="dxa" w:w="70"/>
+              <w:left w:type="dxa" w:w="110"/>
+              <w:bottom w:type="dxa" w:w="70"/>
+              <w:right w:type="dxa" w:w="110"/>
+            </w:tcMar>
+            <w:vAlign w:val="center"/>
+          </w:tcPr>
+          <w:p>
+            <w:pPr>
+              <w:spacing w:after="0"/>
+            </w:pPr>
+            <w:r>
+              <w:rPr>
+                <w:rFonts w:ascii="Consolas" w:cs="Consolas" w:eastAsia="Consolas" w:hAnsi="Consolas"/>
+                <w:b w:val="false"/>
+                <w:bCs w:val="false"/>
+                <w:sz w:val="17"/>
+                <w:szCs w:val="17"/>
+              </w:rPr>
+              <w:t xml:space="preserve">ler_pessoal</w:t>
+            </w:r>
+          </w:p>
+        </w:tc>
+        <w:tc>
+          <w:tcPr>
+            <w:tcW w:type="dxa" w:w="3300"/>
+            <w:shd w:fill="F2F2F2" w:val="clear"/>
+            <w:tcMar>
+              <w:top w:type="dxa" w:w="70"/>
+              <w:left w:type="dxa" w:w="110"/>
+              <w:bottom w:type="dxa" w:w="70"/>
+              <w:right w:type="dxa" w:w="110"/>
+            </w:tcMar>
+            <w:vAlign w:val="center"/>
+          </w:tcPr>
+          <w:p>
+            <w:pPr>
+              <w:spacing w:after="0"/>
+            </w:pPr>
+            <w:r>
+              <w:rPr>
+                <w:b w:val="false"/>
+                <w:bCs w:val="false"/>
+                <w:sz w:val="17"/>
+                <w:szCs w:val="17"/>
+              </w:rPr>
+              <w:t xml:space="preserve">O percentual de todas as UFs para a publicação</w:t>
+            </w:r>
+          </w:p>
+        </w:tc>
+        <w:tc>
+          <w:tcPr>
+            <w:tcW w:type="dxa" w:w="3900"/>
+            <w:shd w:fill="F2F2F2" w:val="clear"/>
+            <w:tcMar>
+              <w:top w:type="dxa" w:w="70"/>
+              <w:left w:type="dxa" w:w="110"/>
+              <w:bottom w:type="dxa" w:w="70"/>
+              <w:right w:type="dxa" w:w="110"/>
+            </w:tcMar>
+            <w:vAlign w:val="center"/>
+          </w:tcPr>
+          <w:p>
+            <w:pPr>
+              <w:spacing w:after="0"/>
+            </w:pPr>
+            <w:r>
+              <w:rPr>
+                <w:b w:val="false"/>
+                <w:bCs w:val="false"/>
+                <w:sz w:val="17"/>
+                <w:szCs w:val="17"/>
+              </w:rPr>
+              <w:t xml:space="preserve">Só o exercício mais recente entre os arquivos</w:t>
+            </w:r>
+          </w:p>
+        </w:tc>
+      </w:tr>
+    </w:tbl>
+    <w:p>
+      <w:pPr>
         <w:pStyle w:val="Heading1"/>
         <w:keepNext/>
         <w:keepLines/>
         <w:spacing w:after="160" w:before="380"/>
       </w:pPr>
-      <w:bookmarkStart w:name="_Toc16" w:id="16"/>
+      <w:bookmarkStart w:name="_Toc17" w:id="17"/>
       <w:r>
         <w:t xml:space="preserve">5. Estado guardado entre execuções</w:t>
       </w:r>
-      <w:bookmarkEnd w:id="16"/>
+      <w:bookmarkEnd w:id="17"/>
     </w:p>
     <w:p>
       <w:pPr>
@@ -8800,6 +9378,93 @@
                 <w:sz w:val="17"/>
                 <w:szCs w:val="17"/>
               </w:rPr>
+              <w:t xml:space="preserve">pessoal-UF.json.gz</w:t>
+            </w:r>
+          </w:p>
+        </w:tc>
+        <w:tc>
+          <w:tcPr>
+            <w:tcW w:type="dxa" w:w="3000"/>
+            <w:shd w:fill="FFFFFF" w:val="clear"/>
+            <w:tcMar>
+              <w:top w:type="dxa" w:w="70"/>
+              <w:left w:type="dxa" w:w="110"/>
+              <w:bottom w:type="dxa" w:w="70"/>
+              <w:right w:type="dxa" w:w="110"/>
+            </w:tcMar>
+            <w:vAlign w:val="center"/>
+          </w:tcPr>
+          <w:p>
+            <w:pPr>
+              <w:spacing w:after="0"/>
+            </w:pPr>
+            <w:r>
+              <w:rPr>
+                <w:b w:val="false"/>
+                <w:bCs w:val="false"/>
+                <w:sz w:val="17"/>
+                <w:szCs w:val="17"/>
+              </w:rPr>
+              <w:t xml:space="preserve">Despesa com pessoal do Executivo de cada ente da UF no último período do exercício anterior (RGF, Anexo 1), ou a data da última tentativa sem dado</w:t>
+            </w:r>
+          </w:p>
+        </w:tc>
+        <w:tc>
+          <w:tcPr>
+            <w:tcW w:type="dxa" w:w="3800"/>
+            <w:shd w:fill="FFFFFF" w:val="clear"/>
+            <w:tcMar>
+              <w:top w:type="dxa" w:w="70"/>
+              <w:left w:type="dxa" w:w="110"/>
+              <w:bottom w:type="dxa" w:w="70"/>
+              <w:right w:type="dxa" w:w="110"/>
+            </w:tcMar>
+            <w:vAlign w:val="center"/>
+          </w:tcPr>
+          <w:p>
+            <w:pPr>
+              <w:spacing w:after="0"/>
+            </w:pPr>
+            <w:r>
+              <w:rPr>
+                <w:b w:val="false"/>
+                <w:bCs w:val="false"/>
+                <w:sz w:val="17"/>
+                <w:szCs w:val="17"/>
+              </w:rPr>
+              <w:t xml:space="preserve">por ente: percentual, dtp, rcl_ajustada, limites (alerta, prudencial, maximo), demonstrativo, periodo, periodicidade, coletado_em ou tentado_em</w:t>
+            </w:r>
+          </w:p>
+        </w:tc>
+      </w:tr>
+      <w:tr>
+        <w:trPr>
+          <w:cantSplit/>
+        </w:trPr>
+        <w:tc>
+          <w:tcPr>
+            <w:tcW w:type="dxa" w:w="2800"/>
+            <w:shd w:fill="F2F2F2" w:val="clear"/>
+            <w:tcMar>
+              <w:top w:type="dxa" w:w="70"/>
+              <w:left w:type="dxa" w:w="110"/>
+              <w:bottom w:type="dxa" w:w="70"/>
+              <w:right w:type="dxa" w:w="110"/>
+            </w:tcMar>
+            <w:vAlign w:val="center"/>
+          </w:tcPr>
+          <w:p>
+            <w:pPr>
+              <w:spacing w:after="0"/>
+            </w:pPr>
+            <w:r>
+              <w:rPr>
+                <w:rFonts w:ascii="Consolas" w:cs="Consolas" w:eastAsia="Consolas" w:hAnsi="Consolas"/>
+                <w:b w:val="false"/>
+                <w:bCs w:val="false"/>
+                <w:sz w:val="17"/>
+                <w:szCs w:val="17"/>
+              </w:rPr>
               <w:t xml:space="preserve">despesa-funcao-UF.json.gz</w:t>
             </w:r>
           </w:p>
@@ -8807,7 +9472,7 @@
         <w:tc>
           <w:tcPr>
             <w:tcW w:type="dxa" w:w="3000"/>
-            <w:shd w:fill="FFFFFF" w:val="clear"/>
+            <w:shd w:fill="F2F2F2" w:val="clear"/>
             <w:tcMar>
               <w:top w:type="dxa" w:w="70"/>
               <w:left w:type="dxa" w:w="110"/>
@@ -8834,7 +9499,7 @@
         <w:tc>
           <w:tcPr>
             <w:tcW w:type="dxa" w:w="3800"/>
-            <w:shd w:fill="FFFFFF" w:val="clear"/>
+            <w:shd w:fill="F2F2F2" w:val="clear"/>
             <w:tcMar>
               <w:top w:type="dxa" w:w="70"/>
               <w:left w:type="dxa" w:w="110"/>
@@ -8926,11 +9591,11 @@
         <w:keepLines/>
         <w:spacing w:after="160" w:before="380"/>
       </w:pPr>
-      <w:bookmarkStart w:name="_Toc17" w:id="17"/>
+      <w:bookmarkStart w:name="_Toc18" w:id="18"/>
       <w:r>
         <w:t xml:space="preserve">6. Site publicado</w:t>
       </w:r>
-      <w:bookmarkEnd w:id="17"/>
+      <w:bookmarkEnd w:id="18"/>
     </w:p>
     <w:p>
       <w:pPr>
@@ -10066,11 +10731,11 @@
         <w:keepLines/>
         <w:spacing w:after="160" w:before="380"/>
       </w:pPr>
-      <w:bookmarkStart w:name="_Toc18" w:id="18"/>
+      <w:bookmarkStart w:name="_Toc19" w:id="19"/>
       <w:r>
         <w:t xml:space="preserve">7. Regras de soma das contratações</w:t>
       </w:r>
-      <w:bookmarkEnd w:id="18"/>
+      <w:bookmarkEnd w:id="19"/>
     </w:p>
     <w:p>
       <w:pPr>
@@ -10232,11 +10897,11 @@
         <w:keepLines/>
         <w:spacing w:after="160" w:before="380"/>
       </w:pPr>
-      <w:bookmarkStart w:name="_Toc19" w:id="19"/>
+      <w:bookmarkStart w:name="_Toc20" w:id="20"/>
       <w:r>
         <w:t xml:space="preserve">8. Avaliação da conformidade</w:t>
       </w:r>
-      <w:bookmarkEnd w:id="19"/>
+      <w:bookmarkEnd w:id="20"/>
     </w:p>
     <w:tbl>
       <w:tblPr>
@@ -11469,11 +12134,11 @@
         <w:keepLines/>
         <w:spacing w:after="120" w:before="280"/>
       </w:pPr>
-      <w:bookmarkStart w:name="_Toc20" w:id="20"/>
+      <w:bookmarkStart w:name="_Toc21" w:id="21"/>
       <w:r>
         <w:t xml:space="preserve">8.1 Comparação com o grupo de pares (ADR-038)</w:t>
       </w:r>
-      <w:bookmarkEnd w:id="20"/>
+      <w:bookmarkEnd w:id="21"/>
     </w:p>
     <w:p>
       <w:pPr>
@@ -11493,16 +12158,24 @@
     </w:p>
     <w:p>
       <w:pPr>
+        <w:spacing w:after="120"/>
+      </w:pPr>
+      <w:r>
+        <w:t xml:space="preserve">Com o RGF do último período (ADR-042), o cartão mostra também a despesa total com pessoal do Poder Executivo em % da RCL ajustada, os limites de alerta, prudencial e máximo que o próprio relatório declara (LRF, arts. 20, 22 e 59) e de que lado deles o percentual fica, ao lado da mediana e da metade central do grupo. São os números do ente: a verificação do cumprimento cabe ao tribunal de contas, e a tela diz isso.</w:t>
+      </w:r>
+    </w:p>
+    <w:p>
+      <w:pPr>
         <w:pStyle w:val="Heading1"/>
         <w:keepNext/>
         <w:keepLines/>
         <w:spacing w:after="160" w:before="380"/>
       </w:pPr>
-      <w:bookmarkStart w:name="_Toc21" w:id="21"/>
+      <w:bookmarkStart w:name="_Toc22" w:id="22"/>
       <w:r>
         <w:t xml:space="preserve">9. Portal</w:t>
       </w:r>
-      <w:bookmarkEnd w:id="21"/>
+      <w:bookmarkEnd w:id="22"/>
     </w:p>
     <w:tbl>
       <w:tblPr>
@@ -11909,7 +12582,7 @@
                 <w:sz w:val="17"/>
                 <w:szCs w:val="17"/>
               </w:rPr>
-              <w:t xml:space="preserve">src/componentes/paineis/DespesaPorFuncao.tsx</w:t>
+              <w:t xml:space="preserve">src/componentes/paineis/DespesaComPessoal.tsx</w:t>
             </w:r>
           </w:p>
         </w:tc>
@@ -11936,7 +12609,7 @@
                 <w:sz w:val="17"/>
                 <w:szCs w:val="17"/>
               </w:rPr>
-              <w:t xml:space="preserve">Despesa por função por habitante do ente ao lado da mediana e da metade central do grupo, com as ressalvas e o link da DCA (ADR-041)</w:t>
+              <w:t xml:space="preserve">Despesa com pessoal do Executivo em % da RCL ajustada, os limites do RGF e a mediana do grupo, com o link do RGF (ADR-042)</w:t>
             </w:r>
           </w:p>
         </w:tc>
@@ -11969,7 +12642,7 @@
                 <w:sz w:val="17"/>
                 <w:szCs w:val="17"/>
               </w:rPr>
-              <w:t xml:space="preserve">src/app/contratacoes/page.tsx, src/app/conformidade/page.tsx</w:t>
+              <w:t xml:space="preserve">src/componentes/paineis/DespesaPorFuncao.tsx</w:t>
             </w:r>
           </w:p>
         </w:tc>
@@ -11996,7 +12669,7 @@
                 <w:sz w:val="17"/>
                 <w:szCs w:val="17"/>
               </w:rPr>
-              <w:t xml:space="preserve">Páginas estáticas que envolvem os painéis em Suspense (leem a URL no navegador)</w:t>
+              <w:t xml:space="preserve">Despesa por função por habitante do ente ao lado da mediana e da metade central do grupo, com as ressalvas e o link da DCA (ADR-041)</w:t>
             </w:r>
           </w:p>
         </w:tc>
@@ -12029,7 +12702,7 @@
                 <w:sz w:val="17"/>
                 <w:szCs w:val="17"/>
               </w:rPr>
-              <w:t xml:space="preserve">src/app/operacao/page.tsx, src/componentes/paineis/PainelOperacao.tsx, src/lib/operacao.ts</w:t>
+              <w:t xml:space="preserve">src/app/contratacoes/page.tsx, src/app/conformidade/page.tsx</w:t>
             </w:r>
           </w:p>
         </w:tc>
@@ -12037,6 +12710,66 @@
           <w:tcPr>
             <w:tcW w:type="dxa" w:w="5400"/>
             <w:shd w:fill="F2F2F2" w:val="clear"/>
+            <w:tcMar>
+              <w:top w:type="dxa" w:w="70"/>
+              <w:left w:type="dxa" w:w="110"/>
+              <w:bottom w:type="dxa" w:w="70"/>
+              <w:right w:type="dxa" w:w="110"/>
+            </w:tcMar>
+            <w:vAlign w:val="center"/>
+          </w:tcPr>
+          <w:p>
+            <w:pPr>
+              <w:spacing w:after="0"/>
+            </w:pPr>
+            <w:r>
+              <w:rPr>
+                <w:b w:val="false"/>
+                <w:bCs w:val="false"/>
+                <w:sz w:val="17"/>
+                <w:szCs w:val="17"/>
+              </w:rPr>
+              <w:t xml:space="preserve">Páginas estáticas que envolvem os painéis em Suspense (leem a URL no navegador)</w:t>
+            </w:r>
+          </w:p>
+        </w:tc>
+      </w:tr>
+      <w:tr>
+        <w:trPr>
+          <w:cantSplit/>
+        </w:trPr>
+        <w:tc>
+          <w:tcPr>
+            <w:tcW w:type="dxa" w:w="4200"/>
+            <w:shd w:fill="FFFFFF" w:val="clear"/>
+            <w:tcMar>
+              <w:top w:type="dxa" w:w="70"/>
+              <w:left w:type="dxa" w:w="110"/>
+              <w:bottom w:type="dxa" w:w="70"/>
+              <w:right w:type="dxa" w:w="110"/>
+            </w:tcMar>
+            <w:vAlign w:val="center"/>
+          </w:tcPr>
+          <w:p>
+            <w:pPr>
+              <w:spacing w:after="0"/>
+            </w:pPr>
+            <w:r>
+              <w:rPr>
+                <w:rFonts w:ascii="Consolas" w:cs="Consolas" w:eastAsia="Consolas" w:hAnsi="Consolas"/>
+                <w:b w:val="false"/>
+                <w:bCs w:val="false"/>
+                <w:sz w:val="17"/>
+                <w:szCs w:val="17"/>
+              </w:rPr>
+              <w:t xml:space="preserve">src/app/operacao/page.tsx, src/componentes/paineis/PainelOperacao.tsx, src/lib/operacao.ts</w:t>
+            </w:r>
+          </w:p>
+        </w:tc>
+        <w:tc>
+          <w:tcPr>
+            <w:tcW w:type="dxa" w:w="5400"/>
+            <w:shd w:fill="FFFFFF" w:val="clear"/>
             <w:tcMar>
               <w:top w:type="dxa" w:w="70"/>
               <w:left w:type="dxa" w:w="110"/>
@@ -12253,11 +12986,11 @@
         <w:keepLines/>
         <w:spacing w:after="160" w:before="380"/>
       </w:pPr>
-      <w:bookmarkStart w:name="_Toc22" w:id="22"/>
+      <w:bookmarkStart w:name="_Toc23" w:id="23"/>
       <w:r>
         <w:t xml:space="preserve">10. Operação</w:t>
       </w:r>
-      <w:bookmarkEnd w:id="22"/>
+      <w:bookmarkEnd w:id="23"/>
     </w:p>
     <w:tbl>
       <w:tblPr>
@@ -12634,11 +13367,11 @@
         <w:keepLines/>
         <w:spacing w:after="100" w:before="220"/>
       </w:pPr>
-      <w:bookmarkStart w:name="_Toc23" w:id="23"/>
+      <w:bookmarkStart w:name="_Toc24" w:id="24"/>
       <w:r>
         <w:t xml:space="preserve">Configuração, uma vez</w:t>
       </w:r>
-      <w:bookmarkEnd w:id="23"/>
+      <w:bookmarkEnd w:id="24"/>
     </w:p>
     <w:p>
       <w:pPr>
@@ -12729,11 +13462,11 @@
         <w:keepLines/>
         <w:spacing w:after="100" w:before="220"/>
       </w:pPr>
-      <w:bookmarkStart w:name="_Toc24" w:id="24"/>
+      <w:bookmarkStart w:name="_Toc25" w:id="25"/>
       <w:r>
         <w:t xml:space="preserve">Comandos locais</w:t>
       </w:r>
-      <w:bookmarkEnd w:id="24"/>
+      <w:bookmarkEnd w:id="25"/>
     </w:p>
     <w:tbl>
       <w:tblPr>
@@ -12956,11 +13689,11 @@
         <w:keepLines/>
         <w:spacing w:after="100" w:before="220"/>
       </w:pPr>
-      <w:bookmarkStart w:name="_Toc25" w:id="25"/>
+      <w:bookmarkStart w:name="_Toc26" w:id="26"/>
       <w:r>
         <w:t xml:space="preserve">Limites</w:t>
       </w:r>
-      <w:bookmarkEnd w:id="25"/>
+      <w:bookmarkEnd w:id="26"/>
     </w:p>
     <w:p>
       <w:pPr>
@@ -13008,11 +13741,11 @@
         <w:keepLines/>
         <w:spacing w:after="160" w:before="380"/>
       </w:pPr>
-      <w:bookmarkStart w:name="_Toc26" w:id="26"/>
+      <w:bookmarkStart w:name="_Toc27" w:id="27"/>
       <w:r>
         <w:t xml:space="preserve">11. Verificação</w:t>
       </w:r>
-      <w:bookmarkEnd w:id="26"/>
+      <w:bookmarkEnd w:id="27"/>
     </w:p>
     <w:tbl>
       <w:tblPr>
@@ -13313,11 +14046,11 @@
         <w:keepLines/>
         <w:spacing w:after="160" w:before="380"/>
       </w:pPr>
-      <w:bookmarkStart w:name="_Toc27" w:id="27"/>
+      <w:bookmarkStart w:name="_Toc28" w:id="28"/>
       <w:r>
         <w:t xml:space="preserve">12. Próximos passos e riscos</w:t>
       </w:r>
-      <w:bookmarkEnd w:id="27"/>
+      <w:bookmarkEnd w:id="28"/>
     </w:p>
     <w:tbl>
       <w:tblPr>

--- a/docs/DOC-13_Paineis.docx
+++ b/docs/DOC-13_Paineis.docx
@@ -267,7 +267,7 @@
                 <w:sz w:val="19"/>
                 <w:szCs w:val="19"/>
               </w:rPr>
-              <w:t xml:space="preserve">1.6</w:t>
+              <w:t xml:space="preserve">1.7</w:t>
             </w:r>
           </w:p>
         </w:tc>
@@ -12153,7 +12153,7 @@
         <w:spacing w:after="120"/>
       </w:pPr>
       <w:r>
-        <w:t xml:space="preserve">Com a DCA do último exercício (ADR-041), o mesmo cartão mostra a despesa por função por habitante: o valor do ente, a mediana e a metade central do grupo (do 1º ao 3º quartil) e de que lado dela o ente fica. Aparecem o total e as sete funções de maior mediana no grupo, e o resto fica em "ver todas". A tela lista as causas comuns de diferença (equipamento regional que atende vizinhos, classificação por função que varia, população desatualizada, DCA como foi entregue) e liga para a DCA do ente no SICONFI. Sem escore e sem destaque: a marcação é a regra H-01, da Fase 2.</w:t>
+        <w:t xml:space="preserve">Com a DCA do último exercício (ADR-041), o mesmo cartão mostra a despesa por função: o total gasto em cada função e a fatia do total, e, no filtro "por habitante, com o grupo", o valor por habitante do ente, a mediana e a metade central do grupo (do 1º ao 3º quartil) e de que lado dela o ente fica. Aparecem o total e as sete funções de maior mediana no grupo, e o resto fica em "ver todas". A tela lista as causas comuns de diferença (equipamento regional que atende vizinhos, classificação por função que varia, população desatualizada, DCA como foi entregue) e liga para a DCA do ente no SICONFI. Sem escore e sem destaque: a marcação é a regra H-01, da Fase 2.</w:t>
       </w:r>
     </w:p>
     <w:p>
@@ -12669,7 +12669,7 @@
                 <w:sz w:val="17"/>
                 <w:szCs w:val="17"/>
               </w:rPr>
-              <w:t xml:space="preserve">Despesa por função por habitante do ente ao lado da mediana e da metade central do grupo, com as ressalvas e o link da DCA (ADR-041)</w:t>
+              <w:t xml:space="preserve">Despesa por função do ente: o total gasto e a fatia de cada função (padrão) ou, no filtro, por habitante ao lado da mediana e da metade central do grupo, com as ressalvas e o link da DCA (ADR-041)</w:t>
             </w:r>
           </w:p>
         </w:tc>
@@ -12702,7 +12702,7 @@
                 <w:sz w:val="17"/>
                 <w:szCs w:val="17"/>
               </w:rPr>
-              <w:t xml:space="preserve">src/app/contratacoes/page.tsx, src/app/conformidade/page.tsx</w:t>
+              <w:t xml:space="preserve">src/componentes/Ligacoes.tsx</w:t>
             </w:r>
           </w:p>
         </w:tc>
@@ -12729,7 +12729,7 @@
                 <w:sz w:val="17"/>
                 <w:szCs w:val="17"/>
               </w:rPr>
-              <w:t xml:space="preserve">Páginas estáticas que envolvem os painéis em Suspense (leem a URL no navegador)</w:t>
+              <w:t xml:space="preserve">Faixa "Este município nas outras abas": Contratações, Conformidade, Governos municipais e Eleições do mesmo ente (visão 360, ADR-035 e ADR-040)</w:t>
             </w:r>
           </w:p>
         </w:tc>
@@ -12762,6 +12762,66 @@
                 <w:sz w:val="17"/>
                 <w:szCs w:val="17"/>
               </w:rPr>
+              <w:t xml:space="preserve">src/app/contratacoes/page.tsx, src/app/conformidade/page.tsx</w:t>
+            </w:r>
+          </w:p>
+        </w:tc>
+        <w:tc>
+          <w:tcPr>
+            <w:tcW w:type="dxa" w:w="5400"/>
+            <w:shd w:fill="FFFFFF" w:val="clear"/>
+            <w:tcMar>
+              <w:top w:type="dxa" w:w="70"/>
+              <w:left w:type="dxa" w:w="110"/>
+              <w:bottom w:type="dxa" w:w="70"/>
+              <w:right w:type="dxa" w:w="110"/>
+            </w:tcMar>
+            <w:vAlign w:val="center"/>
+          </w:tcPr>
+          <w:p>
+            <w:pPr>
+              <w:spacing w:after="0"/>
+            </w:pPr>
+            <w:r>
+              <w:rPr>
+                <w:b w:val="false"/>
+                <w:bCs w:val="false"/>
+                <w:sz w:val="17"/>
+                <w:szCs w:val="17"/>
+              </w:rPr>
+              <w:t xml:space="preserve">Páginas estáticas que envolvem os painéis em Suspense (leem a URL no navegador)</w:t>
+            </w:r>
+          </w:p>
+        </w:tc>
+      </w:tr>
+      <w:tr>
+        <w:trPr>
+          <w:cantSplit/>
+        </w:trPr>
+        <w:tc>
+          <w:tcPr>
+            <w:tcW w:type="dxa" w:w="4200"/>
+            <w:shd w:fill="F2F2F2" w:val="clear"/>
+            <w:tcMar>
+              <w:top w:type="dxa" w:w="70"/>
+              <w:left w:type="dxa" w:w="110"/>
+              <w:bottom w:type="dxa" w:w="70"/>
+              <w:right w:type="dxa" w:w="110"/>
+            </w:tcMar>
+            <w:vAlign w:val="center"/>
+          </w:tcPr>
+          <w:p>
+            <w:pPr>
+              <w:spacing w:after="0"/>
+            </w:pPr>
+            <w:r>
+              <w:rPr>
+                <w:rFonts w:ascii="Consolas" w:cs="Consolas" w:eastAsia="Consolas" w:hAnsi="Consolas"/>
+                <w:b w:val="false"/>
+                <w:bCs w:val="false"/>
+                <w:sz w:val="17"/>
+                <w:szCs w:val="17"/>
+              </w:rPr>
               <w:t xml:space="preserve">src/app/operacao/page.tsx, src/componentes/paineis/PainelOperacao.tsx, src/lib/operacao.ts</w:t>
             </w:r>
           </w:p>
@@ -12769,7 +12829,7 @@
         <w:tc>
           <w:tcPr>
             <w:tcW w:type="dxa" w:w="5400"/>
-            <w:shd w:fill="FFFFFF" w:val="clear"/>
+            <w:shd w:fill="F2F2F2" w:val="clear"/>
             <w:tcMar>
               <w:top w:type="dxa" w:w="70"/>
               <w:left w:type="dxa" w:w="110"/>

--- a/docs/DOC-13_Paineis.docx
+++ b/docs/DOC-13_Paineis.docx
@@ -149,7 +149,7 @@
                 <w:sz w:val="19"/>
                 <w:szCs w:val="19"/>
               </w:rPr>
-              <w:t xml:space="preserve">Lumen (nome de trabalho, sujeito a verificação de disponibilidade)</w:t>
+              <w:t xml:space="preserve">Lumen</w:t>
             </w:r>
           </w:p>
         </w:tc>

--- a/docs/DOC-13_Paineis.docx
+++ b/docs/DOC-13_Paineis.docx
@@ -267,7 +267,7 @@
                 <w:sz w:val="19"/>
                 <w:szCs w:val="19"/>
               </w:rPr>
-              <w:t xml:space="preserve">1.7</w:t>
+              <w:t xml:space="preserve">1.8</w:t>
             </w:r>
           </w:p>
         </w:tc>
@@ -326,7 +326,7 @@
                 <w:sz w:val="19"/>
                 <w:szCs w:val="19"/>
               </w:rPr>
-              <w:t xml:space="preserve">20 de outubro de 2026</w:t>
+              <w:t xml:space="preserve">21 de outubro de 2026</w:t>
             </w:r>
           </w:p>
         </w:tc>
@@ -823,14 +823,15 @@
         </w:p>
         <w:p>
           <w:pPr>
-            <w:pStyle w:val="TOC1"/>
+            <w:pStyle w:val="TOC2"/>
             <w:tabs>
               <w:tab w:val="right" w:pos="9638" w:leader="dot"/>
             </w:tabs>
+            <w:ind w:left="220"/>
           </w:pPr>
           <w:hyperlink w:history="1" w:anchor="_Toc17">
             <w:r>
-              <w:t xml:space="preserve">5. Estado guardado entre execuções</w:t>
+              <w:t xml:space="preserve">4.12 cnpj.py</w:t>
             </w:r>
             <w:r>
               <w:tab/>
@@ -845,14 +846,15 @@
         </w:p>
         <w:p>
           <w:pPr>
-            <w:pStyle w:val="TOC1"/>
+            <w:pStyle w:val="TOC2"/>
             <w:tabs>
               <w:tab w:val="right" w:pos="9638" w:leader="dot"/>
             </w:tabs>
+            <w:ind w:left="220"/>
           </w:pPr>
           <w:hyperlink w:history="1" w:anchor="_Toc18">
             <w:r>
-              <w:t xml:space="preserve">6. Site publicado</w:t>
+              <w:t xml:space="preserve">4.13 emendas.py</w:t>
             </w:r>
             <w:r>
               <w:tab/>
@@ -874,7 +876,7 @@
           </w:pPr>
           <w:hyperlink w:history="1" w:anchor="_Toc19">
             <w:r>
-              <w:t xml:space="preserve">7. Regras de soma das contratações</w:t>
+              <w:t xml:space="preserve">5. Estado guardado entre execuções</w:t>
             </w:r>
             <w:r>
               <w:tab/>
@@ -896,7 +898,7 @@
           </w:pPr>
           <w:hyperlink w:history="1" w:anchor="_Toc20">
             <w:r>
-              <w:t xml:space="preserve">8. Avaliação da conformidade</w:t>
+              <w:t xml:space="preserve">6. Site publicado</w:t>
             </w:r>
             <w:r>
               <w:tab/>
@@ -904,6 +906,50 @@
             <w:r>
               <w:fldChar w:fldCharType="begin" w:dirty="true"/>
               <w:instrText xml:space="preserve">PAGEREF _Toc20 \h</w:instrText>
+              <w:fldChar w:fldCharType="separate"/>
+              <w:fldChar w:fldCharType="end"/>
+            </w:r>
+          </w:hyperlink>
+        </w:p>
+        <w:p>
+          <w:pPr>
+            <w:pStyle w:val="TOC1"/>
+            <w:tabs>
+              <w:tab w:val="right" w:pos="9638" w:leader="dot"/>
+            </w:tabs>
+          </w:pPr>
+          <w:hyperlink w:history="1" w:anchor="_Toc21">
+            <w:r>
+              <w:t xml:space="preserve">7. Regras de soma das contratações</w:t>
+            </w:r>
+            <w:r>
+              <w:tab/>
+            </w:r>
+            <w:r>
+              <w:fldChar w:fldCharType="begin" w:dirty="true"/>
+              <w:instrText xml:space="preserve">PAGEREF _Toc21 \h</w:instrText>
+              <w:fldChar w:fldCharType="separate"/>
+              <w:fldChar w:fldCharType="end"/>
+            </w:r>
+          </w:hyperlink>
+        </w:p>
+        <w:p>
+          <w:pPr>
+            <w:pStyle w:val="TOC1"/>
+            <w:tabs>
+              <w:tab w:val="right" w:pos="9638" w:leader="dot"/>
+            </w:tabs>
+          </w:pPr>
+          <w:hyperlink w:history="1" w:anchor="_Toc22">
+            <w:r>
+              <w:t xml:space="preserve">8. Avaliação da conformidade</w:t>
+            </w:r>
+            <w:r>
+              <w:tab/>
+            </w:r>
+            <w:r>
+              <w:fldChar w:fldCharType="begin" w:dirty="true"/>
+              <w:instrText xml:space="preserve">PAGEREF _Toc22 \h</w:instrText>
               <w:fldChar w:fldCharType="separate"/>
               <w:fldChar w:fldCharType="end"/>
             </w:r>
@@ -917,7 +963,7 @@
             </w:tabs>
             <w:ind w:left="220"/>
           </w:pPr>
-          <w:hyperlink w:history="1" w:anchor="_Toc21">
+          <w:hyperlink w:history="1" w:anchor="_Toc23">
             <w:r>
               <w:t xml:space="preserve">8.1 Comparação com o grupo de pares (ADR-038)</w:t>
             </w:r>
@@ -926,7 +972,7 @@
             </w:r>
             <w:r>
               <w:fldChar w:fldCharType="begin" w:dirty="true"/>
-              <w:instrText xml:space="preserve">PAGEREF _Toc21 \h</w:instrText>
+              <w:instrText xml:space="preserve">PAGEREF _Toc23 \h</w:instrText>
               <w:fldChar w:fldCharType="separate"/>
               <w:fldChar w:fldCharType="end"/>
             </w:r>
@@ -939,7 +985,7 @@
               <w:tab w:val="right" w:pos="9638" w:leader="dot"/>
             </w:tabs>
           </w:pPr>
-          <w:hyperlink w:history="1" w:anchor="_Toc22">
+          <w:hyperlink w:history="1" w:anchor="_Toc24">
             <w:r>
               <w:t xml:space="preserve">9. Portal</w:t>
             </w:r>
@@ -948,7 +994,7 @@
             </w:r>
             <w:r>
               <w:fldChar w:fldCharType="begin" w:dirty="true"/>
-              <w:instrText xml:space="preserve">PAGEREF _Toc22 \h</w:instrText>
+              <w:instrText xml:space="preserve">PAGEREF _Toc24 \h</w:instrText>
               <w:fldChar w:fldCharType="separate"/>
               <w:fldChar w:fldCharType="end"/>
             </w:r>
@@ -961,55 +1007,9 @@
               <w:tab w:val="right" w:pos="9638" w:leader="dot"/>
             </w:tabs>
           </w:pPr>
-          <w:hyperlink w:history="1" w:anchor="_Toc23">
+          <w:hyperlink w:history="1" w:anchor="_Toc25">
             <w:r>
               <w:t xml:space="preserve">10. Operação</w:t>
-            </w:r>
-            <w:r>
-              <w:tab/>
-            </w:r>
-            <w:r>
-              <w:fldChar w:fldCharType="begin" w:dirty="true"/>
-              <w:instrText xml:space="preserve">PAGEREF _Toc23 \h</w:instrText>
-              <w:fldChar w:fldCharType="separate"/>
-              <w:fldChar w:fldCharType="end"/>
-            </w:r>
-          </w:hyperlink>
-        </w:p>
-        <w:p>
-          <w:pPr>
-            <w:pStyle w:val="TOC3"/>
-            <w:tabs>
-              <w:tab w:val="right" w:pos="9638" w:leader="dot"/>
-            </w:tabs>
-            <w:ind w:left="440"/>
-          </w:pPr>
-          <w:hyperlink w:history="1" w:anchor="_Toc24">
-            <w:r>
-              <w:t xml:space="preserve">Configuração, uma vez</w:t>
-            </w:r>
-            <w:r>
-              <w:tab/>
-            </w:r>
-            <w:r>
-              <w:fldChar w:fldCharType="begin" w:dirty="true"/>
-              <w:instrText xml:space="preserve">PAGEREF _Toc24 \h</w:instrText>
-              <w:fldChar w:fldCharType="separate"/>
-              <w:fldChar w:fldCharType="end"/>
-            </w:r>
-          </w:hyperlink>
-        </w:p>
-        <w:p>
-          <w:pPr>
-            <w:pStyle w:val="TOC3"/>
-            <w:tabs>
-              <w:tab w:val="right" w:pos="9638" w:leader="dot"/>
-            </w:tabs>
-            <w:ind w:left="440"/>
-          </w:pPr>
-          <w:hyperlink w:history="1" w:anchor="_Toc25">
-            <w:r>
-              <w:t xml:space="preserve">Comandos locais</w:t>
             </w:r>
             <w:r>
               <w:tab/>
@@ -1032,7 +1032,7 @@
           </w:pPr>
           <w:hyperlink w:history="1" w:anchor="_Toc26">
             <w:r>
-              <w:t xml:space="preserve">Limites</w:t>
+              <w:t xml:space="preserve">Configuração, uma vez</w:t>
             </w:r>
             <w:r>
               <w:tab/>
@@ -1040,6 +1040,52 @@
             <w:r>
               <w:fldChar w:fldCharType="begin" w:dirty="true"/>
               <w:instrText xml:space="preserve">PAGEREF _Toc26 \h</w:instrText>
+              <w:fldChar w:fldCharType="separate"/>
+              <w:fldChar w:fldCharType="end"/>
+            </w:r>
+          </w:hyperlink>
+        </w:p>
+        <w:p>
+          <w:pPr>
+            <w:pStyle w:val="TOC3"/>
+            <w:tabs>
+              <w:tab w:val="right" w:pos="9638" w:leader="dot"/>
+            </w:tabs>
+            <w:ind w:left="440"/>
+          </w:pPr>
+          <w:hyperlink w:history="1" w:anchor="_Toc27">
+            <w:r>
+              <w:t xml:space="preserve">Comandos locais</w:t>
+            </w:r>
+            <w:r>
+              <w:tab/>
+            </w:r>
+            <w:r>
+              <w:fldChar w:fldCharType="begin" w:dirty="true"/>
+              <w:instrText xml:space="preserve">PAGEREF _Toc27 \h</w:instrText>
+              <w:fldChar w:fldCharType="separate"/>
+              <w:fldChar w:fldCharType="end"/>
+            </w:r>
+          </w:hyperlink>
+        </w:p>
+        <w:p>
+          <w:pPr>
+            <w:pStyle w:val="TOC3"/>
+            <w:tabs>
+              <w:tab w:val="right" w:pos="9638" w:leader="dot"/>
+            </w:tabs>
+            <w:ind w:left="440"/>
+          </w:pPr>
+          <w:hyperlink w:history="1" w:anchor="_Toc28">
+            <w:r>
+              <w:t xml:space="preserve">Limites</w:t>
+            </w:r>
+            <w:r>
+              <w:tab/>
+            </w:r>
+            <w:r>
+              <w:fldChar w:fldCharType="begin" w:dirty="true"/>
+              <w:instrText xml:space="preserve">PAGEREF _Toc28 \h</w:instrText>
               <w:fldChar w:fldCharType="separate"/>
               <w:fldChar w:fldCharType="end"/>
             </w:r>
@@ -1052,7 +1098,7 @@
               <w:tab w:val="right" w:pos="9638" w:leader="dot"/>
             </w:tabs>
           </w:pPr>
-          <w:hyperlink w:history="1" w:anchor="_Toc27">
+          <w:hyperlink w:history="1" w:anchor="_Toc29">
             <w:r>
               <w:t xml:space="preserve">11. Verificação</w:t>
             </w:r>
@@ -1061,7 +1107,7 @@
             </w:r>
             <w:r>
               <w:fldChar w:fldCharType="begin" w:dirty="true"/>
-              <w:instrText xml:space="preserve">PAGEREF _Toc27 \h</w:instrText>
+              <w:instrText xml:space="preserve">PAGEREF _Toc29 \h</w:instrText>
               <w:fldChar w:fldCharType="separate"/>
               <w:fldChar w:fldCharType="end"/>
             </w:r>
@@ -1074,7 +1120,7 @@
               <w:tab w:val="right" w:pos="9638" w:leader="dot"/>
             </w:tabs>
           </w:pPr>
-          <w:hyperlink w:history="1" w:anchor="_Toc28">
+          <w:hyperlink w:history="1" w:anchor="_Toc30">
             <w:r>
               <w:t xml:space="preserve">12. Próximos passos e riscos</w:t>
             </w:r>
@@ -1083,7 +1129,7 @@
             </w:r>
             <w:r>
               <w:fldChar w:fldCharType="begin" w:dirty="true"/>
-              <w:instrText xml:space="preserve">PAGEREF _Toc28 \h</w:instrText>
+              <w:instrText xml:space="preserve">PAGEREF _Toc30 \h</w:instrText>
               <w:fldChar w:fldCharType="separate"/>
               <w:fldChar w:fldCharType="end"/>
             </w:r>
@@ -8855,16 +8901,1126 @@
     </w:tbl>
     <w:p>
       <w:pPr>
+        <w:pStyle w:val="Heading2"/>
+        <w:keepNext/>
+        <w:keepLines/>
+        <w:spacing w:after="120" w:before="280"/>
+      </w:pPr>
+      <w:bookmarkStart w:name="_Toc17" w:id="17"/>
+      <w:r>
+        <w:t xml:space="preserve">4.12 cnpj.py</w:t>
+      </w:r>
+      <w:bookmarkEnd w:id="17"/>
+    </w:p>
+    <w:tbl>
+      <w:tblPr>
+        <w:tblW w:type="dxa" w:w="9600"/>
+        <w:tblBorders>
+          <w:top w:val="single" w:color="BFBFBF" w:sz="4"/>
+          <w:left w:val="single" w:color="BFBFBF" w:sz="4"/>
+          <w:bottom w:val="single" w:color="BFBFBF" w:sz="4"/>
+          <w:right w:val="single" w:color="BFBFBF" w:sz="4"/>
+          <w:insideH w:val="single" w:color="D9D9D9" w:sz="2"/>
+          <w:insideV w:val="single" w:color="D9D9D9" w:sz="2"/>
+        </w:tblBorders>
+      </w:tblPr>
+      <w:tblGrid>
+        <w:gridCol w:w="2400"/>
+        <w:gridCol w:w="3300"/>
+        <w:gridCol w:w="3900"/>
+      </w:tblGrid>
+      <w:tr>
+        <w:trPr>
+          <w:tblHeader/>
+        </w:trPr>
+        <w:tc>
+          <w:tcPr>
+            <w:tcW w:type="dxa" w:w="2400"/>
+            <w:shd w:fill="1F3864" w:val="clear"/>
+            <w:tcMar>
+              <w:top w:type="dxa" w:w="80"/>
+              <w:left w:type="dxa" w:w="110"/>
+              <w:bottom w:type="dxa" w:w="80"/>
+              <w:right w:type="dxa" w:w="110"/>
+            </w:tcMar>
+            <w:vAlign w:val="center"/>
+          </w:tcPr>
+          <w:p>
+            <w:pPr>
+              <w:spacing w:after="0"/>
+            </w:pPr>
+            <w:r>
+              <w:rPr>
+                <w:b/>
+                <w:bCs/>
+                <w:color w:val="FFFFFF"/>
+                <w:sz w:val="19"/>
+                <w:szCs w:val="19"/>
+              </w:rPr>
+              <w:t xml:space="preserve">Nome</w:t>
+            </w:r>
+          </w:p>
+        </w:tc>
+        <w:tc>
+          <w:tcPr>
+            <w:tcW w:type="dxa" w:w="3300"/>
+            <w:shd w:fill="1F3864" w:val="clear"/>
+            <w:tcMar>
+              <w:top w:type="dxa" w:w="80"/>
+              <w:left w:type="dxa" w:w="110"/>
+              <w:bottom w:type="dxa" w:w="80"/>
+              <w:right w:type="dxa" w:w="110"/>
+            </w:tcMar>
+            <w:vAlign w:val="center"/>
+          </w:tcPr>
+          <w:p>
+            <w:pPr>
+              <w:spacing w:after="0"/>
+            </w:pPr>
+            <w:r>
+              <w:rPr>
+                <w:b/>
+                <w:bCs/>
+                <w:color w:val="FFFFFF"/>
+                <w:sz w:val="19"/>
+                <w:szCs w:val="19"/>
+              </w:rPr>
+              <w:t xml:space="preserve">O que faz</w:t>
+            </w:r>
+          </w:p>
+        </w:tc>
+        <w:tc>
+          <w:tcPr>
+            <w:tcW w:type="dxa" w:w="3900"/>
+            <w:shd w:fill="1F3864" w:val="clear"/>
+            <w:tcMar>
+              <w:top w:type="dxa" w:w="80"/>
+              <w:left w:type="dxa" w:w="110"/>
+              <w:bottom w:type="dxa" w:w="80"/>
+              <w:right w:type="dxa" w:w="110"/>
+            </w:tcMar>
+            <w:vAlign w:val="center"/>
+          </w:tcPr>
+          <w:p>
+            <w:pPr>
+              <w:spacing w:after="0"/>
+            </w:pPr>
+            <w:r>
+              <w:rPr>
+                <w:b/>
+                <w:bCs/>
+                <w:color w:val="FFFFFF"/>
+                <w:sz w:val="19"/>
+                <w:szCs w:val="19"/>
+              </w:rPr>
+              <w:t xml:space="preserve">Como e por quê</w:t>
+            </w:r>
+          </w:p>
+        </w:tc>
+      </w:tr>
+      <w:tr>
+        <w:trPr>
+          <w:cantSplit/>
+        </w:trPr>
+        <w:tc>
+          <w:tcPr>
+            <w:tcW w:type="dxa" w:w="2400"/>
+            <w:shd w:fill="FFFFFF" w:val="clear"/>
+            <w:tcMar>
+              <w:top w:type="dxa" w:w="70"/>
+              <w:left w:type="dxa" w:w="110"/>
+              <w:bottom w:type="dxa" w:w="70"/>
+              <w:right w:type="dxa" w:w="110"/>
+            </w:tcMar>
+            <w:vAlign w:val="center"/>
+          </w:tcPr>
+          <w:p>
+            <w:pPr>
+              <w:spacing w:after="0"/>
+            </w:pPr>
+            <w:r>
+              <w:rPr>
+                <w:rFonts w:ascii="Consolas" w:cs="Consolas" w:eastAsia="Consolas" w:hAnsi="Consolas"/>
+                <w:b w:val="false"/>
+                <w:bCs w:val="false"/>
+                <w:sz w:val="17"/>
+                <w:szCs w:val="17"/>
+              </w:rPr>
+              <w:t xml:space="preserve">listar, mes_mais_recente, baixar</w:t>
+            </w:r>
+          </w:p>
+        </w:tc>
+        <w:tc>
+          <w:tcPr>
+            <w:tcW w:type="dxa" w:w="3300"/>
+            <w:shd w:fill="FFFFFF" w:val="clear"/>
+            <w:tcMar>
+              <w:top w:type="dxa" w:w="70"/>
+              <w:left w:type="dxa" w:w="110"/>
+              <w:bottom w:type="dxa" w:w="70"/>
+              <w:right w:type="dxa" w:w="110"/>
+            </w:tcMar>
+            <w:vAlign w:val="center"/>
+          </w:tcPr>
+          <w:p>
+            <w:pPr>
+              <w:spacing w:after="0"/>
+            </w:pPr>
+            <w:r>
+              <w:rPr>
+                <w:b w:val="false"/>
+                <w:bCs w:val="false"/>
+                <w:sz w:val="17"/>
+                <w:szCs w:val="17"/>
+              </w:rPr>
+              <w:t xml:space="preserve">A pasta do mês da base de CNPJ no compartilhamento da Receita e cada ZIP</w:t>
+            </w:r>
+          </w:p>
+        </w:tc>
+        <w:tc>
+          <w:tcPr>
+            <w:tcW w:type="dxa" w:w="3900"/>
+            <w:shd w:fill="FFFFFF" w:val="clear"/>
+            <w:tcMar>
+              <w:top w:type="dxa" w:w="70"/>
+              <w:left w:type="dxa" w:w="110"/>
+              <w:bottom w:type="dxa" w:w="70"/>
+              <w:right w:type="dxa" w:w="110"/>
+            </w:tcMar>
+            <w:vAlign w:val="center"/>
+          </w:tcPr>
+          <w:p>
+            <w:pPr>
+              <w:spacing w:after="0"/>
+            </w:pPr>
+            <w:r>
+              <w:rPr>
+                <w:b w:val="false"/>
+                <w:bCs w:val="false"/>
+                <w:sz w:val="17"/>
+                <w:szCs w:val="17"/>
+              </w:rPr>
+              <w:t xml:space="preserve">WebDAV público (token como usuário); download retomado por Range; quatro tentativas</w:t>
+            </w:r>
+          </w:p>
+        </w:tc>
+      </w:tr>
+      <w:tr>
+        <w:trPr>
+          <w:cantSplit/>
+        </w:trPr>
+        <w:tc>
+          <w:tcPr>
+            <w:tcW w:type="dxa" w:w="2400"/>
+            <w:shd w:fill="F2F2F2" w:val="clear"/>
+            <w:tcMar>
+              <w:top w:type="dxa" w:w="70"/>
+              <w:left w:type="dxa" w:w="110"/>
+              <w:bottom w:type="dxa" w:w="70"/>
+              <w:right w:type="dxa" w:w="110"/>
+            </w:tcMar>
+            <w:vAlign w:val="center"/>
+          </w:tcPr>
+          <w:p>
+            <w:pPr>
+              <w:spacing w:after="0"/>
+            </w:pPr>
+            <w:r>
+              <w:rPr>
+                <w:rFonts w:ascii="Consolas" w:cs="Consolas" w:eastAsia="Consolas" w:hAnsi="Consolas"/>
+                <w:b w:val="false"/>
+                <w:bCs w:val="false"/>
+                <w:sz w:val="17"/>
+                <w:szCs w:val="17"/>
+              </w:rPr>
+              <w:t xml:space="preserve">fornecedores_do_estado</w:t>
+            </w:r>
+          </w:p>
+        </w:tc>
+        <w:tc>
+          <w:tcPr>
+            <w:tcW w:type="dxa" w:w="3300"/>
+            <w:shd w:fill="F2F2F2" w:val="clear"/>
+            <w:tcMar>
+              <w:top w:type="dxa" w:w="70"/>
+              <w:left w:type="dxa" w:w="110"/>
+              <w:bottom w:type="dxa" w:w="70"/>
+              <w:right w:type="dxa" w:w="110"/>
+            </w:tcMar>
+            <w:vAlign w:val="center"/>
+          </w:tcPr>
+          <w:p>
+            <w:pPr>
+              <w:spacing w:after="0"/>
+            </w:pPr>
+            <w:r>
+              <w:rPr>
+                <w:b w:val="false"/>
+                <w:bCs w:val="false"/>
+                <w:sz w:val="17"/>
+                <w:szCs w:val="17"/>
+              </w:rPr>
+              <w:t xml:space="preserve">Os CNPJs de fornecedor dos dias do PNCP guardados</w:t>
+            </w:r>
+          </w:p>
+        </w:tc>
+        <w:tc>
+          <w:tcPr>
+            <w:tcW w:type="dxa" w:w="3900"/>
+            <w:shd w:fill="F2F2F2" w:val="clear"/>
+            <w:tcMar>
+              <w:top w:type="dxa" w:w="70"/>
+              <w:left w:type="dxa" w:w="110"/>
+              <w:bottom w:type="dxa" w:w="70"/>
+              <w:right w:type="dxa" w:w="110"/>
+            </w:tcMar>
+            <w:vAlign w:val="center"/>
+          </w:tcPr>
+          <w:p>
+            <w:pPr>
+              <w:spacing w:after="0"/>
+            </w:pPr>
+            <w:r>
+              <w:rPr>
+                <w:b w:val="false"/>
+                <w:bCs w:val="false"/>
+                <w:sz w:val="17"/>
+                <w:szCs w:val="17"/>
+              </w:rPr>
+              <w:t xml:space="preserve">Só eles entram (minimização, ADR-043)</w:t>
+            </w:r>
+          </w:p>
+        </w:tc>
+      </w:tr>
+      <w:tr>
+        <w:trPr>
+          <w:cantSplit/>
+        </w:trPr>
+        <w:tc>
+          <w:tcPr>
+            <w:tcW w:type="dxa" w:w="2400"/>
+            <w:shd w:fill="FFFFFF" w:val="clear"/>
+            <w:tcMar>
+              <w:top w:type="dxa" w:w="70"/>
+              <w:left w:type="dxa" w:w="110"/>
+              <w:bottom w:type="dxa" w:w="70"/>
+              <w:right w:type="dxa" w:w="110"/>
+            </w:tcMar>
+            <w:vAlign w:val="center"/>
+          </w:tcPr>
+          <w:p>
+            <w:pPr>
+              <w:spacing w:after="0"/>
+            </w:pPr>
+            <w:r>
+              <w:rPr>
+                <w:rFonts w:ascii="Consolas" w:cs="Consolas" w:eastAsia="Consolas" w:hAnsi="Consolas"/>
+                <w:b w:val="false"/>
+                <w:bCs w:val="false"/>
+                <w:sz w:val="17"/>
+                <w:szCs w:val="17"/>
+              </w:rPr>
+              <w:t xml:space="preserve">ler_empresas, ler_estabelecimentos, ler_socios, ler_simples</w:t>
+            </w:r>
+          </w:p>
+        </w:tc>
+        <w:tc>
+          <w:tcPr>
+            <w:tcW w:type="dxa" w:w="3300"/>
+            <w:shd w:fill="FFFFFF" w:val="clear"/>
+            <w:tcMar>
+              <w:top w:type="dxa" w:w="70"/>
+              <w:left w:type="dxa" w:w="110"/>
+              <w:bottom w:type="dxa" w:w="70"/>
+              <w:right w:type="dxa" w:w="110"/>
+            </w:tcMar>
+            <w:vAlign w:val="center"/>
+          </w:tcPr>
+          <w:p>
+            <w:pPr>
+              <w:spacing w:after="0"/>
+            </w:pPr>
+            <w:r>
+              <w:rPr>
+                <w:b w:val="false"/>
+                <w:bCs w:val="false"/>
+                <w:sz w:val="17"/>
+                <w:szCs w:val="17"/>
+              </w:rPr>
+              <w:t xml:space="preserve">As linhas dos fornecedores em cada conjunto</w:t>
+            </w:r>
+          </w:p>
+        </w:tc>
+        <w:tc>
+          <w:tcPr>
+            <w:tcW w:type="dxa" w:w="3900"/>
+            <w:shd w:fill="FFFFFF" w:val="clear"/>
+            <w:tcMar>
+              <w:top w:type="dxa" w:w="70"/>
+              <w:left w:type="dxa" w:w="110"/>
+              <w:bottom w:type="dxa" w:w="70"/>
+              <w:right w:type="dxa" w:w="110"/>
+            </w:tcMar>
+            <w:vAlign w:val="center"/>
+          </w:tcPr>
+          <w:p>
+            <w:pPr>
+              <w:spacing w:after="0"/>
+            </w:pPr>
+            <w:r>
+              <w:rPr>
+                <w:b w:val="false"/>
+                <w:bCs w:val="false"/>
+                <w:sz w:val="17"/>
+                <w:szCs w:val="17"/>
+              </w:rPr>
+              <w:t xml:space="preserve">Filtro pela posição fixa do CNPJ antes do CSV; sem endereço, telefone, e-mail e CPF de sócio; CPF do MEI mascarado</w:t>
+            </w:r>
+          </w:p>
+        </w:tc>
+      </w:tr>
+      <w:tr>
+        <w:trPr>
+          <w:cantSplit/>
+        </w:trPr>
+        <w:tc>
+          <w:tcPr>
+            <w:tcW w:type="dxa" w:w="2400"/>
+            <w:shd w:fill="F2F2F2" w:val="clear"/>
+            <w:tcMar>
+              <w:top w:type="dxa" w:w="70"/>
+              <w:left w:type="dxa" w:w="110"/>
+              <w:bottom w:type="dxa" w:w="70"/>
+              <w:right w:type="dxa" w:w="110"/>
+            </w:tcMar>
+            <w:vAlign w:val="center"/>
+          </w:tcPr>
+          <w:p>
+            <w:pPr>
+              <w:spacing w:after="0"/>
+            </w:pPr>
+            <w:r>
+              <w:rPr>
+                <w:rFonts w:ascii="Consolas" w:cs="Consolas" w:eastAsia="Consolas" w:hAnsi="Consolas"/>
+                <w:b w:val="false"/>
+                <w:bCs w:val="false"/>
+                <w:sz w:val="17"/>
+                <w:szCs w:val="17"/>
+              </w:rPr>
+              <w:t xml:space="preserve">coletar (lumen painel cnpj)</w:t>
+            </w:r>
+          </w:p>
+        </w:tc>
+        <w:tc>
+          <w:tcPr>
+            <w:tcW w:type="dxa" w:w="3300"/>
+            <w:shd w:fill="F2F2F2" w:val="clear"/>
+            <w:tcMar>
+              <w:top w:type="dxa" w:w="70"/>
+              <w:left w:type="dxa" w:w="110"/>
+              <w:bottom w:type="dxa" w:w="70"/>
+              <w:right w:type="dxa" w:w="110"/>
+            </w:tcMar>
+            <w:vAlign w:val="center"/>
+          </w:tcPr>
+          <w:p>
+            <w:pPr>
+              <w:spacing w:after="0"/>
+            </w:pPr>
+            <w:r>
+              <w:rPr>
+                <w:b w:val="false"/>
+                <w:bCs w:val="false"/>
+                <w:sz w:val="17"/>
+                <w:szCs w:val="17"/>
+              </w:rPr>
+              <w:t xml:space="preserve">Grava cnpj-fornecedores.json.gz com as tabelas usadas</w:t>
+            </w:r>
+          </w:p>
+        </w:tc>
+        <w:tc>
+          <w:tcPr>
+            <w:tcW w:type="dxa" w:w="3900"/>
+            <w:shd w:fill="F2F2F2" w:val="clear"/>
+            <w:tcMar>
+              <w:top w:type="dxa" w:w="70"/>
+              <w:left w:type="dxa" w:w="110"/>
+              <w:bottom w:type="dxa" w:w="70"/>
+              <w:right w:type="dxa" w:w="110"/>
+            </w:tcMar>
+            <w:vAlign w:val="center"/>
+          </w:tcPr>
+          <w:p>
+            <w:pPr>
+              <w:spacing w:after="0"/>
+            </w:pPr>
+            <w:r>
+              <w:rPr>
+                <w:b w:val="false"/>
+                <w:bCs w:val="false"/>
+                <w:sz w:val="17"/>
+                <w:szCs w:val="17"/>
+              </w:rPr>
+              <w:t xml:space="preserve">Um ZIP de cada vez, apagado depois; pula quando o estado tem o mês para todos</w:t>
+            </w:r>
+          </w:p>
+        </w:tc>
+      </w:tr>
+      <w:tr>
+        <w:trPr>
+          <w:cantSplit/>
+        </w:trPr>
+        <w:tc>
+          <w:tcPr>
+            <w:tcW w:type="dxa" w:w="2400"/>
+            <w:shd w:fill="FFFFFF" w:val="clear"/>
+            <w:tcMar>
+              <w:top w:type="dxa" w:w="70"/>
+              <w:left w:type="dxa" w:w="110"/>
+              <w:bottom w:type="dxa" w:w="70"/>
+              <w:right w:type="dxa" w:w="110"/>
+            </w:tcMar>
+            <w:vAlign w:val="center"/>
+          </w:tcPr>
+          <w:p>
+            <w:pPr>
+              <w:spacing w:after="0"/>
+            </w:pPr>
+            <w:r>
+              <w:rPr>
+                <w:rFonts w:ascii="Consolas" w:cs="Consolas" w:eastAsia="Consolas" w:hAnsi="Consolas"/>
+                <w:b w:val="false"/>
+                <w:bCs w:val="false"/>
+                <w:sz w:val="17"/>
+                <w:szCs w:val="17"/>
+              </w:rPr>
+              <w:t xml:space="preserve">publicar</w:t>
+            </w:r>
+          </w:p>
+        </w:tc>
+        <w:tc>
+          <w:tcPr>
+            <w:tcW w:type="dxa" w:w="3300"/>
+            <w:shd w:fill="FFFFFF" w:val="clear"/>
+            <w:tcMar>
+              <w:top w:type="dxa" w:w="70"/>
+              <w:left w:type="dxa" w:w="110"/>
+              <w:bottom w:type="dxa" w:w="70"/>
+              <w:right w:type="dxa" w:w="110"/>
+            </w:tcMar>
+            <w:vAlign w:val="center"/>
+          </w:tcPr>
+          <w:p>
+            <w:pPr>
+              <w:spacing w:after="0"/>
+            </w:pPr>
+            <w:r>
+              <w:rPr>
+                <w:b w:val="false"/>
+                <w:bCs w:val="false"/>
+                <w:sz w:val="17"/>
+                <w:szCs w:val="17"/>
+              </w:rPr>
+              <w:t xml:space="preserve">cnpj/&lt;3 dígitos&gt;.json.gz (comprimido, com os códigos) e cnpj/tabelas.json (os nomes)</w:t>
+            </w:r>
+          </w:p>
+        </w:tc>
+        <w:tc>
+          <w:tcPr>
+            <w:tcW w:type="dxa" w:w="3900"/>
+            <w:shd w:fill="FFFFFF" w:val="clear"/>
+            <w:tcMar>
+              <w:top w:type="dxa" w:w="70"/>
+              <w:left w:type="dxa" w:w="110"/>
+              <w:bottom w:type="dxa" w:w="70"/>
+              <w:right w:type="dxa" w:w="110"/>
+            </w:tcMar>
+            <w:vAlign w:val="center"/>
+          </w:tcPr>
+          <w:p>
+            <w:pPr>
+              <w:spacing w:after="0"/>
+            </w:pPr>
+            <w:r>
+              <w:rPr>
+                <w:b w:val="false"/>
+                <w:bCs w:val="false"/>
+                <w:sz w:val="17"/>
+                <w:szCs w:val="17"/>
+              </w:rPr>
+              <w:t xml:space="preserve">Lido pelo cartão do fornecedor em Contratações, que descomprime no navegador; sem compressão a base teria 402 MB no site</w:t>
+            </w:r>
+          </w:p>
+        </w:tc>
+      </w:tr>
+    </w:tbl>
+    <w:p>
+      <w:pPr>
+        <w:pStyle w:val="Heading2"/>
+        <w:keepNext/>
+        <w:keepLines/>
+        <w:spacing w:after="120" w:before="280"/>
+      </w:pPr>
+      <w:bookmarkStart w:name="_Toc18" w:id="18"/>
+      <w:r>
+        <w:t xml:space="preserve">4.13 emendas.py</w:t>
+      </w:r>
+      <w:bookmarkEnd w:id="18"/>
+    </w:p>
+    <w:tbl>
+      <w:tblPr>
+        <w:tblW w:type="dxa" w:w="9600"/>
+        <w:tblBorders>
+          <w:top w:val="single" w:color="BFBFBF" w:sz="4"/>
+          <w:left w:val="single" w:color="BFBFBF" w:sz="4"/>
+          <w:bottom w:val="single" w:color="BFBFBF" w:sz="4"/>
+          <w:right w:val="single" w:color="BFBFBF" w:sz="4"/>
+          <w:insideH w:val="single" w:color="D9D9D9" w:sz="2"/>
+          <w:insideV w:val="single" w:color="D9D9D9" w:sz="2"/>
+        </w:tblBorders>
+      </w:tblPr>
+      <w:tblGrid>
+        <w:gridCol w:w="2400"/>
+        <w:gridCol w:w="3300"/>
+        <w:gridCol w:w="3900"/>
+      </w:tblGrid>
+      <w:tr>
+        <w:trPr>
+          <w:tblHeader/>
+        </w:trPr>
+        <w:tc>
+          <w:tcPr>
+            <w:tcW w:type="dxa" w:w="2400"/>
+            <w:shd w:fill="1F3864" w:val="clear"/>
+            <w:tcMar>
+              <w:top w:type="dxa" w:w="80"/>
+              <w:left w:type="dxa" w:w="110"/>
+              <w:bottom w:type="dxa" w:w="80"/>
+              <w:right w:type="dxa" w:w="110"/>
+            </w:tcMar>
+            <w:vAlign w:val="center"/>
+          </w:tcPr>
+          <w:p>
+            <w:pPr>
+              <w:spacing w:after="0"/>
+            </w:pPr>
+            <w:r>
+              <w:rPr>
+                <w:b/>
+                <w:bCs/>
+                <w:color w:val="FFFFFF"/>
+                <w:sz w:val="19"/>
+                <w:szCs w:val="19"/>
+              </w:rPr>
+              <w:t xml:space="preserve">Nome</w:t>
+            </w:r>
+          </w:p>
+        </w:tc>
+        <w:tc>
+          <w:tcPr>
+            <w:tcW w:type="dxa" w:w="3300"/>
+            <w:shd w:fill="1F3864" w:val="clear"/>
+            <w:tcMar>
+              <w:top w:type="dxa" w:w="80"/>
+              <w:left w:type="dxa" w:w="110"/>
+              <w:bottom w:type="dxa" w:w="80"/>
+              <w:right w:type="dxa" w:w="110"/>
+            </w:tcMar>
+            <w:vAlign w:val="center"/>
+          </w:tcPr>
+          <w:p>
+            <w:pPr>
+              <w:spacing w:after="0"/>
+            </w:pPr>
+            <w:r>
+              <w:rPr>
+                <w:b/>
+                <w:bCs/>
+                <w:color w:val="FFFFFF"/>
+                <w:sz w:val="19"/>
+                <w:szCs w:val="19"/>
+              </w:rPr>
+              <w:t xml:space="preserve">O que faz</w:t>
+            </w:r>
+          </w:p>
+        </w:tc>
+        <w:tc>
+          <w:tcPr>
+            <w:tcW w:type="dxa" w:w="3900"/>
+            <w:shd w:fill="1F3864" w:val="clear"/>
+            <w:tcMar>
+              <w:top w:type="dxa" w:w="80"/>
+              <w:left w:type="dxa" w:w="110"/>
+              <w:bottom w:type="dxa" w:w="80"/>
+              <w:right w:type="dxa" w:w="110"/>
+            </w:tcMar>
+            <w:vAlign w:val="center"/>
+          </w:tcPr>
+          <w:p>
+            <w:pPr>
+              <w:spacing w:after="0"/>
+            </w:pPr>
+            <w:r>
+              <w:rPr>
+                <w:b/>
+                <w:bCs/>
+                <w:color w:val="FFFFFF"/>
+                <w:sz w:val="19"/>
+                <w:szCs w:val="19"/>
+              </w:rPr>
+              <w:t xml:space="preserve">Como e por quê</w:t>
+            </w:r>
+          </w:p>
+        </w:tc>
+      </w:tr>
+      <w:tr>
+        <w:trPr>
+          <w:cantSplit/>
+        </w:trPr>
+        <w:tc>
+          <w:tcPr>
+            <w:tcW w:type="dxa" w:w="2400"/>
+            <w:shd w:fill="FFFFFF" w:val="clear"/>
+            <w:tcMar>
+              <w:top w:type="dxa" w:w="70"/>
+              <w:left w:type="dxa" w:w="110"/>
+              <w:bottom w:type="dxa" w:w="70"/>
+              <w:right w:type="dxa" w:w="110"/>
+            </w:tcMar>
+            <w:vAlign w:val="center"/>
+          </w:tcPr>
+          <w:p>
+            <w:pPr>
+              <w:spacing w:after="0"/>
+            </w:pPr>
+            <w:r>
+              <w:rPr>
+                <w:rFonts w:ascii="Consolas" w:cs="Consolas" w:eastAsia="Consolas" w:hAnsi="Consolas"/>
+                <w:b w:val="false"/>
+                <w:bCs w:val="false"/>
+                <w:sz w:val="17"/>
+                <w:szCs w:val="17"/>
+              </w:rPr>
+              <w:t xml:space="preserve">data_do_arquivo, baixar</w:t>
+            </w:r>
+          </w:p>
+        </w:tc>
+        <w:tc>
+          <w:tcPr>
+            <w:tcW w:type="dxa" w:w="3300"/>
+            <w:shd w:fill="FFFFFF" w:val="clear"/>
+            <w:tcMar>
+              <w:top w:type="dxa" w:w="70"/>
+              <w:left w:type="dxa" w:w="110"/>
+              <w:bottom w:type="dxa" w:w="70"/>
+              <w:right w:type="dxa" w:w="110"/>
+            </w:tcMar>
+            <w:vAlign w:val="center"/>
+          </w:tcPr>
+          <w:p>
+            <w:pPr>
+              <w:spacing w:after="0"/>
+            </w:pPr>
+            <w:r>
+              <w:rPr>
+                <w:b w:val="false"/>
+                <w:bCs w:val="false"/>
+                <w:sz w:val="17"/>
+                <w:szCs w:val="17"/>
+              </w:rPr>
+              <w:t xml:space="preserve">A data e o ZIP das emendas no Portal da Transparência</w:t>
+            </w:r>
+          </w:p>
+        </w:tc>
+        <w:tc>
+          <w:tcPr>
+            <w:tcW w:type="dxa" w:w="3900"/>
+            <w:shd w:fill="FFFFFF" w:val="clear"/>
+            <w:tcMar>
+              <w:top w:type="dxa" w:w="70"/>
+              <w:left w:type="dxa" w:w="110"/>
+              <w:bottom w:type="dxa" w:w="70"/>
+              <w:right w:type="dxa" w:w="110"/>
+            </w:tcMar>
+            <w:vAlign w:val="center"/>
+          </w:tcPr>
+          <w:p>
+            <w:pPr>
+              <w:spacing w:after="0"/>
+            </w:pPr>
+            <w:r>
+              <w:rPr>
+                <w:b w:val="false"/>
+                <w:bCs w:val="false"/>
+                <w:sz w:val="17"/>
+                <w:szCs w:val="17"/>
+              </w:rPr>
+              <w:t xml:space="preserve">Arquivo de dados abertos, sem chave; só baixa quando o Last-Modified muda</w:t>
+            </w:r>
+          </w:p>
+        </w:tc>
+      </w:tr>
+      <w:tr>
+        <w:trPr>
+          <w:cantSplit/>
+        </w:trPr>
+        <w:tc>
+          <w:tcPr>
+            <w:tcW w:type="dxa" w:w="2400"/>
+            <w:shd w:fill="F2F2F2" w:val="clear"/>
+            <w:tcMar>
+              <w:top w:type="dxa" w:w="70"/>
+              <w:left w:type="dxa" w:w="110"/>
+              <w:bottom w:type="dxa" w:w="70"/>
+              <w:right w:type="dxa" w:w="110"/>
+            </w:tcMar>
+            <w:vAlign w:val="center"/>
+          </w:tcPr>
+          <w:p>
+            <w:pPr>
+              <w:spacing w:after="0"/>
+            </w:pPr>
+            <w:r>
+              <w:rPr>
+                <w:rFonts w:ascii="Consolas" w:cs="Consolas" w:eastAsia="Consolas" w:hAnsi="Consolas"/>
+                <w:b w:val="false"/>
+                <w:bCs w:val="false"/>
+                <w:sz w:val="17"/>
+                <w:szCs w:val="17"/>
+              </w:rPr>
+              <w:t xml:space="preserve">categoria</w:t>
+            </w:r>
+          </w:p>
+        </w:tc>
+        <w:tc>
+          <w:tcPr>
+            <w:tcW w:type="dxa" w:w="3300"/>
+            <w:shd w:fill="F2F2F2" w:val="clear"/>
+            <w:tcMar>
+              <w:top w:type="dxa" w:w="70"/>
+              <w:left w:type="dxa" w:w="110"/>
+              <w:bottom w:type="dxa" w:w="70"/>
+              <w:right w:type="dxa" w:w="110"/>
+            </w:tcMar>
+            <w:vAlign w:val="center"/>
+          </w:tcPr>
+          <w:p>
+            <w:pPr>
+              <w:spacing w:after="0"/>
+            </w:pPr>
+            <w:r>
+              <w:rPr>
+                <w:b w:val="false"/>
+                <w:bCs w:val="false"/>
+                <w:sz w:val="17"/>
+                <w:szCs w:val="17"/>
+              </w:rPr>
+              <w:t xml:space="preserve">A categoria do favorecido pela natureza jurídica</w:t>
+            </w:r>
+          </w:p>
+        </w:tc>
+        <w:tc>
+          <w:tcPr>
+            <w:tcW w:type="dxa" w:w="3900"/>
+            <w:shd w:fill="F2F2F2" w:val="clear"/>
+            <w:tcMar>
+              <w:top w:type="dxa" w:w="70"/>
+              <w:left w:type="dxa" w:w="110"/>
+              <w:bottom w:type="dxa" w:w="70"/>
+              <w:right w:type="dxa" w:w="110"/>
+            </w:tcMar>
+            <w:vAlign w:val="center"/>
+          </w:tcPr>
+          <w:p>
+            <w:pPr>
+              <w:spacing w:after="0"/>
+            </w:pPr>
+            <w:r>
+              <w:rPr>
+                <w:b w:val="false"/>
+                <w:bCs w:val="false"/>
+                <w:sz w:val="17"/>
+                <w:szCs w:val="17"/>
+              </w:rPr>
+              <w:t xml:space="preserve">Governo municipal ou estadual, entidade, empresa, pessoa física; o agente financeiro (o banco que opera os repasses) fica sem lugar</w:t>
+            </w:r>
+          </w:p>
+        </w:tc>
+      </w:tr>
+      <w:tr>
+        <w:trPr>
+          <w:cantSplit/>
+        </w:trPr>
+        <w:tc>
+          <w:tcPr>
+            <w:tcW w:type="dxa" w:w="2400"/>
+            <w:shd w:fill="FFFFFF" w:val="clear"/>
+            <w:tcMar>
+              <w:top w:type="dxa" w:w="70"/>
+              <w:left w:type="dxa" w:w="110"/>
+              <w:bottom w:type="dxa" w:w="70"/>
+              <w:right w:type="dxa" w:w="110"/>
+            </w:tcMar>
+            <w:vAlign w:val="center"/>
+          </w:tcPr>
+          <w:p>
+            <w:pPr>
+              <w:spacing w:after="0"/>
+            </w:pPr>
+            <w:r>
+              <w:rPr>
+                <w:rFonts w:ascii="Consolas" w:cs="Consolas" w:eastAsia="Consolas" w:hAnsi="Consolas"/>
+                <w:b w:val="false"/>
+                <w:bCs w:val="false"/>
+                <w:sz w:val="17"/>
+                <w:szCs w:val="17"/>
+              </w:rPr>
+              <w:t xml:space="preserve">indice_de_lugares, APELIDOS</w:t>
+            </w:r>
+          </w:p>
+        </w:tc>
+        <w:tc>
+          <w:tcPr>
+            <w:tcW w:type="dxa" w:w="3300"/>
+            <w:shd w:fill="FFFFFF" w:val="clear"/>
+            <w:tcMar>
+              <w:top w:type="dxa" w:w="70"/>
+              <w:left w:type="dxa" w:w="110"/>
+              <w:bottom w:type="dxa" w:w="70"/>
+              <w:right w:type="dxa" w:w="110"/>
+            </w:tcMar>
+            <w:vAlign w:val="center"/>
+          </w:tcPr>
+          <w:p>
+            <w:pPr>
+              <w:spacing w:after="0"/>
+            </w:pPr>
+            <w:r>
+              <w:rPr>
+                <w:b w:val="false"/>
+                <w:bCs w:val="false"/>
+                <w:sz w:val="17"/>
+                <w:szCs w:val="17"/>
+              </w:rPr>
+              <w:t xml:space="preserve">O código IBGE pelo nome do município do favorecido</w:t>
+            </w:r>
+          </w:p>
+        </w:tc>
+        <w:tc>
+          <w:tcPr>
+            <w:tcW w:type="dxa" w:w="3900"/>
+            <w:shd w:fill="FFFFFF" w:val="clear"/>
+            <w:tcMar>
+              <w:top w:type="dxa" w:w="70"/>
+              <w:left w:type="dxa" w:w="110"/>
+              <w:bottom w:type="dxa" w:w="70"/>
+              <w:right w:type="dxa" w:w="110"/>
+            </w:tcMar>
+            <w:vAlign w:val="center"/>
+          </w:tcPr>
+          <w:p>
+            <w:pPr>
+              <w:spacing w:after="0"/>
+            </w:pPr>
+            <w:r>
+              <w:rPr>
+                <w:b w:val="false"/>
+                <w:bCs w:val="false"/>
+                <w:sz w:val="17"/>
+                <w:szCs w:val="17"/>
+              </w:rPr>
+              <w:t xml:space="preserve">Cruzamento sem acento com o cadastro; nomes antigos numa tabela de apelidos</w:t>
+            </w:r>
+          </w:p>
+        </w:tc>
+      </w:tr>
+      <w:tr>
+        <w:trPr>
+          <w:cantSplit/>
+        </w:trPr>
+        <w:tc>
+          <w:tcPr>
+            <w:tcW w:type="dxa" w:w="2400"/>
+            <w:shd w:fill="F2F2F2" w:val="clear"/>
+            <w:tcMar>
+              <w:top w:type="dxa" w:w="70"/>
+              <w:left w:type="dxa" w:w="110"/>
+              <w:bottom w:type="dxa" w:w="70"/>
+              <w:right w:type="dxa" w:w="110"/>
+            </w:tcMar>
+            <w:vAlign w:val="center"/>
+          </w:tcPr>
+          <w:p>
+            <w:pPr>
+              <w:spacing w:after="0"/>
+            </w:pPr>
+            <w:r>
+              <w:rPr>
+                <w:rFonts w:ascii="Consolas" w:cs="Consolas" w:eastAsia="Consolas" w:hAnsi="Consolas"/>
+                <w:b w:val="false"/>
+                <w:bCs w:val="false"/>
+                <w:sz w:val="17"/>
+                <w:szCs w:val="17"/>
+              </w:rPr>
+              <w:t xml:space="preserve">ler, coletar (lumen painel emendas)</w:t>
+            </w:r>
+          </w:p>
+        </w:tc>
+        <w:tc>
+          <w:tcPr>
+            <w:tcW w:type="dxa" w:w="3300"/>
+            <w:shd w:fill="F2F2F2" w:val="clear"/>
+            <w:tcMar>
+              <w:top w:type="dxa" w:w="70"/>
+              <w:left w:type="dxa" w:w="110"/>
+              <w:bottom w:type="dxa" w:w="70"/>
+              <w:right w:type="dxa" w:w="110"/>
+            </w:tcMar>
+            <w:vAlign w:val="center"/>
+          </w:tcPr>
+          <w:p>
+            <w:pPr>
+              <w:spacing w:after="0"/>
+            </w:pPr>
+            <w:r>
+              <w:rPr>
+                <w:b w:val="false"/>
+                <w:bCs w:val="false"/>
+                <w:sz w:val="17"/>
+                <w:szCs w:val="17"/>
+              </w:rPr>
+              <w:t xml:space="preserve">O recebido por ente, emenda, categoria e favorecido, e a descrição das emendas</w:t>
+            </w:r>
+          </w:p>
+        </w:tc>
+        <w:tc>
+          <w:tcPr>
+            <w:tcW w:type="dxa" w:w="3900"/>
+            <w:shd w:fill="F2F2F2" w:val="clear"/>
+            <w:tcMar>
+              <w:top w:type="dxa" w:w="70"/>
+              <w:left w:type="dxa" w:w="110"/>
+              <w:bottom w:type="dxa" w:w="70"/>
+              <w:right w:type="dxa" w:w="110"/>
+            </w:tcMar>
+            <w:vAlign w:val="center"/>
+          </w:tcPr>
+          <w:p>
+            <w:pPr>
+              <w:spacing w:after="0"/>
+            </w:pPr>
+            <w:r>
+              <w:rPr>
+                <w:b w:val="false"/>
+                <w:bCs w:val="false"/>
+                <w:sz w:val="17"/>
+                <w:szCs w:val="17"/>
+              </w:rPr>
+              <w:t xml:space="preserve">Pessoa física só na soma; CPF do MEI mascarado; o que não tem lugar fica nos totais por ano</w:t>
+            </w:r>
+          </w:p>
+        </w:tc>
+      </w:tr>
+      <w:tr>
+        <w:trPr>
+          <w:cantSplit/>
+        </w:trPr>
+        <w:tc>
+          <w:tcPr>
+            <w:tcW w:type="dxa" w:w="2400"/>
+            <w:shd w:fill="FFFFFF" w:val="clear"/>
+            <w:tcMar>
+              <w:top w:type="dxa" w:w="70"/>
+              <w:left w:type="dxa" w:w="110"/>
+              <w:bottom w:type="dxa" w:w="70"/>
+              <w:right w:type="dxa" w:w="110"/>
+            </w:tcMar>
+            <w:vAlign w:val="center"/>
+          </w:tcPr>
+          <w:p>
+            <w:pPr>
+              <w:spacing w:after="0"/>
+            </w:pPr>
+            <w:r>
+              <w:rPr>
+                <w:rFonts w:ascii="Consolas" w:cs="Consolas" w:eastAsia="Consolas" w:hAnsi="Consolas"/>
+                <w:b w:val="false"/>
+                <w:bCs w:val="false"/>
+                <w:sz w:val="17"/>
+                <w:szCs w:val="17"/>
+              </w:rPr>
+              <w:t xml:space="preserve">publicar</w:t>
+            </w:r>
+          </w:p>
+        </w:tc>
+        <w:tc>
+          <w:tcPr>
+            <w:tcW w:type="dxa" w:w="3300"/>
+            <w:shd w:fill="FFFFFF" w:val="clear"/>
+            <w:tcMar>
+              <w:top w:type="dxa" w:w="70"/>
+              <w:left w:type="dxa" w:w="110"/>
+              <w:bottom w:type="dxa" w:w="70"/>
+              <w:right w:type="dxa" w:w="110"/>
+            </w:tcMar>
+            <w:vAlign w:val="center"/>
+          </w:tcPr>
+          <w:p>
+            <w:pPr>
+              <w:spacing w:after="0"/>
+            </w:pPr>
+            <w:r>
+              <w:rPr>
+                <w:b w:val="false"/>
+                <w:bCs w:val="false"/>
+                <w:sz w:val="17"/>
+                <w:szCs w:val="17"/>
+              </w:rPr>
+              <w:t xml:space="preserve">emendas/ente/&lt;código IBGE&gt;.json.gz</w:t>
+            </w:r>
+          </w:p>
+        </w:tc>
+        <w:tc>
+          <w:tcPr>
+            <w:tcW w:type="dxa" w:w="3900"/>
+            <w:shd w:fill="FFFFFF" w:val="clear"/>
+            <w:tcMar>
+              <w:top w:type="dxa" w:w="70"/>
+              <w:left w:type="dxa" w:w="110"/>
+              <w:bottom w:type="dxa" w:w="70"/>
+              <w:right w:type="dxa" w:w="110"/>
+            </w:tcMar>
+            <w:vAlign w:val="center"/>
+          </w:tcPr>
+          <w:p>
+            <w:pPr>
+              <w:spacing w:after="0"/>
+            </w:pPr>
+            <w:r>
+              <w:rPr>
+                <w:b w:val="false"/>
+                <w:bCs w:val="false"/>
+                <w:sz w:val="17"/>
+                <w:szCs w:val="17"/>
+              </w:rPr>
+              <w:t xml:space="preserve">Comprimido; lido pelo mandato aberto em Governos municipais</w:t>
+            </w:r>
+          </w:p>
+        </w:tc>
+      </w:tr>
+    </w:tbl>
+    <w:p>
+      <w:pPr>
         <w:pStyle w:val="Heading1"/>
         <w:keepNext/>
         <w:keepLines/>
         <w:spacing w:after="160" w:before="380"/>
       </w:pPr>
-      <w:bookmarkStart w:name="_Toc17" w:id="17"/>
+      <w:bookmarkStart w:name="_Toc19" w:id="19"/>
       <w:r>
         <w:t xml:space="preserve">5. Estado guardado entre execuções</w:t>
       </w:r>
-      <w:bookmarkEnd w:id="17"/>
+      <w:bookmarkEnd w:id="19"/>
     </w:p>
     <w:p>
       <w:pPr>
@@ -9378,6 +10534,180 @@
                 <w:sz w:val="17"/>
                 <w:szCs w:val="17"/>
               </w:rPr>
+              <w:t xml:space="preserve">emendas.json.gz</w:t>
+            </w:r>
+          </w:p>
+        </w:tc>
+        <w:tc>
+          <w:tcPr>
+            <w:tcW w:type="dxa" w:w="3000"/>
+            <w:shd w:fill="FFFFFF" w:val="clear"/>
+            <w:tcMar>
+              <w:top w:type="dxa" w:w="70"/>
+              <w:left w:type="dxa" w:w="110"/>
+              <w:bottom w:type="dxa" w:w="70"/>
+              <w:right w:type="dxa" w:w="110"/>
+            </w:tcMar>
+            <w:vAlign w:val="center"/>
+          </w:tcPr>
+          <w:p>
+            <w:pPr>
+              <w:spacing w:after="0"/>
+            </w:pPr>
+            <w:r>
+              <w:rPr>
+                <w:b w:val="false"/>
+                <w:bCs w:val="false"/>
+                <w:sz w:val="17"/>
+                <w:szCs w:val="17"/>
+              </w:rPr>
+              <w:t xml:space="preserve">Emendas parlamentares recebidas por ente (ADR-044), com a data do arquivo da CGU</w:t>
+            </w:r>
+          </w:p>
+        </w:tc>
+        <w:tc>
+          <w:tcPr>
+            <w:tcW w:type="dxa" w:w="3800"/>
+            <w:shd w:fill="FFFFFF" w:val="clear"/>
+            <w:tcMar>
+              <w:top w:type="dxa" w:w="70"/>
+              <w:left w:type="dxa" w:w="110"/>
+              <w:bottom w:type="dxa" w:w="70"/>
+              <w:right w:type="dxa" w:w="110"/>
+            </w:tcMar>
+            <w:vAlign w:val="center"/>
+          </w:tcPr>
+          <w:p>
+            <w:pPr>
+              <w:spacing w:after="0"/>
+            </w:pPr>
+            <w:r>
+              <w:rPr>
+                <w:b w:val="false"/>
+                <w:bCs w:val="false"/>
+                <w:sz w:val="17"/>
+                <w:szCs w:val="17"/>
+              </w:rPr>
+              <w:t xml:space="preserve">recebido (por código IBGE: ano, emenda, categoria, cnpj, favorecido, valor), emendas (ano, tipo, autor, número, função, ação), sem_lugar</w:t>
+            </w:r>
+          </w:p>
+        </w:tc>
+      </w:tr>
+      <w:tr>
+        <w:trPr>
+          <w:cantSplit/>
+        </w:trPr>
+        <w:tc>
+          <w:tcPr>
+            <w:tcW w:type="dxa" w:w="2800"/>
+            <w:shd w:fill="F2F2F2" w:val="clear"/>
+            <w:tcMar>
+              <w:top w:type="dxa" w:w="70"/>
+              <w:left w:type="dxa" w:w="110"/>
+              <w:bottom w:type="dxa" w:w="70"/>
+              <w:right w:type="dxa" w:w="110"/>
+            </w:tcMar>
+            <w:vAlign w:val="center"/>
+          </w:tcPr>
+          <w:p>
+            <w:pPr>
+              <w:spacing w:after="0"/>
+            </w:pPr>
+            <w:r>
+              <w:rPr>
+                <w:rFonts w:ascii="Consolas" w:cs="Consolas" w:eastAsia="Consolas" w:hAnsi="Consolas"/>
+                <w:b w:val="false"/>
+                <w:bCs w:val="false"/>
+                <w:sz w:val="17"/>
+                <w:szCs w:val="17"/>
+              </w:rPr>
+              <w:t xml:space="preserve">cnpj-fornecedores.json.gz</w:t>
+            </w:r>
+          </w:p>
+        </w:tc>
+        <w:tc>
+          <w:tcPr>
+            <w:tcW w:type="dxa" w:w="3000"/>
+            <w:shd w:fill="F2F2F2" w:val="clear"/>
+            <w:tcMar>
+              <w:top w:type="dxa" w:w="70"/>
+              <w:left w:type="dxa" w:w="110"/>
+              <w:bottom w:type="dxa" w:w="70"/>
+              <w:right w:type="dxa" w:w="110"/>
+            </w:tcMar>
+            <w:vAlign w:val="center"/>
+          </w:tcPr>
+          <w:p>
+            <w:pPr>
+              <w:spacing w:after="0"/>
+            </w:pPr>
+            <w:r>
+              <w:rPr>
+                <w:b w:val="false"/>
+                <w:bCs w:val="false"/>
+                <w:sz w:val="17"/>
+                <w:szCs w:val="17"/>
+              </w:rPr>
+              <w:t xml:space="preserve">Base de CNPJ da Receita dos fornecedores (ADR-043): empresa, estabelecimento, Simples e sócios, com o mês e as tabelas de código usadas</w:t>
+            </w:r>
+          </w:p>
+        </w:tc>
+        <w:tc>
+          <w:tcPr>
+            <w:tcW w:type="dxa" w:w="3800"/>
+            <w:shd w:fill="F2F2F2" w:val="clear"/>
+            <w:tcMar>
+              <w:top w:type="dxa" w:w="70"/>
+              <w:left w:type="dxa" w:w="110"/>
+              <w:bottom w:type="dxa" w:w="70"/>
+              <w:right w:type="dxa" w:w="110"/>
+            </w:tcMar>
+            <w:vAlign w:val="center"/>
+          </w:tcPr>
+          <w:p>
+            <w:pPr>
+              <w:spacing w:after="0"/>
+            </w:pPr>
+            <w:r>
+              <w:rPr>
+                <w:b w:val="false"/>
+                <w:bCs w:val="false"/>
+                <w:sz w:val="17"/>
+                <w:szCs w:val="17"/>
+              </w:rPr>
+              <w:t xml:space="preserve">por CNPJ: empresa, estabelecimento, simples, socios; pedidos (os CNPJs procurados)</w:t>
+            </w:r>
+          </w:p>
+        </w:tc>
+      </w:tr>
+      <w:tr>
+        <w:trPr>
+          <w:cantSplit/>
+        </w:trPr>
+        <w:tc>
+          <w:tcPr>
+            <w:tcW w:type="dxa" w:w="2800"/>
+            <w:shd w:fill="FFFFFF" w:val="clear"/>
+            <w:tcMar>
+              <w:top w:type="dxa" w:w="70"/>
+              <w:left w:type="dxa" w:w="110"/>
+              <w:bottom w:type="dxa" w:w="70"/>
+              <w:right w:type="dxa" w:w="110"/>
+            </w:tcMar>
+            <w:vAlign w:val="center"/>
+          </w:tcPr>
+          <w:p>
+            <w:pPr>
+              <w:spacing w:after="0"/>
+            </w:pPr>
+            <w:r>
+              <w:rPr>
+                <w:rFonts w:ascii="Consolas" w:cs="Consolas" w:eastAsia="Consolas" w:hAnsi="Consolas"/>
+                <w:b w:val="false"/>
+                <w:bCs w:val="false"/>
+                <w:sz w:val="17"/>
+                <w:szCs w:val="17"/>
+              </w:rPr>
               <w:t xml:space="preserve">pessoal-UF.json.gz</w:t>
             </w:r>
           </w:p>
@@ -9591,11 +10921,11 @@
         <w:keepLines/>
         <w:spacing w:after="160" w:before="380"/>
       </w:pPr>
-      <w:bookmarkStart w:name="_Toc18" w:id="18"/>
+      <w:bookmarkStart w:name="_Toc20" w:id="20"/>
       <w:r>
         <w:t xml:space="preserve">6. Site publicado</w:t>
       </w:r>
-      <w:bookmarkEnd w:id="18"/>
+      <w:bookmarkEnd w:id="20"/>
     </w:p>
     <w:p>
       <w:pPr>
@@ -10731,11 +12061,11 @@
         <w:keepLines/>
         <w:spacing w:after="160" w:before="380"/>
       </w:pPr>
-      <w:bookmarkStart w:name="_Toc19" w:id="19"/>
+      <w:bookmarkStart w:name="_Toc21" w:id="21"/>
       <w:r>
         <w:t xml:space="preserve">7. Regras de soma das contratações</w:t>
       </w:r>
-      <w:bookmarkEnd w:id="19"/>
+      <w:bookmarkEnd w:id="21"/>
     </w:p>
     <w:p>
       <w:pPr>
@@ -10897,11 +12227,11 @@
         <w:keepLines/>
         <w:spacing w:after="160" w:before="380"/>
       </w:pPr>
-      <w:bookmarkStart w:name="_Toc20" w:id="20"/>
+      <w:bookmarkStart w:name="_Toc22" w:id="22"/>
       <w:r>
         <w:t xml:space="preserve">8. Avaliação da conformidade</w:t>
       </w:r>
-      <w:bookmarkEnd w:id="20"/>
+      <w:bookmarkEnd w:id="22"/>
     </w:p>
     <w:tbl>
       <w:tblPr>
@@ -12134,11 +13464,11 @@
         <w:keepLines/>
         <w:spacing w:after="120" w:before="280"/>
       </w:pPr>
-      <w:bookmarkStart w:name="_Toc21" w:id="21"/>
+      <w:bookmarkStart w:name="_Toc23" w:id="23"/>
       <w:r>
         <w:t xml:space="preserve">8.1 Comparação com o grupo de pares (ADR-038)</w:t>
       </w:r>
-      <w:bookmarkEnd w:id="21"/>
+      <w:bookmarkEnd w:id="23"/>
     </w:p>
     <w:p>
       <w:pPr>
@@ -12171,11 +13501,11 @@
         <w:keepLines/>
         <w:spacing w:after="160" w:before="380"/>
       </w:pPr>
-      <w:bookmarkStart w:name="_Toc22" w:id="22"/>
+      <w:bookmarkStart w:name="_Toc24" w:id="24"/>
       <w:r>
         <w:t xml:space="preserve">9. Portal</w:t>
       </w:r>
-      <w:bookmarkEnd w:id="22"/>
+      <w:bookmarkEnd w:id="24"/>
     </w:p>
     <w:tbl>
       <w:tblPr>
@@ -12670,6 +14000,126 @@
                 <w:szCs w:val="17"/>
               </w:rPr>
               <w:t xml:space="preserve">Despesa por função do ente: o total gasto e a fatia de cada função (padrão) ou, no filtro, por habitante ao lado da mediana e da metade central do grupo, com as ressalvas e o link da DCA (ADR-041)</w:t>
+            </w:r>
+          </w:p>
+        </w:tc>
+      </w:tr>
+      <w:tr>
+        <w:trPr>
+          <w:cantSplit/>
+        </w:trPr>
+        <w:tc>
+          <w:tcPr>
+            <w:tcW w:type="dxa" w:w="4200"/>
+            <w:shd w:fill="F2F2F2" w:val="clear"/>
+            <w:tcMar>
+              <w:top w:type="dxa" w:w="70"/>
+              <w:left w:type="dxa" w:w="110"/>
+              <w:bottom w:type="dxa" w:w="70"/>
+              <w:right w:type="dxa" w:w="110"/>
+            </w:tcMar>
+            <w:vAlign w:val="center"/>
+          </w:tcPr>
+          <w:p>
+            <w:pPr>
+              <w:spacing w:after="0"/>
+            </w:pPr>
+            <w:r>
+              <w:rPr>
+                <w:rFonts w:ascii="Consolas" w:cs="Consolas" w:eastAsia="Consolas" w:hAnsi="Consolas"/>
+                <w:b w:val="false"/>
+                <w:bCs w:val="false"/>
+                <w:sz w:val="17"/>
+                <w:szCs w:val="17"/>
+              </w:rPr>
+              <w:t xml:space="preserve">src/componentes/paineis/EmpresaReceita.tsx, src/lib/receita.ts</w:t>
+            </w:r>
+          </w:p>
+        </w:tc>
+        <w:tc>
+          <w:tcPr>
+            <w:tcW w:type="dxa" w:w="5400"/>
+            <w:shd w:fill="F2F2F2" w:val="clear"/>
+            <w:tcMar>
+              <w:top w:type="dxa" w:w="70"/>
+              <w:left w:type="dxa" w:w="110"/>
+              <w:bottom w:type="dxa" w:w="70"/>
+              <w:right w:type="dxa" w:w="110"/>
+            </w:tcMar>
+            <w:vAlign w:val="center"/>
+          </w:tcPr>
+          <w:p>
+            <w:pPr>
+              <w:spacing w:after="0"/>
+            </w:pPr>
+            <w:r>
+              <w:rPr>
+                <w:b w:val="false"/>
+                <w:bCs w:val="false"/>
+                <w:sz w:val="17"/>
+                <w:szCs w:val="17"/>
+              </w:rPr>
+              <w:t xml:space="preserve">Cartão "Na Receita Federal" do fornecedor filtrado em Contratações: cadastro, Simples e quadro societário (ADR-043)</w:t>
+            </w:r>
+          </w:p>
+        </w:tc>
+      </w:tr>
+      <w:tr>
+        <w:trPr>
+          <w:cantSplit/>
+        </w:trPr>
+        <w:tc>
+          <w:tcPr>
+            <w:tcW w:type="dxa" w:w="4200"/>
+            <w:shd w:fill="FFFFFF" w:val="clear"/>
+            <w:tcMar>
+              <w:top w:type="dxa" w:w="70"/>
+              <w:left w:type="dxa" w:w="110"/>
+              <w:bottom w:type="dxa" w:w="70"/>
+              <w:right w:type="dxa" w:w="110"/>
+            </w:tcMar>
+            <w:vAlign w:val="center"/>
+          </w:tcPr>
+          <w:p>
+            <w:pPr>
+              <w:spacing w:after="0"/>
+            </w:pPr>
+            <w:r>
+              <w:rPr>
+                <w:rFonts w:ascii="Consolas" w:cs="Consolas" w:eastAsia="Consolas" w:hAnsi="Consolas"/>
+                <w:b w:val="false"/>
+                <w:bCs w:val="false"/>
+                <w:sz w:val="17"/>
+                <w:szCs w:val="17"/>
+              </w:rPr>
+              <w:t xml:space="preserve">src/componentes/economia/EmendasMandato.tsx, src/lib/emendas.ts, src/lib/comprimido.ts</w:t>
+            </w:r>
+          </w:p>
+        </w:tc>
+        <w:tc>
+          <w:tcPr>
+            <w:tcW w:type="dxa" w:w="5400"/>
+            <w:shd w:fill="FFFFFF" w:val="clear"/>
+            <w:tcMar>
+              <w:top w:type="dxa" w:w="70"/>
+              <w:left w:type="dxa" w:w="110"/>
+              <w:bottom w:type="dxa" w:w="70"/>
+              <w:right w:type="dxa" w:w="110"/>
+            </w:tcMar>
+            <w:vAlign w:val="center"/>
+          </w:tcPr>
+          <w:p>
+            <w:pPr>
+              <w:spacing w:after="0"/>
+            </w:pPr>
+            <w:r>
+              <w:rPr>
+                <w:b w:val="false"/>
+                <w:bCs w:val="false"/>
+                <w:sz w:val="17"/>
+                <w:szCs w:val="17"/>
+              </w:rPr>
+              <w:t xml:space="preserve">Emendas parlamentares recebidas no mandato aberto de Governos municipais, por categoria, autor e favorecido, e a leitura dos arquivos .json.gz no navegador (ADR-044)</w:t>
             </w:r>
           </w:p>
         </w:tc>
@@ -13046,11 +14496,11 @@
         <w:keepLines/>
         <w:spacing w:after="160" w:before="380"/>
       </w:pPr>
-      <w:bookmarkStart w:name="_Toc23" w:id="23"/>
+      <w:bookmarkStart w:name="_Toc25" w:id="25"/>
       <w:r>
         <w:t xml:space="preserve">10. Operação</w:t>
       </w:r>
-      <w:bookmarkEnd w:id="23"/>
+      <w:bookmarkEnd w:id="25"/>
     </w:p>
     <w:tbl>
       <w:tblPr>
@@ -13427,11 +14877,11 @@
         <w:keepLines/>
         <w:spacing w:after="100" w:before="220"/>
       </w:pPr>
-      <w:bookmarkStart w:name="_Toc24" w:id="24"/>
+      <w:bookmarkStart w:name="_Toc26" w:id="26"/>
       <w:r>
         <w:t xml:space="preserve">Configuração, uma vez</w:t>
       </w:r>
-      <w:bookmarkEnd w:id="24"/>
+      <w:bookmarkEnd w:id="26"/>
     </w:p>
     <w:p>
       <w:pPr>
@@ -13522,11 +14972,11 @@
         <w:keepLines/>
         <w:spacing w:after="100" w:before="220"/>
       </w:pPr>
-      <w:bookmarkStart w:name="_Toc25" w:id="25"/>
+      <w:bookmarkStart w:name="_Toc27" w:id="27"/>
       <w:r>
         <w:t xml:space="preserve">Comandos locais</w:t>
       </w:r>
-      <w:bookmarkEnd w:id="25"/>
+      <w:bookmarkEnd w:id="27"/>
     </w:p>
     <w:tbl>
       <w:tblPr>
@@ -13749,11 +15199,11 @@
         <w:keepLines/>
         <w:spacing w:after="100" w:before="220"/>
       </w:pPr>
-      <w:bookmarkStart w:name="_Toc26" w:id="26"/>
+      <w:bookmarkStart w:name="_Toc28" w:id="28"/>
       <w:r>
         <w:t xml:space="preserve">Limites</w:t>
       </w:r>
-      <w:bookmarkEnd w:id="26"/>
+      <w:bookmarkEnd w:id="28"/>
     </w:p>
     <w:p>
       <w:pPr>
@@ -13801,11 +15251,11 @@
         <w:keepLines/>
         <w:spacing w:after="160" w:before="380"/>
       </w:pPr>
-      <w:bookmarkStart w:name="_Toc27" w:id="27"/>
+      <w:bookmarkStart w:name="_Toc29" w:id="29"/>
       <w:r>
         <w:t xml:space="preserve">11. Verificação</w:t>
       </w:r>
-      <w:bookmarkEnd w:id="27"/>
+      <w:bookmarkEnd w:id="29"/>
     </w:p>
     <w:tbl>
       <w:tblPr>
@@ -14106,11 +15556,11 @@
         <w:keepLines/>
         <w:spacing w:after="160" w:before="380"/>
       </w:pPr>
-      <w:bookmarkStart w:name="_Toc28" w:id="28"/>
+      <w:bookmarkStart w:name="_Toc30" w:id="30"/>
       <w:r>
         <w:t xml:space="preserve">12. Próximos passos e riscos</w:t>
       </w:r>
-      <w:bookmarkEnd w:id="28"/>
+      <w:bookmarkEnd w:id="30"/>
     </w:p>
     <w:tbl>
       <w:tblPr>

--- a/docs/DOC-13_Paineis.docx
+++ b/docs/DOC-13_Paineis.docx
@@ -267,7 +267,7 @@
                 <w:sz w:val="19"/>
                 <w:szCs w:val="19"/>
               </w:rPr>
-              <w:t xml:space="preserve">1.8</w:t>
+              <w:t xml:space="preserve">1.9</w:t>
             </w:r>
           </w:p>
         </w:tc>
@@ -869,14 +869,15 @@
         </w:p>
         <w:p>
           <w:pPr>
-            <w:pStyle w:val="TOC1"/>
+            <w:pStyle w:val="TOC2"/>
             <w:tabs>
               <w:tab w:val="right" w:pos="9638" w:leader="dot"/>
             </w:tabs>
+            <w:ind w:left="220"/>
           </w:pPr>
           <w:hyperlink w:history="1" w:anchor="_Toc19">
             <w:r>
-              <w:t xml:space="preserve">5. Estado guardado entre execuções</w:t>
+              <w:t xml:space="preserve">4.14 convenios.py</w:t>
             </w:r>
             <w:r>
               <w:tab/>
@@ -898,7 +899,7 @@
           </w:pPr>
           <w:hyperlink w:history="1" w:anchor="_Toc20">
             <w:r>
-              <w:t xml:space="preserve">6. Site publicado</w:t>
+              <w:t xml:space="preserve">5. Estado guardado entre execuções</w:t>
             </w:r>
             <w:r>
               <w:tab/>
@@ -920,7 +921,7 @@
           </w:pPr>
           <w:hyperlink w:history="1" w:anchor="_Toc21">
             <w:r>
-              <w:t xml:space="preserve">7. Regras de soma das contratações</w:t>
+              <w:t xml:space="preserve">6. Site publicado</w:t>
             </w:r>
             <w:r>
               <w:tab/>
@@ -942,7 +943,7 @@
           </w:pPr>
           <w:hyperlink w:history="1" w:anchor="_Toc22">
             <w:r>
-              <w:t xml:space="preserve">8. Avaliação da conformidade</w:t>
+              <w:t xml:space="preserve">7. Regras de soma das contratações</w:t>
             </w:r>
             <w:r>
               <w:tab/>
@@ -950,6 +951,28 @@
             <w:r>
               <w:fldChar w:fldCharType="begin" w:dirty="true"/>
               <w:instrText xml:space="preserve">PAGEREF _Toc22 \h</w:instrText>
+              <w:fldChar w:fldCharType="separate"/>
+              <w:fldChar w:fldCharType="end"/>
+            </w:r>
+          </w:hyperlink>
+        </w:p>
+        <w:p>
+          <w:pPr>
+            <w:pStyle w:val="TOC1"/>
+            <w:tabs>
+              <w:tab w:val="right" w:pos="9638" w:leader="dot"/>
+            </w:tabs>
+          </w:pPr>
+          <w:hyperlink w:history="1" w:anchor="_Toc23">
+            <w:r>
+              <w:t xml:space="preserve">8. Avaliação da conformidade</w:t>
+            </w:r>
+            <w:r>
+              <w:tab/>
+            </w:r>
+            <w:r>
+              <w:fldChar w:fldCharType="begin" w:dirty="true"/>
+              <w:instrText xml:space="preserve">PAGEREF _Toc23 \h</w:instrText>
               <w:fldChar w:fldCharType="separate"/>
               <w:fldChar w:fldCharType="end"/>
             </w:r>
@@ -963,31 +986,9 @@
             </w:tabs>
             <w:ind w:left="220"/>
           </w:pPr>
-          <w:hyperlink w:history="1" w:anchor="_Toc23">
+          <w:hyperlink w:history="1" w:anchor="_Toc24">
             <w:r>
               <w:t xml:space="preserve">8.1 Comparação com o grupo de pares (ADR-038)</w:t>
-            </w:r>
-            <w:r>
-              <w:tab/>
-            </w:r>
-            <w:r>
-              <w:fldChar w:fldCharType="begin" w:dirty="true"/>
-              <w:instrText xml:space="preserve">PAGEREF _Toc23 \h</w:instrText>
-              <w:fldChar w:fldCharType="separate"/>
-              <w:fldChar w:fldCharType="end"/>
-            </w:r>
-          </w:hyperlink>
-        </w:p>
-        <w:p>
-          <w:pPr>
-            <w:pStyle w:val="TOC1"/>
-            <w:tabs>
-              <w:tab w:val="right" w:pos="9638" w:leader="dot"/>
-            </w:tabs>
-          </w:pPr>
-          <w:hyperlink w:history="1" w:anchor="_Toc24">
-            <w:r>
-              <w:t xml:space="preserve">9. Portal</w:t>
             </w:r>
             <w:r>
               <w:tab/>
@@ -1009,7 +1010,7 @@
           </w:pPr>
           <w:hyperlink w:history="1" w:anchor="_Toc25">
             <w:r>
-              <w:t xml:space="preserve">10. Operação</w:t>
+              <w:t xml:space="preserve">9. Portal</w:t>
             </w:r>
             <w:r>
               <w:tab/>
@@ -1024,15 +1025,14 @@
         </w:p>
         <w:p>
           <w:pPr>
-            <w:pStyle w:val="TOC3"/>
+            <w:pStyle w:val="TOC1"/>
             <w:tabs>
               <w:tab w:val="right" w:pos="9638" w:leader="dot"/>
             </w:tabs>
-            <w:ind w:left="440"/>
           </w:pPr>
           <w:hyperlink w:history="1" w:anchor="_Toc26">
             <w:r>
-              <w:t xml:space="preserve">Configuração, uma vez</w:t>
+              <w:t xml:space="preserve">10. Operação</w:t>
             </w:r>
             <w:r>
               <w:tab/>
@@ -1055,7 +1055,7 @@
           </w:pPr>
           <w:hyperlink w:history="1" w:anchor="_Toc27">
             <w:r>
-              <w:t xml:space="preserve">Comandos locais</w:t>
+              <w:t xml:space="preserve">Configuração, uma vez</w:t>
             </w:r>
             <w:r>
               <w:tab/>
@@ -1078,7 +1078,7 @@
           </w:pPr>
           <w:hyperlink w:history="1" w:anchor="_Toc28">
             <w:r>
-              <w:t xml:space="preserve">Limites</w:t>
+              <w:t xml:space="preserve">Comandos locais</w:t>
             </w:r>
             <w:r>
               <w:tab/>
@@ -1093,14 +1093,15 @@
         </w:p>
         <w:p>
           <w:pPr>
-            <w:pStyle w:val="TOC1"/>
+            <w:pStyle w:val="TOC3"/>
             <w:tabs>
               <w:tab w:val="right" w:pos="9638" w:leader="dot"/>
             </w:tabs>
+            <w:ind w:left="440"/>
           </w:pPr>
           <w:hyperlink w:history="1" w:anchor="_Toc29">
             <w:r>
-              <w:t xml:space="preserve">11. Verificação</w:t>
+              <w:t xml:space="preserve">Limites</w:t>
             </w:r>
             <w:r>
               <w:tab/>
@@ -1122,7 +1123,7 @@
           </w:pPr>
           <w:hyperlink w:history="1" w:anchor="_Toc30">
             <w:r>
-              <w:t xml:space="preserve">12. Próximos passos e riscos</w:t>
+              <w:t xml:space="preserve">11. Verificação</w:t>
             </w:r>
             <w:r>
               <w:tab/>
@@ -1130,6 +1131,28 @@
             <w:r>
               <w:fldChar w:fldCharType="begin" w:dirty="true"/>
               <w:instrText xml:space="preserve">PAGEREF _Toc30 \h</w:instrText>
+              <w:fldChar w:fldCharType="separate"/>
+              <w:fldChar w:fldCharType="end"/>
+            </w:r>
+          </w:hyperlink>
+        </w:p>
+        <w:p>
+          <w:pPr>
+            <w:pStyle w:val="TOC1"/>
+            <w:tabs>
+              <w:tab w:val="right" w:pos="9638" w:leader="dot"/>
+            </w:tabs>
+          </w:pPr>
+          <w:hyperlink w:history="1" w:anchor="_Toc31">
+            <w:r>
+              <w:t xml:space="preserve">12. Próximos passos e riscos</w:t>
+            </w:r>
+            <w:r>
+              <w:tab/>
+            </w:r>
+            <w:r>
+              <w:fldChar w:fldCharType="begin" w:dirty="true"/>
+              <w:instrText xml:space="preserve">PAGEREF _Toc31 \h</w:instrText>
               <w:fldChar w:fldCharType="separate"/>
               <w:fldChar w:fldCharType="end"/>
             </w:r>
@@ -10011,16 +10034,397 @@
     </w:tbl>
     <w:p>
       <w:pPr>
+        <w:pStyle w:val="Heading2"/>
+        <w:keepNext/>
+        <w:keepLines/>
+        <w:spacing w:after="120" w:before="280"/>
+      </w:pPr>
+      <w:bookmarkStart w:name="_Toc19" w:id="19"/>
+      <w:r>
+        <w:t xml:space="preserve">4.14 convenios.py</w:t>
+      </w:r>
+      <w:bookmarkEnd w:id="19"/>
+    </w:p>
+    <w:tbl>
+      <w:tblPr>
+        <w:tblW w:type="dxa" w:w="9600"/>
+        <w:tblBorders>
+          <w:top w:val="single" w:color="BFBFBF" w:sz="4"/>
+          <w:left w:val="single" w:color="BFBFBF" w:sz="4"/>
+          <w:bottom w:val="single" w:color="BFBFBF" w:sz="4"/>
+          <w:right w:val="single" w:color="BFBFBF" w:sz="4"/>
+          <w:insideH w:val="single" w:color="D9D9D9" w:sz="2"/>
+          <w:insideV w:val="single" w:color="D9D9D9" w:sz="2"/>
+        </w:tblBorders>
+      </w:tblPr>
+      <w:tblGrid>
+        <w:gridCol w:w="2400"/>
+        <w:gridCol w:w="3300"/>
+        <w:gridCol w:w="3900"/>
+      </w:tblGrid>
+      <w:tr>
+        <w:trPr>
+          <w:tblHeader/>
+        </w:trPr>
+        <w:tc>
+          <w:tcPr>
+            <w:tcW w:type="dxa" w:w="2400"/>
+            <w:shd w:fill="1F3864" w:val="clear"/>
+            <w:tcMar>
+              <w:top w:type="dxa" w:w="80"/>
+              <w:left w:type="dxa" w:w="110"/>
+              <w:bottom w:type="dxa" w:w="80"/>
+              <w:right w:type="dxa" w:w="110"/>
+            </w:tcMar>
+            <w:vAlign w:val="center"/>
+          </w:tcPr>
+          <w:p>
+            <w:pPr>
+              <w:spacing w:after="0"/>
+            </w:pPr>
+            <w:r>
+              <w:rPr>
+                <w:b/>
+                <w:bCs/>
+                <w:color w:val="FFFFFF"/>
+                <w:sz w:val="19"/>
+                <w:szCs w:val="19"/>
+              </w:rPr>
+              <w:t xml:space="preserve">Nome</w:t>
+            </w:r>
+          </w:p>
+        </w:tc>
+        <w:tc>
+          <w:tcPr>
+            <w:tcW w:type="dxa" w:w="3300"/>
+            <w:shd w:fill="1F3864" w:val="clear"/>
+            <w:tcMar>
+              <w:top w:type="dxa" w:w="80"/>
+              <w:left w:type="dxa" w:w="110"/>
+              <w:bottom w:type="dxa" w:w="80"/>
+              <w:right w:type="dxa" w:w="110"/>
+            </w:tcMar>
+            <w:vAlign w:val="center"/>
+          </w:tcPr>
+          <w:p>
+            <w:pPr>
+              <w:spacing w:after="0"/>
+            </w:pPr>
+            <w:r>
+              <w:rPr>
+                <w:b/>
+                <w:bCs/>
+                <w:color w:val="FFFFFF"/>
+                <w:sz w:val="19"/>
+                <w:szCs w:val="19"/>
+              </w:rPr>
+              <w:t xml:space="preserve">O que faz</w:t>
+            </w:r>
+          </w:p>
+        </w:tc>
+        <w:tc>
+          <w:tcPr>
+            <w:tcW w:type="dxa" w:w="3900"/>
+            <w:shd w:fill="1F3864" w:val="clear"/>
+            <w:tcMar>
+              <w:top w:type="dxa" w:w="80"/>
+              <w:left w:type="dxa" w:w="110"/>
+              <w:bottom w:type="dxa" w:w="80"/>
+              <w:right w:type="dxa" w:w="110"/>
+            </w:tcMar>
+            <w:vAlign w:val="center"/>
+          </w:tcPr>
+          <w:p>
+            <w:pPr>
+              <w:spacing w:after="0"/>
+            </w:pPr>
+            <w:r>
+              <w:rPr>
+                <w:b/>
+                <w:bCs/>
+                <w:color w:val="FFFFFF"/>
+                <w:sz w:val="19"/>
+                <w:szCs w:val="19"/>
+              </w:rPr>
+              <w:t xml:space="preserve">Como e por quê</w:t>
+            </w:r>
+          </w:p>
+        </w:tc>
+      </w:tr>
+      <w:tr>
+        <w:trPr>
+          <w:cantSplit/>
+        </w:trPr>
+        <w:tc>
+          <w:tcPr>
+            <w:tcW w:type="dxa" w:w="2400"/>
+            <w:shd w:fill="FFFFFF" w:val="clear"/>
+            <w:tcMar>
+              <w:top w:type="dxa" w:w="70"/>
+              <w:left w:type="dxa" w:w="110"/>
+              <w:bottom w:type="dxa" w:w="70"/>
+              <w:right w:type="dxa" w:w="110"/>
+            </w:tcMar>
+            <w:vAlign w:val="center"/>
+          </w:tcPr>
+          <w:p>
+            <w:pPr>
+              <w:spacing w:after="0"/>
+            </w:pPr>
+            <w:r>
+              <w:rPr>
+                <w:rFonts w:ascii="Consolas" w:cs="Consolas" w:eastAsia="Consolas" w:hAnsi="Consolas"/>
+                <w:b w:val="false"/>
+                <w:bCs w:val="false"/>
+                <w:sz w:val="17"/>
+                <w:szCs w:val="17"/>
+              </w:rPr>
+              <w:t xml:space="preserve">data_do_arquivo, baixar</w:t>
+            </w:r>
+          </w:p>
+        </w:tc>
+        <w:tc>
+          <w:tcPr>
+            <w:tcW w:type="dxa" w:w="3300"/>
+            <w:shd w:fill="FFFFFF" w:val="clear"/>
+            <w:tcMar>
+              <w:top w:type="dxa" w:w="70"/>
+              <w:left w:type="dxa" w:w="110"/>
+              <w:bottom w:type="dxa" w:w="70"/>
+              <w:right w:type="dxa" w:w="110"/>
+            </w:tcMar>
+            <w:vAlign w:val="center"/>
+          </w:tcPr>
+          <w:p>
+            <w:pPr>
+              <w:spacing w:after="0"/>
+            </w:pPr>
+            <w:r>
+              <w:rPr>
+                <w:b w:val="false"/>
+                <w:bCs w:val="false"/>
+                <w:sz w:val="17"/>
+                <w:szCs w:val="17"/>
+              </w:rPr>
+              <w:t xml:space="preserve">A data na página de download e o ZIP dos convênios</w:t>
+            </w:r>
+          </w:p>
+        </w:tc>
+        <w:tc>
+          <w:tcPr>
+            <w:tcW w:type="dxa" w:w="3900"/>
+            <w:shd w:fill="FFFFFF" w:val="clear"/>
+            <w:tcMar>
+              <w:top w:type="dxa" w:w="70"/>
+              <w:left w:type="dxa" w:w="110"/>
+              <w:bottom w:type="dxa" w:w="70"/>
+              <w:right w:type="dxa" w:w="110"/>
+            </w:tcMar>
+            <w:vAlign w:val="center"/>
+          </w:tcPr>
+          <w:p>
+            <w:pPr>
+              <w:spacing w:after="0"/>
+            </w:pPr>
+            <w:r>
+              <w:rPr>
+                <w:b w:val="false"/>
+                <w:bCs w:val="false"/>
+                <w:sz w:val="17"/>
+                <w:szCs w:val="17"/>
+              </w:rPr>
+              <w:t xml:space="preserve">Arquivo de dados abertos, sem chave; só baixa quando sai um novo</w:t>
+            </w:r>
+          </w:p>
+        </w:tc>
+      </w:tr>
+      <w:tr>
+        <w:trPr>
+          <w:cantSplit/>
+        </w:trPr>
+        <w:tc>
+          <w:tcPr>
+            <w:tcW w:type="dxa" w:w="2400"/>
+            <w:shd w:fill="F2F2F2" w:val="clear"/>
+            <w:tcMar>
+              <w:top w:type="dxa" w:w="70"/>
+              <w:left w:type="dxa" w:w="110"/>
+              <w:bottom w:type="dxa" w:w="70"/>
+              <w:right w:type="dxa" w:w="110"/>
+            </w:tcMar>
+            <w:vAlign w:val="center"/>
+          </w:tcPr>
+          <w:p>
+            <w:pPr>
+              <w:spacing w:after="0"/>
+            </w:pPr>
+            <w:r>
+              <w:rPr>
+                <w:rFonts w:ascii="Consolas" w:cs="Consolas" w:eastAsia="Consolas" w:hAnsi="Consolas"/>
+                <w:b w:val="false"/>
+                <w:bCs w:val="false"/>
+                <w:sz w:val="17"/>
+                <w:szCs w:val="17"/>
+              </w:rPr>
+              <w:t xml:space="preserve">ler, coletar (lumen painel convenios)</w:t>
+            </w:r>
+          </w:p>
+        </w:tc>
+        <w:tc>
+          <w:tcPr>
+            <w:tcW w:type="dxa" w:w="3300"/>
+            <w:shd w:fill="F2F2F2" w:val="clear"/>
+            <w:tcMar>
+              <w:top w:type="dxa" w:w="70"/>
+              <w:left w:type="dxa" w:w="110"/>
+              <w:bottom w:type="dxa" w:w="70"/>
+              <w:right w:type="dxa" w:w="110"/>
+            </w:tcMar>
+            <w:vAlign w:val="center"/>
+          </w:tcPr>
+          <w:p>
+            <w:pPr>
+              <w:spacing w:after="0"/>
+            </w:pPr>
+            <w:r>
+              <w:rPr>
+                <w:b w:val="false"/>
+                <w:bCs w:val="false"/>
+                <w:sz w:val="17"/>
+                <w:szCs w:val="17"/>
+              </w:rPr>
+              <w:t xml:space="preserve">Os convênios por ente, pelo tipo do convenente</w:t>
+            </w:r>
+          </w:p>
+        </w:tc>
+        <w:tc>
+          <w:tcPr>
+            <w:tcW w:type="dxa" w:w="3900"/>
+            <w:shd w:fill="F2F2F2" w:val="clear"/>
+            <w:tcMar>
+              <w:top w:type="dxa" w:w="70"/>
+              <w:left w:type="dxa" w:w="110"/>
+              <w:bottom w:type="dxa" w:w="70"/>
+              <w:right w:type="dxa" w:w="110"/>
+            </w:tcMar>
+            <w:vAlign w:val="center"/>
+          </w:tcPr>
+          <w:p>
+            <w:pPr>
+              <w:spacing w:after="0"/>
+            </w:pPr>
+            <w:r>
+              <w:rPr>
+                <w:b w:val="false"/>
+                <w:bCs w:val="false"/>
+                <w:sz w:val="17"/>
+                <w:szCs w:val="17"/>
+              </w:rPr>
+              <w:t xml:space="preserve">Início de 2001 em diante; anulados e excluídos fora; o estado na UF; pessoa física só na soma; município pelo nome, com os apelidos</w:t>
+            </w:r>
+          </w:p>
+        </w:tc>
+      </w:tr>
+      <w:tr>
+        <w:trPr>
+          <w:cantSplit/>
+        </w:trPr>
+        <w:tc>
+          <w:tcPr>
+            <w:tcW w:type="dxa" w:w="2400"/>
+            <w:shd w:fill="FFFFFF" w:val="clear"/>
+            <w:tcMar>
+              <w:top w:type="dxa" w:w="70"/>
+              <w:left w:type="dxa" w:w="110"/>
+              <w:bottom w:type="dxa" w:w="70"/>
+              <w:right w:type="dxa" w:w="110"/>
+            </w:tcMar>
+            <w:vAlign w:val="center"/>
+          </w:tcPr>
+          <w:p>
+            <w:pPr>
+              <w:spacing w:after="0"/>
+            </w:pPr>
+            <w:r>
+              <w:rPr>
+                <w:rFonts w:ascii="Consolas" w:cs="Consolas" w:eastAsia="Consolas" w:hAnsi="Consolas"/>
+                <w:b w:val="false"/>
+                <w:bCs w:val="false"/>
+                <w:sz w:val="17"/>
+                <w:szCs w:val="17"/>
+              </w:rPr>
+              <w:t xml:space="preserve">publicar</w:t>
+            </w:r>
+          </w:p>
+        </w:tc>
+        <w:tc>
+          <w:tcPr>
+            <w:tcW w:type="dxa" w:w="3300"/>
+            <w:shd w:fill="FFFFFF" w:val="clear"/>
+            <w:tcMar>
+              <w:top w:type="dxa" w:w="70"/>
+              <w:left w:type="dxa" w:w="110"/>
+              <w:bottom w:type="dxa" w:w="70"/>
+              <w:right w:type="dxa" w:w="110"/>
+            </w:tcMar>
+            <w:vAlign w:val="center"/>
+          </w:tcPr>
+          <w:p>
+            <w:pPr>
+              <w:spacing w:after="0"/>
+            </w:pPr>
+            <w:r>
+              <w:rPr>
+                <w:b w:val="false"/>
+                <w:bCs w:val="false"/>
+                <w:sz w:val="17"/>
+                <w:szCs w:val="17"/>
+              </w:rPr>
+              <w:t xml:space="preserve">convenios/ente/&lt;código IBGE&gt;.json.gz</w:t>
+            </w:r>
+          </w:p>
+        </w:tc>
+        <w:tc>
+          <w:tcPr>
+            <w:tcW w:type="dxa" w:w="3900"/>
+            <w:shd w:fill="FFFFFF" w:val="clear"/>
+            <w:tcMar>
+              <w:top w:type="dxa" w:w="70"/>
+              <w:left w:type="dxa" w:w="110"/>
+              <w:bottom w:type="dxa" w:w="70"/>
+              <w:right w:type="dxa" w:w="110"/>
+            </w:tcMar>
+            <w:vAlign w:val="center"/>
+          </w:tcPr>
+          <w:p>
+            <w:pPr>
+              <w:spacing w:after="0"/>
+            </w:pPr>
+            <w:r>
+              <w:rPr>
+                <w:b w:val="false"/>
+                <w:bCs w:val="false"/>
+                <w:sz w:val="17"/>
+                <w:szCs w:val="17"/>
+              </w:rPr>
+              <w:t xml:space="preserve">Comprimido; lido pelo mandato aberto em Governos municipais</w:t>
+            </w:r>
+          </w:p>
+        </w:tc>
+      </w:tr>
+    </w:tbl>
+    <w:p>
+      <w:pPr>
         <w:pStyle w:val="Heading1"/>
         <w:keepNext/>
         <w:keepLines/>
         <w:spacing w:after="160" w:before="380"/>
       </w:pPr>
-      <w:bookmarkStart w:name="_Toc19" w:id="19"/>
+      <w:bookmarkStart w:name="_Toc20" w:id="20"/>
       <w:r>
         <w:t xml:space="preserve">5. Estado guardado entre execuções</w:t>
       </w:r>
-      <w:bookmarkEnd w:id="19"/>
+      <w:bookmarkEnd w:id="20"/>
     </w:p>
     <w:p>
       <w:pPr>
@@ -10534,7 +10938,7 @@
                 <w:sz w:val="17"/>
                 <w:szCs w:val="17"/>
               </w:rPr>
-              <w:t xml:space="preserve">emendas.json.gz</w:t>
+              <w:t xml:space="preserve">convenios.json.gz</w:t>
             </w:r>
           </w:p>
         </w:tc>
@@ -10561,7 +10965,7 @@
                 <w:sz w:val="17"/>
                 <w:szCs w:val="17"/>
               </w:rPr>
-              <w:t xml:space="preserve">Emendas parlamentares recebidas por ente (ADR-044), com a data do arquivo da CGU</w:t>
+              <w:t xml:space="preserve">Convênios da União por ente (ADR-045), com a data do arquivo da CGU</w:t>
             </w:r>
           </w:p>
         </w:tc>
@@ -10588,7 +10992,7 @@
                 <w:sz w:val="17"/>
                 <w:szCs w:val="17"/>
               </w:rPr>
-              <w:t xml:space="preserve">recebido (por código IBGE: ano, emenda, categoria, cnpj, favorecido, valor), emendas (ano, tipo, autor, número, função, ação), sem_lugar</w:t>
+              <w:t xml:space="preserve">convenios (por código IBGE: número, situação, objeto, órgão, categoria, cnpj, convenente, valor, liberado, contrapartida, início, fim, última liberação), pessoa_fisica, fora</w:t>
             </w:r>
           </w:p>
         </w:tc>
@@ -10621,7 +11025,7 @@
                 <w:sz w:val="17"/>
                 <w:szCs w:val="17"/>
               </w:rPr>
-              <w:t xml:space="preserve">cnpj-fornecedores.json.gz</w:t>
+              <w:t xml:space="preserve">emendas.json.gz</w:t>
             </w:r>
           </w:p>
         </w:tc>
@@ -10648,7 +11052,7 @@
                 <w:sz w:val="17"/>
                 <w:szCs w:val="17"/>
               </w:rPr>
-              <w:t xml:space="preserve">Base de CNPJ da Receita dos fornecedores (ADR-043): empresa, estabelecimento, Simples e sócios, com o mês e as tabelas de código usadas</w:t>
+              <w:t xml:space="preserve">Emendas parlamentares recebidas por ente (ADR-044), com a data do arquivo da CGU</w:t>
             </w:r>
           </w:p>
         </w:tc>
@@ -10675,7 +11079,7 @@
                 <w:sz w:val="17"/>
                 <w:szCs w:val="17"/>
               </w:rPr>
-              <w:t xml:space="preserve">por CNPJ: empresa, estabelecimento, simples, socios; pedidos (os CNPJs procurados)</w:t>
+              <w:t xml:space="preserve">recebido (por código IBGE: ano, emenda, categoria, cnpj, favorecido, valor), emendas (ano, tipo, autor, número, função, ação), sem_lugar</w:t>
             </w:r>
           </w:p>
         </w:tc>
@@ -10708,7 +11112,7 @@
                 <w:sz w:val="17"/>
                 <w:szCs w:val="17"/>
               </w:rPr>
-              <w:t xml:space="preserve">pessoal-UF.json.gz</w:t>
+              <w:t xml:space="preserve">cnpj-fornecedores.json.gz</w:t>
             </w:r>
           </w:p>
         </w:tc>
@@ -10735,7 +11139,7 @@
                 <w:sz w:val="17"/>
                 <w:szCs w:val="17"/>
               </w:rPr>
-              <w:t xml:space="preserve">Despesa com pessoal do Executivo de cada ente da UF no último período do exercício anterior (RGF, Anexo 1), ou a data da última tentativa sem dado</w:t>
+              <w:t xml:space="preserve">Base de CNPJ da Receita dos fornecedores (ADR-043): empresa, estabelecimento, Simples e sócios, com o mês e as tabelas de código usadas</w:t>
             </w:r>
           </w:p>
         </w:tc>
@@ -10762,7 +11166,7 @@
                 <w:sz w:val="17"/>
                 <w:szCs w:val="17"/>
               </w:rPr>
-              <w:t xml:space="preserve">por ente: percentual, dtp, rcl_ajustada, limites (alerta, prudencial, maximo), demonstrativo, periodo, periodicidade, coletado_em ou tentado_em</w:t>
+              <w:t xml:space="preserve">por CNPJ: empresa, estabelecimento, simples, socios; pedidos (os CNPJs procurados)</w:t>
             </w:r>
           </w:p>
         </w:tc>
@@ -10795,6 +11199,93 @@
                 <w:sz w:val="17"/>
                 <w:szCs w:val="17"/>
               </w:rPr>
+              <w:t xml:space="preserve">pessoal-UF.json.gz</w:t>
+            </w:r>
+          </w:p>
+        </w:tc>
+        <w:tc>
+          <w:tcPr>
+            <w:tcW w:type="dxa" w:w="3000"/>
+            <w:shd w:fill="F2F2F2" w:val="clear"/>
+            <w:tcMar>
+              <w:top w:type="dxa" w:w="70"/>
+              <w:left w:type="dxa" w:w="110"/>
+              <w:bottom w:type="dxa" w:w="70"/>
+              <w:right w:type="dxa" w:w="110"/>
+            </w:tcMar>
+            <w:vAlign w:val="center"/>
+          </w:tcPr>
+          <w:p>
+            <w:pPr>
+              <w:spacing w:after="0"/>
+            </w:pPr>
+            <w:r>
+              <w:rPr>
+                <w:b w:val="false"/>
+                <w:bCs w:val="false"/>
+                <w:sz w:val="17"/>
+                <w:szCs w:val="17"/>
+              </w:rPr>
+              <w:t xml:space="preserve">Despesa com pessoal do Executivo de cada ente da UF no último período do exercício anterior (RGF, Anexo 1), ou a data da última tentativa sem dado</w:t>
+            </w:r>
+          </w:p>
+        </w:tc>
+        <w:tc>
+          <w:tcPr>
+            <w:tcW w:type="dxa" w:w="3800"/>
+            <w:shd w:fill="F2F2F2" w:val="clear"/>
+            <w:tcMar>
+              <w:top w:type="dxa" w:w="70"/>
+              <w:left w:type="dxa" w:w="110"/>
+              <w:bottom w:type="dxa" w:w="70"/>
+              <w:right w:type="dxa" w:w="110"/>
+            </w:tcMar>
+            <w:vAlign w:val="center"/>
+          </w:tcPr>
+          <w:p>
+            <w:pPr>
+              <w:spacing w:after="0"/>
+            </w:pPr>
+            <w:r>
+              <w:rPr>
+                <w:b w:val="false"/>
+                <w:bCs w:val="false"/>
+                <w:sz w:val="17"/>
+                <w:szCs w:val="17"/>
+              </w:rPr>
+              <w:t xml:space="preserve">por ente: percentual, dtp, rcl_ajustada, limites (alerta, prudencial, maximo), demonstrativo, periodo, periodicidade, coletado_em ou tentado_em</w:t>
+            </w:r>
+          </w:p>
+        </w:tc>
+      </w:tr>
+      <w:tr>
+        <w:trPr>
+          <w:cantSplit/>
+        </w:trPr>
+        <w:tc>
+          <w:tcPr>
+            <w:tcW w:type="dxa" w:w="2800"/>
+            <w:shd w:fill="FFFFFF" w:val="clear"/>
+            <w:tcMar>
+              <w:top w:type="dxa" w:w="70"/>
+              <w:left w:type="dxa" w:w="110"/>
+              <w:bottom w:type="dxa" w:w="70"/>
+              <w:right w:type="dxa" w:w="110"/>
+            </w:tcMar>
+            <w:vAlign w:val="center"/>
+          </w:tcPr>
+          <w:p>
+            <w:pPr>
+              <w:spacing w:after="0"/>
+            </w:pPr>
+            <w:r>
+              <w:rPr>
+                <w:rFonts w:ascii="Consolas" w:cs="Consolas" w:eastAsia="Consolas" w:hAnsi="Consolas"/>
+                <w:b w:val="false"/>
+                <w:bCs w:val="false"/>
+                <w:sz w:val="17"/>
+                <w:szCs w:val="17"/>
+              </w:rPr>
               <w:t xml:space="preserve">despesa-funcao-UF.json.gz</w:t>
             </w:r>
           </w:p>
@@ -10802,7 +11293,7 @@
         <w:tc>
           <w:tcPr>
             <w:tcW w:type="dxa" w:w="3000"/>
-            <w:shd w:fill="F2F2F2" w:val="clear"/>
+            <w:shd w:fill="FFFFFF" w:val="clear"/>
             <w:tcMar>
               <w:top w:type="dxa" w:w="70"/>
               <w:left w:type="dxa" w:w="110"/>
@@ -10829,7 +11320,7 @@
         <w:tc>
           <w:tcPr>
             <w:tcW w:type="dxa" w:w="3800"/>
-            <w:shd w:fill="F2F2F2" w:val="clear"/>
+            <w:shd w:fill="FFFFFF" w:val="clear"/>
             <w:tcMar>
               <w:top w:type="dxa" w:w="70"/>
               <w:left w:type="dxa" w:w="110"/>
@@ -10921,11 +11412,11 @@
         <w:keepLines/>
         <w:spacing w:after="160" w:before="380"/>
       </w:pPr>
-      <w:bookmarkStart w:name="_Toc20" w:id="20"/>
+      <w:bookmarkStart w:name="_Toc21" w:id="21"/>
       <w:r>
         <w:t xml:space="preserve">6. Site publicado</w:t>
       </w:r>
-      <w:bookmarkEnd w:id="20"/>
+      <w:bookmarkEnd w:id="21"/>
     </w:p>
     <w:p>
       <w:pPr>
@@ -12061,11 +12552,11 @@
         <w:keepLines/>
         <w:spacing w:after="160" w:before="380"/>
       </w:pPr>
-      <w:bookmarkStart w:name="_Toc21" w:id="21"/>
+      <w:bookmarkStart w:name="_Toc22" w:id="22"/>
       <w:r>
         <w:t xml:space="preserve">7. Regras de soma das contratações</w:t>
       </w:r>
-      <w:bookmarkEnd w:id="21"/>
+      <w:bookmarkEnd w:id="22"/>
     </w:p>
     <w:p>
       <w:pPr>
@@ -12227,11 +12718,11 @@
         <w:keepLines/>
         <w:spacing w:after="160" w:before="380"/>
       </w:pPr>
-      <w:bookmarkStart w:name="_Toc22" w:id="22"/>
+      <w:bookmarkStart w:name="_Toc23" w:id="23"/>
       <w:r>
         <w:t xml:space="preserve">8. Avaliação da conformidade</w:t>
       </w:r>
-      <w:bookmarkEnd w:id="22"/>
+      <w:bookmarkEnd w:id="23"/>
     </w:p>
     <w:tbl>
       <w:tblPr>
@@ -13464,11 +13955,11 @@
         <w:keepLines/>
         <w:spacing w:after="120" w:before="280"/>
       </w:pPr>
-      <w:bookmarkStart w:name="_Toc23" w:id="23"/>
+      <w:bookmarkStart w:name="_Toc24" w:id="24"/>
       <w:r>
         <w:t xml:space="preserve">8.1 Comparação com o grupo de pares (ADR-038)</w:t>
       </w:r>
-      <w:bookmarkEnd w:id="23"/>
+      <w:bookmarkEnd w:id="24"/>
     </w:p>
     <w:p>
       <w:pPr>
@@ -13501,11 +13992,11 @@
         <w:keepLines/>
         <w:spacing w:after="160" w:before="380"/>
       </w:pPr>
-      <w:bookmarkStart w:name="_Toc24" w:id="24"/>
+      <w:bookmarkStart w:name="_Toc25" w:id="25"/>
       <w:r>
         <w:t xml:space="preserve">9. Portal</w:t>
       </w:r>
-      <w:bookmarkEnd w:id="24"/>
+      <w:bookmarkEnd w:id="25"/>
     </w:p>
     <w:tbl>
       <w:tblPr>
@@ -14152,7 +14643,7 @@
                 <w:sz w:val="17"/>
                 <w:szCs w:val="17"/>
               </w:rPr>
-              <w:t xml:space="preserve">src/componentes/Ligacoes.tsx</w:t>
+              <w:t xml:space="preserve">src/componentes/economia/ConveniosMandato.tsx, src/lib/convenios.ts</w:t>
             </w:r>
           </w:p>
         </w:tc>
@@ -14179,7 +14670,7 @@
                 <w:sz w:val="17"/>
                 <w:szCs w:val="17"/>
               </w:rPr>
-              <w:t xml:space="preserve">Faixa "Este município nas outras abas": Contratações, Conformidade, Governos municipais e Eleições do mesmo ente (visão 360, ADR-035 e ADR-040)</w:t>
+              <w:t xml:space="preserve">Convênios da União iniciados no mandato aberto de Governos municipais, com a situação no SIAFI e a lista (ADR-045)</w:t>
             </w:r>
           </w:p>
         </w:tc>
@@ -14212,7 +14703,7 @@
                 <w:sz w:val="17"/>
                 <w:szCs w:val="17"/>
               </w:rPr>
-              <w:t xml:space="preserve">src/app/contratacoes/page.tsx, src/app/conformidade/page.tsx</w:t>
+              <w:t xml:space="preserve">src/componentes/Ligacoes.tsx</w:t>
             </w:r>
           </w:p>
         </w:tc>
@@ -14239,7 +14730,7 @@
                 <w:sz w:val="17"/>
                 <w:szCs w:val="17"/>
               </w:rPr>
-              <w:t xml:space="preserve">Páginas estáticas que envolvem os painéis em Suspense (leem a URL no navegador)</w:t>
+              <w:t xml:space="preserve">Faixa "Este município nas outras abas": Contratações, Conformidade, Governos municipais e Eleições do mesmo ente (visão 360, ADR-035 e ADR-040)</w:t>
             </w:r>
           </w:p>
         </w:tc>
@@ -14272,6 +14763,66 @@
                 <w:sz w:val="17"/>
                 <w:szCs w:val="17"/>
               </w:rPr>
+              <w:t xml:space="preserve">src/app/contratacoes/page.tsx, src/app/conformidade/page.tsx</w:t>
+            </w:r>
+          </w:p>
+        </w:tc>
+        <w:tc>
+          <w:tcPr>
+            <w:tcW w:type="dxa" w:w="5400"/>
+            <w:shd w:fill="F2F2F2" w:val="clear"/>
+            <w:tcMar>
+              <w:top w:type="dxa" w:w="70"/>
+              <w:left w:type="dxa" w:w="110"/>
+              <w:bottom w:type="dxa" w:w="70"/>
+              <w:right w:type="dxa" w:w="110"/>
+            </w:tcMar>
+            <w:vAlign w:val="center"/>
+          </w:tcPr>
+          <w:p>
+            <w:pPr>
+              <w:spacing w:after="0"/>
+            </w:pPr>
+            <w:r>
+              <w:rPr>
+                <w:b w:val="false"/>
+                <w:bCs w:val="false"/>
+                <w:sz w:val="17"/>
+                <w:szCs w:val="17"/>
+              </w:rPr>
+              <w:t xml:space="preserve">Páginas estáticas que envolvem os painéis em Suspense (leem a URL no navegador)</w:t>
+            </w:r>
+          </w:p>
+        </w:tc>
+      </w:tr>
+      <w:tr>
+        <w:trPr>
+          <w:cantSplit/>
+        </w:trPr>
+        <w:tc>
+          <w:tcPr>
+            <w:tcW w:type="dxa" w:w="4200"/>
+            <w:shd w:fill="FFFFFF" w:val="clear"/>
+            <w:tcMar>
+              <w:top w:type="dxa" w:w="70"/>
+              <w:left w:type="dxa" w:w="110"/>
+              <w:bottom w:type="dxa" w:w="70"/>
+              <w:right w:type="dxa" w:w="110"/>
+            </w:tcMar>
+            <w:vAlign w:val="center"/>
+          </w:tcPr>
+          <w:p>
+            <w:pPr>
+              <w:spacing w:after="0"/>
+            </w:pPr>
+            <w:r>
+              <w:rPr>
+                <w:rFonts w:ascii="Consolas" w:cs="Consolas" w:eastAsia="Consolas" w:hAnsi="Consolas"/>
+                <w:b w:val="false"/>
+                <w:bCs w:val="false"/>
+                <w:sz w:val="17"/>
+                <w:szCs w:val="17"/>
+              </w:rPr>
               <w:t xml:space="preserve">src/app/operacao/page.tsx, src/componentes/paineis/PainelOperacao.tsx, src/lib/operacao.ts</w:t>
             </w:r>
           </w:p>
@@ -14279,7 +14830,7 @@
         <w:tc>
           <w:tcPr>
             <w:tcW w:type="dxa" w:w="5400"/>
-            <w:shd w:fill="F2F2F2" w:val="clear"/>
+            <w:shd w:fill="FFFFFF" w:val="clear"/>
             <w:tcMar>
               <w:top w:type="dxa" w:w="70"/>
               <w:left w:type="dxa" w:w="110"/>
@@ -14496,11 +15047,11 @@
         <w:keepLines/>
         <w:spacing w:after="160" w:before="380"/>
       </w:pPr>
-      <w:bookmarkStart w:name="_Toc25" w:id="25"/>
+      <w:bookmarkStart w:name="_Toc26" w:id="26"/>
       <w:r>
         <w:t xml:space="preserve">10. Operação</w:t>
       </w:r>
-      <w:bookmarkEnd w:id="25"/>
+      <w:bookmarkEnd w:id="26"/>
     </w:p>
     <w:tbl>
       <w:tblPr>
@@ -14877,11 +15428,11 @@
         <w:keepLines/>
         <w:spacing w:after="100" w:before="220"/>
       </w:pPr>
-      <w:bookmarkStart w:name="_Toc26" w:id="26"/>
+      <w:bookmarkStart w:name="_Toc27" w:id="27"/>
       <w:r>
         <w:t xml:space="preserve">Configuração, uma vez</w:t>
       </w:r>
-      <w:bookmarkEnd w:id="26"/>
+      <w:bookmarkEnd w:id="27"/>
     </w:p>
     <w:p>
       <w:pPr>
@@ -14972,11 +15523,11 @@
         <w:keepLines/>
         <w:spacing w:after="100" w:before="220"/>
       </w:pPr>
-      <w:bookmarkStart w:name="_Toc27" w:id="27"/>
+      <w:bookmarkStart w:name="_Toc28" w:id="28"/>
       <w:r>
         <w:t xml:space="preserve">Comandos locais</w:t>
       </w:r>
-      <w:bookmarkEnd w:id="27"/>
+      <w:bookmarkEnd w:id="28"/>
     </w:p>
     <w:tbl>
       <w:tblPr>
@@ -15199,11 +15750,11 @@
         <w:keepLines/>
         <w:spacing w:after="100" w:before="220"/>
       </w:pPr>
-      <w:bookmarkStart w:name="_Toc28" w:id="28"/>
+      <w:bookmarkStart w:name="_Toc29" w:id="29"/>
       <w:r>
         <w:t xml:space="preserve">Limites</w:t>
       </w:r>
-      <w:bookmarkEnd w:id="28"/>
+      <w:bookmarkEnd w:id="29"/>
     </w:p>
     <w:p>
       <w:pPr>
@@ -15251,11 +15802,11 @@
         <w:keepLines/>
         <w:spacing w:after="160" w:before="380"/>
       </w:pPr>
-      <w:bookmarkStart w:name="_Toc29" w:id="29"/>
+      <w:bookmarkStart w:name="_Toc30" w:id="30"/>
       <w:r>
         <w:t xml:space="preserve">11. Verificação</w:t>
       </w:r>
-      <w:bookmarkEnd w:id="29"/>
+      <w:bookmarkEnd w:id="30"/>
     </w:p>
     <w:tbl>
       <w:tblPr>
@@ -15556,11 +16107,11 @@
         <w:keepLines/>
         <w:spacing w:after="160" w:before="380"/>
       </w:pPr>
-      <w:bookmarkStart w:name="_Toc30" w:id="30"/>
+      <w:bookmarkStart w:name="_Toc31" w:id="31"/>
       <w:r>
         <w:t xml:space="preserve">12. Próximos passos e riscos</w:t>
       </w:r>
-      <w:bookmarkEnd w:id="30"/>
+      <w:bookmarkEnd w:id="31"/>
     </w:p>
     <w:tbl>
       <w:tblPr>

--- a/docs/DOC-13_Paineis.docx
+++ b/docs/DOC-13_Paineis.docx
@@ -9999,7 +9999,7 @@
                 <w:sz w:val="17"/>
                 <w:szCs w:val="17"/>
               </w:rPr>
-              <w:t xml:space="preserve">emendas/ente/&lt;código IBGE&gt;.json.gz</w:t>
+              <w:t xml:space="preserve">emendas/ente/&lt;grupo&gt;.json.gz (3 primeiros dígitos do município, ou a UF)</w:t>
             </w:r>
           </w:p>
         </w:tc>
@@ -10026,7 +10026,7 @@
                 <w:sz w:val="17"/>
                 <w:szCs w:val="17"/>
               </w:rPr>
-              <w:t xml:space="preserve">Comprimido; lido pelo mandato aberto em Governos municipais</w:t>
+              <w:t xml:space="preserve">Comprimido e em grupos de perto de 20 municípios, para a implantação do Pages caber no prazo; lido pelo mandato aberto em Governos municipais</w:t>
             </w:r>
           </w:p>
         </w:tc>
@@ -10380,7 +10380,7 @@
                 <w:sz w:val="17"/>
                 <w:szCs w:val="17"/>
               </w:rPr>
-              <w:t xml:space="preserve">convenios/ente/&lt;código IBGE&gt;.json.gz</w:t>
+              <w:t xml:space="preserve">convenios/ente/&lt;grupo&gt;.json.gz (3 primeiros dígitos do município, ou a UF)</w:t>
             </w:r>
           </w:p>
         </w:tc>
@@ -10407,7 +10407,7 @@
                 <w:sz w:val="17"/>
                 <w:szCs w:val="17"/>
               </w:rPr>
-              <w:t xml:space="preserve">Comprimido; lido pelo mandato aberto em Governos municipais</w:t>
+              <w:t xml:space="preserve">Comprimido e em grupos, como as emendas; lido pelo mandato aberto em Governos municipais</w:t>
             </w:r>
           </w:p>
         </w:tc>

--- a/docs/DOC-13_Paineis.docx
+++ b/docs/DOC-13_Paineis.docx
@@ -267,7 +267,7 @@
                 <w:sz w:val="19"/>
                 <w:szCs w:val="19"/>
               </w:rPr>
-              <w:t xml:space="preserve">1.9</w:t>
+              <w:t xml:space="preserve">2.0</w:t>
             </w:r>
           </w:p>
         </w:tc>
@@ -9999,7 +9999,7 @@
                 <w:sz w:val="17"/>
                 <w:szCs w:val="17"/>
               </w:rPr>
-              <w:t xml:space="preserve">emendas/ente/&lt;grupo&gt;.json.gz (3 primeiros dígitos do município, ou a UF)</w:t>
+              <w:t xml:space="preserve">emendas/ente/&lt;grupo&gt;.json.gz (3º a 5º dígitos do município, ou a UF)</w:t>
             </w:r>
           </w:p>
         </w:tc>
@@ -10026,7 +10026,7 @@
                 <w:sz w:val="17"/>
                 <w:szCs w:val="17"/>
               </w:rPr>
-              <w:t xml:space="preserve">Comprimido e em grupos de perto de 20 municípios, para a implantação do Pages caber no prazo; lido pelo mandato aberto em Governos municipais</w:t>
+              <w:t xml:space="preserve">Comprimido e em grupos de 1 a 46 municípios, para a implantação do Pages caber no prazo; lido pelo mandato aberto em Governos municipais</w:t>
             </w:r>
           </w:p>
         </w:tc>
@@ -10380,7 +10380,7 @@
                 <w:sz w:val="17"/>
                 <w:szCs w:val="17"/>
               </w:rPr>
-              <w:t xml:space="preserve">convenios/ente/&lt;grupo&gt;.json.gz (3 primeiros dígitos do município, ou a UF)</w:t>
+              <w:t xml:space="preserve">convenios/ente/&lt;grupo&gt;.json.gz (3º a 5º dígitos do município, ou a UF)</w:t>
             </w:r>
           </w:p>
         </w:tc>
@@ -11956,7 +11956,7 @@
                 <w:sz w:val="17"/>
                 <w:szCs w:val="17"/>
               </w:rPr>
-              <w:t xml:space="preserve">contratacoes/ente/&lt;código&gt;.json</w:t>
+              <w:t xml:space="preserve">contratacoes/ente/&lt;grupo&gt;.json.gz</w:t>
             </w:r>
           </w:p>
         </w:tc>
@@ -11984,7 +11984,7 @@
                 <w:sz w:val="17"/>
                 <w:szCs w:val="17"/>
               </w:rPr>
-              <w:t xml:space="preserve">contratacoes-ente</w:t>
+              <w:t xml:space="preserve">contratacoes-entes</w:t>
             </w:r>
           </w:p>
         </w:tc>
@@ -12011,7 +12011,7 @@
                 <w:sz w:val="17"/>
                 <w:szCs w:val="17"/>
               </w:rPr>
-              <w:t xml:space="preserve">Um ente; o de um estado com os municípios da UF</w:t>
+              <w:t xml:space="preserve">Os entes do grupo (3º a 5º dígitos do município, ou o código), cada um como contratacoes-ente; o de um estado com os municípios da UF. Comprimido</w:t>
             </w:r>
           </w:p>
         </w:tc>
@@ -12044,7 +12044,7 @@
                 <w:sz w:val="17"/>
                 <w:szCs w:val="17"/>
               </w:rPr>
-              <w:t xml:space="preserve">contratacoes/orgao/&lt;CNPJ&gt;.json</w:t>
+              <w:t xml:space="preserve">contratacoes/orgao/&lt;grupo&gt;.json.gz</w:t>
             </w:r>
           </w:p>
         </w:tc>
@@ -12072,7 +12072,7 @@
                 <w:sz w:val="17"/>
                 <w:szCs w:val="17"/>
               </w:rPr>
-              <w:t xml:space="preserve">contratacoes-orgao</w:t>
+              <w:t xml:space="preserve">contratacoes-orgaos</w:t>
             </w:r>
           </w:p>
         </w:tc>
@@ -12099,7 +12099,7 @@
                 <w:sz w:val="17"/>
                 <w:szCs w:val="17"/>
               </w:rPr>
-              <w:t xml:space="preserve">Um órgão, com o ente a que pertence</w:t>
+              <w:t xml:space="preserve">Os órgãos do grupo (6º a 8º dígitos do CNPJ), cada um como contratacoes-orgao, com o ente a que pertence. Comprimido</w:t>
             </w:r>
           </w:p>
         </w:tc>

--- a/docs/DOC-13_Paineis.docx
+++ b/docs/DOC-13_Paineis.docx
@@ -425,11 +425,9 @@
         <w:keepLines/>
         <w:spacing w:after="160" w:before="380"/>
       </w:pPr>
-      <w:bookmarkStart w:name="_Toc1" w:id="1"/>
       <w:r>
         <w:t xml:space="preserve">Sumário</w:t>
       </w:r>
-      <w:bookmarkEnd w:id="1"/>
     </w:p>
     <w:p>
       <w:pPr>
@@ -454,709 +452,11 @@
       </w:sdtPr>
       <w:sdtContent>
         <w:p>
-          <w:pPr>
-            <w:pStyle w:val="TOC1"/>
-            <w:tabs>
-              <w:tab w:val="right" w:pos="9638" w:leader="dot"/>
-            </w:tabs>
-          </w:pPr>
           <w:r>
             <w:fldChar w:fldCharType="begin" w:dirty="true"/>
             <w:instrText xml:space="preserve">TOC \h \o "1-3"</w:instrText>
             <w:fldChar w:fldCharType="separate"/>
           </w:r>
-          <w:hyperlink w:history="1" w:anchor="_Toc1">
-            <w:r>
-              <w:t xml:space="preserve">Sumário</w:t>
-            </w:r>
-            <w:r>
-              <w:tab/>
-            </w:r>
-            <w:r>
-              <w:fldChar w:fldCharType="begin" w:dirty="true"/>
-              <w:instrText xml:space="preserve">PAGEREF _Toc1 \h</w:instrText>
-              <w:fldChar w:fldCharType="separate"/>
-              <w:fldChar w:fldCharType="end"/>
-            </w:r>
-          </w:hyperlink>
-        </w:p>
-        <w:p>
-          <w:pPr>
-            <w:pStyle w:val="TOC1"/>
-            <w:tabs>
-              <w:tab w:val="right" w:pos="9638" w:leader="dot"/>
-            </w:tabs>
-          </w:pPr>
-          <w:hyperlink w:history="1" w:anchor="_Toc2">
-            <w:r>
-              <w:t xml:space="preserve">1. Objetivo e escopo</w:t>
-            </w:r>
-            <w:r>
-              <w:tab/>
-            </w:r>
-            <w:r>
-              <w:fldChar w:fldCharType="begin" w:dirty="true"/>
-              <w:instrText xml:space="preserve">PAGEREF _Toc2 \h</w:instrText>
-              <w:fldChar w:fldCharType="separate"/>
-              <w:fldChar w:fldCharType="end"/>
-            </w:r>
-          </w:hyperlink>
-        </w:p>
-        <w:p>
-          <w:pPr>
-            <w:pStyle w:val="TOC1"/>
-            <w:tabs>
-              <w:tab w:val="right" w:pos="9638" w:leader="dot"/>
-            </w:tabs>
-          </w:pPr>
-          <w:hyperlink w:history="1" w:anchor="_Toc3">
-            <w:r>
-              <w:t xml:space="preserve">2. Fontes</w:t>
-            </w:r>
-            <w:r>
-              <w:tab/>
-            </w:r>
-            <w:r>
-              <w:fldChar w:fldCharType="begin" w:dirty="true"/>
-              <w:instrText xml:space="preserve">PAGEREF _Toc3 \h</w:instrText>
-              <w:fldChar w:fldCharType="separate"/>
-              <w:fldChar w:fldCharType="end"/>
-            </w:r>
-          </w:hyperlink>
-        </w:p>
-        <w:p>
-          <w:pPr>
-            <w:pStyle w:val="TOC1"/>
-            <w:tabs>
-              <w:tab w:val="right" w:pos="9638" w:leader="dot"/>
-            </w:tabs>
-          </w:pPr>
-          <w:hyperlink w:history="1" w:anchor="_Toc4">
-            <w:r>
-              <w:t xml:space="preserve">3. Arquitetura</w:t>
-            </w:r>
-            <w:r>
-              <w:tab/>
-            </w:r>
-            <w:r>
-              <w:fldChar w:fldCharType="begin" w:dirty="true"/>
-              <w:instrText xml:space="preserve">PAGEREF _Toc4 \h</w:instrText>
-              <w:fldChar w:fldCharType="separate"/>
-              <w:fldChar w:fldCharType="end"/>
-            </w:r>
-          </w:hyperlink>
-        </w:p>
-        <w:p>
-          <w:pPr>
-            <w:pStyle w:val="TOC1"/>
-            <w:tabs>
-              <w:tab w:val="right" w:pos="9638" w:leader="dot"/>
-            </w:tabs>
-          </w:pPr>
-          <w:hyperlink w:history="1" w:anchor="_Toc5">
-            <w:r>
-              <w:t xml:space="preserve">4. O pacote lumen_painel, módulo a módulo</w:t>
-            </w:r>
-            <w:r>
-              <w:tab/>
-            </w:r>
-            <w:r>
-              <w:fldChar w:fldCharType="begin" w:dirty="true"/>
-              <w:instrText xml:space="preserve">PAGEREF _Toc5 \h</w:instrText>
-              <w:fldChar w:fldCharType="separate"/>
-              <w:fldChar w:fldCharType="end"/>
-            </w:r>
-          </w:hyperlink>
-        </w:p>
-        <w:p>
-          <w:pPr>
-            <w:pStyle w:val="TOC2"/>
-            <w:tabs>
-              <w:tab w:val="right" w:pos="9638" w:leader="dot"/>
-            </w:tabs>
-            <w:ind w:left="220"/>
-          </w:pPr>
-          <w:hyperlink w:history="1" w:anchor="_Toc6">
-            <w:r>
-              <w:t xml:space="preserve">4.1 comum.py</w:t>
-            </w:r>
-            <w:r>
-              <w:tab/>
-            </w:r>
-            <w:r>
-              <w:fldChar w:fldCharType="begin" w:dirty="true"/>
-              <w:instrText xml:space="preserve">PAGEREF _Toc6 \h</w:instrText>
-              <w:fldChar w:fldCharType="separate"/>
-              <w:fldChar w:fldCharType="end"/>
-            </w:r>
-          </w:hyperlink>
-        </w:p>
-        <w:p>
-          <w:pPr>
-            <w:pStyle w:val="TOC2"/>
-            <w:tabs>
-              <w:tab w:val="right" w:pos="9638" w:leader="dot"/>
-            </w:tabs>
-            <w:ind w:left="220"/>
-          </w:pPr>
-          <w:hyperlink w:history="1" w:anchor="_Toc7">
-            <w:r>
-              <w:t xml:space="preserve">4.2 cadastro.py</w:t>
-            </w:r>
-            <w:r>
-              <w:tab/>
-            </w:r>
-            <w:r>
-              <w:fldChar w:fldCharType="begin" w:dirty="true"/>
-              <w:instrText xml:space="preserve">PAGEREF _Toc7 \h</w:instrText>
-              <w:fldChar w:fldCharType="separate"/>
-              <w:fldChar w:fldCharType="end"/>
-            </w:r>
-          </w:hyperlink>
-        </w:p>
-        <w:p>
-          <w:pPr>
-            <w:pStyle w:val="TOC2"/>
-            <w:tabs>
-              <w:tab w:val="right" w:pos="9638" w:leader="dot"/>
-            </w:tabs>
-            <w:ind w:left="220"/>
-          </w:pPr>
-          <w:hyperlink w:history="1" w:anchor="_Toc8">
-            <w:r>
-              <w:t xml:space="preserve">4.3 dia.py</w:t>
-            </w:r>
-            <w:r>
-              <w:tab/>
-            </w:r>
-            <w:r>
-              <w:fldChar w:fldCharType="begin" w:dirty="true"/>
-              <w:instrText xml:space="preserve">PAGEREF _Toc8 \h</w:instrText>
-              <w:fldChar w:fldCharType="separate"/>
-              <w:fldChar w:fldCharType="end"/>
-            </w:r>
-          </w:hyperlink>
-        </w:p>
-        <w:p>
-          <w:pPr>
-            <w:pStyle w:val="TOC2"/>
-            <w:tabs>
-              <w:tab w:val="right" w:pos="9638" w:leader="dot"/>
-            </w:tabs>
-            <w:ind w:left="220"/>
-          </w:pPr>
-          <w:hyperlink w:history="1" w:anchor="_Toc9">
-            <w:r>
-              <w:t xml:space="preserve">4.4 contratacoes.py</w:t>
-            </w:r>
-            <w:r>
-              <w:tab/>
-            </w:r>
-            <w:r>
-              <w:fldChar w:fldCharType="begin" w:dirty="true"/>
-              <w:instrText xml:space="preserve">PAGEREF _Toc9 \h</w:instrText>
-              <w:fldChar w:fldCharType="separate"/>
-              <w:fldChar w:fldCharType="end"/>
-            </w:r>
-          </w:hyperlink>
-        </w:p>
-        <w:p>
-          <w:pPr>
-            <w:pStyle w:val="TOC2"/>
-            <w:tabs>
-              <w:tab w:val="right" w:pos="9638" w:leader="dot"/>
-            </w:tabs>
-            <w:ind w:left="220"/>
-          </w:pPr>
-          <w:hyperlink w:history="1" w:anchor="_Toc10">
-            <w:r>
-              <w:t xml:space="preserve">4.5 conformidade.py</w:t>
-            </w:r>
-            <w:r>
-              <w:tab/>
-            </w:r>
-            <w:r>
-              <w:fldChar w:fldCharType="begin" w:dirty="true"/>
-              <w:instrText xml:space="preserve">PAGEREF _Toc10 \h</w:instrText>
-              <w:fldChar w:fldCharType="separate"/>
-              <w:fldChar w:fldCharType="end"/>
-            </w:r>
-          </w:hyperlink>
-        </w:p>
-        <w:p>
-          <w:pPr>
-            <w:pStyle w:val="TOC2"/>
-            <w:tabs>
-              <w:tab w:val="right" w:pos="9638" w:leader="dot"/>
-            </w:tabs>
-            <w:ind w:left="220"/>
-          </w:pPr>
-          <w:hyperlink w:history="1" w:anchor="_Toc11">
-            <w:r>
-              <w:t xml:space="preserve">4.6 site.py e cli.py</w:t>
-            </w:r>
-            <w:r>
-              <w:tab/>
-            </w:r>
-            <w:r>
-              <w:fldChar w:fldCharType="begin" w:dirty="true"/>
-              <w:instrText xml:space="preserve">PAGEREF _Toc11 \h</w:instrText>
-              <w:fldChar w:fldCharType="separate"/>
-              <w:fldChar w:fldCharType="end"/>
-            </w:r>
-          </w:hyperlink>
-        </w:p>
-        <w:p>
-          <w:pPr>
-            <w:pStyle w:val="TOC2"/>
-            <w:tabs>
-              <w:tab w:val="right" w:pos="9638" w:leader="dot"/>
-            </w:tabs>
-            <w:ind w:left="220"/>
-          </w:pPr>
-          <w:hyperlink w:history="1" w:anchor="_Toc12">
-            <w:r>
-              <w:t xml:space="preserve">4.7 pares.py</w:t>
-            </w:r>
-            <w:r>
-              <w:tab/>
-            </w:r>
-            <w:r>
-              <w:fldChar w:fldCharType="begin" w:dirty="true"/>
-              <w:instrText xml:space="preserve">PAGEREF _Toc12 \h</w:instrText>
-              <w:fldChar w:fldCharType="separate"/>
-              <w:fldChar w:fldCharType="end"/>
-            </w:r>
-          </w:hyperlink>
-        </w:p>
-        <w:p>
-          <w:pPr>
-            <w:pStyle w:val="TOC2"/>
-            <w:tabs>
-              <w:tab w:val="right" w:pos="9638" w:leader="dot"/>
-            </w:tabs>
-            <w:ind w:left="220"/>
-          </w:pPr>
-          <w:hyperlink w:history="1" w:anchor="_Toc13">
-            <w:r>
-              <w:t xml:space="preserve">4.8 operacao.py</w:t>
-            </w:r>
-            <w:r>
-              <w:tab/>
-            </w:r>
-            <w:r>
-              <w:fldChar w:fldCharType="begin" w:dirty="true"/>
-              <w:instrText xml:space="preserve">PAGEREF _Toc13 \h</w:instrText>
-              <w:fldChar w:fldCharType="separate"/>
-              <w:fldChar w:fldCharType="end"/>
-            </w:r>
-          </w:hyperlink>
-        </w:p>
-        <w:p>
-          <w:pPr>
-            <w:pStyle w:val="TOC2"/>
-            <w:tabs>
-              <w:tab w:val="right" w:pos="9638" w:leader="dot"/>
-            </w:tabs>
-            <w:ind w:left="220"/>
-          </w:pPr>
-          <w:hyperlink w:history="1" w:anchor="_Toc14">
-            <w:r>
-              <w:t xml:space="preserve">4.9 rcl.py</w:t>
-            </w:r>
-            <w:r>
-              <w:tab/>
-            </w:r>
-            <w:r>
-              <w:fldChar w:fldCharType="begin" w:dirty="true"/>
-              <w:instrText xml:space="preserve">PAGEREF _Toc14 \h</w:instrText>
-              <w:fldChar w:fldCharType="separate"/>
-              <w:fldChar w:fldCharType="end"/>
-            </w:r>
-          </w:hyperlink>
-        </w:p>
-        <w:p>
-          <w:pPr>
-            <w:pStyle w:val="TOC2"/>
-            <w:tabs>
-              <w:tab w:val="right" w:pos="9638" w:leader="dot"/>
-            </w:tabs>
-            <w:ind w:left="220"/>
-          </w:pPr>
-          <w:hyperlink w:history="1" w:anchor="_Toc15">
-            <w:r>
-              <w:t xml:space="preserve">4.10 despesa_funcao.py</w:t>
-            </w:r>
-            <w:r>
-              <w:tab/>
-            </w:r>
-            <w:r>
-              <w:fldChar w:fldCharType="begin" w:dirty="true"/>
-              <w:instrText xml:space="preserve">PAGEREF _Toc15 \h</w:instrText>
-              <w:fldChar w:fldCharType="separate"/>
-              <w:fldChar w:fldCharType="end"/>
-            </w:r>
-          </w:hyperlink>
-        </w:p>
-        <w:p>
-          <w:pPr>
-            <w:pStyle w:val="TOC2"/>
-            <w:tabs>
-              <w:tab w:val="right" w:pos="9638" w:leader="dot"/>
-            </w:tabs>
-            <w:ind w:left="220"/>
-          </w:pPr>
-          <w:hyperlink w:history="1" w:anchor="_Toc16">
-            <w:r>
-              <w:t xml:space="preserve">4.11 pessoal.py</w:t>
-            </w:r>
-            <w:r>
-              <w:tab/>
-            </w:r>
-            <w:r>
-              <w:fldChar w:fldCharType="begin" w:dirty="true"/>
-              <w:instrText xml:space="preserve">PAGEREF _Toc16 \h</w:instrText>
-              <w:fldChar w:fldCharType="separate"/>
-              <w:fldChar w:fldCharType="end"/>
-            </w:r>
-          </w:hyperlink>
-        </w:p>
-        <w:p>
-          <w:pPr>
-            <w:pStyle w:val="TOC2"/>
-            <w:tabs>
-              <w:tab w:val="right" w:pos="9638" w:leader="dot"/>
-            </w:tabs>
-            <w:ind w:left="220"/>
-          </w:pPr>
-          <w:hyperlink w:history="1" w:anchor="_Toc17">
-            <w:r>
-              <w:t xml:space="preserve">4.12 cnpj.py</w:t>
-            </w:r>
-            <w:r>
-              <w:tab/>
-            </w:r>
-            <w:r>
-              <w:fldChar w:fldCharType="begin" w:dirty="true"/>
-              <w:instrText xml:space="preserve">PAGEREF _Toc17 \h</w:instrText>
-              <w:fldChar w:fldCharType="separate"/>
-              <w:fldChar w:fldCharType="end"/>
-            </w:r>
-          </w:hyperlink>
-        </w:p>
-        <w:p>
-          <w:pPr>
-            <w:pStyle w:val="TOC2"/>
-            <w:tabs>
-              <w:tab w:val="right" w:pos="9638" w:leader="dot"/>
-            </w:tabs>
-            <w:ind w:left="220"/>
-          </w:pPr>
-          <w:hyperlink w:history="1" w:anchor="_Toc18">
-            <w:r>
-              <w:t xml:space="preserve">4.13 emendas.py</w:t>
-            </w:r>
-            <w:r>
-              <w:tab/>
-            </w:r>
-            <w:r>
-              <w:fldChar w:fldCharType="begin" w:dirty="true"/>
-              <w:instrText xml:space="preserve">PAGEREF _Toc18 \h</w:instrText>
-              <w:fldChar w:fldCharType="separate"/>
-              <w:fldChar w:fldCharType="end"/>
-            </w:r>
-          </w:hyperlink>
-        </w:p>
-        <w:p>
-          <w:pPr>
-            <w:pStyle w:val="TOC2"/>
-            <w:tabs>
-              <w:tab w:val="right" w:pos="9638" w:leader="dot"/>
-            </w:tabs>
-            <w:ind w:left="220"/>
-          </w:pPr>
-          <w:hyperlink w:history="1" w:anchor="_Toc19">
-            <w:r>
-              <w:t xml:space="preserve">4.14 convenios.py</w:t>
-            </w:r>
-            <w:r>
-              <w:tab/>
-            </w:r>
-            <w:r>
-              <w:fldChar w:fldCharType="begin" w:dirty="true"/>
-              <w:instrText xml:space="preserve">PAGEREF _Toc19 \h</w:instrText>
-              <w:fldChar w:fldCharType="separate"/>
-              <w:fldChar w:fldCharType="end"/>
-            </w:r>
-          </w:hyperlink>
-        </w:p>
-        <w:p>
-          <w:pPr>
-            <w:pStyle w:val="TOC1"/>
-            <w:tabs>
-              <w:tab w:val="right" w:pos="9638" w:leader="dot"/>
-            </w:tabs>
-          </w:pPr>
-          <w:hyperlink w:history="1" w:anchor="_Toc20">
-            <w:r>
-              <w:t xml:space="preserve">5. Estado guardado entre execuções</w:t>
-            </w:r>
-            <w:r>
-              <w:tab/>
-            </w:r>
-            <w:r>
-              <w:fldChar w:fldCharType="begin" w:dirty="true"/>
-              <w:instrText xml:space="preserve">PAGEREF _Toc20 \h</w:instrText>
-              <w:fldChar w:fldCharType="separate"/>
-              <w:fldChar w:fldCharType="end"/>
-            </w:r>
-          </w:hyperlink>
-        </w:p>
-        <w:p>
-          <w:pPr>
-            <w:pStyle w:val="TOC1"/>
-            <w:tabs>
-              <w:tab w:val="right" w:pos="9638" w:leader="dot"/>
-            </w:tabs>
-          </w:pPr>
-          <w:hyperlink w:history="1" w:anchor="_Toc21">
-            <w:r>
-              <w:t xml:space="preserve">6. Site publicado</w:t>
-            </w:r>
-            <w:r>
-              <w:tab/>
-            </w:r>
-            <w:r>
-              <w:fldChar w:fldCharType="begin" w:dirty="true"/>
-              <w:instrText xml:space="preserve">PAGEREF _Toc21 \h</w:instrText>
-              <w:fldChar w:fldCharType="separate"/>
-              <w:fldChar w:fldCharType="end"/>
-            </w:r>
-          </w:hyperlink>
-        </w:p>
-        <w:p>
-          <w:pPr>
-            <w:pStyle w:val="TOC1"/>
-            <w:tabs>
-              <w:tab w:val="right" w:pos="9638" w:leader="dot"/>
-            </w:tabs>
-          </w:pPr>
-          <w:hyperlink w:history="1" w:anchor="_Toc22">
-            <w:r>
-              <w:t xml:space="preserve">7. Regras de soma das contratações</w:t>
-            </w:r>
-            <w:r>
-              <w:tab/>
-            </w:r>
-            <w:r>
-              <w:fldChar w:fldCharType="begin" w:dirty="true"/>
-              <w:instrText xml:space="preserve">PAGEREF _Toc22 \h</w:instrText>
-              <w:fldChar w:fldCharType="separate"/>
-              <w:fldChar w:fldCharType="end"/>
-            </w:r>
-          </w:hyperlink>
-        </w:p>
-        <w:p>
-          <w:pPr>
-            <w:pStyle w:val="TOC1"/>
-            <w:tabs>
-              <w:tab w:val="right" w:pos="9638" w:leader="dot"/>
-            </w:tabs>
-          </w:pPr>
-          <w:hyperlink w:history="1" w:anchor="_Toc23">
-            <w:r>
-              <w:t xml:space="preserve">8. Avaliação da conformidade</w:t>
-            </w:r>
-            <w:r>
-              <w:tab/>
-            </w:r>
-            <w:r>
-              <w:fldChar w:fldCharType="begin" w:dirty="true"/>
-              <w:instrText xml:space="preserve">PAGEREF _Toc23 \h</w:instrText>
-              <w:fldChar w:fldCharType="separate"/>
-              <w:fldChar w:fldCharType="end"/>
-            </w:r>
-          </w:hyperlink>
-        </w:p>
-        <w:p>
-          <w:pPr>
-            <w:pStyle w:val="TOC2"/>
-            <w:tabs>
-              <w:tab w:val="right" w:pos="9638" w:leader="dot"/>
-            </w:tabs>
-            <w:ind w:left="220"/>
-          </w:pPr>
-          <w:hyperlink w:history="1" w:anchor="_Toc24">
-            <w:r>
-              <w:t xml:space="preserve">8.1 Comparação com o grupo de pares (ADR-038)</w:t>
-            </w:r>
-            <w:r>
-              <w:tab/>
-            </w:r>
-            <w:r>
-              <w:fldChar w:fldCharType="begin" w:dirty="true"/>
-              <w:instrText xml:space="preserve">PAGEREF _Toc24 \h</w:instrText>
-              <w:fldChar w:fldCharType="separate"/>
-              <w:fldChar w:fldCharType="end"/>
-            </w:r>
-          </w:hyperlink>
-        </w:p>
-        <w:p>
-          <w:pPr>
-            <w:pStyle w:val="TOC1"/>
-            <w:tabs>
-              <w:tab w:val="right" w:pos="9638" w:leader="dot"/>
-            </w:tabs>
-          </w:pPr>
-          <w:hyperlink w:history="1" w:anchor="_Toc25">
-            <w:r>
-              <w:t xml:space="preserve">9. Portal</w:t>
-            </w:r>
-            <w:r>
-              <w:tab/>
-            </w:r>
-            <w:r>
-              <w:fldChar w:fldCharType="begin" w:dirty="true"/>
-              <w:instrText xml:space="preserve">PAGEREF _Toc25 \h</w:instrText>
-              <w:fldChar w:fldCharType="separate"/>
-              <w:fldChar w:fldCharType="end"/>
-            </w:r>
-          </w:hyperlink>
-        </w:p>
-        <w:p>
-          <w:pPr>
-            <w:pStyle w:val="TOC1"/>
-            <w:tabs>
-              <w:tab w:val="right" w:pos="9638" w:leader="dot"/>
-            </w:tabs>
-          </w:pPr>
-          <w:hyperlink w:history="1" w:anchor="_Toc26">
-            <w:r>
-              <w:t xml:space="preserve">10. Operação</w:t>
-            </w:r>
-            <w:r>
-              <w:tab/>
-            </w:r>
-            <w:r>
-              <w:fldChar w:fldCharType="begin" w:dirty="true"/>
-              <w:instrText xml:space="preserve">PAGEREF _Toc26 \h</w:instrText>
-              <w:fldChar w:fldCharType="separate"/>
-              <w:fldChar w:fldCharType="end"/>
-            </w:r>
-          </w:hyperlink>
-        </w:p>
-        <w:p>
-          <w:pPr>
-            <w:pStyle w:val="TOC3"/>
-            <w:tabs>
-              <w:tab w:val="right" w:pos="9638" w:leader="dot"/>
-            </w:tabs>
-            <w:ind w:left="440"/>
-          </w:pPr>
-          <w:hyperlink w:history="1" w:anchor="_Toc27">
-            <w:r>
-              <w:t xml:space="preserve">Configuração, uma vez</w:t>
-            </w:r>
-            <w:r>
-              <w:tab/>
-            </w:r>
-            <w:r>
-              <w:fldChar w:fldCharType="begin" w:dirty="true"/>
-              <w:instrText xml:space="preserve">PAGEREF _Toc27 \h</w:instrText>
-              <w:fldChar w:fldCharType="separate"/>
-              <w:fldChar w:fldCharType="end"/>
-            </w:r>
-          </w:hyperlink>
-        </w:p>
-        <w:p>
-          <w:pPr>
-            <w:pStyle w:val="TOC3"/>
-            <w:tabs>
-              <w:tab w:val="right" w:pos="9638" w:leader="dot"/>
-            </w:tabs>
-            <w:ind w:left="440"/>
-          </w:pPr>
-          <w:hyperlink w:history="1" w:anchor="_Toc28">
-            <w:r>
-              <w:t xml:space="preserve">Comandos locais</w:t>
-            </w:r>
-            <w:r>
-              <w:tab/>
-            </w:r>
-            <w:r>
-              <w:fldChar w:fldCharType="begin" w:dirty="true"/>
-              <w:instrText xml:space="preserve">PAGEREF _Toc28 \h</w:instrText>
-              <w:fldChar w:fldCharType="separate"/>
-              <w:fldChar w:fldCharType="end"/>
-            </w:r>
-          </w:hyperlink>
-        </w:p>
-        <w:p>
-          <w:pPr>
-            <w:pStyle w:val="TOC3"/>
-            <w:tabs>
-              <w:tab w:val="right" w:pos="9638" w:leader="dot"/>
-            </w:tabs>
-            <w:ind w:left="440"/>
-          </w:pPr>
-          <w:hyperlink w:history="1" w:anchor="_Toc29">
-            <w:r>
-              <w:t xml:space="preserve">Limites</w:t>
-            </w:r>
-            <w:r>
-              <w:tab/>
-            </w:r>
-            <w:r>
-              <w:fldChar w:fldCharType="begin" w:dirty="true"/>
-              <w:instrText xml:space="preserve">PAGEREF _Toc29 \h</w:instrText>
-              <w:fldChar w:fldCharType="separate"/>
-              <w:fldChar w:fldCharType="end"/>
-            </w:r>
-          </w:hyperlink>
-        </w:p>
-        <w:p>
-          <w:pPr>
-            <w:pStyle w:val="TOC1"/>
-            <w:tabs>
-              <w:tab w:val="right" w:pos="9638" w:leader="dot"/>
-            </w:tabs>
-          </w:pPr>
-          <w:hyperlink w:history="1" w:anchor="_Toc30">
-            <w:r>
-              <w:t xml:space="preserve">11. Verificação</w:t>
-            </w:r>
-            <w:r>
-              <w:tab/>
-            </w:r>
-            <w:r>
-              <w:fldChar w:fldCharType="begin" w:dirty="true"/>
-              <w:instrText xml:space="preserve">PAGEREF _Toc30 \h</w:instrText>
-              <w:fldChar w:fldCharType="separate"/>
-              <w:fldChar w:fldCharType="end"/>
-            </w:r>
-          </w:hyperlink>
-        </w:p>
-        <w:p>
-          <w:pPr>
-            <w:pStyle w:val="TOC1"/>
-            <w:tabs>
-              <w:tab w:val="right" w:pos="9638" w:leader="dot"/>
-            </w:tabs>
-          </w:pPr>
-          <w:hyperlink w:history="1" w:anchor="_Toc31">
-            <w:r>
-              <w:t xml:space="preserve">12. Próximos passos e riscos</w:t>
-            </w:r>
-            <w:r>
-              <w:tab/>
-            </w:r>
-            <w:r>
-              <w:fldChar w:fldCharType="begin" w:dirty="true"/>
-              <w:instrText xml:space="preserve">PAGEREF _Toc31 \h</w:instrText>
-              <w:fldChar w:fldCharType="separate"/>
-              <w:fldChar w:fldCharType="end"/>
-            </w:r>
-          </w:hyperlink>
         </w:p>
         <w:p>
           <w:r>
@@ -1177,11 +477,9 @@
         <w:keepLines/>
         <w:spacing w:after="160" w:before="380"/>
       </w:pPr>
-      <w:bookmarkStart w:name="_Toc2" w:id="2"/>
       <w:r>
         <w:t xml:space="preserve">1. Objetivo e escopo</w:t>
       </w:r>
-      <w:bookmarkEnd w:id="2"/>
     </w:p>
     <w:p>
       <w:pPr>
@@ -1557,6 +855,14 @@
               <w:t xml:space="preserve">Não publicam indício, não atribuem conduta e não ordenam entes por nenhum critério de risco (PUB-07). São fatos publicados pela própria administração, somados e listados, com a fonte de cada um. As regras de sinalização do DOC-07 seguem em calibração e revisão (ADR-022, ADR-027) e, quando entrarem, passam pelo fluxo de revisão do DOC-08.</w:t>
             </w:r>
           </w:p>
+          <w:p>
+            <w:pPr>
+              <w:spacing w:after="70"/>
+            </w:pPr>
+            <w:r>
+              <w:t xml:space="preserve">Os fatos que merecem um olhar (valor a conferir, relatório que não consta ou atrasado, portal de transparência com nível baixo e contrato com empresa sancionada) são reunidos na página de avisos, com ressalva e contestação, sem revisão prévia, por decisão do autor (ADR-047).</w:t>
+            </w:r>
+          </w:p>
         </w:tc>
       </w:tr>
     </w:tbl>
@@ -1567,11 +873,9 @@
         <w:keepLines/>
         <w:spacing w:after="160" w:before="380"/>
       </w:pPr>
-      <w:bookmarkStart w:name="_Toc3" w:id="3"/>
       <w:r>
         <w:t xml:space="preserve">2. Fontes</w:t>
       </w:r>
-      <w:bookmarkEnd w:id="3"/>
     </w:p>
     <w:tbl>
       <w:tblPr>
@@ -2214,11 +1518,9 @@
         <w:keepLines/>
         <w:spacing w:after="160" w:before="380"/>
       </w:pPr>
-      <w:bookmarkStart w:name="_Toc4" w:id="4"/>
       <w:r>
         <w:t xml:space="preserve">3. Arquitetura</w:t>
       </w:r>
-      <w:bookmarkEnd w:id="4"/>
     </w:p>
     <w:p>
       <w:pPr>
@@ -2368,11 +1670,9 @@
         <w:keepLines/>
         <w:spacing w:after="160" w:before="380"/>
       </w:pPr>
-      <w:bookmarkStart w:name="_Toc5" w:id="5"/>
       <w:r>
         <w:t xml:space="preserve">4. O pacote lumen_painel, módulo a módulo</w:t>
       </w:r>
-      <w:bookmarkEnd w:id="5"/>
     </w:p>
     <w:p>
       <w:pPr>
@@ -2389,11 +1689,9 @@
         <w:keepLines/>
         <w:spacing w:after="120" w:before="280"/>
       </w:pPr>
-      <w:bookmarkStart w:name="_Toc6" w:id="6"/>
       <w:r>
         <w:t xml:space="preserve">4.1 comum.py</w:t>
       </w:r>
-      <w:bookmarkEnd w:id="6"/>
     </w:p>
     <w:tbl>
       <w:tblPr>
@@ -3205,11 +2503,9 @@
         <w:keepLines/>
         <w:spacing w:after="120" w:before="280"/>
       </w:pPr>
-      <w:bookmarkStart w:name="_Toc7" w:id="7"/>
       <w:r>
         <w:t xml:space="preserve">4.2 cadastro.py</w:t>
       </w:r>
-      <w:bookmarkEnd w:id="7"/>
     </w:p>
     <w:tbl>
       <w:tblPr>
@@ -3760,11 +3056,9 @@
         <w:keepLines/>
         <w:spacing w:after="120" w:before="280"/>
       </w:pPr>
-      <w:bookmarkStart w:name="_Toc8" w:id="8"/>
       <w:r>
         <w:t xml:space="preserve">4.3 dia.py</w:t>
       </w:r>
-      <w:bookmarkEnd w:id="8"/>
     </w:p>
     <w:tbl>
       <w:tblPr>
@@ -4228,11 +3522,9 @@
         <w:keepLines/>
         <w:spacing w:after="120" w:before="280"/>
       </w:pPr>
-      <w:bookmarkStart w:name="_Toc9" w:id="9"/>
       <w:r>
         <w:t xml:space="preserve">4.4 contratacoes.py</w:t>
       </w:r>
-      <w:bookmarkEnd w:id="9"/>
     </w:p>
     <w:tbl>
       <w:tblPr>
@@ -5131,11 +4423,9 @@
         <w:keepLines/>
         <w:spacing w:after="120" w:before="280"/>
       </w:pPr>
-      <w:bookmarkStart w:name="_Toc10" w:id="10"/>
       <w:r>
         <w:t xml:space="preserve">4.5 conformidade.py</w:t>
       </w:r>
-      <w:bookmarkEnd w:id="10"/>
     </w:p>
     <w:tbl>
       <w:tblPr>
@@ -5947,11 +5237,9 @@
         <w:keepLines/>
         <w:spacing w:after="120" w:before="280"/>
       </w:pPr>
-      <w:bookmarkStart w:name="_Toc11" w:id="11"/>
       <w:r>
         <w:t xml:space="preserve">4.6 site.py e cli.py</w:t>
       </w:r>
-      <w:bookmarkEnd w:id="11"/>
     </w:p>
     <w:tbl>
       <w:tblPr>
@@ -6589,11 +5877,9 @@
         <w:keepLines/>
         <w:spacing w:after="120" w:before="280"/>
       </w:pPr>
-      <w:bookmarkStart w:name="_Toc12" w:id="12"/>
       <w:r>
         <w:t xml:space="preserve">4.7 pares.py</w:t>
       </w:r>
-      <w:bookmarkEnd w:id="12"/>
     </w:p>
     <w:tbl>
       <w:tblPr>
@@ -7144,11 +6430,9 @@
         <w:keepLines/>
         <w:spacing w:after="120" w:before="280"/>
       </w:pPr>
-      <w:bookmarkStart w:name="_Toc13" w:id="13"/>
       <w:r>
         <w:t xml:space="preserve">4.8 operacao.py</w:t>
       </w:r>
-      <w:bookmarkEnd w:id="13"/>
     </w:p>
     <w:tbl>
       <w:tblPr>
@@ -7612,11 +6896,9 @@
         <w:keepLines/>
         <w:spacing w:after="120" w:before="280"/>
       </w:pPr>
-      <w:bookmarkStart w:name="_Toc14" w:id="14"/>
       <w:r>
         <w:t xml:space="preserve">4.9 rcl.py</w:t>
       </w:r>
-      <w:bookmarkEnd w:id="14"/>
     </w:p>
     <w:tbl>
       <w:tblPr>
@@ -7993,11 +7275,9 @@
         <w:keepLines/>
         <w:spacing w:after="120" w:before="280"/>
       </w:pPr>
-      <w:bookmarkStart w:name="_Toc15" w:id="15"/>
       <w:r>
         <w:t xml:space="preserve">4.10 despesa_funcao.py</w:t>
       </w:r>
-      <w:bookmarkEnd w:id="15"/>
     </w:p>
     <w:tbl>
       <w:tblPr>
@@ -8461,11 +7741,9 @@
         <w:keepLines/>
         <w:spacing w:after="120" w:before="280"/>
       </w:pPr>
-      <w:bookmarkStart w:name="_Toc16" w:id="16"/>
       <w:r>
         <w:t xml:space="preserve">4.11 pessoal.py</w:t>
       </w:r>
-      <w:bookmarkEnd w:id="16"/>
     </w:p>
     <w:tbl>
       <w:tblPr>
@@ -8929,11 +8207,9 @@
         <w:keepLines/>
         <w:spacing w:after="120" w:before="280"/>
       </w:pPr>
-      <w:bookmarkStart w:name="_Toc17" w:id="17"/>
       <w:r>
         <w:t xml:space="preserve">4.12 cnpj.py</w:t>
       </w:r>
-      <w:bookmarkEnd w:id="17"/>
     </w:p>
     <w:tbl>
       <w:tblPr>
@@ -9484,11 +8760,9 @@
         <w:keepLines/>
         <w:spacing w:after="120" w:before="280"/>
       </w:pPr>
-      <w:bookmarkStart w:name="_Toc18" w:id="18"/>
       <w:r>
         <w:t xml:space="preserve">4.13 emendas.py</w:t>
       </w:r>
-      <w:bookmarkEnd w:id="18"/>
     </w:p>
     <w:tbl>
       <w:tblPr>
@@ -10039,11 +9313,9 @@
         <w:keepLines/>
         <w:spacing w:after="120" w:before="280"/>
       </w:pPr>
-      <w:bookmarkStart w:name="_Toc19" w:id="19"/>
       <w:r>
         <w:t xml:space="preserve">4.14 convenios.py</w:t>
       </w:r>
-      <w:bookmarkEnd w:id="19"/>
     </w:p>
     <w:tbl>
       <w:tblPr>
@@ -10420,11 +9692,9 @@
         <w:keepLines/>
         <w:spacing w:after="160" w:before="380"/>
       </w:pPr>
-      <w:bookmarkStart w:name="_Toc20" w:id="20"/>
       <w:r>
         <w:t xml:space="preserve">5. Estado guardado entre execuções</w:t>
       </w:r>
-      <w:bookmarkEnd w:id="20"/>
     </w:p>
     <w:p>
       <w:pPr>
@@ -11412,11 +10682,9 @@
         <w:keepLines/>
         <w:spacing w:after="160" w:before="380"/>
       </w:pPr>
-      <w:bookmarkStart w:name="_Toc21" w:id="21"/>
       <w:r>
         <w:t xml:space="preserve">6. Site publicado</w:t>
       </w:r>
-      <w:bookmarkEnd w:id="21"/>
     </w:p>
     <w:p>
       <w:pPr>
@@ -12552,11 +11820,9 @@
         <w:keepLines/>
         <w:spacing w:after="160" w:before="380"/>
       </w:pPr>
-      <w:bookmarkStart w:name="_Toc22" w:id="22"/>
       <w:r>
         <w:t xml:space="preserve">7. Regras de soma das contratações</w:t>
       </w:r>
-      <w:bookmarkEnd w:id="22"/>
     </w:p>
     <w:p>
       <w:pPr>
@@ -12718,11 +11984,9 @@
         <w:keepLines/>
         <w:spacing w:after="160" w:before="380"/>
       </w:pPr>
-      <w:bookmarkStart w:name="_Toc23" w:id="23"/>
       <w:r>
         <w:t xml:space="preserve">8. Avaliação da conformidade</w:t>
       </w:r>
-      <w:bookmarkEnd w:id="23"/>
     </w:p>
     <w:tbl>
       <w:tblPr>
@@ -13955,11 +13219,9 @@
         <w:keepLines/>
         <w:spacing w:after="120" w:before="280"/>
       </w:pPr>
-      <w:bookmarkStart w:name="_Toc24" w:id="24"/>
       <w:r>
         <w:t xml:space="preserve">8.1 Comparação com o grupo de pares (ADR-038)</w:t>
       </w:r>
-      <w:bookmarkEnd w:id="24"/>
     </w:p>
     <w:p>
       <w:pPr>
@@ -13992,11 +13254,9 @@
         <w:keepLines/>
         <w:spacing w:after="160" w:before="380"/>
       </w:pPr>
-      <w:bookmarkStart w:name="_Toc25" w:id="25"/>
       <w:r>
         <w:t xml:space="preserve">9. Portal</w:t>
       </w:r>
-      <w:bookmarkEnd w:id="25"/>
     </w:p>
     <w:tbl>
       <w:tblPr>
@@ -15047,11 +14307,9 @@
         <w:keepLines/>
         <w:spacing w:after="160" w:before="380"/>
       </w:pPr>
-      <w:bookmarkStart w:name="_Toc26" w:id="26"/>
       <w:r>
         <w:t xml:space="preserve">10. Operação</w:t>
       </w:r>
-      <w:bookmarkEnd w:id="26"/>
     </w:p>
     <w:tbl>
       <w:tblPr>
@@ -15428,11 +14686,9 @@
         <w:keepLines/>
         <w:spacing w:after="100" w:before="220"/>
       </w:pPr>
-      <w:bookmarkStart w:name="_Toc27" w:id="27"/>
       <w:r>
         <w:t xml:space="preserve">Configuração, uma vez</w:t>
       </w:r>
-      <w:bookmarkEnd w:id="27"/>
     </w:p>
     <w:p>
       <w:pPr>
@@ -15523,11 +14779,9 @@
         <w:keepLines/>
         <w:spacing w:after="100" w:before="220"/>
       </w:pPr>
-      <w:bookmarkStart w:name="_Toc28" w:id="28"/>
       <w:r>
         <w:t xml:space="preserve">Comandos locais</w:t>
       </w:r>
-      <w:bookmarkEnd w:id="28"/>
     </w:p>
     <w:tbl>
       <w:tblPr>
@@ -15750,11 +15004,9 @@
         <w:keepLines/>
         <w:spacing w:after="100" w:before="220"/>
       </w:pPr>
-      <w:bookmarkStart w:name="_Toc29" w:id="29"/>
       <w:r>
         <w:t xml:space="preserve">Limites</w:t>
       </w:r>
-      <w:bookmarkEnd w:id="29"/>
     </w:p>
     <w:p>
       <w:pPr>
@@ -15802,11 +15054,9 @@
         <w:keepLines/>
         <w:spacing w:after="160" w:before="380"/>
       </w:pPr>
-      <w:bookmarkStart w:name="_Toc30" w:id="30"/>
       <w:r>
         <w:t xml:space="preserve">11. Verificação</w:t>
       </w:r>
-      <w:bookmarkEnd w:id="30"/>
     </w:p>
     <w:tbl>
       <w:tblPr>
@@ -16107,11 +15357,9 @@
         <w:keepLines/>
         <w:spacing w:after="160" w:before="380"/>
       </w:pPr>
-      <w:bookmarkStart w:name="_Toc31" w:id="31"/>
       <w:r>
         <w:t xml:space="preserve">12. Próximos passos e riscos</w:t>
       </w:r>
-      <w:bookmarkEnd w:id="31"/>
     </w:p>
     <w:tbl>
       <w:tblPr>
@@ -16993,21 +16241,6 @@
   <w:style w:type="paragraph" w:styleId="Normal" w:default="1">
     <w:name w:val="Normal"/>
     <w:qFormat/>
-  </w:style>
-  <w:style w:type="table" w:styleId="TableNormal" w:default="true">
-    <w:name w:val="Normal Table"/>
-    <w:uiPriority w:val="99"/>
-    <w:semiHidden/>
-    <w:unhideWhenUsed/>
-    <w:tblPr>
-      <w:tblInd w:type="dxa" w:w="0"/>
-      <w:tblCellMar>
-        <w:top w:type="dxa" w:w="0"/>
-        <w:left w:type="dxa" w:w="108"/>
-        <w:bottom w:type="dxa" w:w="0"/>
-        <w:right w:type="dxa" w:w="108"/>
-      </w:tblCellMar>
-    </w:tblPr>
   </w:style>
   <w:style w:type="paragraph" w:styleId="Title">
     <w:name w:val="Title"/>

--- a/docs/DOC-13_Paineis.docx
+++ b/docs/DOC-13_Paineis.docx
@@ -267,7 +267,7 @@
                 <w:sz w:val="19"/>
                 <w:szCs w:val="19"/>
               </w:rPr>
-              <w:t xml:space="preserve">2.0</w:t>
+              <w:t xml:space="preserve">2.1</w:t>
             </w:r>
           </w:p>
         </w:tc>
@@ -425,9 +425,11 @@
         <w:keepLines/>
         <w:spacing w:after="160" w:before="380"/>
       </w:pPr>
+      <w:bookmarkStart w:name="_Toc1" w:id="1"/>
       <w:r>
         <w:t xml:space="preserve">Sumário</w:t>
       </w:r>
+      <w:bookmarkEnd w:id="1"/>
     </w:p>
     <w:p>
       <w:pPr>
@@ -452,11 +454,732 @@
       </w:sdtPr>
       <w:sdtContent>
         <w:p>
+          <w:pPr>
+            <w:pStyle w:val="TOC1"/>
+            <w:tabs>
+              <w:tab w:val="right" w:pos="9638" w:leader="dot"/>
+            </w:tabs>
+          </w:pPr>
           <w:r>
             <w:fldChar w:fldCharType="begin" w:dirty="true"/>
             <w:instrText xml:space="preserve">TOC \h \o "1-3"</w:instrText>
             <w:fldChar w:fldCharType="separate"/>
           </w:r>
+          <w:hyperlink w:history="1" w:anchor="_Toc1">
+            <w:r>
+              <w:t xml:space="preserve">Sumário</w:t>
+            </w:r>
+            <w:r>
+              <w:tab/>
+            </w:r>
+            <w:r>
+              <w:fldChar w:fldCharType="begin" w:dirty="true"/>
+              <w:instrText xml:space="preserve">PAGEREF _Toc1 \h</w:instrText>
+              <w:fldChar w:fldCharType="separate"/>
+              <w:fldChar w:fldCharType="end"/>
+            </w:r>
+          </w:hyperlink>
+        </w:p>
+        <w:p>
+          <w:pPr>
+            <w:pStyle w:val="TOC1"/>
+            <w:tabs>
+              <w:tab w:val="right" w:pos="9638" w:leader="dot"/>
+            </w:tabs>
+          </w:pPr>
+          <w:hyperlink w:history="1" w:anchor="_Toc2">
+            <w:r>
+              <w:t xml:space="preserve">1. Objetivo e escopo</w:t>
+            </w:r>
+            <w:r>
+              <w:tab/>
+            </w:r>
+            <w:r>
+              <w:fldChar w:fldCharType="begin" w:dirty="true"/>
+              <w:instrText xml:space="preserve">PAGEREF _Toc2 \h</w:instrText>
+              <w:fldChar w:fldCharType="separate"/>
+              <w:fldChar w:fldCharType="end"/>
+            </w:r>
+          </w:hyperlink>
+        </w:p>
+        <w:p>
+          <w:pPr>
+            <w:pStyle w:val="TOC1"/>
+            <w:tabs>
+              <w:tab w:val="right" w:pos="9638" w:leader="dot"/>
+            </w:tabs>
+          </w:pPr>
+          <w:hyperlink w:history="1" w:anchor="_Toc3">
+            <w:r>
+              <w:t xml:space="preserve">2. Fontes</w:t>
+            </w:r>
+            <w:r>
+              <w:tab/>
+            </w:r>
+            <w:r>
+              <w:fldChar w:fldCharType="begin" w:dirty="true"/>
+              <w:instrText xml:space="preserve">PAGEREF _Toc3 \h</w:instrText>
+              <w:fldChar w:fldCharType="separate"/>
+              <w:fldChar w:fldCharType="end"/>
+            </w:r>
+          </w:hyperlink>
+        </w:p>
+        <w:p>
+          <w:pPr>
+            <w:pStyle w:val="TOC1"/>
+            <w:tabs>
+              <w:tab w:val="right" w:pos="9638" w:leader="dot"/>
+            </w:tabs>
+          </w:pPr>
+          <w:hyperlink w:history="1" w:anchor="_Toc4">
+            <w:r>
+              <w:t xml:space="preserve">3. Arquitetura</w:t>
+            </w:r>
+            <w:r>
+              <w:tab/>
+            </w:r>
+            <w:r>
+              <w:fldChar w:fldCharType="begin" w:dirty="true"/>
+              <w:instrText xml:space="preserve">PAGEREF _Toc4 \h</w:instrText>
+              <w:fldChar w:fldCharType="separate"/>
+              <w:fldChar w:fldCharType="end"/>
+            </w:r>
+          </w:hyperlink>
+        </w:p>
+        <w:p>
+          <w:pPr>
+            <w:pStyle w:val="TOC1"/>
+            <w:tabs>
+              <w:tab w:val="right" w:pos="9638" w:leader="dot"/>
+            </w:tabs>
+          </w:pPr>
+          <w:hyperlink w:history="1" w:anchor="_Toc5">
+            <w:r>
+              <w:t xml:space="preserve">4. O pacote lumen_painel, módulo a módulo</w:t>
+            </w:r>
+            <w:r>
+              <w:tab/>
+            </w:r>
+            <w:r>
+              <w:fldChar w:fldCharType="begin" w:dirty="true"/>
+              <w:instrText xml:space="preserve">PAGEREF _Toc5 \h</w:instrText>
+              <w:fldChar w:fldCharType="separate"/>
+              <w:fldChar w:fldCharType="end"/>
+            </w:r>
+          </w:hyperlink>
+        </w:p>
+        <w:p>
+          <w:pPr>
+            <w:pStyle w:val="TOC2"/>
+            <w:tabs>
+              <w:tab w:val="right" w:pos="9638" w:leader="dot"/>
+            </w:tabs>
+            <w:ind w:left="220"/>
+          </w:pPr>
+          <w:hyperlink w:history="1" w:anchor="_Toc6">
+            <w:r>
+              <w:t xml:space="preserve">4.1 comum.py</w:t>
+            </w:r>
+            <w:r>
+              <w:tab/>
+            </w:r>
+            <w:r>
+              <w:fldChar w:fldCharType="begin" w:dirty="true"/>
+              <w:instrText xml:space="preserve">PAGEREF _Toc6 \h</w:instrText>
+              <w:fldChar w:fldCharType="separate"/>
+              <w:fldChar w:fldCharType="end"/>
+            </w:r>
+          </w:hyperlink>
+        </w:p>
+        <w:p>
+          <w:pPr>
+            <w:pStyle w:val="TOC2"/>
+            <w:tabs>
+              <w:tab w:val="right" w:pos="9638" w:leader="dot"/>
+            </w:tabs>
+            <w:ind w:left="220"/>
+          </w:pPr>
+          <w:hyperlink w:history="1" w:anchor="_Toc7">
+            <w:r>
+              <w:t xml:space="preserve">4.2 cadastro.py</w:t>
+            </w:r>
+            <w:r>
+              <w:tab/>
+            </w:r>
+            <w:r>
+              <w:fldChar w:fldCharType="begin" w:dirty="true"/>
+              <w:instrText xml:space="preserve">PAGEREF _Toc7 \h</w:instrText>
+              <w:fldChar w:fldCharType="separate"/>
+              <w:fldChar w:fldCharType="end"/>
+            </w:r>
+          </w:hyperlink>
+        </w:p>
+        <w:p>
+          <w:pPr>
+            <w:pStyle w:val="TOC2"/>
+            <w:tabs>
+              <w:tab w:val="right" w:pos="9638" w:leader="dot"/>
+            </w:tabs>
+            <w:ind w:left="220"/>
+          </w:pPr>
+          <w:hyperlink w:history="1" w:anchor="_Toc8">
+            <w:r>
+              <w:t xml:space="preserve">4.3 dia.py</w:t>
+            </w:r>
+            <w:r>
+              <w:tab/>
+            </w:r>
+            <w:r>
+              <w:fldChar w:fldCharType="begin" w:dirty="true"/>
+              <w:instrText xml:space="preserve">PAGEREF _Toc8 \h</w:instrText>
+              <w:fldChar w:fldCharType="separate"/>
+              <w:fldChar w:fldCharType="end"/>
+            </w:r>
+          </w:hyperlink>
+        </w:p>
+        <w:p>
+          <w:pPr>
+            <w:pStyle w:val="TOC2"/>
+            <w:tabs>
+              <w:tab w:val="right" w:pos="9638" w:leader="dot"/>
+            </w:tabs>
+            <w:ind w:left="220"/>
+          </w:pPr>
+          <w:hyperlink w:history="1" w:anchor="_Toc9">
+            <w:r>
+              <w:t xml:space="preserve">4.4 contratacoes.py</w:t>
+            </w:r>
+            <w:r>
+              <w:tab/>
+            </w:r>
+            <w:r>
+              <w:fldChar w:fldCharType="begin" w:dirty="true"/>
+              <w:instrText xml:space="preserve">PAGEREF _Toc9 \h</w:instrText>
+              <w:fldChar w:fldCharType="separate"/>
+              <w:fldChar w:fldCharType="end"/>
+            </w:r>
+          </w:hyperlink>
+        </w:p>
+        <w:p>
+          <w:pPr>
+            <w:pStyle w:val="TOC2"/>
+            <w:tabs>
+              <w:tab w:val="right" w:pos="9638" w:leader="dot"/>
+            </w:tabs>
+            <w:ind w:left="220"/>
+          </w:pPr>
+          <w:hyperlink w:history="1" w:anchor="_Toc10">
+            <w:r>
+              <w:t xml:space="preserve">4.5 conformidade.py</w:t>
+            </w:r>
+            <w:r>
+              <w:tab/>
+            </w:r>
+            <w:r>
+              <w:fldChar w:fldCharType="begin" w:dirty="true"/>
+              <w:instrText xml:space="preserve">PAGEREF _Toc10 \h</w:instrText>
+              <w:fldChar w:fldCharType="separate"/>
+              <w:fldChar w:fldCharType="end"/>
+            </w:r>
+          </w:hyperlink>
+        </w:p>
+        <w:p>
+          <w:pPr>
+            <w:pStyle w:val="TOC2"/>
+            <w:tabs>
+              <w:tab w:val="right" w:pos="9638" w:leader="dot"/>
+            </w:tabs>
+            <w:ind w:left="220"/>
+          </w:pPr>
+          <w:hyperlink w:history="1" w:anchor="_Toc11">
+            <w:r>
+              <w:t xml:space="preserve">4.6 site.py e cli.py</w:t>
+            </w:r>
+            <w:r>
+              <w:tab/>
+            </w:r>
+            <w:r>
+              <w:fldChar w:fldCharType="begin" w:dirty="true"/>
+              <w:instrText xml:space="preserve">PAGEREF _Toc11 \h</w:instrText>
+              <w:fldChar w:fldCharType="separate"/>
+              <w:fldChar w:fldCharType="end"/>
+            </w:r>
+          </w:hyperlink>
+        </w:p>
+        <w:p>
+          <w:pPr>
+            <w:pStyle w:val="TOC2"/>
+            <w:tabs>
+              <w:tab w:val="right" w:pos="9638" w:leader="dot"/>
+            </w:tabs>
+            <w:ind w:left="220"/>
+          </w:pPr>
+          <w:hyperlink w:history="1" w:anchor="_Toc12">
+            <w:r>
+              <w:t xml:space="preserve">4.7 pares.py</w:t>
+            </w:r>
+            <w:r>
+              <w:tab/>
+            </w:r>
+            <w:r>
+              <w:fldChar w:fldCharType="begin" w:dirty="true"/>
+              <w:instrText xml:space="preserve">PAGEREF _Toc12 \h</w:instrText>
+              <w:fldChar w:fldCharType="separate"/>
+              <w:fldChar w:fldCharType="end"/>
+            </w:r>
+          </w:hyperlink>
+        </w:p>
+        <w:p>
+          <w:pPr>
+            <w:pStyle w:val="TOC2"/>
+            <w:tabs>
+              <w:tab w:val="right" w:pos="9638" w:leader="dot"/>
+            </w:tabs>
+            <w:ind w:left="220"/>
+          </w:pPr>
+          <w:hyperlink w:history="1" w:anchor="_Toc13">
+            <w:r>
+              <w:t xml:space="preserve">4.8 operacao.py</w:t>
+            </w:r>
+            <w:r>
+              <w:tab/>
+            </w:r>
+            <w:r>
+              <w:fldChar w:fldCharType="begin" w:dirty="true"/>
+              <w:instrText xml:space="preserve">PAGEREF _Toc13 \h</w:instrText>
+              <w:fldChar w:fldCharType="separate"/>
+              <w:fldChar w:fldCharType="end"/>
+            </w:r>
+          </w:hyperlink>
+        </w:p>
+        <w:p>
+          <w:pPr>
+            <w:pStyle w:val="TOC2"/>
+            <w:tabs>
+              <w:tab w:val="right" w:pos="9638" w:leader="dot"/>
+            </w:tabs>
+            <w:ind w:left="220"/>
+          </w:pPr>
+          <w:hyperlink w:history="1" w:anchor="_Toc14">
+            <w:r>
+              <w:t xml:space="preserve">4.9 rcl.py</w:t>
+            </w:r>
+            <w:r>
+              <w:tab/>
+            </w:r>
+            <w:r>
+              <w:fldChar w:fldCharType="begin" w:dirty="true"/>
+              <w:instrText xml:space="preserve">PAGEREF _Toc14 \h</w:instrText>
+              <w:fldChar w:fldCharType="separate"/>
+              <w:fldChar w:fldCharType="end"/>
+            </w:r>
+          </w:hyperlink>
+        </w:p>
+        <w:p>
+          <w:pPr>
+            <w:pStyle w:val="TOC2"/>
+            <w:tabs>
+              <w:tab w:val="right" w:pos="9638" w:leader="dot"/>
+            </w:tabs>
+            <w:ind w:left="220"/>
+          </w:pPr>
+          <w:hyperlink w:history="1" w:anchor="_Toc15">
+            <w:r>
+              <w:t xml:space="preserve">4.10 despesa_funcao.py</w:t>
+            </w:r>
+            <w:r>
+              <w:tab/>
+            </w:r>
+            <w:r>
+              <w:fldChar w:fldCharType="begin" w:dirty="true"/>
+              <w:instrText xml:space="preserve">PAGEREF _Toc15 \h</w:instrText>
+              <w:fldChar w:fldCharType="separate"/>
+              <w:fldChar w:fldCharType="end"/>
+            </w:r>
+          </w:hyperlink>
+        </w:p>
+        <w:p>
+          <w:pPr>
+            <w:pStyle w:val="TOC2"/>
+            <w:tabs>
+              <w:tab w:val="right" w:pos="9638" w:leader="dot"/>
+            </w:tabs>
+            <w:ind w:left="220"/>
+          </w:pPr>
+          <w:hyperlink w:history="1" w:anchor="_Toc16">
+            <w:r>
+              <w:t xml:space="preserve">4.11 pessoal.py</w:t>
+            </w:r>
+            <w:r>
+              <w:tab/>
+            </w:r>
+            <w:r>
+              <w:fldChar w:fldCharType="begin" w:dirty="true"/>
+              <w:instrText xml:space="preserve">PAGEREF _Toc16 \h</w:instrText>
+              <w:fldChar w:fldCharType="separate"/>
+              <w:fldChar w:fldCharType="end"/>
+            </w:r>
+          </w:hyperlink>
+        </w:p>
+        <w:p>
+          <w:pPr>
+            <w:pStyle w:val="TOC2"/>
+            <w:tabs>
+              <w:tab w:val="right" w:pos="9638" w:leader="dot"/>
+            </w:tabs>
+            <w:ind w:left="220"/>
+          </w:pPr>
+          <w:hyperlink w:history="1" w:anchor="_Toc17">
+            <w:r>
+              <w:t xml:space="preserve">4.12 cnpj.py</w:t>
+            </w:r>
+            <w:r>
+              <w:tab/>
+            </w:r>
+            <w:r>
+              <w:fldChar w:fldCharType="begin" w:dirty="true"/>
+              <w:instrText xml:space="preserve">PAGEREF _Toc17 \h</w:instrText>
+              <w:fldChar w:fldCharType="separate"/>
+              <w:fldChar w:fldCharType="end"/>
+            </w:r>
+          </w:hyperlink>
+        </w:p>
+        <w:p>
+          <w:pPr>
+            <w:pStyle w:val="TOC2"/>
+            <w:tabs>
+              <w:tab w:val="right" w:pos="9638" w:leader="dot"/>
+            </w:tabs>
+            <w:ind w:left="220"/>
+          </w:pPr>
+          <w:hyperlink w:history="1" w:anchor="_Toc18">
+            <w:r>
+              <w:t xml:space="preserve">4.13 emendas.py</w:t>
+            </w:r>
+            <w:r>
+              <w:tab/>
+            </w:r>
+            <w:r>
+              <w:fldChar w:fldCharType="begin" w:dirty="true"/>
+              <w:instrText xml:space="preserve">PAGEREF _Toc18 \h</w:instrText>
+              <w:fldChar w:fldCharType="separate"/>
+              <w:fldChar w:fldCharType="end"/>
+            </w:r>
+          </w:hyperlink>
+        </w:p>
+        <w:p>
+          <w:pPr>
+            <w:pStyle w:val="TOC2"/>
+            <w:tabs>
+              <w:tab w:val="right" w:pos="9638" w:leader="dot"/>
+            </w:tabs>
+            <w:ind w:left="220"/>
+          </w:pPr>
+          <w:hyperlink w:history="1" w:anchor="_Toc19">
+            <w:r>
+              <w:t xml:space="preserve">4.14 convenios.py</w:t>
+            </w:r>
+            <w:r>
+              <w:tab/>
+            </w:r>
+            <w:r>
+              <w:fldChar w:fldCharType="begin" w:dirty="true"/>
+              <w:instrText xml:space="preserve">PAGEREF _Toc19 \h</w:instrText>
+              <w:fldChar w:fldCharType="separate"/>
+              <w:fldChar w:fldCharType="end"/>
+            </w:r>
+          </w:hyperlink>
+        </w:p>
+        <w:p>
+          <w:pPr>
+            <w:pStyle w:val="TOC2"/>
+            <w:tabs>
+              <w:tab w:val="right" w:pos="9638" w:leader="dot"/>
+            </w:tabs>
+            <w:ind w:left="220"/>
+          </w:pPr>
+          <w:hyperlink w:history="1" w:anchor="_Toc20">
+            <w:r>
+              <w:t xml:space="preserve">4.15 cobertura.py</w:t>
+            </w:r>
+            <w:r>
+              <w:tab/>
+            </w:r>
+            <w:r>
+              <w:fldChar w:fldCharType="begin" w:dirty="true"/>
+              <w:instrText xml:space="preserve">PAGEREF _Toc20 \h</w:instrText>
+              <w:fldChar w:fldCharType="separate"/>
+              <w:fldChar w:fldCharType="end"/>
+            </w:r>
+          </w:hyperlink>
+        </w:p>
+        <w:p>
+          <w:pPr>
+            <w:pStyle w:val="TOC1"/>
+            <w:tabs>
+              <w:tab w:val="right" w:pos="9638" w:leader="dot"/>
+            </w:tabs>
+          </w:pPr>
+          <w:hyperlink w:history="1" w:anchor="_Toc21">
+            <w:r>
+              <w:t xml:space="preserve">5. Estado guardado entre execuções</w:t>
+            </w:r>
+            <w:r>
+              <w:tab/>
+            </w:r>
+            <w:r>
+              <w:fldChar w:fldCharType="begin" w:dirty="true"/>
+              <w:instrText xml:space="preserve">PAGEREF _Toc21 \h</w:instrText>
+              <w:fldChar w:fldCharType="separate"/>
+              <w:fldChar w:fldCharType="end"/>
+            </w:r>
+          </w:hyperlink>
+        </w:p>
+        <w:p>
+          <w:pPr>
+            <w:pStyle w:val="TOC1"/>
+            <w:tabs>
+              <w:tab w:val="right" w:pos="9638" w:leader="dot"/>
+            </w:tabs>
+          </w:pPr>
+          <w:hyperlink w:history="1" w:anchor="_Toc22">
+            <w:r>
+              <w:t xml:space="preserve">6. Site publicado</w:t>
+            </w:r>
+            <w:r>
+              <w:tab/>
+            </w:r>
+            <w:r>
+              <w:fldChar w:fldCharType="begin" w:dirty="true"/>
+              <w:instrText xml:space="preserve">PAGEREF _Toc22 \h</w:instrText>
+              <w:fldChar w:fldCharType="separate"/>
+              <w:fldChar w:fldCharType="end"/>
+            </w:r>
+          </w:hyperlink>
+        </w:p>
+        <w:p>
+          <w:pPr>
+            <w:pStyle w:val="TOC1"/>
+            <w:tabs>
+              <w:tab w:val="right" w:pos="9638" w:leader="dot"/>
+            </w:tabs>
+          </w:pPr>
+          <w:hyperlink w:history="1" w:anchor="_Toc23">
+            <w:r>
+              <w:t xml:space="preserve">7. Regras de soma das contratações</w:t>
+            </w:r>
+            <w:r>
+              <w:tab/>
+            </w:r>
+            <w:r>
+              <w:fldChar w:fldCharType="begin" w:dirty="true"/>
+              <w:instrText xml:space="preserve">PAGEREF _Toc23 \h</w:instrText>
+              <w:fldChar w:fldCharType="separate"/>
+              <w:fldChar w:fldCharType="end"/>
+            </w:r>
+          </w:hyperlink>
+        </w:p>
+        <w:p>
+          <w:pPr>
+            <w:pStyle w:val="TOC1"/>
+            <w:tabs>
+              <w:tab w:val="right" w:pos="9638" w:leader="dot"/>
+            </w:tabs>
+          </w:pPr>
+          <w:hyperlink w:history="1" w:anchor="_Toc24">
+            <w:r>
+              <w:t xml:space="preserve">8. Avaliação da conformidade</w:t>
+            </w:r>
+            <w:r>
+              <w:tab/>
+            </w:r>
+            <w:r>
+              <w:fldChar w:fldCharType="begin" w:dirty="true"/>
+              <w:instrText xml:space="preserve">PAGEREF _Toc24 \h</w:instrText>
+              <w:fldChar w:fldCharType="separate"/>
+              <w:fldChar w:fldCharType="end"/>
+            </w:r>
+          </w:hyperlink>
+        </w:p>
+        <w:p>
+          <w:pPr>
+            <w:pStyle w:val="TOC2"/>
+            <w:tabs>
+              <w:tab w:val="right" w:pos="9638" w:leader="dot"/>
+            </w:tabs>
+            <w:ind w:left="220"/>
+          </w:pPr>
+          <w:hyperlink w:history="1" w:anchor="_Toc25">
+            <w:r>
+              <w:t xml:space="preserve">8.1 Comparação com o grupo de pares (ADR-038)</w:t>
+            </w:r>
+            <w:r>
+              <w:tab/>
+            </w:r>
+            <w:r>
+              <w:fldChar w:fldCharType="begin" w:dirty="true"/>
+              <w:instrText xml:space="preserve">PAGEREF _Toc25 \h</w:instrText>
+              <w:fldChar w:fldCharType="separate"/>
+              <w:fldChar w:fldCharType="end"/>
+            </w:r>
+          </w:hyperlink>
+        </w:p>
+        <w:p>
+          <w:pPr>
+            <w:pStyle w:val="TOC1"/>
+            <w:tabs>
+              <w:tab w:val="right" w:pos="9638" w:leader="dot"/>
+            </w:tabs>
+          </w:pPr>
+          <w:hyperlink w:history="1" w:anchor="_Toc26">
+            <w:r>
+              <w:t xml:space="preserve">9. Portal</w:t>
+            </w:r>
+            <w:r>
+              <w:tab/>
+            </w:r>
+            <w:r>
+              <w:fldChar w:fldCharType="begin" w:dirty="true"/>
+              <w:instrText xml:space="preserve">PAGEREF _Toc26 \h</w:instrText>
+              <w:fldChar w:fldCharType="separate"/>
+              <w:fldChar w:fldCharType="end"/>
+            </w:r>
+          </w:hyperlink>
+        </w:p>
+        <w:p>
+          <w:pPr>
+            <w:pStyle w:val="TOC1"/>
+            <w:tabs>
+              <w:tab w:val="right" w:pos="9638" w:leader="dot"/>
+            </w:tabs>
+          </w:pPr>
+          <w:hyperlink w:history="1" w:anchor="_Toc27">
+            <w:r>
+              <w:t xml:space="preserve">10. Operação</w:t>
+            </w:r>
+            <w:r>
+              <w:tab/>
+            </w:r>
+            <w:r>
+              <w:fldChar w:fldCharType="begin" w:dirty="true"/>
+              <w:instrText xml:space="preserve">PAGEREF _Toc27 \h</w:instrText>
+              <w:fldChar w:fldCharType="separate"/>
+              <w:fldChar w:fldCharType="end"/>
+            </w:r>
+          </w:hyperlink>
+        </w:p>
+        <w:p>
+          <w:pPr>
+            <w:pStyle w:val="TOC3"/>
+            <w:tabs>
+              <w:tab w:val="right" w:pos="9638" w:leader="dot"/>
+            </w:tabs>
+            <w:ind w:left="440"/>
+          </w:pPr>
+          <w:hyperlink w:history="1" w:anchor="_Toc28">
+            <w:r>
+              <w:t xml:space="preserve">Configuração, uma vez</w:t>
+            </w:r>
+            <w:r>
+              <w:tab/>
+            </w:r>
+            <w:r>
+              <w:fldChar w:fldCharType="begin" w:dirty="true"/>
+              <w:instrText xml:space="preserve">PAGEREF _Toc28 \h</w:instrText>
+              <w:fldChar w:fldCharType="separate"/>
+              <w:fldChar w:fldCharType="end"/>
+            </w:r>
+          </w:hyperlink>
+        </w:p>
+        <w:p>
+          <w:pPr>
+            <w:pStyle w:val="TOC3"/>
+            <w:tabs>
+              <w:tab w:val="right" w:pos="9638" w:leader="dot"/>
+            </w:tabs>
+            <w:ind w:left="440"/>
+          </w:pPr>
+          <w:hyperlink w:history="1" w:anchor="_Toc29">
+            <w:r>
+              <w:t xml:space="preserve">Comandos locais</w:t>
+            </w:r>
+            <w:r>
+              <w:tab/>
+            </w:r>
+            <w:r>
+              <w:fldChar w:fldCharType="begin" w:dirty="true"/>
+              <w:instrText xml:space="preserve">PAGEREF _Toc29 \h</w:instrText>
+              <w:fldChar w:fldCharType="separate"/>
+              <w:fldChar w:fldCharType="end"/>
+            </w:r>
+          </w:hyperlink>
+        </w:p>
+        <w:p>
+          <w:pPr>
+            <w:pStyle w:val="TOC3"/>
+            <w:tabs>
+              <w:tab w:val="right" w:pos="9638" w:leader="dot"/>
+            </w:tabs>
+            <w:ind w:left="440"/>
+          </w:pPr>
+          <w:hyperlink w:history="1" w:anchor="_Toc30">
+            <w:r>
+              <w:t xml:space="preserve">Limites</w:t>
+            </w:r>
+            <w:r>
+              <w:tab/>
+            </w:r>
+            <w:r>
+              <w:fldChar w:fldCharType="begin" w:dirty="true"/>
+              <w:instrText xml:space="preserve">PAGEREF _Toc30 \h</w:instrText>
+              <w:fldChar w:fldCharType="separate"/>
+              <w:fldChar w:fldCharType="end"/>
+            </w:r>
+          </w:hyperlink>
+        </w:p>
+        <w:p>
+          <w:pPr>
+            <w:pStyle w:val="TOC1"/>
+            <w:tabs>
+              <w:tab w:val="right" w:pos="9638" w:leader="dot"/>
+            </w:tabs>
+          </w:pPr>
+          <w:hyperlink w:history="1" w:anchor="_Toc31">
+            <w:r>
+              <w:t xml:space="preserve">11. Verificação</w:t>
+            </w:r>
+            <w:r>
+              <w:tab/>
+            </w:r>
+            <w:r>
+              <w:fldChar w:fldCharType="begin" w:dirty="true"/>
+              <w:instrText xml:space="preserve">PAGEREF _Toc31 \h</w:instrText>
+              <w:fldChar w:fldCharType="separate"/>
+              <w:fldChar w:fldCharType="end"/>
+            </w:r>
+          </w:hyperlink>
+        </w:p>
+        <w:p>
+          <w:pPr>
+            <w:pStyle w:val="TOC1"/>
+            <w:tabs>
+              <w:tab w:val="right" w:pos="9638" w:leader="dot"/>
+            </w:tabs>
+          </w:pPr>
+          <w:hyperlink w:history="1" w:anchor="_Toc32">
+            <w:r>
+              <w:t xml:space="preserve">12. Próximos passos e riscos</w:t>
+            </w:r>
+            <w:r>
+              <w:tab/>
+            </w:r>
+            <w:r>
+              <w:fldChar w:fldCharType="begin" w:dirty="true"/>
+              <w:instrText xml:space="preserve">PAGEREF _Toc32 \h</w:instrText>
+              <w:fldChar w:fldCharType="separate"/>
+              <w:fldChar w:fldCharType="end"/>
+            </w:r>
+          </w:hyperlink>
         </w:p>
         <w:p>
           <w:r>
@@ -477,9 +1200,11 @@
         <w:keepLines/>
         <w:spacing w:after="160" w:before="380"/>
       </w:pPr>
+      <w:bookmarkStart w:name="_Toc2" w:id="2"/>
       <w:r>
         <w:t xml:space="preserve">1. Objetivo e escopo</w:t>
       </w:r>
+      <w:bookmarkEnd w:id="2"/>
     </w:p>
     <w:p>
       <w:pPr>
@@ -873,9 +1598,11 @@
         <w:keepLines/>
         <w:spacing w:after="160" w:before="380"/>
       </w:pPr>
+      <w:bookmarkStart w:name="_Toc3" w:id="3"/>
       <w:r>
         <w:t xml:space="preserve">2. Fontes</w:t>
       </w:r>
+      <w:bookmarkEnd w:id="3"/>
     </w:p>
     <w:tbl>
       <w:tblPr>
@@ -1518,9 +2245,11 @@
         <w:keepLines/>
         <w:spacing w:after="160" w:before="380"/>
       </w:pPr>
+      <w:bookmarkStart w:name="_Toc4" w:id="4"/>
       <w:r>
         <w:t xml:space="preserve">3. Arquitetura</w:t>
       </w:r>
+      <w:bookmarkEnd w:id="4"/>
     </w:p>
     <w:p>
       <w:pPr>
@@ -1670,9 +2399,11 @@
         <w:keepLines/>
         <w:spacing w:after="160" w:before="380"/>
       </w:pPr>
+      <w:bookmarkStart w:name="_Toc5" w:id="5"/>
       <w:r>
         <w:t xml:space="preserve">4. O pacote lumen_painel, módulo a módulo</w:t>
       </w:r>
+      <w:bookmarkEnd w:id="5"/>
     </w:p>
     <w:p>
       <w:pPr>
@@ -1689,9 +2420,11 @@
         <w:keepLines/>
         <w:spacing w:after="120" w:before="280"/>
       </w:pPr>
+      <w:bookmarkStart w:name="_Toc6" w:id="6"/>
       <w:r>
         <w:t xml:space="preserve">4.1 comum.py</w:t>
       </w:r>
+      <w:bookmarkEnd w:id="6"/>
     </w:p>
     <w:tbl>
       <w:tblPr>
@@ -2503,9 +3236,11 @@
         <w:keepLines/>
         <w:spacing w:after="120" w:before="280"/>
       </w:pPr>
+      <w:bookmarkStart w:name="_Toc7" w:id="7"/>
       <w:r>
         <w:t xml:space="preserve">4.2 cadastro.py</w:t>
       </w:r>
+      <w:bookmarkEnd w:id="7"/>
     </w:p>
     <w:tbl>
       <w:tblPr>
@@ -3056,9 +3791,11 @@
         <w:keepLines/>
         <w:spacing w:after="120" w:before="280"/>
       </w:pPr>
+      <w:bookmarkStart w:name="_Toc8" w:id="8"/>
       <w:r>
         <w:t xml:space="preserve">4.3 dia.py</w:t>
       </w:r>
+      <w:bookmarkEnd w:id="8"/>
     </w:p>
     <w:tbl>
       <w:tblPr>
@@ -3522,9 +4259,11 @@
         <w:keepLines/>
         <w:spacing w:after="120" w:before="280"/>
       </w:pPr>
+      <w:bookmarkStart w:name="_Toc9" w:id="9"/>
       <w:r>
         <w:t xml:space="preserve">4.4 contratacoes.py</w:t>
       </w:r>
+      <w:bookmarkEnd w:id="9"/>
     </w:p>
     <w:tbl>
       <w:tblPr>
@@ -4423,9 +5162,11 @@
         <w:keepLines/>
         <w:spacing w:after="120" w:before="280"/>
       </w:pPr>
+      <w:bookmarkStart w:name="_Toc10" w:id="10"/>
       <w:r>
         <w:t xml:space="preserve">4.5 conformidade.py</w:t>
       </w:r>
+      <w:bookmarkEnd w:id="10"/>
     </w:p>
     <w:tbl>
       <w:tblPr>
@@ -5237,9 +5978,11 @@
         <w:keepLines/>
         <w:spacing w:after="120" w:before="280"/>
       </w:pPr>
+      <w:bookmarkStart w:name="_Toc11" w:id="11"/>
       <w:r>
         <w:t xml:space="preserve">4.6 site.py e cli.py</w:t>
       </w:r>
+      <w:bookmarkEnd w:id="11"/>
     </w:p>
     <w:tbl>
       <w:tblPr>
@@ -5877,9 +6620,11 @@
         <w:keepLines/>
         <w:spacing w:after="120" w:before="280"/>
       </w:pPr>
+      <w:bookmarkStart w:name="_Toc12" w:id="12"/>
       <w:r>
         <w:t xml:space="preserve">4.7 pares.py</w:t>
       </w:r>
+      <w:bookmarkEnd w:id="12"/>
     </w:p>
     <w:tbl>
       <w:tblPr>
@@ -6430,9 +7175,11 @@
         <w:keepLines/>
         <w:spacing w:after="120" w:before="280"/>
       </w:pPr>
+      <w:bookmarkStart w:name="_Toc13" w:id="13"/>
       <w:r>
         <w:t xml:space="preserve">4.8 operacao.py</w:t>
       </w:r>
+      <w:bookmarkEnd w:id="13"/>
     </w:p>
     <w:tbl>
       <w:tblPr>
@@ -6896,9 +7643,11 @@
         <w:keepLines/>
         <w:spacing w:after="120" w:before="280"/>
       </w:pPr>
+      <w:bookmarkStart w:name="_Toc14" w:id="14"/>
       <w:r>
         <w:t xml:space="preserve">4.9 rcl.py</w:t>
       </w:r>
+      <w:bookmarkEnd w:id="14"/>
     </w:p>
     <w:tbl>
       <w:tblPr>
@@ -7275,9 +8024,11 @@
         <w:keepLines/>
         <w:spacing w:after="120" w:before="280"/>
       </w:pPr>
+      <w:bookmarkStart w:name="_Toc15" w:id="15"/>
       <w:r>
         <w:t xml:space="preserve">4.10 despesa_funcao.py</w:t>
       </w:r>
+      <w:bookmarkEnd w:id="15"/>
     </w:p>
     <w:tbl>
       <w:tblPr>
@@ -7741,9 +8492,11 @@
         <w:keepLines/>
         <w:spacing w:after="120" w:before="280"/>
       </w:pPr>
+      <w:bookmarkStart w:name="_Toc16" w:id="16"/>
       <w:r>
         <w:t xml:space="preserve">4.11 pessoal.py</w:t>
       </w:r>
+      <w:bookmarkEnd w:id="16"/>
     </w:p>
     <w:tbl>
       <w:tblPr>
@@ -8207,9 +8960,11 @@
         <w:keepLines/>
         <w:spacing w:after="120" w:before="280"/>
       </w:pPr>
+      <w:bookmarkStart w:name="_Toc17" w:id="17"/>
       <w:r>
         <w:t xml:space="preserve">4.12 cnpj.py</w:t>
       </w:r>
+      <w:bookmarkEnd w:id="17"/>
     </w:p>
     <w:tbl>
       <w:tblPr>
@@ -8760,9 +9515,11 @@
         <w:keepLines/>
         <w:spacing w:after="120" w:before="280"/>
       </w:pPr>
+      <w:bookmarkStart w:name="_Toc18" w:id="18"/>
       <w:r>
         <w:t xml:space="preserve">4.13 emendas.py</w:t>
       </w:r>
+      <w:bookmarkEnd w:id="18"/>
     </w:p>
     <w:tbl>
       <w:tblPr>
@@ -9313,9 +10070,11 @@
         <w:keepLines/>
         <w:spacing w:after="120" w:before="280"/>
       </w:pPr>
+      <w:bookmarkStart w:name="_Toc19" w:id="19"/>
       <w:r>
         <w:t xml:space="preserve">4.14 convenios.py</w:t>
       </w:r>
+      <w:bookmarkEnd w:id="19"/>
     </w:p>
     <w:tbl>
       <w:tblPr>
@@ -9687,14 +10446,397 @@
     </w:tbl>
     <w:p>
       <w:pPr>
+        <w:pStyle w:val="Heading2"/>
+        <w:keepNext/>
+        <w:keepLines/>
+        <w:spacing w:after="120" w:before="280"/>
+      </w:pPr>
+      <w:bookmarkStart w:name="_Toc20" w:id="20"/>
+      <w:r>
+        <w:t xml:space="preserve">4.15 cobertura.py</w:t>
+      </w:r>
+      <w:bookmarkEnd w:id="20"/>
+    </w:p>
+    <w:tbl>
+      <w:tblPr>
+        <w:tblW w:type="dxa" w:w="9600"/>
+        <w:tblBorders>
+          <w:top w:val="single" w:color="BFBFBF" w:sz="4"/>
+          <w:left w:val="single" w:color="BFBFBF" w:sz="4"/>
+          <w:bottom w:val="single" w:color="BFBFBF" w:sz="4"/>
+          <w:right w:val="single" w:color="BFBFBF" w:sz="4"/>
+          <w:insideH w:val="single" w:color="D9D9D9" w:sz="2"/>
+          <w:insideV w:val="single" w:color="D9D9D9" w:sz="2"/>
+        </w:tblBorders>
+      </w:tblPr>
+      <w:tblGrid>
+        <w:gridCol w:w="2400"/>
+        <w:gridCol w:w="3300"/>
+        <w:gridCol w:w="3900"/>
+      </w:tblGrid>
+      <w:tr>
+        <w:trPr>
+          <w:tblHeader/>
+        </w:trPr>
+        <w:tc>
+          <w:tcPr>
+            <w:tcW w:type="dxa" w:w="2400"/>
+            <w:shd w:fill="1F3864" w:val="clear"/>
+            <w:tcMar>
+              <w:top w:type="dxa" w:w="80"/>
+              <w:left w:type="dxa" w:w="110"/>
+              <w:bottom w:type="dxa" w:w="80"/>
+              <w:right w:type="dxa" w:w="110"/>
+            </w:tcMar>
+            <w:vAlign w:val="center"/>
+          </w:tcPr>
+          <w:p>
+            <w:pPr>
+              <w:spacing w:after="0"/>
+            </w:pPr>
+            <w:r>
+              <w:rPr>
+                <w:b/>
+                <w:bCs/>
+                <w:color w:val="FFFFFF"/>
+                <w:sz w:val="19"/>
+                <w:szCs w:val="19"/>
+              </w:rPr>
+              <w:t xml:space="preserve">Nome</w:t>
+            </w:r>
+          </w:p>
+        </w:tc>
+        <w:tc>
+          <w:tcPr>
+            <w:tcW w:type="dxa" w:w="3300"/>
+            <w:shd w:fill="1F3864" w:val="clear"/>
+            <w:tcMar>
+              <w:top w:type="dxa" w:w="80"/>
+              <w:left w:type="dxa" w:w="110"/>
+              <w:bottom w:type="dxa" w:w="80"/>
+              <w:right w:type="dxa" w:w="110"/>
+            </w:tcMar>
+            <w:vAlign w:val="center"/>
+          </w:tcPr>
+          <w:p>
+            <w:pPr>
+              <w:spacing w:after="0"/>
+            </w:pPr>
+            <w:r>
+              <w:rPr>
+                <w:b/>
+                <w:bCs/>
+                <w:color w:val="FFFFFF"/>
+                <w:sz w:val="19"/>
+                <w:szCs w:val="19"/>
+              </w:rPr>
+              <w:t xml:space="preserve">O que faz</w:t>
+            </w:r>
+          </w:p>
+        </w:tc>
+        <w:tc>
+          <w:tcPr>
+            <w:tcW w:type="dxa" w:w="3900"/>
+            <w:shd w:fill="1F3864" w:val="clear"/>
+            <w:tcMar>
+              <w:top w:type="dxa" w:w="80"/>
+              <w:left w:type="dxa" w:w="110"/>
+              <w:bottom w:type="dxa" w:w="80"/>
+              <w:right w:type="dxa" w:w="110"/>
+            </w:tcMar>
+            <w:vAlign w:val="center"/>
+          </w:tcPr>
+          <w:p>
+            <w:pPr>
+              <w:spacing w:after="0"/>
+            </w:pPr>
+            <w:r>
+              <w:rPr>
+                <w:b/>
+                <w:bCs/>
+                <w:color w:val="FFFFFF"/>
+                <w:sz w:val="19"/>
+                <w:szCs w:val="19"/>
+              </w:rPr>
+              <w:t xml:space="preserve">Como e por quê</w:t>
+            </w:r>
+          </w:p>
+        </w:tc>
+      </w:tr>
+      <w:tr>
+        <w:trPr>
+          <w:cantSplit/>
+        </w:trPr>
+        <w:tc>
+          <w:tcPr>
+            <w:tcW w:type="dxa" w:w="2400"/>
+            <w:shd w:fill="FFFFFF" w:val="clear"/>
+            <w:tcMar>
+              <w:top w:type="dxa" w:w="70"/>
+              <w:left w:type="dxa" w:w="110"/>
+              <w:bottom w:type="dxa" w:w="70"/>
+              <w:right w:type="dxa" w:w="110"/>
+            </w:tcMar>
+            <w:vAlign w:val="center"/>
+          </w:tcPr>
+          <w:p>
+            <w:pPr>
+              <w:spacing w:after="0"/>
+            </w:pPr>
+            <w:r>
+              <w:rPr>
+                <w:rFonts w:ascii="Consolas" w:cs="Consolas" w:eastAsia="Consolas" w:hAnsi="Consolas"/>
+                <w:b w:val="false"/>
+                <w:bCs w:val="false"/>
+                <w:sz w:val="17"/>
+                <w:szCs w:val="17"/>
+              </w:rPr>
+              <w:t xml:space="preserve">anos_com_publicacao</w:t>
+            </w:r>
+          </w:p>
+        </w:tc>
+        <w:tc>
+          <w:tcPr>
+            <w:tcW w:type="dxa" w:w="3300"/>
+            <w:shd w:fill="FFFFFF" w:val="clear"/>
+            <w:tcMar>
+              <w:top w:type="dxa" w:w="70"/>
+              <w:left w:type="dxa" w:w="110"/>
+              <w:bottom w:type="dxa" w:w="70"/>
+              <w:right w:type="dxa" w:w="110"/>
+            </w:tcMar>
+            <w:vAlign w:val="center"/>
+          </w:tcPr>
+          <w:p>
+            <w:pPr>
+              <w:spacing w:after="0"/>
+            </w:pPr>
+            <w:r>
+              <w:rPr>
+                <w:b w:val="false"/>
+                <w:bCs w:val="false"/>
+                <w:sz w:val="17"/>
+                <w:szCs w:val="17"/>
+              </w:rPr>
+              <w:t xml:space="preserve">Os anos com ao menos um processo ou um contrato no acumulador do ente</w:t>
+            </w:r>
+          </w:p>
+        </w:tc>
+        <w:tc>
+          <w:tcPr>
+            <w:tcW w:type="dxa" w:w="3900"/>
+            <w:shd w:fill="FFFFFF" w:val="clear"/>
+            <w:tcMar>
+              <w:top w:type="dxa" w:w="70"/>
+              <w:left w:type="dxa" w:w="110"/>
+              <w:bottom w:type="dxa" w:w="70"/>
+              <w:right w:type="dxa" w:w="110"/>
+            </w:tcMar>
+            <w:vAlign w:val="center"/>
+          </w:tcPr>
+          <w:p>
+            <w:pPr>
+              <w:spacing w:after="0"/>
+            </w:pPr>
+            <w:r>
+              <w:rPr>
+                <w:b w:val="false"/>
+                <w:bCs w:val="false"/>
+                <w:sz w:val="17"/>
+                <w:szCs w:val="17"/>
+              </w:rPr>
+              <w:t xml:space="preserve">Mês sem nada não conta</w:t>
+            </w:r>
+          </w:p>
+        </w:tc>
+      </w:tr>
+      <w:tr>
+        <w:trPr>
+          <w:cantSplit/>
+        </w:trPr>
+        <w:tc>
+          <w:tcPr>
+            <w:tcW w:type="dxa" w:w="2400"/>
+            <w:shd w:fill="F2F2F2" w:val="clear"/>
+            <w:tcMar>
+              <w:top w:type="dxa" w:w="70"/>
+              <w:left w:type="dxa" w:w="110"/>
+              <w:bottom w:type="dxa" w:w="70"/>
+              <w:right w:type="dxa" w:w="110"/>
+            </w:tcMar>
+            <w:vAlign w:val="center"/>
+          </w:tcPr>
+          <w:p>
+            <w:pPr>
+              <w:spacing w:after="0"/>
+            </w:pPr>
+            <w:r>
+              <w:rPr>
+                <w:rFonts w:ascii="Consolas" w:cs="Consolas" w:eastAsia="Consolas" w:hAnsi="Consolas"/>
+                <w:b w:val="false"/>
+                <w:bCs w:val="false"/>
+                <w:sz w:val="17"/>
+                <w:szCs w:val="17"/>
+              </w:rPr>
+              <w:t xml:space="preserve">ate_20_mil</w:t>
+            </w:r>
+          </w:p>
+        </w:tc>
+        <w:tc>
+          <w:tcPr>
+            <w:tcW w:type="dxa" w:w="3300"/>
+            <w:shd w:fill="F2F2F2" w:val="clear"/>
+            <w:tcMar>
+              <w:top w:type="dxa" w:w="70"/>
+              <w:left w:type="dxa" w:w="110"/>
+              <w:bottom w:type="dxa" w:w="70"/>
+              <w:right w:type="dxa" w:w="110"/>
+            </w:tcMar>
+            <w:vAlign w:val="center"/>
+          </w:tcPr>
+          <w:p>
+            <w:pPr>
+              <w:spacing w:after="0"/>
+            </w:pPr>
+            <w:r>
+              <w:rPr>
+                <w:b w:val="false"/>
+                <w:bCs w:val="false"/>
+                <w:sz w:val="17"/>
+                <w:szCs w:val="17"/>
+              </w:rPr>
+              <w:t xml:space="preserve">Se o município tem até 20 mil habitantes pela população do cadastro</w:t>
+            </w:r>
+          </w:p>
+        </w:tc>
+        <w:tc>
+          <w:tcPr>
+            <w:tcW w:type="dxa" w:w="3900"/>
+            <w:shd w:fill="F2F2F2" w:val="clear"/>
+            <w:tcMar>
+              <w:top w:type="dxa" w:w="70"/>
+              <w:left w:type="dxa" w:w="110"/>
+              <w:bottom w:type="dxa" w:w="70"/>
+              <w:right w:type="dxa" w:w="110"/>
+            </w:tcMar>
+            <w:vAlign w:val="center"/>
+          </w:tcPr>
+          <w:p>
+            <w:pPr>
+              <w:spacing w:after="0"/>
+            </w:pPr>
+            <w:r>
+              <w:rPr>
+                <w:b w:val="false"/>
+                <w:bCs w:val="false"/>
+                <w:sz w:val="17"/>
+                <w:szCs w:val="17"/>
+              </w:rPr>
+              <w:t xml:space="preserve">Lei 14.133, art. 176: até 1º/4/2027 para divulgar no PNCP; até lá, diário oficial</w:t>
+            </w:r>
+          </w:p>
+        </w:tc>
+      </w:tr>
+      <w:tr>
+        <w:trPr>
+          <w:cantSplit/>
+        </w:trPr>
+        <w:tc>
+          <w:tcPr>
+            <w:tcW w:type="dxa" w:w="2400"/>
+            <w:shd w:fill="FFFFFF" w:val="clear"/>
+            <w:tcMar>
+              <w:top w:type="dxa" w:w="70"/>
+              <w:left w:type="dxa" w:w="110"/>
+              <w:bottom w:type="dxa" w:w="70"/>
+              <w:right w:type="dxa" w:w="110"/>
+            </w:tcMar>
+            <w:vAlign w:val="center"/>
+          </w:tcPr>
+          <w:p>
+            <w:pPr>
+              <w:spacing w:after="0"/>
+            </w:pPr>
+            <w:r>
+              <w:rPr>
+                <w:rFonts w:ascii="Consolas" w:cs="Consolas" w:eastAsia="Consolas" w:hAnsi="Consolas"/>
+                <w:b w:val="false"/>
+                <w:bCs w:val="false"/>
+                <w:sz w:val="17"/>
+                <w:szCs w:val="17"/>
+              </w:rPr>
+              <w:t xml:space="preserve">montar</w:t>
+            </w:r>
+          </w:p>
+        </w:tc>
+        <w:tc>
+          <w:tcPr>
+            <w:tcW w:type="dxa" w:w="3300"/>
+            <w:shd w:fill="FFFFFF" w:val="clear"/>
+            <w:tcMar>
+              <w:top w:type="dxa" w:w="70"/>
+              <w:left w:type="dxa" w:w="110"/>
+              <w:bottom w:type="dxa" w:w="70"/>
+              <w:right w:type="dxa" w:w="110"/>
+            </w:tcMar>
+            <w:vAlign w:val="center"/>
+          </w:tcPr>
+          <w:p>
+            <w:pPr>
+              <w:spacing w:after="0"/>
+            </w:pPr>
+            <w:r>
+              <w:rPr>
+                <w:b w:val="false"/>
+                <w:bCs w:val="false"/>
+                <w:sz w:val="17"/>
+                <w:szCs w:val="17"/>
+              </w:rPr>
+              <w:t xml:space="preserve">cobertura.json: uma linha por estado, DF e município, somas por UF e do Brasil, a União à parte</w:t>
+            </w:r>
+          </w:p>
+        </w:tc>
+        <w:tc>
+          <w:tcPr>
+            <w:tcW w:type="dxa" w:w="3900"/>
+            <w:shd w:fill="FFFFFF" w:val="clear"/>
+            <w:tcMar>
+              <w:top w:type="dxa" w:w="70"/>
+              <w:left w:type="dxa" w:w="110"/>
+              <w:bottom w:type="dxa" w:w="70"/>
+              <w:right w:type="dxa" w:w="110"/>
+            </w:tcMar>
+            <w:vAlign w:val="center"/>
+          </w:tcPr>
+          <w:p>
+            <w:pPr>
+              <w:spacing w:after="0"/>
+            </w:pPr>
+            <w:r>
+              <w:rPr>
+                <w:b w:val="false"/>
+                <w:bCs w:val="false"/>
+                <w:sz w:val="17"/>
+                <w:szCs w:val="17"/>
+              </w:rPr>
+              <w:t xml:space="preserve">Critério de saída da Fase 1 (ADR-048); mede o que o Lumen tem, não avalia o ente</w:t>
+            </w:r>
+          </w:p>
+        </w:tc>
+      </w:tr>
+    </w:tbl>
+    <w:p>
+      <w:pPr>
         <w:pStyle w:val="Heading1"/>
         <w:keepNext/>
         <w:keepLines/>
         <w:spacing w:after="160" w:before="380"/>
       </w:pPr>
+      <w:bookmarkStart w:name="_Toc21" w:id="21"/>
       <w:r>
         <w:t xml:space="preserve">5. Estado guardado entre execuções</w:t>
       </w:r>
+      <w:bookmarkEnd w:id="21"/>
     </w:p>
     <w:p>
       <w:pPr>
@@ -10682,9 +11824,11 @@
         <w:keepLines/>
         <w:spacing w:after="160" w:before="380"/>
       </w:pPr>
+      <w:bookmarkStart w:name="_Toc22" w:id="22"/>
       <w:r>
         <w:t xml:space="preserve">6. Site publicado</w:t>
       </w:r>
+      <w:bookmarkEnd w:id="22"/>
     </w:p>
     <w:p>
       <w:pPr>
@@ -11752,6 +12896,94 @@
                 <w:sz w:val="17"/>
                 <w:szCs w:val="17"/>
               </w:rPr>
+              <w:t xml:space="preserve">cobertura.json</w:t>
+            </w:r>
+          </w:p>
+        </w:tc>
+        <w:tc>
+          <w:tcPr>
+            <w:tcW w:type="dxa" w:w="2200"/>
+            <w:shd w:fill="FFFFFF" w:val="clear"/>
+            <w:tcMar>
+              <w:top w:type="dxa" w:w="70"/>
+              <w:left w:type="dxa" w:w="110"/>
+              <w:bottom w:type="dxa" w:w="70"/>
+              <w:right w:type="dxa" w:w="110"/>
+            </w:tcMar>
+            <w:vAlign w:val="center"/>
+          </w:tcPr>
+          <w:p>
+            <w:pPr>
+              <w:spacing w:after="0"/>
+            </w:pPr>
+            <w:r>
+              <w:rPr>
+                <w:rFonts w:ascii="Consolas" w:cs="Consolas" w:eastAsia="Consolas" w:hAnsi="Consolas"/>
+                <w:b w:val="false"/>
+                <w:bCs w:val="false"/>
+                <w:sz w:val="17"/>
+                <w:szCs w:val="17"/>
+              </w:rPr>
+              <w:t xml:space="preserve">cobertura</w:t>
+            </w:r>
+          </w:p>
+        </w:tc>
+        <w:tc>
+          <w:tcPr>
+            <w:tcW w:type="dxa" w:w="4200"/>
+            <w:shd w:fill="FFFFFF" w:val="clear"/>
+            <w:tcMar>
+              <w:top w:type="dxa" w:w="70"/>
+              <w:left w:type="dxa" w:w="110"/>
+              <w:bottom w:type="dxa" w:w="70"/>
+              <w:right w:type="dxa" w:w="110"/>
+            </w:tcMar>
+            <w:vAlign w:val="center"/>
+          </w:tcPr>
+          <w:p>
+            <w:pPr>
+              <w:spacing w:after="0"/>
+            </w:pPr>
+            <w:r>
+              <w:rPr>
+                <w:b w:val="false"/>
+                <w:bCs w:val="false"/>
+                <w:sz w:val="17"/>
+                <w:szCs w:val="17"/>
+              </w:rPr>
+              <w:t xml:space="preserve">Por ente: anos com publicação no PNCP, extrato coletado, DCA, RGF, RCL e a marca de até 20 mil habitantes; somas por UF e do Brasil (ADR-048)</w:t>
+            </w:r>
+          </w:p>
+        </w:tc>
+      </w:tr>
+      <w:tr>
+        <w:trPr>
+          <w:cantSplit/>
+        </w:trPr>
+        <w:tc>
+          <w:tcPr>
+            <w:tcW w:type="dxa" w:w="3200"/>
+            <w:shd w:fill="F2F2F2" w:val="clear"/>
+            <w:tcMar>
+              <w:top w:type="dxa" w:w="70"/>
+              <w:left w:type="dxa" w:w="110"/>
+              <w:bottom w:type="dxa" w:w="70"/>
+              <w:right w:type="dxa" w:w="110"/>
+            </w:tcMar>
+            <w:vAlign w:val="center"/>
+          </w:tcPr>
+          <w:p>
+            <w:pPr>
+              <w:spacing w:after="0"/>
+            </w:pPr>
+            <w:r>
+              <w:rPr>
+                <w:rFonts w:ascii="Consolas" w:cs="Consolas" w:eastAsia="Consolas" w:hAnsi="Consolas"/>
+                <w:b w:val="false"/>
+                <w:bCs w:val="false"/>
+                <w:sz w:val="17"/>
+                <w:szCs w:val="17"/>
+              </w:rPr>
               <w:t xml:space="preserve">conformidade/pares/&lt;id&gt;.json</w:t>
             </w:r>
           </w:p>
@@ -11759,7 +12991,7 @@
         <w:tc>
           <w:tcPr>
             <w:tcW w:type="dxa" w:w="2200"/>
-            <w:shd w:fill="FFFFFF" w:val="clear"/>
+            <w:shd w:fill="F2F2F2" w:val="clear"/>
             <w:tcMar>
               <w:top w:type="dxa" w:w="70"/>
               <w:left w:type="dxa" w:w="110"/>
@@ -11787,7 +13019,7 @@
         <w:tc>
           <w:tcPr>
             <w:tcW w:type="dxa" w:w="4200"/>
-            <w:shd w:fill="FFFFFF" w:val="clear"/>
+            <w:shd w:fill="F2F2F2" w:val="clear"/>
             <w:tcMar>
               <w:top w:type="dxa" w:w="70"/>
               <w:left w:type="dxa" w:w="110"/>
@@ -11820,9 +13052,11 @@
         <w:keepLines/>
         <w:spacing w:after="160" w:before="380"/>
       </w:pPr>
+      <w:bookmarkStart w:name="_Toc23" w:id="23"/>
       <w:r>
         <w:t xml:space="preserve">7. Regras de soma das contratações</w:t>
       </w:r>
+      <w:bookmarkEnd w:id="23"/>
     </w:p>
     <w:p>
       <w:pPr>
@@ -11984,9 +13218,11 @@
         <w:keepLines/>
         <w:spacing w:after="160" w:before="380"/>
       </w:pPr>
+      <w:bookmarkStart w:name="_Toc24" w:id="24"/>
       <w:r>
         <w:t xml:space="preserve">8. Avaliação da conformidade</w:t>
       </w:r>
+      <w:bookmarkEnd w:id="24"/>
     </w:p>
     <w:tbl>
       <w:tblPr>
@@ -13219,9 +14455,11 @@
         <w:keepLines/>
         <w:spacing w:after="120" w:before="280"/>
       </w:pPr>
+      <w:bookmarkStart w:name="_Toc25" w:id="25"/>
       <w:r>
         <w:t xml:space="preserve">8.1 Comparação com o grupo de pares (ADR-038)</w:t>
       </w:r>
+      <w:bookmarkEnd w:id="25"/>
     </w:p>
     <w:p>
       <w:pPr>
@@ -13254,9 +14492,11 @@
         <w:keepLines/>
         <w:spacing w:after="160" w:before="380"/>
       </w:pPr>
+      <w:bookmarkStart w:name="_Toc26" w:id="26"/>
       <w:r>
         <w:t xml:space="preserve">9. Portal</w:t>
       </w:r>
+      <w:bookmarkEnd w:id="26"/>
     </w:p>
     <w:tbl>
       <w:tblPr>
@@ -14307,9 +15547,11 @@
         <w:keepLines/>
         <w:spacing w:after="160" w:before="380"/>
       </w:pPr>
+      <w:bookmarkStart w:name="_Toc27" w:id="27"/>
       <w:r>
         <w:t xml:space="preserve">10. Operação</w:t>
       </w:r>
+      <w:bookmarkEnd w:id="27"/>
     </w:p>
     <w:tbl>
       <w:tblPr>
@@ -14686,9 +15928,11 @@
         <w:keepLines/>
         <w:spacing w:after="100" w:before="220"/>
       </w:pPr>
+      <w:bookmarkStart w:name="_Toc28" w:id="28"/>
       <w:r>
         <w:t xml:space="preserve">Configuração, uma vez</w:t>
       </w:r>
+      <w:bookmarkEnd w:id="28"/>
     </w:p>
     <w:p>
       <w:pPr>
@@ -14779,9 +16023,11 @@
         <w:keepLines/>
         <w:spacing w:after="100" w:before="220"/>
       </w:pPr>
+      <w:bookmarkStart w:name="_Toc29" w:id="29"/>
       <w:r>
         <w:t xml:space="preserve">Comandos locais</w:t>
       </w:r>
+      <w:bookmarkEnd w:id="29"/>
     </w:p>
     <w:tbl>
       <w:tblPr>
@@ -15004,9 +16250,11 @@
         <w:keepLines/>
         <w:spacing w:after="100" w:before="220"/>
       </w:pPr>
+      <w:bookmarkStart w:name="_Toc30" w:id="30"/>
       <w:r>
         <w:t xml:space="preserve">Limites</w:t>
       </w:r>
+      <w:bookmarkEnd w:id="30"/>
     </w:p>
     <w:p>
       <w:pPr>
@@ -15054,9 +16302,11 @@
         <w:keepLines/>
         <w:spacing w:after="160" w:before="380"/>
       </w:pPr>
+      <w:bookmarkStart w:name="_Toc31" w:id="31"/>
       <w:r>
         <w:t xml:space="preserve">11. Verificação</w:t>
       </w:r>
+      <w:bookmarkEnd w:id="31"/>
     </w:p>
     <w:tbl>
       <w:tblPr>
@@ -15357,9 +16607,11 @@
         <w:keepLines/>
         <w:spacing w:after="160" w:before="380"/>
       </w:pPr>
+      <w:bookmarkStart w:name="_Toc32" w:id="32"/>
       <w:r>
         <w:t xml:space="preserve">12. Próximos passos e riscos</w:t>
       </w:r>
+      <w:bookmarkEnd w:id="32"/>
     </w:p>
     <w:tbl>
       <w:tblPr>
@@ -16241,6 +17493,21 @@
   <w:style w:type="paragraph" w:styleId="Normal" w:default="1">
     <w:name w:val="Normal"/>
     <w:qFormat/>
+  </w:style>
+  <w:style w:type="table" w:styleId="TableNormal" w:default="true">
+    <w:name w:val="Normal Table"/>
+    <w:uiPriority w:val="99"/>
+    <w:semiHidden/>
+    <w:unhideWhenUsed/>
+    <w:tblPr>
+      <w:tblInd w:type="dxa" w:w="0"/>
+      <w:tblCellMar>
+        <w:top w:type="dxa" w:w="0"/>
+        <w:left w:type="dxa" w:w="108"/>
+        <w:bottom w:type="dxa" w:w="0"/>
+        <w:right w:type="dxa" w:w="108"/>
+      </w:tblCellMar>
+    </w:tblPr>
   </w:style>
   <w:style w:type="paragraph" w:styleId="Title">
     <w:name w:val="Title"/>

--- a/docs/DOC-13_Paineis.docx
+++ b/docs/DOC-13_Paineis.docx
@@ -267,7 +267,7 @@
                 <w:sz w:val="19"/>
                 <w:szCs w:val="19"/>
               </w:rPr>
-              <w:t xml:space="preserve">2.1</w:t>
+              <w:t xml:space="preserve">2.2</w:t>
             </w:r>
           </w:p>
         </w:tc>
@@ -915,14 +915,15 @@
         </w:p>
         <w:p>
           <w:pPr>
-            <w:pStyle w:val="TOC1"/>
+            <w:pStyle w:val="TOC2"/>
             <w:tabs>
               <w:tab w:val="right" w:pos="9638" w:leader="dot"/>
             </w:tabs>
+            <w:ind w:left="220"/>
           </w:pPr>
           <w:hyperlink w:history="1" w:anchor="_Toc21">
             <w:r>
-              <w:t xml:space="preserve">5. Estado guardado entre execuções</w:t>
+              <w:t xml:space="preserve">4.16 pessoas_juridicas.py</w:t>
             </w:r>
             <w:r>
               <w:tab/>
@@ -944,7 +945,7 @@
           </w:pPr>
           <w:hyperlink w:history="1" w:anchor="_Toc22">
             <w:r>
-              <w:t xml:space="preserve">6. Site publicado</w:t>
+              <w:t xml:space="preserve">5. Estado guardado entre execuções</w:t>
             </w:r>
             <w:r>
               <w:tab/>
@@ -966,7 +967,7 @@
           </w:pPr>
           <w:hyperlink w:history="1" w:anchor="_Toc23">
             <w:r>
-              <w:t xml:space="preserve">7. Regras de soma das contratações</w:t>
+              <w:t xml:space="preserve">6. Site publicado</w:t>
             </w:r>
             <w:r>
               <w:tab/>
@@ -988,7 +989,7 @@
           </w:pPr>
           <w:hyperlink w:history="1" w:anchor="_Toc24">
             <w:r>
-              <w:t xml:space="preserve">8. Avaliação da conformidade</w:t>
+              <w:t xml:space="preserve">7. Regras de soma das contratações</w:t>
             </w:r>
             <w:r>
               <w:tab/>
@@ -996,6 +997,28 @@
             <w:r>
               <w:fldChar w:fldCharType="begin" w:dirty="true"/>
               <w:instrText xml:space="preserve">PAGEREF _Toc24 \h</w:instrText>
+              <w:fldChar w:fldCharType="separate"/>
+              <w:fldChar w:fldCharType="end"/>
+            </w:r>
+          </w:hyperlink>
+        </w:p>
+        <w:p>
+          <w:pPr>
+            <w:pStyle w:val="TOC1"/>
+            <w:tabs>
+              <w:tab w:val="right" w:pos="9638" w:leader="dot"/>
+            </w:tabs>
+          </w:pPr>
+          <w:hyperlink w:history="1" w:anchor="_Toc25">
+            <w:r>
+              <w:t xml:space="preserve">8. Avaliação da conformidade</w:t>
+            </w:r>
+            <w:r>
+              <w:tab/>
+            </w:r>
+            <w:r>
+              <w:fldChar w:fldCharType="begin" w:dirty="true"/>
+              <w:instrText xml:space="preserve">PAGEREF _Toc25 \h</w:instrText>
               <w:fldChar w:fldCharType="separate"/>
               <w:fldChar w:fldCharType="end"/>
             </w:r>
@@ -1009,31 +1032,9 @@
             </w:tabs>
             <w:ind w:left="220"/>
           </w:pPr>
-          <w:hyperlink w:history="1" w:anchor="_Toc25">
+          <w:hyperlink w:history="1" w:anchor="_Toc26">
             <w:r>
               <w:t xml:space="preserve">8.1 Comparação com o grupo de pares (ADR-038)</w:t>
-            </w:r>
-            <w:r>
-              <w:tab/>
-            </w:r>
-            <w:r>
-              <w:fldChar w:fldCharType="begin" w:dirty="true"/>
-              <w:instrText xml:space="preserve">PAGEREF _Toc25 \h</w:instrText>
-              <w:fldChar w:fldCharType="separate"/>
-              <w:fldChar w:fldCharType="end"/>
-            </w:r>
-          </w:hyperlink>
-        </w:p>
-        <w:p>
-          <w:pPr>
-            <w:pStyle w:val="TOC1"/>
-            <w:tabs>
-              <w:tab w:val="right" w:pos="9638" w:leader="dot"/>
-            </w:tabs>
-          </w:pPr>
-          <w:hyperlink w:history="1" w:anchor="_Toc26">
-            <w:r>
-              <w:t xml:space="preserve">9. Portal</w:t>
             </w:r>
             <w:r>
               <w:tab/>
@@ -1055,7 +1056,7 @@
           </w:pPr>
           <w:hyperlink w:history="1" w:anchor="_Toc27">
             <w:r>
-              <w:t xml:space="preserve">10. Operação</w:t>
+              <w:t xml:space="preserve">9. Portal</w:t>
             </w:r>
             <w:r>
               <w:tab/>
@@ -1070,15 +1071,14 @@
         </w:p>
         <w:p>
           <w:pPr>
-            <w:pStyle w:val="TOC3"/>
+            <w:pStyle w:val="TOC1"/>
             <w:tabs>
               <w:tab w:val="right" w:pos="9638" w:leader="dot"/>
             </w:tabs>
-            <w:ind w:left="440"/>
           </w:pPr>
           <w:hyperlink w:history="1" w:anchor="_Toc28">
             <w:r>
-              <w:t xml:space="preserve">Configuração, uma vez</w:t>
+              <w:t xml:space="preserve">10. Operação</w:t>
             </w:r>
             <w:r>
               <w:tab/>
@@ -1101,7 +1101,7 @@
           </w:pPr>
           <w:hyperlink w:history="1" w:anchor="_Toc29">
             <w:r>
-              <w:t xml:space="preserve">Comandos locais</w:t>
+              <w:t xml:space="preserve">Configuração, uma vez</w:t>
             </w:r>
             <w:r>
               <w:tab/>
@@ -1124,7 +1124,7 @@
           </w:pPr>
           <w:hyperlink w:history="1" w:anchor="_Toc30">
             <w:r>
-              <w:t xml:space="preserve">Limites</w:t>
+              <w:t xml:space="preserve">Comandos locais</w:t>
             </w:r>
             <w:r>
               <w:tab/>
@@ -1139,14 +1139,15 @@
         </w:p>
         <w:p>
           <w:pPr>
-            <w:pStyle w:val="TOC1"/>
+            <w:pStyle w:val="TOC3"/>
             <w:tabs>
               <w:tab w:val="right" w:pos="9638" w:leader="dot"/>
             </w:tabs>
+            <w:ind w:left="440"/>
           </w:pPr>
           <w:hyperlink w:history="1" w:anchor="_Toc31">
             <w:r>
-              <w:t xml:space="preserve">11. Verificação</w:t>
+              <w:t xml:space="preserve">Limites</w:t>
             </w:r>
             <w:r>
               <w:tab/>
@@ -1168,7 +1169,7 @@
           </w:pPr>
           <w:hyperlink w:history="1" w:anchor="_Toc32">
             <w:r>
-              <w:t xml:space="preserve">12. Próximos passos e riscos</w:t>
+              <w:t xml:space="preserve">11. Verificação</w:t>
             </w:r>
             <w:r>
               <w:tab/>
@@ -1176,6 +1177,28 @@
             <w:r>
               <w:fldChar w:fldCharType="begin" w:dirty="true"/>
               <w:instrText xml:space="preserve">PAGEREF _Toc32 \h</w:instrText>
+              <w:fldChar w:fldCharType="separate"/>
+              <w:fldChar w:fldCharType="end"/>
+            </w:r>
+          </w:hyperlink>
+        </w:p>
+        <w:p>
+          <w:pPr>
+            <w:pStyle w:val="TOC1"/>
+            <w:tabs>
+              <w:tab w:val="right" w:pos="9638" w:leader="dot"/>
+            </w:tabs>
+          </w:pPr>
+          <w:hyperlink w:history="1" w:anchor="_Toc33">
+            <w:r>
+              <w:t xml:space="preserve">12. Próximos passos e riscos</w:t>
+            </w:r>
+            <w:r>
+              <w:tab/>
+            </w:r>
+            <w:r>
+              <w:fldChar w:fldCharType="begin" w:dirty="true"/>
+              <w:instrText xml:space="preserve">PAGEREF _Toc33 \h</w:instrText>
               <w:fldChar w:fldCharType="separate"/>
               <w:fldChar w:fldCharType="end"/>
             </w:r>
@@ -10827,16 +10850,397 @@
     </w:tbl>
     <w:p>
       <w:pPr>
+        <w:pStyle w:val="Heading2"/>
+        <w:keepNext/>
+        <w:keepLines/>
+        <w:spacing w:after="120" w:before="280"/>
+      </w:pPr>
+      <w:bookmarkStart w:name="_Toc21" w:id="21"/>
+      <w:r>
+        <w:t xml:space="preserve">4.16 pessoas_juridicas.py</w:t>
+      </w:r>
+      <w:bookmarkEnd w:id="21"/>
+    </w:p>
+    <w:tbl>
+      <w:tblPr>
+        <w:tblW w:type="dxa" w:w="9600"/>
+        <w:tblBorders>
+          <w:top w:val="single" w:color="BFBFBF" w:sz="4"/>
+          <w:left w:val="single" w:color="BFBFBF" w:sz="4"/>
+          <w:bottom w:val="single" w:color="BFBFBF" w:sz="4"/>
+          <w:right w:val="single" w:color="BFBFBF" w:sz="4"/>
+          <w:insideH w:val="single" w:color="D9D9D9" w:sz="2"/>
+          <w:insideV w:val="single" w:color="D9D9D9" w:sz="2"/>
+        </w:tblBorders>
+      </w:tblPr>
+      <w:tblGrid>
+        <w:gridCol w:w="2400"/>
+        <w:gridCol w:w="3300"/>
+        <w:gridCol w:w="3900"/>
+      </w:tblGrid>
+      <w:tr>
+        <w:trPr>
+          <w:tblHeader/>
+        </w:trPr>
+        <w:tc>
+          <w:tcPr>
+            <w:tcW w:type="dxa" w:w="2400"/>
+            <w:shd w:fill="1F3864" w:val="clear"/>
+            <w:tcMar>
+              <w:top w:type="dxa" w:w="80"/>
+              <w:left w:type="dxa" w:w="110"/>
+              <w:bottom w:type="dxa" w:w="80"/>
+              <w:right w:type="dxa" w:w="110"/>
+            </w:tcMar>
+            <w:vAlign w:val="center"/>
+          </w:tcPr>
+          <w:p>
+            <w:pPr>
+              <w:spacing w:after="0"/>
+            </w:pPr>
+            <w:r>
+              <w:rPr>
+                <w:b/>
+                <w:bCs/>
+                <w:color w:val="FFFFFF"/>
+                <w:sz w:val="19"/>
+                <w:szCs w:val="19"/>
+              </w:rPr>
+              <w:t xml:space="preserve">Nome</w:t>
+            </w:r>
+          </w:p>
+        </w:tc>
+        <w:tc>
+          <w:tcPr>
+            <w:tcW w:type="dxa" w:w="3300"/>
+            <w:shd w:fill="1F3864" w:val="clear"/>
+            <w:tcMar>
+              <w:top w:type="dxa" w:w="80"/>
+              <w:left w:type="dxa" w:w="110"/>
+              <w:bottom w:type="dxa" w:w="80"/>
+              <w:right w:type="dxa" w:w="110"/>
+            </w:tcMar>
+            <w:vAlign w:val="center"/>
+          </w:tcPr>
+          <w:p>
+            <w:pPr>
+              <w:spacing w:after="0"/>
+            </w:pPr>
+            <w:r>
+              <w:rPr>
+                <w:b/>
+                <w:bCs/>
+                <w:color w:val="FFFFFF"/>
+                <w:sz w:val="19"/>
+                <w:szCs w:val="19"/>
+              </w:rPr>
+              <w:t xml:space="preserve">O que faz</w:t>
+            </w:r>
+          </w:p>
+        </w:tc>
+        <w:tc>
+          <w:tcPr>
+            <w:tcW w:type="dxa" w:w="3900"/>
+            <w:shd w:fill="1F3864" w:val="clear"/>
+            <w:tcMar>
+              <w:top w:type="dxa" w:w="80"/>
+              <w:left w:type="dxa" w:w="110"/>
+              <w:bottom w:type="dxa" w:w="80"/>
+              <w:right w:type="dxa" w:w="110"/>
+            </w:tcMar>
+            <w:vAlign w:val="center"/>
+          </w:tcPr>
+          <w:p>
+            <w:pPr>
+              <w:spacing w:after="0"/>
+            </w:pPr>
+            <w:r>
+              <w:rPr>
+                <w:b/>
+                <w:bCs/>
+                <w:color w:val="FFFFFF"/>
+                <w:sz w:val="19"/>
+                <w:szCs w:val="19"/>
+              </w:rPr>
+              <w:t xml:space="preserve">Como e por quê</w:t>
+            </w:r>
+          </w:p>
+        </w:tc>
+      </w:tr>
+      <w:tr>
+        <w:trPr>
+          <w:cantSplit/>
+        </w:trPr>
+        <w:tc>
+          <w:tcPr>
+            <w:tcW w:type="dxa" w:w="2400"/>
+            <w:shd w:fill="FFFFFF" w:val="clear"/>
+            <w:tcMar>
+              <w:top w:type="dxa" w:w="70"/>
+              <w:left w:type="dxa" w:w="110"/>
+              <w:bottom w:type="dxa" w:w="70"/>
+              <w:right w:type="dxa" w:w="110"/>
+            </w:tcMar>
+            <w:vAlign w:val="center"/>
+          </w:tcPr>
+          <w:p>
+            <w:pPr>
+              <w:spacing w:after="0"/>
+            </w:pPr>
+            <w:r>
+              <w:rPr>
+                <w:rFonts w:ascii="Consolas" w:cs="Consolas" w:eastAsia="Consolas" w:hAnsi="Consolas"/>
+                <w:b w:val="false"/>
+                <w:bCs w:val="false"/>
+                <w:sz w:val="17"/>
+                <w:szCs w:val="17"/>
+              </w:rPr>
+              <w:t xml:space="preserve">de_contratacoes</w:t>
+            </w:r>
+          </w:p>
+        </w:tc>
+        <w:tc>
+          <w:tcPr>
+            <w:tcW w:type="dxa" w:w="3300"/>
+            <w:shd w:fill="FFFFFF" w:val="clear"/>
+            <w:tcMar>
+              <w:top w:type="dxa" w:w="70"/>
+              <w:left w:type="dxa" w:w="110"/>
+              <w:bottom w:type="dxa" w:w="70"/>
+              <w:right w:type="dxa" w:w="110"/>
+            </w:tcMar>
+            <w:vAlign w:val="center"/>
+          </w:tcPr>
+          <w:p>
+            <w:pPr>
+              <w:spacing w:after="0"/>
+            </w:pPr>
+            <w:r>
+              <w:rPr>
+                <w:b w:val="false"/>
+                <w:bCs w:val="false"/>
+                <w:sz w:val="17"/>
+                <w:szCs w:val="17"/>
+              </w:rPr>
+              <w:t xml:space="preserve">Os contratos de cada fornecedor pessoa jurídica por ente contratante e ano</w:t>
+            </w:r>
+          </w:p>
+        </w:tc>
+        <w:tc>
+          <w:tcPr>
+            <w:tcW w:type="dxa" w:w="3900"/>
+            <w:shd w:fill="FFFFFF" w:val="clear"/>
+            <w:tcMar>
+              <w:top w:type="dxa" w:w="70"/>
+              <w:left w:type="dxa" w:w="110"/>
+              <w:bottom w:type="dxa" w:w="70"/>
+              <w:right w:type="dxa" w:w="110"/>
+            </w:tcMar>
+            <w:vAlign w:val="center"/>
+          </w:tcPr>
+          <w:p>
+            <w:pPr>
+              <w:spacing w:after="0"/>
+            </w:pPr>
+            <w:r>
+              <w:rPr>
+                <w:b w:val="false"/>
+                <w:bCs w:val="false"/>
+                <w:sz w:val="17"/>
+                <w:szCs w:val="17"/>
+              </w:rPr>
+              <w:t xml:space="preserve">Da mesma soma do painel; o valor a conferir conta e não soma</w:t>
+            </w:r>
+          </w:p>
+        </w:tc>
+      </w:tr>
+      <w:tr>
+        <w:trPr>
+          <w:cantSplit/>
+        </w:trPr>
+        <w:tc>
+          <w:tcPr>
+            <w:tcW w:type="dxa" w:w="2400"/>
+            <w:shd w:fill="F2F2F2" w:val="clear"/>
+            <w:tcMar>
+              <w:top w:type="dxa" w:w="70"/>
+              <w:left w:type="dxa" w:w="110"/>
+              <w:bottom w:type="dxa" w:w="70"/>
+              <w:right w:type="dxa" w:w="110"/>
+            </w:tcMar>
+            <w:vAlign w:val="center"/>
+          </w:tcPr>
+          <w:p>
+            <w:pPr>
+              <w:spacing w:after="0"/>
+            </w:pPr>
+            <w:r>
+              <w:rPr>
+                <w:rFonts w:ascii="Consolas" w:cs="Consolas" w:eastAsia="Consolas" w:hAnsi="Consolas"/>
+                <w:b w:val="false"/>
+                <w:bCs w:val="false"/>
+                <w:sz w:val="17"/>
+                <w:szCs w:val="17"/>
+              </w:rPr>
+              <w:t xml:space="preserve">de_convenios, de_emendas</w:t>
+            </w:r>
+          </w:p>
+        </w:tc>
+        <w:tc>
+          <w:tcPr>
+            <w:tcW w:type="dxa" w:w="3300"/>
+            <w:shd w:fill="F2F2F2" w:val="clear"/>
+            <w:tcMar>
+              <w:top w:type="dxa" w:w="70"/>
+              <w:left w:type="dxa" w:w="110"/>
+              <w:bottom w:type="dxa" w:w="70"/>
+              <w:right w:type="dxa" w:w="110"/>
+            </w:tcMar>
+            <w:vAlign w:val="center"/>
+          </w:tcPr>
+          <w:p>
+            <w:pPr>
+              <w:spacing w:after="0"/>
+            </w:pPr>
+            <w:r>
+              <w:rPr>
+                <w:b w:val="false"/>
+                <w:bCs w:val="false"/>
+                <w:sz w:val="17"/>
+                <w:szCs w:val="17"/>
+              </w:rPr>
+              <w:t xml:space="preserve">Os convênios como convenente e o recebido de emendas como favorecido</w:t>
+            </w:r>
+          </w:p>
+        </w:tc>
+        <w:tc>
+          <w:tcPr>
+            <w:tcW w:type="dxa" w:w="3900"/>
+            <w:shd w:fill="F2F2F2" w:val="clear"/>
+            <w:tcMar>
+              <w:top w:type="dxa" w:w="70"/>
+              <w:left w:type="dxa" w:w="110"/>
+              <w:bottom w:type="dxa" w:w="70"/>
+              <w:right w:type="dxa" w:w="110"/>
+            </w:tcMar>
+            <w:vAlign w:val="center"/>
+          </w:tcPr>
+          <w:p>
+            <w:pPr>
+              <w:spacing w:after="0"/>
+            </w:pPr>
+            <w:r>
+              <w:rPr>
+                <w:b w:val="false"/>
+                <w:bCs w:val="false"/>
+                <w:sz w:val="17"/>
+                <w:szCs w:val="17"/>
+              </w:rPr>
+              <w:t xml:space="preserve">Dos estados das coletas da CGU (ADR-044 e ADR-045); objeto cortado em 160 caracteres</w:t>
+            </w:r>
+          </w:p>
+        </w:tc>
+      </w:tr>
+      <w:tr>
+        <w:trPr>
+          <w:cantSplit/>
+        </w:trPr>
+        <w:tc>
+          <w:tcPr>
+            <w:tcW w:type="dxa" w:w="2400"/>
+            <w:shd w:fill="FFFFFF" w:val="clear"/>
+            <w:tcMar>
+              <w:top w:type="dxa" w:w="70"/>
+              <w:left w:type="dxa" w:w="110"/>
+              <w:bottom w:type="dxa" w:w="70"/>
+              <w:right w:type="dxa" w:w="110"/>
+            </w:tcMar>
+            <w:vAlign w:val="center"/>
+          </w:tcPr>
+          <w:p>
+            <w:pPr>
+              <w:spacing w:after="0"/>
+            </w:pPr>
+            <w:r>
+              <w:rPr>
+                <w:rFonts w:ascii="Consolas" w:cs="Consolas" w:eastAsia="Consolas" w:hAnsi="Consolas"/>
+                <w:b w:val="false"/>
+                <w:bCs w:val="false"/>
+                <w:sz w:val="17"/>
+                <w:szCs w:val="17"/>
+              </w:rPr>
+              <w:t xml:space="preserve">publicar</w:t>
+            </w:r>
+          </w:p>
+        </w:tc>
+        <w:tc>
+          <w:tcPr>
+            <w:tcW w:type="dxa" w:w="3300"/>
+            <w:shd w:fill="FFFFFF" w:val="clear"/>
+            <w:tcMar>
+              <w:top w:type="dxa" w:w="70"/>
+              <w:left w:type="dxa" w:w="110"/>
+              <w:bottom w:type="dxa" w:w="70"/>
+              <w:right w:type="dxa" w:w="110"/>
+            </w:tcMar>
+            <w:vAlign w:val="center"/>
+          </w:tcPr>
+          <w:p>
+            <w:pPr>
+              <w:spacing w:after="0"/>
+            </w:pPr>
+            <w:r>
+              <w:rPr>
+                <w:b w:val="false"/>
+                <w:bCs w:val="false"/>
+                <w:sz w:val="17"/>
+                <w:szCs w:val="17"/>
+              </w:rPr>
+              <w:t xml:space="preserve">pj/&lt;grupo&gt;.json.gz (6º a 8º dígitos do CNPJ)</w:t>
+            </w:r>
+          </w:p>
+        </w:tc>
+        <w:tc>
+          <w:tcPr>
+            <w:tcW w:type="dxa" w:w="3900"/>
+            <w:shd w:fill="FFFFFF" w:val="clear"/>
+            <w:tcMar>
+              <w:top w:type="dxa" w:w="70"/>
+              <w:left w:type="dxa" w:w="110"/>
+              <w:bottom w:type="dxa" w:w="70"/>
+              <w:right w:type="dxa" w:w="110"/>
+            </w:tcMar>
+            <w:vAlign w:val="center"/>
+          </w:tcPr>
+          <w:p>
+            <w:pPr>
+              <w:spacing w:after="0"/>
+            </w:pPr>
+            <w:r>
+              <w:rPr>
+                <w:b w:val="false"/>
+                <w:bCs w:val="false"/>
+                <w:sz w:val="17"/>
+                <w:szCs w:val="17"/>
+              </w:rPr>
+              <w:t xml:space="preserve">Visão 360 da empresa ou entidade (ADR-049); mil arquivos de tamanho parecido</w:t>
+            </w:r>
+          </w:p>
+        </w:tc>
+      </w:tr>
+    </w:tbl>
+    <w:p>
+      <w:pPr>
         <w:pStyle w:val="Heading1"/>
         <w:keepNext/>
         <w:keepLines/>
         <w:spacing w:after="160" w:before="380"/>
       </w:pPr>
-      <w:bookmarkStart w:name="_Toc21" w:id="21"/>
+      <w:bookmarkStart w:name="_Toc22" w:id="22"/>
       <w:r>
         <w:t xml:space="preserve">5. Estado guardado entre execuções</w:t>
       </w:r>
-      <w:bookmarkEnd w:id="21"/>
+      <w:bookmarkEnd w:id="22"/>
     </w:p>
     <w:p>
       <w:pPr>
@@ -11824,11 +12228,11 @@
         <w:keepLines/>
         <w:spacing w:after="160" w:before="380"/>
       </w:pPr>
-      <w:bookmarkStart w:name="_Toc22" w:id="22"/>
+      <w:bookmarkStart w:name="_Toc23" w:id="23"/>
       <w:r>
         <w:t xml:space="preserve">6. Site publicado</w:t>
       </w:r>
-      <w:bookmarkEnd w:id="22"/>
+      <w:bookmarkEnd w:id="23"/>
     </w:p>
     <w:p>
       <w:pPr>
@@ -12896,7 +13300,7 @@
                 <w:sz w:val="17"/>
                 <w:szCs w:val="17"/>
               </w:rPr>
-              <w:t xml:space="preserve">cobertura.json</w:t>
+              <w:t xml:space="preserve">pj/&lt;grupo&gt;.json.gz</w:t>
             </w:r>
           </w:p>
         </w:tc>
@@ -12924,7 +13328,7 @@
                 <w:sz w:val="17"/>
                 <w:szCs w:val="17"/>
               </w:rPr>
-              <w:t xml:space="preserve">cobertura</w:t>
+              <w:t xml:space="preserve">pessoas-juridicas</w:t>
             </w:r>
           </w:p>
         </w:tc>
@@ -12951,7 +13355,7 @@
                 <w:sz w:val="17"/>
                 <w:szCs w:val="17"/>
               </w:rPr>
-              <w:t xml:space="preserve">Por ente: anos com publicação no PNCP, extrato coletado, DCA, RGF, RCL e a marca de até 20 mil habitantes; somas por UF e do Brasil (ADR-048)</w:t>
+              <w:t xml:space="preserve">Por CNPJ: contratos no PNCP por ente e ano, emendas recebidas e convênios com a União (ADR-049). Comprimido</w:t>
             </w:r>
           </w:p>
         </w:tc>
@@ -12984,6 +13388,94 @@
                 <w:sz w:val="17"/>
                 <w:szCs w:val="17"/>
               </w:rPr>
+              <w:t xml:space="preserve">cobertura.json</w:t>
+            </w:r>
+          </w:p>
+        </w:tc>
+        <w:tc>
+          <w:tcPr>
+            <w:tcW w:type="dxa" w:w="2200"/>
+            <w:shd w:fill="F2F2F2" w:val="clear"/>
+            <w:tcMar>
+              <w:top w:type="dxa" w:w="70"/>
+              <w:left w:type="dxa" w:w="110"/>
+              <w:bottom w:type="dxa" w:w="70"/>
+              <w:right w:type="dxa" w:w="110"/>
+            </w:tcMar>
+            <w:vAlign w:val="center"/>
+          </w:tcPr>
+          <w:p>
+            <w:pPr>
+              <w:spacing w:after="0"/>
+            </w:pPr>
+            <w:r>
+              <w:rPr>
+                <w:rFonts w:ascii="Consolas" w:cs="Consolas" w:eastAsia="Consolas" w:hAnsi="Consolas"/>
+                <w:b w:val="false"/>
+                <w:bCs w:val="false"/>
+                <w:sz w:val="17"/>
+                <w:szCs w:val="17"/>
+              </w:rPr>
+              <w:t xml:space="preserve">cobertura</w:t>
+            </w:r>
+          </w:p>
+        </w:tc>
+        <w:tc>
+          <w:tcPr>
+            <w:tcW w:type="dxa" w:w="4200"/>
+            <w:shd w:fill="F2F2F2" w:val="clear"/>
+            <w:tcMar>
+              <w:top w:type="dxa" w:w="70"/>
+              <w:left w:type="dxa" w:w="110"/>
+              <w:bottom w:type="dxa" w:w="70"/>
+              <w:right w:type="dxa" w:w="110"/>
+            </w:tcMar>
+            <w:vAlign w:val="center"/>
+          </w:tcPr>
+          <w:p>
+            <w:pPr>
+              <w:spacing w:after="0"/>
+            </w:pPr>
+            <w:r>
+              <w:rPr>
+                <w:b w:val="false"/>
+                <w:bCs w:val="false"/>
+                <w:sz w:val="17"/>
+                <w:szCs w:val="17"/>
+              </w:rPr>
+              <w:t xml:space="preserve">Por ente: anos com publicação no PNCP, extrato coletado, DCA, RGF, RCL e a marca de até 20 mil habitantes; somas por UF e do Brasil (ADR-048)</w:t>
+            </w:r>
+          </w:p>
+        </w:tc>
+      </w:tr>
+      <w:tr>
+        <w:trPr>
+          <w:cantSplit/>
+        </w:trPr>
+        <w:tc>
+          <w:tcPr>
+            <w:tcW w:type="dxa" w:w="3200"/>
+            <w:shd w:fill="FFFFFF" w:val="clear"/>
+            <w:tcMar>
+              <w:top w:type="dxa" w:w="70"/>
+              <w:left w:type="dxa" w:w="110"/>
+              <w:bottom w:type="dxa" w:w="70"/>
+              <w:right w:type="dxa" w:w="110"/>
+            </w:tcMar>
+            <w:vAlign w:val="center"/>
+          </w:tcPr>
+          <w:p>
+            <w:pPr>
+              <w:spacing w:after="0"/>
+            </w:pPr>
+            <w:r>
+              <w:rPr>
+                <w:rFonts w:ascii="Consolas" w:cs="Consolas" w:eastAsia="Consolas" w:hAnsi="Consolas"/>
+                <w:b w:val="false"/>
+                <w:bCs w:val="false"/>
+                <w:sz w:val="17"/>
+                <w:szCs w:val="17"/>
+              </w:rPr>
               <w:t xml:space="preserve">conformidade/pares/&lt;id&gt;.json</w:t>
             </w:r>
           </w:p>
@@ -12991,7 +13483,7 @@
         <w:tc>
           <w:tcPr>
             <w:tcW w:type="dxa" w:w="2200"/>
-            <w:shd w:fill="F2F2F2" w:val="clear"/>
+            <w:shd w:fill="FFFFFF" w:val="clear"/>
             <w:tcMar>
               <w:top w:type="dxa" w:w="70"/>
               <w:left w:type="dxa" w:w="110"/>
@@ -13019,7 +13511,7 @@
         <w:tc>
           <w:tcPr>
             <w:tcW w:type="dxa" w:w="4200"/>
-            <w:shd w:fill="F2F2F2" w:val="clear"/>
+            <w:shd w:fill="FFFFFF" w:val="clear"/>
             <w:tcMar>
               <w:top w:type="dxa" w:w="70"/>
               <w:left w:type="dxa" w:w="110"/>
@@ -13052,11 +13544,11 @@
         <w:keepLines/>
         <w:spacing w:after="160" w:before="380"/>
       </w:pPr>
-      <w:bookmarkStart w:name="_Toc23" w:id="23"/>
+      <w:bookmarkStart w:name="_Toc24" w:id="24"/>
       <w:r>
         <w:t xml:space="preserve">7. Regras de soma das contratações</w:t>
       </w:r>
-      <w:bookmarkEnd w:id="23"/>
+      <w:bookmarkEnd w:id="24"/>
     </w:p>
     <w:p>
       <w:pPr>
@@ -13218,11 +13710,11 @@
         <w:keepLines/>
         <w:spacing w:after="160" w:before="380"/>
       </w:pPr>
-      <w:bookmarkStart w:name="_Toc24" w:id="24"/>
+      <w:bookmarkStart w:name="_Toc25" w:id="25"/>
       <w:r>
         <w:t xml:space="preserve">8. Avaliação da conformidade</w:t>
       </w:r>
-      <w:bookmarkEnd w:id="24"/>
+      <w:bookmarkEnd w:id="25"/>
     </w:p>
     <w:tbl>
       <w:tblPr>
@@ -14455,11 +14947,11 @@
         <w:keepLines/>
         <w:spacing w:after="120" w:before="280"/>
       </w:pPr>
-      <w:bookmarkStart w:name="_Toc25" w:id="25"/>
+      <w:bookmarkStart w:name="_Toc26" w:id="26"/>
       <w:r>
         <w:t xml:space="preserve">8.1 Comparação com o grupo de pares (ADR-038)</w:t>
       </w:r>
-      <w:bookmarkEnd w:id="25"/>
+      <w:bookmarkEnd w:id="26"/>
     </w:p>
     <w:p>
       <w:pPr>
@@ -14492,11 +14984,11 @@
         <w:keepLines/>
         <w:spacing w:after="160" w:before="380"/>
       </w:pPr>
-      <w:bookmarkStart w:name="_Toc26" w:id="26"/>
+      <w:bookmarkStart w:name="_Toc27" w:id="27"/>
       <w:r>
         <w:t xml:space="preserve">9. Portal</w:t>
       </w:r>
-      <w:bookmarkEnd w:id="26"/>
+      <w:bookmarkEnd w:id="27"/>
     </w:p>
     <w:tbl>
       <w:tblPr>
@@ -15547,11 +16039,11 @@
         <w:keepLines/>
         <w:spacing w:after="160" w:before="380"/>
       </w:pPr>
-      <w:bookmarkStart w:name="_Toc27" w:id="27"/>
+      <w:bookmarkStart w:name="_Toc28" w:id="28"/>
       <w:r>
         <w:t xml:space="preserve">10. Operação</w:t>
       </w:r>
-      <w:bookmarkEnd w:id="27"/>
+      <w:bookmarkEnd w:id="28"/>
     </w:p>
     <w:tbl>
       <w:tblPr>
@@ -15928,11 +16420,11 @@
         <w:keepLines/>
         <w:spacing w:after="100" w:before="220"/>
       </w:pPr>
-      <w:bookmarkStart w:name="_Toc28" w:id="28"/>
+      <w:bookmarkStart w:name="_Toc29" w:id="29"/>
       <w:r>
         <w:t xml:space="preserve">Configuração, uma vez</w:t>
       </w:r>
-      <w:bookmarkEnd w:id="28"/>
+      <w:bookmarkEnd w:id="29"/>
     </w:p>
     <w:p>
       <w:pPr>
@@ -16023,11 +16515,11 @@
         <w:keepLines/>
         <w:spacing w:after="100" w:before="220"/>
       </w:pPr>
-      <w:bookmarkStart w:name="_Toc29" w:id="29"/>
+      <w:bookmarkStart w:name="_Toc30" w:id="30"/>
       <w:r>
         <w:t xml:space="preserve">Comandos locais</w:t>
       </w:r>
-      <w:bookmarkEnd w:id="29"/>
+      <w:bookmarkEnd w:id="30"/>
     </w:p>
     <w:tbl>
       <w:tblPr>
@@ -16250,11 +16742,11 @@
         <w:keepLines/>
         <w:spacing w:after="100" w:before="220"/>
       </w:pPr>
-      <w:bookmarkStart w:name="_Toc30" w:id="30"/>
+      <w:bookmarkStart w:name="_Toc31" w:id="31"/>
       <w:r>
         <w:t xml:space="preserve">Limites</w:t>
       </w:r>
-      <w:bookmarkEnd w:id="30"/>
+      <w:bookmarkEnd w:id="31"/>
     </w:p>
     <w:p>
       <w:pPr>
@@ -16302,11 +16794,11 @@
         <w:keepLines/>
         <w:spacing w:after="160" w:before="380"/>
       </w:pPr>
-      <w:bookmarkStart w:name="_Toc31" w:id="31"/>
+      <w:bookmarkStart w:name="_Toc32" w:id="32"/>
       <w:r>
         <w:t xml:space="preserve">11. Verificação</w:t>
       </w:r>
-      <w:bookmarkEnd w:id="31"/>
+      <w:bookmarkEnd w:id="32"/>
     </w:p>
     <w:tbl>
       <w:tblPr>
@@ -16607,11 +17099,11 @@
         <w:keepLines/>
         <w:spacing w:after="160" w:before="380"/>
       </w:pPr>
-      <w:bookmarkStart w:name="_Toc32" w:id="32"/>
+      <w:bookmarkStart w:name="_Toc33" w:id="33"/>
       <w:r>
         <w:t xml:space="preserve">12. Próximos passos e riscos</w:t>
       </w:r>
-      <w:bookmarkEnd w:id="32"/>
+      <w:bookmarkEnd w:id="33"/>
     </w:p>
     <w:tbl>
       <w:tblPr>

--- a/docs/DOC-13_Paineis.docx
+++ b/docs/DOC-13_Paineis.docx
@@ -10843,6 +10843,93 @@
                 <w:szCs w:val="17"/>
               </w:rPr>
               <w:t xml:space="preserve">Critério de saída da Fase 1 (ADR-048); mede o que o Lumen tem, não avalia o ente</w:t>
+            </w:r>
+          </w:p>
+        </w:tc>
+      </w:tr>
+      <w:tr>
+        <w:trPr>
+          <w:cantSplit/>
+        </w:trPr>
+        <w:tc>
+          <w:tcPr>
+            <w:tcW w:type="dxa" w:w="2400"/>
+            <w:shd w:fill="F2F2F2" w:val="clear"/>
+            <w:tcMar>
+              <w:top w:type="dxa" w:w="70"/>
+              <w:left w:type="dxa" w:w="110"/>
+              <w:bottom w:type="dxa" w:w="70"/>
+              <w:right w:type="dxa" w:w="110"/>
+            </w:tcMar>
+            <w:vAlign w:val="center"/>
+          </w:tcPr>
+          <w:p>
+            <w:pPr>
+              <w:spacing w:after="0"/>
+            </w:pPr>
+            <w:r>
+              <w:rPr>
+                <w:rFonts w:ascii="Consolas" w:cs="Consolas" w:eastAsia="Consolas" w:hAnsi="Consolas"/>
+                <w:b w:val="false"/>
+                <w:bCs w:val="false"/>
+                <w:sz w:val="17"/>
+                <w:szCs w:val="17"/>
+              </w:rPr>
+              <w:t xml:space="preserve">sem_ente</w:t>
+            </w:r>
+          </w:p>
+        </w:tc>
+        <w:tc>
+          <w:tcPr>
+            <w:tcW w:type="dxa" w:w="3300"/>
+            <w:shd w:fill="F2F2F2" w:val="clear"/>
+            <w:tcMar>
+              <w:top w:type="dxa" w:w="70"/>
+              <w:left w:type="dxa" w:w="110"/>
+              <w:bottom w:type="dxa" w:w="70"/>
+              <w:right w:type="dxa" w:w="110"/>
+            </w:tcMar>
+            <w:vAlign w:val="center"/>
+          </w:tcPr>
+          <w:p>
+            <w:pPr>
+              <w:spacing w:after="0"/>
+            </w:pPr>
+            <w:r>
+              <w:rPr>
+                <w:b w:val="false"/>
+                <w:bCs w:val="false"/>
+                <w:sz w:val="17"/>
+                <w:szCs w:val="17"/>
+              </w:rPr>
+              <w:t xml:space="preserve">O publicado sem ente: totais, fração dos processos e do valor e os 20 órgãos sem ente com mais processos</w:t>
+            </w:r>
+          </w:p>
+        </w:tc>
+        <w:tc>
+          <w:tcPr>
+            <w:tcW w:type="dxa" w:w="3900"/>
+            <w:shd w:fill="F2F2F2" w:val="clear"/>
+            <w:tcMar>
+              <w:top w:type="dxa" w:w="70"/>
+              <w:left w:type="dxa" w:w="110"/>
+              <w:bottom w:type="dxa" w:w="70"/>
+              <w:right w:type="dxa" w:w="110"/>
+            </w:tcMar>
+            <w:vAlign w:val="center"/>
+          </w:tcPr>
+          <w:p>
+            <w:pPr>
+              <w:spacing w:after="0"/>
+            </w:pPr>
+            <w:r>
+              <w:rPr>
+                <w:b w:val="false"/>
+                <w:bCs w:val="false"/>
+                <w:sz w:val="17"/>
+                <w:szCs w:val="17"/>
+              </w:rPr>
+              <w:t xml:space="preserve">Fica no panorama do Brasil e fora das linhas; em 2026, 13,9% do valor estimado</w:t>
             </w:r>
           </w:p>
         </w:tc>

--- a/docs/DOC-13_Paineis.docx
+++ b/docs/DOC-13_Paineis.docx
@@ -4650,7 +4650,7 @@
                 <w:sz w:val="17"/>
                 <w:szCs w:val="17"/>
               </w:rPr>
-              <w:t xml:space="preserve">Linha sem ente reconhecido vai só para o Brasil e para sem_ente</w:t>
+              <w:t xml:space="preserve">Linha sem ente reconhecido vai só para o Brasil e para sem_ente; antes, o órgão sem ente da lista de vínculos ganha o ente</w:t>
             </w:r>
           </w:p>
         </w:tc>
@@ -4683,7 +4683,7 @@
                 <w:sz w:val="17"/>
                 <w:szCs w:val="17"/>
               </w:rPr>
-              <w:t xml:space="preserve">ente_para_json</w:t>
+              <w:t xml:space="preserve">estatais_federais</w:t>
             </w:r>
           </w:p>
         </w:tc>
@@ -4710,7 +4710,7 @@
                 <w:sz w:val="17"/>
                 <w:szCs w:val="17"/>
               </w:rPr>
-              <w:t xml:space="preserve">Arquivo de um ente; o de um estado traz os municípios da UF</w:t>
+              <w:t xml:space="preserve">As estatais federais do cadastro da SEST pela raiz do CNPJ, ligadas à União</w:t>
             </w:r>
           </w:p>
         </w:tc>
@@ -4737,7 +4737,7 @@
                 <w:sz w:val="17"/>
                 <w:szCs w:val="17"/>
               </w:rPr>
-              <w:t xml:space="preserve">Municípios do cadastro e os que publicaram, por nome, com zero quando não publicaram</w:t>
+              <w:t xml:space="preserve">O PNCP publica algumas sem esfera (Caixa, EBSERH, BNDES); ADR-048</w:t>
             </w:r>
           </w:p>
         </w:tc>
@@ -4770,7 +4770,7 @@
                 <w:sz w:val="17"/>
                 <w:szCs w:val="17"/>
               </w:rPr>
-              <w:t xml:space="preserve">orgao_para_json</w:t>
+              <w:t xml:space="preserve">ente_para_json</w:t>
             </w:r>
           </w:p>
         </w:tc>
@@ -4797,7 +4797,7 @@
                 <w:sz w:val="17"/>
                 <w:szCs w:val="17"/>
               </w:rPr>
-              <w:t xml:space="preserve">Arquivo de um órgão, com o ente a que pertence</w:t>
+              <w:t xml:space="preserve">Arquivo de um ente; o de um estado traz os municípios da UF</w:t>
             </w:r>
           </w:p>
         </w:tc>
@@ -4824,7 +4824,7 @@
                 <w:sz w:val="17"/>
                 <w:szCs w:val="17"/>
               </w:rPr>
-              <w:t xml:space="preserve">Para quem procura uma entidade: um serviço autônomo de água e esgoto, uma fundação, uma empresa pública</w:t>
+              <w:t xml:space="preserve">Municípios do cadastro e os que publicaram, por nome, com zero quando não publicaram</w:t>
             </w:r>
           </w:p>
         </w:tc>
@@ -4857,7 +4857,7 @@
                 <w:sz w:val="17"/>
                 <w:szCs w:val="17"/>
               </w:rPr>
-              <w:t xml:space="preserve">teto_do_ente</w:t>
+              <w:t xml:space="preserve">orgao_para_json</w:t>
             </w:r>
           </w:p>
         </w:tc>
@@ -4884,7 +4884,7 @@
                 <w:sz w:val="17"/>
                 <w:szCs w:val="17"/>
               </w:rPr>
-              <w:t xml:space="preserve">Teto de plausibilidade de um processo ou contrato: R$ 10 bilhões ou R$ 20 mil por habitante do ente, o menor</w:t>
+              <w:t xml:space="preserve">Arquivo de um órgão, com o ente a que pertence</w:t>
             </w:r>
           </w:p>
         </w:tc>
@@ -4911,7 +4911,7 @@
                 <w:sz w:val="17"/>
                 <w:szCs w:val="17"/>
               </w:rPr>
-              <w:t xml:space="preserve">Acima dele, conta na quantidade e fica fora das somas, em "valores a conferir"</w:t>
+              <w:t xml:space="preserve">Para quem procura uma entidade: um serviço autônomo de água e esgoto, uma fundação, uma empresa pública</w:t>
             </w:r>
           </w:p>
         </w:tc>
@@ -4944,7 +4944,7 @@
                 <w:sz w:val="17"/>
                 <w:szCs w:val="17"/>
               </w:rPr>
-              <w:t xml:space="preserve">orgaos_para_busca</w:t>
+              <w:t xml:space="preserve">teto_do_ente</w:t>
             </w:r>
           </w:p>
         </w:tc>
@@ -4971,7 +4971,7 @@
                 <w:sz w:val="17"/>
                 <w:szCs w:val="17"/>
               </w:rPr>
-              <w:t xml:space="preserve">Todo órgão com publicação no período: CNPJ, razão social, ente, esfera, processos e contratos</w:t>
+              <w:t xml:space="preserve">Teto de plausibilidade de um processo ou contrato: R$ 10 bilhões ou R$ 20 mil por habitante do ente, o menor</w:t>
             </w:r>
           </w:p>
         </w:tc>
@@ -4998,7 +4998,7 @@
                 <w:sz w:val="17"/>
                 <w:szCs w:val="17"/>
               </w:rPr>
-              <w:t xml:space="preserve">Para a busca do portal achar uma entidade pelo nome, pela sigla ou pelo CNPJ</w:t>
+              <w:t xml:space="preserve">Acima dele, conta na quantidade e fica fora das somas, em "valores a conferir"</w:t>
             </w:r>
           </w:p>
         </w:tc>
@@ -5031,7 +5031,7 @@
                 <w:sz w:val="17"/>
                 <w:szCs w:val="17"/>
               </w:rPr>
-              <w:t xml:space="preserve">panorama_para_json</w:t>
+              <w:t xml:space="preserve">orgaos_para_busca</w:t>
             </w:r>
           </w:p>
         </w:tc>
@@ -5058,7 +5058,7 @@
                 <w:sz w:val="17"/>
                 <w:szCs w:val="17"/>
               </w:rPr>
-              <w:t xml:space="preserve">Brasil: esferas, UFs (governo do estado e municípios), meses, modalidades, 30 maiores fornecedores</w:t>
+              <w:t xml:space="preserve">Todo órgão com publicação no período: CNPJ, razão social, ente, esfera, processos e contratos</w:t>
             </w:r>
           </w:p>
         </w:tc>
@@ -5085,7 +5085,7 @@
                 <w:sz w:val="17"/>
                 <w:szCs w:val="17"/>
               </w:rPr>
-              <w:t xml:space="preserve">UFs em ordem alfabética; nada ordenado por risco</w:t>
+              <w:t xml:space="preserve">Para a busca do portal achar uma entidade pelo nome, pela sigla ou pelo CNPJ</w:t>
             </w:r>
           </w:p>
         </w:tc>
@@ -5118,6 +5118,93 @@
                 <w:sz w:val="17"/>
                 <w:szCs w:val="17"/>
               </w:rPr>
+              <w:t xml:space="preserve">panorama_para_json</w:t>
+            </w:r>
+          </w:p>
+        </w:tc>
+        <w:tc>
+          <w:tcPr>
+            <w:tcW w:type="dxa" w:w="3300"/>
+            <w:shd w:fill="FFFFFF" w:val="clear"/>
+            <w:tcMar>
+              <w:top w:type="dxa" w:w="70"/>
+              <w:left w:type="dxa" w:w="110"/>
+              <w:bottom w:type="dxa" w:w="70"/>
+              <w:right w:type="dxa" w:w="110"/>
+            </w:tcMar>
+            <w:vAlign w:val="center"/>
+          </w:tcPr>
+          <w:p>
+            <w:pPr>
+              <w:spacing w:after="0"/>
+            </w:pPr>
+            <w:r>
+              <w:rPr>
+                <w:b w:val="false"/>
+                <w:bCs w:val="false"/>
+                <w:sz w:val="17"/>
+                <w:szCs w:val="17"/>
+              </w:rPr>
+              <w:t xml:space="preserve">Brasil: esferas, UFs (governo do estado e municípios), meses, modalidades, 30 maiores fornecedores</w:t>
+            </w:r>
+          </w:p>
+        </w:tc>
+        <w:tc>
+          <w:tcPr>
+            <w:tcW w:type="dxa" w:w="3900"/>
+            <w:shd w:fill="FFFFFF" w:val="clear"/>
+            <w:tcMar>
+              <w:top w:type="dxa" w:w="70"/>
+              <w:left w:type="dxa" w:w="110"/>
+              <w:bottom w:type="dxa" w:w="70"/>
+              <w:right w:type="dxa" w:w="110"/>
+            </w:tcMar>
+            <w:vAlign w:val="center"/>
+          </w:tcPr>
+          <w:p>
+            <w:pPr>
+              <w:spacing w:after="0"/>
+            </w:pPr>
+            <w:r>
+              <w:rPr>
+                <w:b w:val="false"/>
+                <w:bCs w:val="false"/>
+                <w:sz w:val="17"/>
+                <w:szCs w:val="17"/>
+              </w:rPr>
+              <w:t xml:space="preserve">UFs em ordem alfabética; nada ordenado por risco</w:t>
+            </w:r>
+          </w:p>
+        </w:tc>
+      </w:tr>
+      <w:tr>
+        <w:trPr>
+          <w:cantSplit/>
+        </w:trPr>
+        <w:tc>
+          <w:tcPr>
+            <w:tcW w:type="dxa" w:w="2400"/>
+            <w:shd w:fill="F2F2F2" w:val="clear"/>
+            <w:tcMar>
+              <w:top w:type="dxa" w:w="70"/>
+              <w:left w:type="dxa" w:w="110"/>
+              <w:bottom w:type="dxa" w:w="70"/>
+              <w:right w:type="dxa" w:w="110"/>
+            </w:tcMar>
+            <w:vAlign w:val="center"/>
+          </w:tcPr>
+          <w:p>
+            <w:pPr>
+              <w:spacing w:after="0"/>
+            </w:pPr>
+            <w:r>
+              <w:rPr>
+                <w:rFonts w:ascii="Consolas" w:cs="Consolas" w:eastAsia="Consolas" w:hAnsi="Consolas"/>
+                <w:b w:val="false"/>
+                <w:bCs w:val="false"/>
+                <w:sz w:val="17"/>
+                <w:szCs w:val="17"/>
+              </w:rPr>
               <w:t xml:space="preserve">Painel.cobertura</w:t>
             </w:r>
           </w:p>
@@ -5125,7 +5212,7 @@
         <w:tc>
           <w:tcPr>
             <w:tcW w:type="dxa" w:w="3300"/>
-            <w:shd w:fill="FFFFFF" w:val="clear"/>
+            <w:shd w:fill="F2F2F2" w:val="clear"/>
             <w:tcMar>
               <w:top w:type="dxa" w:w="70"/>
               <w:left w:type="dxa" w:w="110"/>
@@ -5152,7 +5239,7 @@
         <w:tc>
           <w:tcPr>
             <w:tcW w:type="dxa" w:w="3900"/>
-            <w:shd w:fill="FFFFFF" w:val="clear"/>
+            <w:shd w:fill="F2F2F2" w:val="clear"/>
             <w:tcMar>
               <w:top w:type="dxa" w:w="70"/>
               <w:left w:type="dxa" w:w="110"/>
@@ -10929,7 +11016,7 @@
                 <w:sz w:val="17"/>
                 <w:szCs w:val="17"/>
               </w:rPr>
-              <w:t xml:space="preserve">Fica no panorama do Brasil e fora das linhas; em 2026, 13,9% do valor estimado</w:t>
+              <w:t xml:space="preserve">Fica no panorama do Brasil e fora das linhas; em 2026, 9,8% do valor estimado, depois das estatais federais</w:t>
             </w:r>
           </w:p>
         </w:tc>

--- a/docs/DOC-13_Paineis.docx
+++ b/docs/DOC-13_Paineis.docx
@@ -11398,6 +11398,93 @@
                 <w:szCs w:val="17"/>
               </w:rPr>
               <w:t xml:space="preserve">Visão 360 da empresa ou entidade (ADR-049); mil arquivos de tamanho parecido</w:t>
+            </w:r>
+          </w:p>
+        </w:tc>
+      </w:tr>
+      <w:tr>
+        <w:trPr>
+          <w:cantSplit/>
+        </w:trPr>
+        <w:tc>
+          <w:tcPr>
+            <w:tcW w:type="dxa" w:w="2400"/>
+            <w:shd w:fill="F2F2F2" w:val="clear"/>
+            <w:tcMar>
+              <w:top w:type="dxa" w:w="70"/>
+              <w:left w:type="dxa" w:w="110"/>
+              <w:bottom w:type="dxa" w:w="70"/>
+              <w:right w:type="dxa" w:w="110"/>
+            </w:tcMar>
+            <w:vAlign w:val="center"/>
+          </w:tcPr>
+          <w:p>
+            <w:pPr>
+              <w:spacing w:after="0"/>
+            </w:pPr>
+            <w:r>
+              <w:rPr>
+                <w:rFonts w:ascii="Consolas" w:cs="Consolas" w:eastAsia="Consolas" w:hAnsi="Consolas"/>
+                <w:b w:val="false"/>
+                <w:bCs w:val="false"/>
+                <w:sz w:val="17"/>
+                <w:szCs w:val="17"/>
+              </w:rPr>
+              <w:t xml:space="preserve">normalizar, palavras_da_busca, montar_busca</w:t>
+            </w:r>
+          </w:p>
+        </w:tc>
+        <w:tc>
+          <w:tcPr>
+            <w:tcW w:type="dxa" w:w="3300"/>
+            <w:shd w:fill="F2F2F2" w:val="clear"/>
+            <w:tcMar>
+              <w:top w:type="dxa" w:w="70"/>
+              <w:left w:type="dxa" w:w="110"/>
+              <w:bottom w:type="dxa" w:w="70"/>
+              <w:right w:type="dxa" w:w="110"/>
+            </w:tcMar>
+            <w:vAlign w:val="center"/>
+          </w:tcPr>
+          <w:p>
+            <w:pPr>
+              <w:spacing w:after="0"/>
+            </w:pPr>
+            <w:r>
+              <w:rPr>
+                <w:b w:val="false"/>
+                <w:bCs w:val="false"/>
+                <w:sz w:val="17"/>
+                <w:szCs w:val="17"/>
+              </w:rPr>
+              <w:t xml:space="preserve">A busca pelo nome: pj/busca/&lt;prefixo&gt;.json.gz e o índice</w:t>
+            </w:r>
+          </w:p>
+        </w:tc>
+        <w:tc>
+          <w:tcPr>
+            <w:tcW w:type="dxa" w:w="3900"/>
+            <w:shd w:fill="F2F2F2" w:val="clear"/>
+            <w:tcMar>
+              <w:top w:type="dxa" w:w="70"/>
+              <w:left w:type="dxa" w:w="110"/>
+              <w:bottom w:type="dxa" w:w="70"/>
+              <w:right w:type="dxa" w:w="110"/>
+            </w:tcMar>
+            <w:vAlign w:val="center"/>
+          </w:tcPr>
+          <w:p>
+            <w:pPr>
+              <w:spacing w:after="0"/>
+            </w:pPr>
+            <w:r>
+              <w:rPr>
+                <w:b w:val="false"/>
+                <w:bCs w:val="false"/>
+                <w:sz w:val="17"/>
+                <w:szCs w:val="17"/>
+              </w:rPr>
+              <w:t xml:space="preserve">Prefixo de duas letras de cada palavra (três quando passa de 10 mil nomes); normalização igual à do portal</w:t>
             </w:r>
           </w:p>
         </w:tc>

--- a/docs/DOC-13_Paineis.docx
+++ b/docs/DOC-13_Paineis.docx
@@ -267,7 +267,7 @@
                 <w:sz w:val="19"/>
                 <w:szCs w:val="19"/>
               </w:rPr>
-              <w:t xml:space="preserve">2.2</w:t>
+              <w:t xml:space="preserve">2.3</w:t>
             </w:r>
           </w:p>
         </w:tc>
@@ -923,7 +923,7 @@
           </w:pPr>
           <w:hyperlink w:history="1" w:anchor="_Toc21">
             <w:r>
-              <w:t xml:space="preserve">4.16 pessoas_juridicas.py</w:t>
+              <w:t xml:space="preserve">4.16 tce_rs.py</w:t>
             </w:r>
             <w:r>
               <w:tab/>
@@ -938,14 +938,15 @@
         </w:p>
         <w:p>
           <w:pPr>
-            <w:pStyle w:val="TOC1"/>
+            <w:pStyle w:val="TOC2"/>
             <w:tabs>
               <w:tab w:val="right" w:pos="9638" w:leader="dot"/>
             </w:tabs>
+            <w:ind w:left="220"/>
           </w:pPr>
           <w:hyperlink w:history="1" w:anchor="_Toc22">
             <w:r>
-              <w:t xml:space="preserve">5. Estado guardado entre execuções</w:t>
+              <w:t xml:space="preserve">4.17 pessoas_juridicas.py</w:t>
             </w:r>
             <w:r>
               <w:tab/>
@@ -967,7 +968,7 @@
           </w:pPr>
           <w:hyperlink w:history="1" w:anchor="_Toc23">
             <w:r>
-              <w:t xml:space="preserve">6. Site publicado</w:t>
+              <w:t xml:space="preserve">5. Estado guardado entre execuções</w:t>
             </w:r>
             <w:r>
               <w:tab/>
@@ -989,7 +990,7 @@
           </w:pPr>
           <w:hyperlink w:history="1" w:anchor="_Toc24">
             <w:r>
-              <w:t xml:space="preserve">7. Regras de soma das contratações</w:t>
+              <w:t xml:space="preserve">6. Site publicado</w:t>
             </w:r>
             <w:r>
               <w:tab/>
@@ -1011,7 +1012,7 @@
           </w:pPr>
           <w:hyperlink w:history="1" w:anchor="_Toc25">
             <w:r>
-              <w:t xml:space="preserve">8. Avaliação da conformidade</w:t>
+              <w:t xml:space="preserve">7. Regras de soma das contratações</w:t>
             </w:r>
             <w:r>
               <w:tab/>
@@ -1019,6 +1020,28 @@
             <w:r>
               <w:fldChar w:fldCharType="begin" w:dirty="true"/>
               <w:instrText xml:space="preserve">PAGEREF _Toc25 \h</w:instrText>
+              <w:fldChar w:fldCharType="separate"/>
+              <w:fldChar w:fldCharType="end"/>
+            </w:r>
+          </w:hyperlink>
+        </w:p>
+        <w:p>
+          <w:pPr>
+            <w:pStyle w:val="TOC1"/>
+            <w:tabs>
+              <w:tab w:val="right" w:pos="9638" w:leader="dot"/>
+            </w:tabs>
+          </w:pPr>
+          <w:hyperlink w:history="1" w:anchor="_Toc26">
+            <w:r>
+              <w:t xml:space="preserve">8. Avaliação da conformidade</w:t>
+            </w:r>
+            <w:r>
+              <w:tab/>
+            </w:r>
+            <w:r>
+              <w:fldChar w:fldCharType="begin" w:dirty="true"/>
+              <w:instrText xml:space="preserve">PAGEREF _Toc26 \h</w:instrText>
               <w:fldChar w:fldCharType="separate"/>
               <w:fldChar w:fldCharType="end"/>
             </w:r>
@@ -1032,31 +1055,9 @@
             </w:tabs>
             <w:ind w:left="220"/>
           </w:pPr>
-          <w:hyperlink w:history="1" w:anchor="_Toc26">
+          <w:hyperlink w:history="1" w:anchor="_Toc27">
             <w:r>
               <w:t xml:space="preserve">8.1 Comparação com o grupo de pares (ADR-038)</w:t>
-            </w:r>
-            <w:r>
-              <w:tab/>
-            </w:r>
-            <w:r>
-              <w:fldChar w:fldCharType="begin" w:dirty="true"/>
-              <w:instrText xml:space="preserve">PAGEREF _Toc26 \h</w:instrText>
-              <w:fldChar w:fldCharType="separate"/>
-              <w:fldChar w:fldCharType="end"/>
-            </w:r>
-          </w:hyperlink>
-        </w:p>
-        <w:p>
-          <w:pPr>
-            <w:pStyle w:val="TOC1"/>
-            <w:tabs>
-              <w:tab w:val="right" w:pos="9638" w:leader="dot"/>
-            </w:tabs>
-          </w:pPr>
-          <w:hyperlink w:history="1" w:anchor="_Toc27">
-            <w:r>
-              <w:t xml:space="preserve">9. Portal</w:t>
             </w:r>
             <w:r>
               <w:tab/>
@@ -1078,7 +1079,7 @@
           </w:pPr>
           <w:hyperlink w:history="1" w:anchor="_Toc28">
             <w:r>
-              <w:t xml:space="preserve">10. Operação</w:t>
+              <w:t xml:space="preserve">9. Portal</w:t>
             </w:r>
             <w:r>
               <w:tab/>
@@ -1093,15 +1094,14 @@
         </w:p>
         <w:p>
           <w:pPr>
-            <w:pStyle w:val="TOC3"/>
+            <w:pStyle w:val="TOC1"/>
             <w:tabs>
               <w:tab w:val="right" w:pos="9638" w:leader="dot"/>
             </w:tabs>
-            <w:ind w:left="440"/>
           </w:pPr>
           <w:hyperlink w:history="1" w:anchor="_Toc29">
             <w:r>
-              <w:t xml:space="preserve">Configuração, uma vez</w:t>
+              <w:t xml:space="preserve">10. Operação</w:t>
             </w:r>
             <w:r>
               <w:tab/>
@@ -1124,7 +1124,7 @@
           </w:pPr>
           <w:hyperlink w:history="1" w:anchor="_Toc30">
             <w:r>
-              <w:t xml:space="preserve">Comandos locais</w:t>
+              <w:t xml:space="preserve">Configuração, uma vez</w:t>
             </w:r>
             <w:r>
               <w:tab/>
@@ -1147,7 +1147,7 @@
           </w:pPr>
           <w:hyperlink w:history="1" w:anchor="_Toc31">
             <w:r>
-              <w:t xml:space="preserve">Limites</w:t>
+              <w:t xml:space="preserve">Comandos locais</w:t>
             </w:r>
             <w:r>
               <w:tab/>
@@ -1162,14 +1162,15 @@
         </w:p>
         <w:p>
           <w:pPr>
-            <w:pStyle w:val="TOC1"/>
+            <w:pStyle w:val="TOC3"/>
             <w:tabs>
               <w:tab w:val="right" w:pos="9638" w:leader="dot"/>
             </w:tabs>
+            <w:ind w:left="440"/>
           </w:pPr>
           <w:hyperlink w:history="1" w:anchor="_Toc32">
             <w:r>
-              <w:t xml:space="preserve">11. Verificação</w:t>
+              <w:t xml:space="preserve">Limites</w:t>
             </w:r>
             <w:r>
               <w:tab/>
@@ -1191,7 +1192,7 @@
           </w:pPr>
           <w:hyperlink w:history="1" w:anchor="_Toc33">
             <w:r>
-              <w:t xml:space="preserve">12. Próximos passos e riscos</w:t>
+              <w:t xml:space="preserve">11. Verificação</w:t>
             </w:r>
             <w:r>
               <w:tab/>
@@ -1199,6 +1200,28 @@
             <w:r>
               <w:fldChar w:fldCharType="begin" w:dirty="true"/>
               <w:instrText xml:space="preserve">PAGEREF _Toc33 \h</w:instrText>
+              <w:fldChar w:fldCharType="separate"/>
+              <w:fldChar w:fldCharType="end"/>
+            </w:r>
+          </w:hyperlink>
+        </w:p>
+        <w:p>
+          <w:pPr>
+            <w:pStyle w:val="TOC1"/>
+            <w:tabs>
+              <w:tab w:val="right" w:pos="9638" w:leader="dot"/>
+            </w:tabs>
+          </w:pPr>
+          <w:hyperlink w:history="1" w:anchor="_Toc34">
+            <w:r>
+              <w:t xml:space="preserve">12. Próximos passos e riscos</w:t>
+            </w:r>
+            <w:r>
+              <w:tab/>
+            </w:r>
+            <w:r>
+              <w:fldChar w:fldCharType="begin" w:dirty="true"/>
+              <w:instrText xml:space="preserve">PAGEREF _Toc34 \h</w:instrText>
               <w:fldChar w:fldCharType="separate"/>
               <w:fldChar w:fldCharType="end"/>
             </w:r>
@@ -11031,7 +11054,7 @@
       </w:pPr>
       <w:bookmarkStart w:name="_Toc21" w:id="21"/>
       <w:r>
-        <w:t xml:space="preserve">4.16 pessoas_juridicas.py</w:t>
+        <w:t xml:space="preserve">4.16 tce_rs.py</w:t>
       </w:r>
       <w:bookmarkEnd w:id="21"/>
     </w:p>
@@ -11169,6 +11192,561 @@
                 <w:sz w:val="17"/>
                 <w:szCs w:val="17"/>
               </w:rPr>
+              <w:t xml:space="preserve">cabecalho, ArquivoRemoto</w:t>
+            </w:r>
+          </w:p>
+        </w:tc>
+        <w:tc>
+          <w:tcPr>
+            <w:tcW w:type="dxa" w:w="3300"/>
+            <w:shd w:fill="FFFFFF" w:val="clear"/>
+            <w:tcMar>
+              <w:top w:type="dxa" w:w="70"/>
+              <w:left w:type="dxa" w:w="110"/>
+              <w:bottom w:type="dxa" w:w="70"/>
+              <w:right w:type="dxa" w:w="110"/>
+            </w:tcMar>
+            <w:vAlign w:val="center"/>
+          </w:tcPr>
+          <w:p>
+            <w:pPr>
+              <w:spacing w:after="0"/>
+            </w:pPr>
+            <w:r>
+              <w:rPr>
+                <w:b w:val="false"/>
+                <w:bCs w:val="false"/>
+                <w:sz w:val="17"/>
+                <w:szCs w:val="17"/>
+              </w:rPr>
+              <w:t xml:space="preserve">O tamanho e a etiqueta de cada ZIP e a leitura por partes (Range)</w:t>
+            </w:r>
+          </w:p>
+        </w:tc>
+        <w:tc>
+          <w:tcPr>
+            <w:tcW w:type="dxa" w:w="3900"/>
+            <w:shd w:fill="FFFFFF" w:val="clear"/>
+            <w:tcMar>
+              <w:top w:type="dxa" w:w="70"/>
+              <w:left w:type="dxa" w:w="110"/>
+              <w:bottom w:type="dxa" w:w="70"/>
+              <w:right w:type="dxa" w:w="110"/>
+            </w:tcMar>
+            <w:vAlign w:val="center"/>
+          </w:tcPr>
+          <w:p>
+            <w:pPr>
+              <w:spacing w:after="0"/>
+            </w:pPr>
+            <w:r>
+              <w:rPr>
+                <w:b w:val="false"/>
+                <w:bCs w:val="false"/>
+                <w:sz w:val="17"/>
+                <w:szCs w:val="17"/>
+              </w:rPr>
+              <w:t xml:space="preserve">Cada ZIP anual repete a tabela de pessoas (80 MB); lendo por partes, cada ano custa uns 5 MB</w:t>
+            </w:r>
+          </w:p>
+        </w:tc>
+      </w:tr>
+      <w:tr>
+        <w:trPr>
+          <w:cantSplit/>
+        </w:trPr>
+        <w:tc>
+          <w:tcPr>
+            <w:tcW w:type="dxa" w:w="2400"/>
+            <w:shd w:fill="F2F2F2" w:val="clear"/>
+            <w:tcMar>
+              <w:top w:type="dxa" w:w="70"/>
+              <w:left w:type="dxa" w:w="110"/>
+              <w:bottom w:type="dxa" w:w="70"/>
+              <w:right w:type="dxa" w:w="110"/>
+            </w:tcMar>
+            <w:vAlign w:val="center"/>
+          </w:tcPr>
+          <w:p>
+            <w:pPr>
+              <w:spacing w:after="0"/>
+            </w:pPr>
+            <w:r>
+              <w:rPr>
+                <w:rFonts w:ascii="Consolas" w:cs="Consolas" w:eastAsia="Consolas" w:hAnsi="Consolas"/>
+                <w:b w:val="false"/>
+                <w:bCs w:val="false"/>
+                <w:sz w:val="17"/>
+                <w:szCs w:val="17"/>
+              </w:rPr>
+              <w:t xml:space="preserve">ler_orgaos</w:t>
+            </w:r>
+          </w:p>
+        </w:tc>
+        <w:tc>
+          <w:tcPr>
+            <w:tcW w:type="dxa" w:w="3300"/>
+            <w:shd w:fill="F2F2F2" w:val="clear"/>
+            <w:tcMar>
+              <w:top w:type="dxa" w:w="70"/>
+              <w:left w:type="dxa" w:w="110"/>
+              <w:bottom w:type="dxa" w:w="70"/>
+              <w:right w:type="dxa" w:w="110"/>
+            </w:tcMar>
+            <w:vAlign w:val="center"/>
+          </w:tcPr>
+          <w:p>
+            <w:pPr>
+              <w:spacing w:after="0"/>
+            </w:pPr>
+            <w:r>
+              <w:rPr>
+                <w:b w:val="false"/>
+                <w:bCs w:val="false"/>
+                <w:sz w:val="17"/>
+                <w:szCs w:val="17"/>
+              </w:rPr>
+              <w:t xml:space="preserve">Os órgãos auditados no ente: municipais no município, estaduais no estado</w:t>
+            </w:r>
+          </w:p>
+        </w:tc>
+        <w:tc>
+          <w:tcPr>
+            <w:tcW w:type="dxa" w:w="3900"/>
+            <w:shd w:fill="F2F2F2" w:val="clear"/>
+            <w:tcMar>
+              <w:top w:type="dxa" w:w="70"/>
+              <w:left w:type="dxa" w:w="110"/>
+              <w:bottom w:type="dxa" w:w="70"/>
+              <w:right w:type="dxa" w:w="110"/>
+            </w:tcMar>
+            <w:vAlign w:val="center"/>
+          </w:tcPr>
+          <w:p>
+            <w:pPr>
+              <w:spacing w:after="0"/>
+            </w:pPr>
+            <w:r>
+              <w:rPr>
+                <w:b w:val="false"/>
+                <w:bCs w:val="false"/>
+                <w:sz w:val="17"/>
+                <w:szCs w:val="17"/>
+              </w:rPr>
+              <w:t xml:space="preserve">Consórcios administrativos e associações ficam sem ente, como no PNCP</w:t>
+            </w:r>
+          </w:p>
+        </w:tc>
+      </w:tr>
+      <w:tr>
+        <w:trPr>
+          <w:cantSplit/>
+        </w:trPr>
+        <w:tc>
+          <w:tcPr>
+            <w:tcW w:type="dxa" w:w="2400"/>
+            <w:shd w:fill="FFFFFF" w:val="clear"/>
+            <w:tcMar>
+              <w:top w:type="dxa" w:w="70"/>
+              <w:left w:type="dxa" w:w="110"/>
+              <w:bottom w:type="dxa" w:w="70"/>
+              <w:right w:type="dxa" w:w="110"/>
+            </w:tcMar>
+            <w:vAlign w:val="center"/>
+          </w:tcPr>
+          <w:p>
+            <w:pPr>
+              <w:spacing w:after="0"/>
+            </w:pPr>
+            <w:r>
+              <w:rPr>
+                <w:rFonts w:ascii="Consolas" w:cs="Consolas" w:eastAsia="Consolas" w:hAnsi="Consolas"/>
+                <w:b w:val="false"/>
+                <w:bCs w:val="false"/>
+                <w:sz w:val="17"/>
+                <w:szCs w:val="17"/>
+              </w:rPr>
+              <w:t xml:space="preserve">ler_ano, ler_nomes</w:t>
+            </w:r>
+          </w:p>
+        </w:tc>
+        <w:tc>
+          <w:tcPr>
+            <w:tcW w:type="dxa" w:w="3300"/>
+            <w:shd w:fill="FFFFFF" w:val="clear"/>
+            <w:tcMar>
+              <w:top w:type="dxa" w:w="70"/>
+              <w:left w:type="dxa" w:w="110"/>
+              <w:bottom w:type="dxa" w:w="70"/>
+              <w:right w:type="dxa" w:w="110"/>
+            </w:tcMar>
+            <w:vAlign w:val="center"/>
+          </w:tcPr>
+          <w:p>
+            <w:pPr>
+              <w:spacing w:after="0"/>
+            </w:pPr>
+            <w:r>
+              <w:rPr>
+                <w:b w:val="false"/>
+                <w:bCs w:val="false"/>
+                <w:sz w:val="17"/>
+                <w:szCs w:val="17"/>
+              </w:rPr>
+              <w:t xml:space="preserve">Os contratos de um ano por ente (contratos, valor, fora do teto, pessoa física, aditivos) e por CNPJ; os nomes das empresas</w:t>
+            </w:r>
+          </w:p>
+        </w:tc>
+        <w:tc>
+          <w:tcPr>
+            <w:tcW w:type="dxa" w:w="3900"/>
+            <w:shd w:fill="FFFFFF" w:val="clear"/>
+            <w:tcMar>
+              <w:top w:type="dxa" w:w="70"/>
+              <w:left w:type="dxa" w:w="110"/>
+              <w:bottom w:type="dxa" w:w="70"/>
+              <w:right w:type="dxa" w:w="110"/>
+            </w:tcMar>
+            <w:vAlign w:val="center"/>
+          </w:tcPr>
+          <w:p>
+            <w:pPr>
+              <w:spacing w:after="0"/>
+            </w:pPr>
+            <w:r>
+              <w:rPr>
+                <w:b w:val="false"/>
+                <w:bCs w:val="false"/>
+                <w:sz w:val="17"/>
+                <w:szCs w:val="17"/>
+              </w:rPr>
+              <w:t xml:space="preserve">Mesmo teto de plausibilidade do PNCP; o CPF nunca é guardado; o nome do MEI sai mascarado</w:t>
+            </w:r>
+          </w:p>
+        </w:tc>
+      </w:tr>
+      <w:tr>
+        <w:trPr>
+          <w:cantSplit/>
+        </w:trPr>
+        <w:tc>
+          <w:tcPr>
+            <w:tcW w:type="dxa" w:w="2400"/>
+            <w:shd w:fill="F2F2F2" w:val="clear"/>
+            <w:tcMar>
+              <w:top w:type="dxa" w:w="70"/>
+              <w:left w:type="dxa" w:w="110"/>
+              <w:bottom w:type="dxa" w:w="70"/>
+              <w:right w:type="dxa" w:w="110"/>
+            </w:tcMar>
+            <w:vAlign w:val="center"/>
+          </w:tcPr>
+          <w:p>
+            <w:pPr>
+              <w:spacing w:after="0"/>
+            </w:pPr>
+            <w:r>
+              <w:rPr>
+                <w:rFonts w:ascii="Consolas" w:cs="Consolas" w:eastAsia="Consolas" w:hAnsi="Consolas"/>
+                <w:b w:val="false"/>
+                <w:bCs w:val="false"/>
+                <w:sz w:val="17"/>
+                <w:szCs w:val="17"/>
+              </w:rPr>
+              <w:t xml:space="preserve">precisa_ler, coletar (lumen painel tce-rs)</w:t>
+            </w:r>
+          </w:p>
+        </w:tc>
+        <w:tc>
+          <w:tcPr>
+            <w:tcW w:type="dxa" w:w="3300"/>
+            <w:shd w:fill="F2F2F2" w:val="clear"/>
+            <w:tcMar>
+              <w:top w:type="dxa" w:w="70"/>
+              <w:left w:type="dxa" w:w="110"/>
+              <w:bottom w:type="dxa" w:w="70"/>
+              <w:right w:type="dxa" w:w="110"/>
+            </w:tcMar>
+            <w:vAlign w:val="center"/>
+          </w:tcPr>
+          <w:p>
+            <w:pPr>
+              <w:spacing w:after="0"/>
+            </w:pPr>
+            <w:r>
+              <w:rPr>
+                <w:b w:val="false"/>
+                <w:bCs w:val="false"/>
+                <w:sz w:val="17"/>
+                <w:szCs w:val="17"/>
+              </w:rPr>
+              <w:t xml:space="preserve">Lê só os anos que mudaram e grava tce-rs.json.gz depois de cada um</w:t>
+            </w:r>
+          </w:p>
+        </w:tc>
+        <w:tc>
+          <w:tcPr>
+            <w:tcW w:type="dxa" w:w="3900"/>
+            <w:shd w:fill="F2F2F2" w:val="clear"/>
+            <w:tcMar>
+              <w:top w:type="dxa" w:w="70"/>
+              <w:left w:type="dxa" w:w="110"/>
+              <w:bottom w:type="dxa" w:w="70"/>
+              <w:right w:type="dxa" w:w="110"/>
+            </w:tcMar>
+            <w:vAlign w:val="center"/>
+          </w:tcPr>
+          <w:p>
+            <w:pPr>
+              <w:spacing w:after="0"/>
+            </w:pPr>
+            <w:r>
+              <w:rPr>
+                <w:b w:val="false"/>
+                <w:bCs w:val="false"/>
+                <w:sz w:val="17"/>
+                <w:szCs w:val="17"/>
+              </w:rPr>
+              <w:t xml:space="preserve">Ano fechado só quando muda de tamanho; o corrente e o anterior, uma vez por semana</w:t>
+            </w:r>
+          </w:p>
+        </w:tc>
+      </w:tr>
+      <w:tr>
+        <w:trPr>
+          <w:cantSplit/>
+        </w:trPr>
+        <w:tc>
+          <w:tcPr>
+            <w:tcW w:type="dxa" w:w="2400"/>
+            <w:shd w:fill="FFFFFF" w:val="clear"/>
+            <w:tcMar>
+              <w:top w:type="dxa" w:w="70"/>
+              <w:left w:type="dxa" w:w="110"/>
+              <w:bottom w:type="dxa" w:w="70"/>
+              <w:right w:type="dxa" w:w="110"/>
+            </w:tcMar>
+            <w:vAlign w:val="center"/>
+          </w:tcPr>
+          <w:p>
+            <w:pPr>
+              <w:spacing w:after="0"/>
+            </w:pPr>
+            <w:r>
+              <w:rPr>
+                <w:rFonts w:ascii="Consolas" w:cs="Consolas" w:eastAsia="Consolas" w:hAnsi="Consolas"/>
+                <w:b w:val="false"/>
+                <w:bCs w:val="false"/>
+                <w:sz w:val="17"/>
+                <w:szCs w:val="17"/>
+              </w:rPr>
+              <w:t xml:space="preserve">publicar</w:t>
+            </w:r>
+          </w:p>
+        </w:tc>
+        <w:tc>
+          <w:tcPr>
+            <w:tcW w:type="dxa" w:w="3300"/>
+            <w:shd w:fill="FFFFFF" w:val="clear"/>
+            <w:tcMar>
+              <w:top w:type="dxa" w:w="70"/>
+              <w:left w:type="dxa" w:w="110"/>
+              <w:bottom w:type="dxa" w:w="70"/>
+              <w:right w:type="dxa" w:w="110"/>
+            </w:tcMar>
+            <w:vAlign w:val="center"/>
+          </w:tcPr>
+          <w:p>
+            <w:pPr>
+              <w:spacing w:after="0"/>
+            </w:pPr>
+            <w:r>
+              <w:rPr>
+                <w:b w:val="false"/>
+                <w:bCs w:val="false"/>
+                <w:sz w:val="17"/>
+                <w:szCs w:val="17"/>
+              </w:rPr>
+              <w:t xml:space="preserve">tce/ente/&lt;grupo&gt;.json.gz: por ente, os anos e os 100 maiores fornecedores</w:t>
+            </w:r>
+          </w:p>
+        </w:tc>
+        <w:tc>
+          <w:tcPr>
+            <w:tcW w:type="dxa" w:w="3900"/>
+            <w:shd w:fill="FFFFFF" w:val="clear"/>
+            <w:tcMar>
+              <w:top w:type="dxa" w:w="70"/>
+              <w:left w:type="dxa" w:w="110"/>
+              <w:bottom w:type="dxa" w:w="70"/>
+              <w:right w:type="dxa" w:w="110"/>
+            </w:tcMar>
+            <w:vAlign w:val="center"/>
+          </w:tcPr>
+          <w:p>
+            <w:pPr>
+              <w:spacing w:after="0"/>
+            </w:pPr>
+            <w:r>
+              <w:rPr>
+                <w:b w:val="false"/>
+                <w:bCs w:val="false"/>
+                <w:sz w:val="17"/>
+                <w:szCs w:val="17"/>
+              </w:rPr>
+              <w:t xml:space="preserve">Lido no mandato aberto de Governos municipais; não se soma ao PNCP (ADR-050)</w:t>
+            </w:r>
+          </w:p>
+        </w:tc>
+      </w:tr>
+    </w:tbl>
+    <w:p>
+      <w:pPr>
+        <w:pStyle w:val="Heading2"/>
+        <w:keepNext/>
+        <w:keepLines/>
+        <w:spacing w:after="120" w:before="280"/>
+      </w:pPr>
+      <w:bookmarkStart w:name="_Toc22" w:id="22"/>
+      <w:r>
+        <w:t xml:space="preserve">4.17 pessoas_juridicas.py</w:t>
+      </w:r>
+      <w:bookmarkEnd w:id="22"/>
+    </w:p>
+    <w:tbl>
+      <w:tblPr>
+        <w:tblW w:type="dxa" w:w="9600"/>
+        <w:tblBorders>
+          <w:top w:val="single" w:color="BFBFBF" w:sz="4"/>
+          <w:left w:val="single" w:color="BFBFBF" w:sz="4"/>
+          <w:bottom w:val="single" w:color="BFBFBF" w:sz="4"/>
+          <w:right w:val="single" w:color="BFBFBF" w:sz="4"/>
+          <w:insideH w:val="single" w:color="D9D9D9" w:sz="2"/>
+          <w:insideV w:val="single" w:color="D9D9D9" w:sz="2"/>
+        </w:tblBorders>
+      </w:tblPr>
+      <w:tblGrid>
+        <w:gridCol w:w="2400"/>
+        <w:gridCol w:w="3300"/>
+        <w:gridCol w:w="3900"/>
+      </w:tblGrid>
+      <w:tr>
+        <w:trPr>
+          <w:tblHeader/>
+        </w:trPr>
+        <w:tc>
+          <w:tcPr>
+            <w:tcW w:type="dxa" w:w="2400"/>
+            <w:shd w:fill="1F3864" w:val="clear"/>
+            <w:tcMar>
+              <w:top w:type="dxa" w:w="80"/>
+              <w:left w:type="dxa" w:w="110"/>
+              <w:bottom w:type="dxa" w:w="80"/>
+              <w:right w:type="dxa" w:w="110"/>
+            </w:tcMar>
+            <w:vAlign w:val="center"/>
+          </w:tcPr>
+          <w:p>
+            <w:pPr>
+              <w:spacing w:after="0"/>
+            </w:pPr>
+            <w:r>
+              <w:rPr>
+                <w:b/>
+                <w:bCs/>
+                <w:color w:val="FFFFFF"/>
+                <w:sz w:val="19"/>
+                <w:szCs w:val="19"/>
+              </w:rPr>
+              <w:t xml:space="preserve">Nome</w:t>
+            </w:r>
+          </w:p>
+        </w:tc>
+        <w:tc>
+          <w:tcPr>
+            <w:tcW w:type="dxa" w:w="3300"/>
+            <w:shd w:fill="1F3864" w:val="clear"/>
+            <w:tcMar>
+              <w:top w:type="dxa" w:w="80"/>
+              <w:left w:type="dxa" w:w="110"/>
+              <w:bottom w:type="dxa" w:w="80"/>
+              <w:right w:type="dxa" w:w="110"/>
+            </w:tcMar>
+            <w:vAlign w:val="center"/>
+          </w:tcPr>
+          <w:p>
+            <w:pPr>
+              <w:spacing w:after="0"/>
+            </w:pPr>
+            <w:r>
+              <w:rPr>
+                <w:b/>
+                <w:bCs/>
+                <w:color w:val="FFFFFF"/>
+                <w:sz w:val="19"/>
+                <w:szCs w:val="19"/>
+              </w:rPr>
+              <w:t xml:space="preserve">O que faz</w:t>
+            </w:r>
+          </w:p>
+        </w:tc>
+        <w:tc>
+          <w:tcPr>
+            <w:tcW w:type="dxa" w:w="3900"/>
+            <w:shd w:fill="1F3864" w:val="clear"/>
+            <w:tcMar>
+              <w:top w:type="dxa" w:w="80"/>
+              <w:left w:type="dxa" w:w="110"/>
+              <w:bottom w:type="dxa" w:w="80"/>
+              <w:right w:type="dxa" w:w="110"/>
+            </w:tcMar>
+            <w:vAlign w:val="center"/>
+          </w:tcPr>
+          <w:p>
+            <w:pPr>
+              <w:spacing w:after="0"/>
+            </w:pPr>
+            <w:r>
+              <w:rPr>
+                <w:b/>
+                <w:bCs/>
+                <w:color w:val="FFFFFF"/>
+                <w:sz w:val="19"/>
+                <w:szCs w:val="19"/>
+              </w:rPr>
+              <w:t xml:space="preserve">Como e por quê</w:t>
+            </w:r>
+          </w:p>
+        </w:tc>
+      </w:tr>
+      <w:tr>
+        <w:trPr>
+          <w:cantSplit/>
+        </w:trPr>
+        <w:tc>
+          <w:tcPr>
+            <w:tcW w:type="dxa" w:w="2400"/>
+            <w:shd w:fill="FFFFFF" w:val="clear"/>
+            <w:tcMar>
+              <w:top w:type="dxa" w:w="70"/>
+              <w:left w:type="dxa" w:w="110"/>
+              <w:bottom w:type="dxa" w:w="70"/>
+              <w:right w:type="dxa" w:w="110"/>
+            </w:tcMar>
+            <w:vAlign w:val="center"/>
+          </w:tcPr>
+          <w:p>
+            <w:pPr>
+              <w:spacing w:after="0"/>
+            </w:pPr>
+            <w:r>
+              <w:rPr>
+                <w:rFonts w:ascii="Consolas" w:cs="Consolas" w:eastAsia="Consolas" w:hAnsi="Consolas"/>
+                <w:b w:val="false"/>
+                <w:bCs w:val="false"/>
+                <w:sz w:val="17"/>
+                <w:szCs w:val="17"/>
+              </w:rPr>
               <w:t xml:space="preserve">de_contratacoes</w:t>
             </w:r>
           </w:p>
@@ -11497,11 +12075,11 @@
         <w:keepLines/>
         <w:spacing w:after="160" w:before="380"/>
       </w:pPr>
-      <w:bookmarkStart w:name="_Toc22" w:id="22"/>
+      <w:bookmarkStart w:name="_Toc23" w:id="23"/>
       <w:r>
         <w:t xml:space="preserve">5. Estado guardado entre execuções</w:t>
       </w:r>
-      <w:bookmarkEnd w:id="22"/>
+      <w:bookmarkEnd w:id="23"/>
     </w:p>
     <w:p>
       <w:pPr>
@@ -12489,11 +13067,11 @@
         <w:keepLines/>
         <w:spacing w:after="160" w:before="380"/>
       </w:pPr>
-      <w:bookmarkStart w:name="_Toc23" w:id="23"/>
+      <w:bookmarkStart w:name="_Toc24" w:id="24"/>
       <w:r>
         <w:t xml:space="preserve">6. Site publicado</w:t>
       </w:r>
-      <w:bookmarkEnd w:id="23"/>
+      <w:bookmarkEnd w:id="24"/>
     </w:p>
     <w:p>
       <w:pPr>
@@ -13561,7 +14139,7 @@
                 <w:sz w:val="17"/>
                 <w:szCs w:val="17"/>
               </w:rPr>
-              <w:t xml:space="preserve">pj/&lt;grupo&gt;.json.gz</w:t>
+              <w:t xml:space="preserve">tce/ente/&lt;grupo&gt;.json.gz</w:t>
             </w:r>
           </w:p>
         </w:tc>
@@ -13589,7 +14167,7 @@
                 <w:sz w:val="17"/>
                 <w:szCs w:val="17"/>
               </w:rPr>
-              <w:t xml:space="preserve">pessoas-juridicas</w:t>
+              <w:t xml:space="preserve">tce-entes</w:t>
             </w:r>
           </w:p>
         </w:tc>
@@ -13616,7 +14194,7 @@
                 <w:sz w:val="17"/>
                 <w:szCs w:val="17"/>
               </w:rPr>
-              <w:t xml:space="preserve">Por CNPJ: contratos no PNCP por ente e ano, emendas recebidas e convênios com a União (ADR-049). Comprimido</w:t>
+              <w:t xml:space="preserve">Por ente: contratos no tribunal de contas por ano do contrato e os 100 maiores fornecedores (ADR-050). Comprimido</w:t>
             </w:r>
           </w:p>
         </w:tc>
@@ -13649,7 +14227,7 @@
                 <w:sz w:val="17"/>
                 <w:szCs w:val="17"/>
               </w:rPr>
-              <w:t xml:space="preserve">cobertura.json</w:t>
+              <w:t xml:space="preserve">pj/&lt;grupo&gt;.json.gz</w:t>
             </w:r>
           </w:p>
         </w:tc>
@@ -13677,7 +14255,7 @@
                 <w:sz w:val="17"/>
                 <w:szCs w:val="17"/>
               </w:rPr>
-              <w:t xml:space="preserve">cobertura</w:t>
+              <w:t xml:space="preserve">pessoas-juridicas</w:t>
             </w:r>
           </w:p>
         </w:tc>
@@ -13704,7 +14282,7 @@
                 <w:sz w:val="17"/>
                 <w:szCs w:val="17"/>
               </w:rPr>
-              <w:t xml:space="preserve">Por ente: anos com publicação no PNCP, extrato coletado, DCA, RGF, RCL e a marca de até 20 mil habitantes; somas por UF e do Brasil (ADR-048)</w:t>
+              <w:t xml:space="preserve">Por CNPJ: contratos no PNCP por ente e ano, emendas recebidas e convênios com a União (ADR-049). Comprimido</w:t>
             </w:r>
           </w:p>
         </w:tc>
@@ -13737,6 +14315,94 @@
                 <w:sz w:val="17"/>
                 <w:szCs w:val="17"/>
               </w:rPr>
+              <w:t xml:space="preserve">cobertura.json</w:t>
+            </w:r>
+          </w:p>
+        </w:tc>
+        <w:tc>
+          <w:tcPr>
+            <w:tcW w:type="dxa" w:w="2200"/>
+            <w:shd w:fill="FFFFFF" w:val="clear"/>
+            <w:tcMar>
+              <w:top w:type="dxa" w:w="70"/>
+              <w:left w:type="dxa" w:w="110"/>
+              <w:bottom w:type="dxa" w:w="70"/>
+              <w:right w:type="dxa" w:w="110"/>
+            </w:tcMar>
+            <w:vAlign w:val="center"/>
+          </w:tcPr>
+          <w:p>
+            <w:pPr>
+              <w:spacing w:after="0"/>
+            </w:pPr>
+            <w:r>
+              <w:rPr>
+                <w:rFonts w:ascii="Consolas" w:cs="Consolas" w:eastAsia="Consolas" w:hAnsi="Consolas"/>
+                <w:b w:val="false"/>
+                <w:bCs w:val="false"/>
+                <w:sz w:val="17"/>
+                <w:szCs w:val="17"/>
+              </w:rPr>
+              <w:t xml:space="preserve">cobertura</w:t>
+            </w:r>
+          </w:p>
+        </w:tc>
+        <w:tc>
+          <w:tcPr>
+            <w:tcW w:type="dxa" w:w="4200"/>
+            <w:shd w:fill="FFFFFF" w:val="clear"/>
+            <w:tcMar>
+              <w:top w:type="dxa" w:w="70"/>
+              <w:left w:type="dxa" w:w="110"/>
+              <w:bottom w:type="dxa" w:w="70"/>
+              <w:right w:type="dxa" w:w="110"/>
+            </w:tcMar>
+            <w:vAlign w:val="center"/>
+          </w:tcPr>
+          <w:p>
+            <w:pPr>
+              <w:spacing w:after="0"/>
+            </w:pPr>
+            <w:r>
+              <w:rPr>
+                <w:b w:val="false"/>
+                <w:bCs w:val="false"/>
+                <w:sz w:val="17"/>
+                <w:szCs w:val="17"/>
+              </w:rPr>
+              <w:t xml:space="preserve">Por ente: anos com publicação no PNCP, extrato coletado, DCA, RGF, RCL e a marca de até 20 mil habitantes; somas por UF e do Brasil (ADR-048)</w:t>
+            </w:r>
+          </w:p>
+        </w:tc>
+      </w:tr>
+      <w:tr>
+        <w:trPr>
+          <w:cantSplit/>
+        </w:trPr>
+        <w:tc>
+          <w:tcPr>
+            <w:tcW w:type="dxa" w:w="3200"/>
+            <w:shd w:fill="F2F2F2" w:val="clear"/>
+            <w:tcMar>
+              <w:top w:type="dxa" w:w="70"/>
+              <w:left w:type="dxa" w:w="110"/>
+              <w:bottom w:type="dxa" w:w="70"/>
+              <w:right w:type="dxa" w:w="110"/>
+            </w:tcMar>
+            <w:vAlign w:val="center"/>
+          </w:tcPr>
+          <w:p>
+            <w:pPr>
+              <w:spacing w:after="0"/>
+            </w:pPr>
+            <w:r>
+              <w:rPr>
+                <w:rFonts w:ascii="Consolas" w:cs="Consolas" w:eastAsia="Consolas" w:hAnsi="Consolas"/>
+                <w:b w:val="false"/>
+                <w:bCs w:val="false"/>
+                <w:sz w:val="17"/>
+                <w:szCs w:val="17"/>
+              </w:rPr>
               <w:t xml:space="preserve">conformidade/pares/&lt;id&gt;.json</w:t>
             </w:r>
           </w:p>
@@ -13744,7 +14410,7 @@
         <w:tc>
           <w:tcPr>
             <w:tcW w:type="dxa" w:w="2200"/>
-            <w:shd w:fill="FFFFFF" w:val="clear"/>
+            <w:shd w:fill="F2F2F2" w:val="clear"/>
             <w:tcMar>
               <w:top w:type="dxa" w:w="70"/>
               <w:left w:type="dxa" w:w="110"/>
@@ -13772,7 +14438,7 @@
         <w:tc>
           <w:tcPr>
             <w:tcW w:type="dxa" w:w="4200"/>
-            <w:shd w:fill="FFFFFF" w:val="clear"/>
+            <w:shd w:fill="F2F2F2" w:val="clear"/>
             <w:tcMar>
               <w:top w:type="dxa" w:w="70"/>
               <w:left w:type="dxa" w:w="110"/>
@@ -13805,11 +14471,11 @@
         <w:keepLines/>
         <w:spacing w:after="160" w:before="380"/>
       </w:pPr>
-      <w:bookmarkStart w:name="_Toc24" w:id="24"/>
+      <w:bookmarkStart w:name="_Toc25" w:id="25"/>
       <w:r>
         <w:t xml:space="preserve">7. Regras de soma das contratações</w:t>
       </w:r>
-      <w:bookmarkEnd w:id="24"/>
+      <w:bookmarkEnd w:id="25"/>
     </w:p>
     <w:p>
       <w:pPr>
@@ -13971,11 +14637,11 @@
         <w:keepLines/>
         <w:spacing w:after="160" w:before="380"/>
       </w:pPr>
-      <w:bookmarkStart w:name="_Toc25" w:id="25"/>
+      <w:bookmarkStart w:name="_Toc26" w:id="26"/>
       <w:r>
         <w:t xml:space="preserve">8. Avaliação da conformidade</w:t>
       </w:r>
-      <w:bookmarkEnd w:id="25"/>
+      <w:bookmarkEnd w:id="26"/>
     </w:p>
     <w:tbl>
       <w:tblPr>
@@ -15208,11 +15874,11 @@
         <w:keepLines/>
         <w:spacing w:after="120" w:before="280"/>
       </w:pPr>
-      <w:bookmarkStart w:name="_Toc26" w:id="26"/>
+      <w:bookmarkStart w:name="_Toc27" w:id="27"/>
       <w:r>
         <w:t xml:space="preserve">8.1 Comparação com o grupo de pares (ADR-038)</w:t>
       </w:r>
-      <w:bookmarkEnd w:id="26"/>
+      <w:bookmarkEnd w:id="27"/>
     </w:p>
     <w:p>
       <w:pPr>
@@ -15245,11 +15911,11 @@
         <w:keepLines/>
         <w:spacing w:after="160" w:before="380"/>
       </w:pPr>
-      <w:bookmarkStart w:name="_Toc27" w:id="27"/>
+      <w:bookmarkStart w:name="_Toc28" w:id="28"/>
       <w:r>
         <w:t xml:space="preserve">9. Portal</w:t>
       </w:r>
-      <w:bookmarkEnd w:id="27"/>
+      <w:bookmarkEnd w:id="28"/>
     </w:p>
     <w:tbl>
       <w:tblPr>
@@ -16300,11 +16966,11 @@
         <w:keepLines/>
         <w:spacing w:after="160" w:before="380"/>
       </w:pPr>
-      <w:bookmarkStart w:name="_Toc28" w:id="28"/>
+      <w:bookmarkStart w:name="_Toc29" w:id="29"/>
       <w:r>
         <w:t xml:space="preserve">10. Operação</w:t>
       </w:r>
-      <w:bookmarkEnd w:id="28"/>
+      <w:bookmarkEnd w:id="29"/>
     </w:p>
     <w:tbl>
       <w:tblPr>
@@ -16681,11 +17347,11 @@
         <w:keepLines/>
         <w:spacing w:after="100" w:before="220"/>
       </w:pPr>
-      <w:bookmarkStart w:name="_Toc29" w:id="29"/>
+      <w:bookmarkStart w:name="_Toc30" w:id="30"/>
       <w:r>
         <w:t xml:space="preserve">Configuração, uma vez</w:t>
       </w:r>
-      <w:bookmarkEnd w:id="29"/>
+      <w:bookmarkEnd w:id="30"/>
     </w:p>
     <w:p>
       <w:pPr>
@@ -16776,11 +17442,11 @@
         <w:keepLines/>
         <w:spacing w:after="100" w:before="220"/>
       </w:pPr>
-      <w:bookmarkStart w:name="_Toc30" w:id="30"/>
+      <w:bookmarkStart w:name="_Toc31" w:id="31"/>
       <w:r>
         <w:t xml:space="preserve">Comandos locais</w:t>
       </w:r>
-      <w:bookmarkEnd w:id="30"/>
+      <w:bookmarkEnd w:id="31"/>
     </w:p>
     <w:tbl>
       <w:tblPr>
@@ -17003,11 +17669,11 @@
         <w:keepLines/>
         <w:spacing w:after="100" w:before="220"/>
       </w:pPr>
-      <w:bookmarkStart w:name="_Toc31" w:id="31"/>
+      <w:bookmarkStart w:name="_Toc32" w:id="32"/>
       <w:r>
         <w:t xml:space="preserve">Limites</w:t>
       </w:r>
-      <w:bookmarkEnd w:id="31"/>
+      <w:bookmarkEnd w:id="32"/>
     </w:p>
     <w:p>
       <w:pPr>
@@ -17055,11 +17721,11 @@
         <w:keepLines/>
         <w:spacing w:after="160" w:before="380"/>
       </w:pPr>
-      <w:bookmarkStart w:name="_Toc32" w:id="32"/>
+      <w:bookmarkStart w:name="_Toc33" w:id="33"/>
       <w:r>
         <w:t xml:space="preserve">11. Verificação</w:t>
       </w:r>
-      <w:bookmarkEnd w:id="32"/>
+      <w:bookmarkEnd w:id="33"/>
     </w:p>
     <w:tbl>
       <w:tblPr>
@@ -17360,11 +18026,11 @@
         <w:keepLines/>
         <w:spacing w:after="160" w:before="380"/>
       </w:pPr>
-      <w:bookmarkStart w:name="_Toc33" w:id="33"/>
+      <w:bookmarkStart w:name="_Toc34" w:id="34"/>
       <w:r>
         <w:t xml:space="preserve">12. Próximos passos e riscos</w:t>
       </w:r>
-      <w:bookmarkEnd w:id="33"/>
+      <w:bookmarkEnd w:id="34"/>
     </w:p>
     <w:tbl>
       <w:tblPr>

--- a/docs/DOC-13_Paineis.docx
+++ b/docs/DOC-13_Paineis.docx
@@ -923,7 +923,7 @@
           </w:pPr>
           <w:hyperlink w:history="1" w:anchor="_Toc21">
             <w:r>
-              <w:t xml:space="preserve">4.16 tce_rs.py</w:t>
+              <w:t xml:space="preserve">4.16 tce.py, tce_rs.py e tce_pr.py</w:t>
             </w:r>
             <w:r>
               <w:tab/>
@@ -11054,7 +11054,7 @@
       </w:pPr>
       <w:bookmarkStart w:name="_Toc21" w:id="21"/>
       <w:r>
-        <w:t xml:space="preserve">4.16 tce_rs.py</w:t>
+        <w:t xml:space="preserve">4.16 tce.py, tce_rs.py e tce_pr.py</w:t>
       </w:r>
       <w:bookmarkEnd w:id="21"/>
     </w:p>
@@ -11192,7 +11192,7 @@
                 <w:sz w:val="17"/>
                 <w:szCs w:val="17"/>
               </w:rPr>
-              <w:t xml:space="preserve">cabecalho, ArquivoRemoto</w:t>
+              <w:t xml:space="preserve">tce.cabecalho, tce.ArquivoRemoto</w:t>
             </w:r>
           </w:p>
         </w:tc>
@@ -11219,7 +11219,7 @@
                 <w:sz w:val="17"/>
                 <w:szCs w:val="17"/>
               </w:rPr>
-              <w:t xml:space="preserve">O tamanho e a etiqueta de cada ZIP e a leitura por partes (Range)</w:t>
+              <w:t xml:space="preserve">O tamanho e a etiqueta de cada arquivo e a leitura por partes (Range)</w:t>
             </w:r>
           </w:p>
         </w:tc>
@@ -11246,7 +11246,7 @@
                 <w:sz w:val="17"/>
                 <w:szCs w:val="17"/>
               </w:rPr>
-              <w:t xml:space="preserve">Cada ZIP anual repete a tabela de pessoas (80 MB); lendo por partes, cada ano custa uns 5 MB</w:t>
+              <w:t xml:space="preserve">Cada ZIP anual do TCE-RS repete a tabela de pessoas (80 MB); lendo por partes, cada ano custa uns 5 MB</w:t>
             </w:r>
           </w:p>
         </w:tc>
@@ -11279,7 +11279,7 @@
                 <w:sz w:val="17"/>
                 <w:szCs w:val="17"/>
               </w:rPr>
-              <w:t xml:space="preserve">ler_orgaos</w:t>
+              <w:t xml:space="preserve">tce.SomaAno</w:t>
             </w:r>
           </w:p>
         </w:tc>
@@ -11306,7 +11306,7 @@
                 <w:sz w:val="17"/>
                 <w:szCs w:val="17"/>
               </w:rPr>
-              <w:t xml:space="preserve">Os órgãos auditados no ente: municipais no município, estaduais no estado</w:t>
+              <w:t xml:space="preserve">A soma de um ano por ente (contratos, valor, fora do teto, pessoa física, aditivos) e por CNPJ</w:t>
             </w:r>
           </w:p>
         </w:tc>
@@ -11333,7 +11333,7 @@
                 <w:sz w:val="17"/>
                 <w:szCs w:val="17"/>
               </w:rPr>
-              <w:t xml:space="preserve">Consórcios administrativos e associações ficam sem ente, como no PNCP</w:t>
+              <w:t xml:space="preserve">Mesmo teto de plausibilidade do PNCP; o CPF nunca é guardado</w:t>
             </w:r>
           </w:p>
         </w:tc>
@@ -11366,7 +11366,7 @@
                 <w:sz w:val="17"/>
                 <w:szCs w:val="17"/>
               </w:rPr>
-              <w:t xml:space="preserve">ler_ano, ler_nomes</w:t>
+              <w:t xml:space="preserve">tce.precisa_ler</w:t>
             </w:r>
           </w:p>
         </w:tc>
@@ -11393,7 +11393,7 @@
                 <w:sz w:val="17"/>
                 <w:szCs w:val="17"/>
               </w:rPr>
-              <w:t xml:space="preserve">Os contratos de um ano por ente (contratos, valor, fora do teto, pessoa física, aditivos) e por CNPJ; os nomes das empresas</w:t>
+              <w:t xml:space="preserve">Se o ano tem de ser lido de novo</w:t>
             </w:r>
           </w:p>
         </w:tc>
@@ -11420,7 +11420,7 @@
                 <w:sz w:val="17"/>
                 <w:szCs w:val="17"/>
               </w:rPr>
-              <w:t xml:space="preserve">Mesmo teto de plausibilidade do PNCP; o CPF nunca é guardado; o nome do MEI sai mascarado</w:t>
+              <w:t xml:space="preserve">Ano fechado só quando muda de tamanho; o corrente e o anterior, uma vez por semana</w:t>
             </w:r>
           </w:p>
         </w:tc>
@@ -11453,7 +11453,7 @@
                 <w:sz w:val="17"/>
                 <w:szCs w:val="17"/>
               </w:rPr>
-              <w:t xml:space="preserve">precisa_ler, coletar (lumen painel tce-rs)</w:t>
+              <w:t xml:space="preserve">tce.publicar</w:t>
             </w:r>
           </w:p>
         </w:tc>
@@ -11480,7 +11480,7 @@
                 <w:sz w:val="17"/>
                 <w:szCs w:val="17"/>
               </w:rPr>
-              <w:t xml:space="preserve">Lê só os anos que mudaram e grava tce-rs.json.gz depois de cada um</w:t>
+              <w:t xml:space="preserve">tce/ente/&lt;grupo&gt;.json.gz: por ente, o tribunal, os anos e os 100 maiores fornecedores</w:t>
             </w:r>
           </w:p>
         </w:tc>
@@ -11507,7 +11507,7 @@
                 <w:sz w:val="17"/>
                 <w:szCs w:val="17"/>
               </w:rPr>
-              <w:t xml:space="preserve">Ano fechado só quando muda de tamanho; o corrente e o anterior, uma vez por semana</w:t>
+              <w:t xml:space="preserve">Junta os tribunais; lido no mandato aberto de Governos municipais; não se soma ao PNCP (ADR-050)</w:t>
             </w:r>
           </w:p>
         </w:tc>
@@ -11540,7 +11540,7 @@
                 <w:sz w:val="17"/>
                 <w:szCs w:val="17"/>
               </w:rPr>
-              <w:t xml:space="preserve">publicar</w:t>
+              <w:t xml:space="preserve">tce_rs.ler_orgaos, ler_ano, ler_nomes, coletar</w:t>
             </w:r>
           </w:p>
         </w:tc>
@@ -11567,7 +11567,7 @@
                 <w:sz w:val="17"/>
                 <w:szCs w:val="17"/>
               </w:rPr>
-              <w:t xml:space="preserve">tce/ente/&lt;grupo&gt;.json.gz: por ente, os anos e os 100 maiores fornecedores</w:t>
+              <w:t xml:space="preserve">LicitaCon: órgão no ente, contratos e aditivos do ano, nomes das empresas</w:t>
             </w:r>
           </w:p>
         </w:tc>
@@ -11594,7 +11594,94 @@
                 <w:sz w:val="17"/>
                 <w:szCs w:val="17"/>
               </w:rPr>
-              <w:t xml:space="preserve">Lido no mandato aberto de Governos municipais; não se soma ao PNCP (ADR-050)</w:t>
+              <w:t xml:space="preserve">Consórcios e associações sem ente; o nome do MEI sai mascarado</w:t>
+            </w:r>
+          </w:p>
+        </w:tc>
+      </w:tr>
+      <w:tr>
+        <w:trPr>
+          <w:cantSplit/>
+        </w:trPr>
+        <w:tc>
+          <w:tcPr>
+            <w:tcW w:type="dxa" w:w="2400"/>
+            <w:shd w:fill="F2F2F2" w:val="clear"/>
+            <w:tcMar>
+              <w:top w:type="dxa" w:w="70"/>
+              <w:left w:type="dxa" w:w="110"/>
+              <w:bottom w:type="dxa" w:w="70"/>
+              <w:right w:type="dxa" w:w="110"/>
+            </w:tcMar>
+            <w:vAlign w:val="center"/>
+          </w:tcPr>
+          <w:p>
+            <w:pPr>
+              <w:spacing w:after="0"/>
+            </w:pPr>
+            <w:r>
+              <w:rPr>
+                <w:rFonts w:ascii="Consolas" w:cs="Consolas" w:eastAsia="Consolas" w:hAnsi="Consolas"/>
+                <w:b w:val="false"/>
+                <w:bCs w:val="false"/>
+                <w:sz w:val="17"/>
+                <w:szCs w:val="17"/>
+              </w:rPr>
+              <w:t xml:space="preserve">tce_pr.ler_municipio, coletar</w:t>
+            </w:r>
+          </w:p>
+        </w:tc>
+        <w:tc>
+          <w:tcPr>
+            <w:tcW w:type="dxa" w:w="3300"/>
+            <w:shd w:fill="F2F2F2" w:val="clear"/>
+            <w:tcMar>
+              <w:top w:type="dxa" w:w="70"/>
+              <w:left w:type="dxa" w:w="110"/>
+              <w:bottom w:type="dxa" w:w="70"/>
+              <w:right w:type="dxa" w:w="110"/>
+            </w:tcMar>
+            <w:vAlign w:val="center"/>
+          </w:tcPr>
+          <w:p>
+            <w:pPr>
+              <w:spacing w:after="0"/>
+            </w:pPr>
+            <w:r>
+              <w:rPr>
+                <w:b w:val="false"/>
+                <w:bCs w:val="false"/>
+                <w:sz w:val="17"/>
+                <w:szCs w:val="17"/>
+              </w:rPr>
+              <w:t xml:space="preserve">SIM-AM: o ZIP de cada município no ano, com os contratos por contratado e os aditivos do ano</w:t>
+            </w:r>
+          </w:p>
+        </w:tc>
+        <w:tc>
+          <w:tcPr>
+            <w:tcW w:type="dxa" w:w="3900"/>
+            <w:shd w:fill="F2F2F2" w:val="clear"/>
+            <w:tcMar>
+              <w:top w:type="dxa" w:w="70"/>
+              <w:left w:type="dxa" w:w="110"/>
+              <w:bottom w:type="dxa" w:w="70"/>
+              <w:right w:type="dxa" w:w="110"/>
+            </w:tcMar>
+            <w:vAlign w:val="center"/>
+          </w:tcPr>
+          <w:p>
+            <w:pPr>
+              <w:spacing w:after="0"/>
+            </w:pPr>
+            <w:r>
+              <w:rPr>
+                <w:b w:val="false"/>
+                <w:bCs w:val="false"/>
+                <w:sz w:val="17"/>
+                <w:szCs w:val="17"/>
+              </w:rPr>
+              <w:t xml:space="preserve">O ZIP do estado só sinaliza mudança; consórcio sem ente; supressão entra negativa</w:t>
             </w:r>
           </w:p>
         </w:tc>

--- a/docs/DOC-13_Paineis.docx
+++ b/docs/DOC-13_Paineis.docx
@@ -923,7 +923,7 @@
           </w:pPr>
           <w:hyperlink w:history="1" w:anchor="_Toc21">
             <w:r>
-              <w:t xml:space="preserve">4.16 tce.py, tce_rs.py e tce_pr.py</w:t>
+              <w:t xml:space="preserve">4.16 tce.py, tce_rs.py, tce_pr.py e tce_pe.py</w:t>
             </w:r>
             <w:r>
               <w:tab/>
@@ -11054,7 +11054,7 @@
       </w:pPr>
       <w:bookmarkStart w:name="_Toc21" w:id="21"/>
       <w:r>
-        <w:t xml:space="preserve">4.16 tce.py, tce_rs.py e tce_pr.py</w:t>
+        <w:t xml:space="preserve">4.16 tce.py, tce_rs.py, tce_pr.py e tce_pe.py</w:t>
       </w:r>
       <w:bookmarkEnd w:id="21"/>
     </w:p>
@@ -11682,6 +11682,93 @@
                 <w:szCs w:val="17"/>
               </w:rPr>
               <w:t xml:space="preserve">O ZIP do estado só sinaliza mudança; consórcio sem ente; supressão entra negativa</w:t>
+            </w:r>
+          </w:p>
+        </w:tc>
+      </w:tr>
+      <w:tr>
+        <w:trPr>
+          <w:cantSplit/>
+        </w:trPr>
+        <w:tc>
+          <w:tcPr>
+            <w:tcW w:type="dxa" w:w="2400"/>
+            <w:shd w:fill="FFFFFF" w:val="clear"/>
+            <w:tcMar>
+              <w:top w:type="dxa" w:w="70"/>
+              <w:left w:type="dxa" w:w="110"/>
+              <w:bottom w:type="dxa" w:w="70"/>
+              <w:right w:type="dxa" w:w="110"/>
+            </w:tcMar>
+            <w:vAlign w:val="center"/>
+          </w:tcPr>
+          <w:p>
+            <w:pPr>
+              <w:spacing w:after="0"/>
+            </w:pPr>
+            <w:r>
+              <w:rPr>
+                <w:rFonts w:ascii="Consolas" w:cs="Consolas" w:eastAsia="Consolas" w:hAnsi="Consolas"/>
+                <w:b w:val="false"/>
+                <w:bCs w:val="false"/>
+                <w:sz w:val="17"/>
+                <w:szCs w:val="17"/>
+              </w:rPr>
+              <w:t xml:space="preserve">tce_pe.consultar, somar_ano, coletar</w:t>
+            </w:r>
+          </w:p>
+        </w:tc>
+        <w:tc>
+          <w:tcPr>
+            <w:tcW w:type="dxa" w:w="3300"/>
+            <w:shd w:fill="FFFFFF" w:val="clear"/>
+            <w:tcMar>
+              <w:top w:type="dxa" w:w="70"/>
+              <w:left w:type="dxa" w:w="110"/>
+              <w:bottom w:type="dxa" w:w="70"/>
+              <w:right w:type="dxa" w:w="110"/>
+            </w:tcMar>
+            <w:vAlign w:val="center"/>
+          </w:tcPr>
+          <w:p>
+            <w:pPr>
+              <w:spacing w:after="0"/>
+            </w:pPr>
+            <w:r>
+              <w:rPr>
+                <w:b w:val="false"/>
+                <w:bCs w:val="false"/>
+                <w:sz w:val="17"/>
+                <w:szCs w:val="17"/>
+              </w:rPr>
+              <w:t xml:space="preserve">API do TCE-PE: contratos e aditivos do ano, município pelo nome</w:t>
+            </w:r>
+          </w:p>
+        </w:tc>
+        <w:tc>
+          <w:tcPr>
+            <w:tcW w:type="dxa" w:w="3900"/>
+            <w:shd w:fill="FFFFFF" w:val="clear"/>
+            <w:tcMar>
+              <w:top w:type="dxa" w:w="70"/>
+              <w:left w:type="dxa" w:w="110"/>
+              <w:bottom w:type="dxa" w:w="70"/>
+              <w:right w:type="dxa" w:w="110"/>
+            </w:tcMar>
+            <w:vAlign w:val="center"/>
+          </w:tcPr>
+          <w:p>
+            <w:pPr>
+              <w:spacing w:after="0"/>
+            </w:pPr>
+            <w:r>
+              <w:rPr>
+                <w:b w:val="false"/>
+                <w:bCs w:val="false"/>
+                <w:sz w:val="17"/>
+                <w:szCs w:val="17"/>
+              </w:rPr>
+              <w:t xml:space="preserve">Sem cabeçalho de mudança: ano fechado relido uma vez por mês (tce.precisa_ler_por_idade); consulta cortada vai para os problemas</w:t>
             </w:r>
           </w:p>
         </w:tc>

--- a/docs/DOC-13_Paineis.docx
+++ b/docs/DOC-13_Paineis.docx
@@ -923,7 +923,7 @@
           </w:pPr>
           <w:hyperlink w:history="1" w:anchor="_Toc21">
             <w:r>
-              <w:t xml:space="preserve">4.16 tce.py, tce_rs.py, tce_pr.py e tce_pe.py</w:t>
+              <w:t xml:space="preserve">4.16 tce.py, tce_rs.py, tce_pr.py, tce_pe.py e tce_ce.py</w:t>
             </w:r>
             <w:r>
               <w:tab/>
@@ -11054,7 +11054,7 @@
       </w:pPr>
       <w:bookmarkStart w:name="_Toc21" w:id="21"/>
       <w:r>
-        <w:t xml:space="preserve">4.16 tce.py, tce_rs.py, tce_pr.py e tce_pe.py</w:t>
+        <w:t xml:space="preserve">4.16 tce.py, tce_rs.py, tce_pr.py, tce_pe.py e tce_ce.py</w:t>
       </w:r>
       <w:bookmarkEnd w:id="21"/>
     </w:p>
@@ -11769,6 +11769,93 @@
                 <w:szCs w:val="17"/>
               </w:rPr>
               <w:t xml:space="preserve">Sem cabeçalho de mudança: ano fechado relido uma vez por mês (tce.precisa_ler_por_idade); consulta cortada vai para os problemas</w:t>
+            </w:r>
+          </w:p>
+        </w:tc>
+      </w:tr>
+      <w:tr>
+        <w:trPr>
+          <w:cantSplit/>
+        </w:trPr>
+        <w:tc>
+          <w:tcPr>
+            <w:tcW w:type="dxa" w:w="2400"/>
+            <w:shd w:fill="F2F2F2" w:val="clear"/>
+            <w:tcMar>
+              <w:top w:type="dxa" w:w="70"/>
+              <w:left w:type="dxa" w:w="110"/>
+              <w:bottom w:type="dxa" w:w="70"/>
+              <w:right w:type="dxa" w:w="110"/>
+            </w:tcMar>
+            <w:vAlign w:val="center"/>
+          </w:tcPr>
+          <w:p>
+            <w:pPr>
+              <w:spacing w:after="0"/>
+            </w:pPr>
+            <w:r>
+              <w:rPr>
+                <w:rFonts w:ascii="Consolas" w:cs="Consolas" w:eastAsia="Consolas" w:hAnsi="Consolas"/>
+                <w:b w:val="false"/>
+                <w:bCs w:val="false"/>
+                <w:sz w:val="17"/>
+                <w:szCs w:val="17"/>
+              </w:rPr>
+              <w:t xml:space="preserve">tce_ce.consultar, ler_municipio, somar_ano, coletar</w:t>
+            </w:r>
+          </w:p>
+        </w:tc>
+        <w:tc>
+          <w:tcPr>
+            <w:tcW w:type="dxa" w:w="3300"/>
+            <w:shd w:fill="F2F2F2" w:val="clear"/>
+            <w:tcMar>
+              <w:top w:type="dxa" w:w="70"/>
+              <w:left w:type="dxa" w:w="110"/>
+              <w:bottom w:type="dxa" w:w="70"/>
+              <w:right w:type="dxa" w:w="110"/>
+            </w:tcMar>
+            <w:vAlign w:val="center"/>
+          </w:tcPr>
+          <w:p>
+            <w:pPr>
+              <w:spacing w:after="0"/>
+            </w:pPr>
+            <w:r>
+              <w:rPr>
+                <w:b w:val="false"/>
+                <w:bCs w:val="false"/>
+                <w:sz w:val="17"/>
+                <w:szCs w:val="17"/>
+              </w:rPr>
+              <w:t xml:space="preserve">API do SIM do TCE-CE: contratos e contratados do município no ano, página a página, quatro municípios de cada vez</w:t>
+            </w:r>
+          </w:p>
+        </w:tc>
+        <w:tc>
+          <w:tcPr>
+            <w:tcW w:type="dxa" w:w="3900"/>
+            <w:shd w:fill="F2F2F2" w:val="clear"/>
+            <w:tcMar>
+              <w:top w:type="dxa" w:w="70"/>
+              <w:left w:type="dxa" w:w="110"/>
+              <w:bottom w:type="dxa" w:w="70"/>
+              <w:right w:type="dxa" w:w="110"/>
+            </w:tcMar>
+            <w:vAlign w:val="center"/>
+          </w:tcPr>
+          <w:p>
+            <w:pPr>
+              <w:spacing w:after="0"/>
+            </w:pPr>
+            <w:r>
+              <w:rPr>
+                <w:b w:val="false"/>
+                <w:bCs w:val="false"/>
+                <w:sz w:val="17"/>
+                <w:szCs w:val="17"/>
+              </w:rPr>
+              <w:t xml:space="preserve">Contrato com um só CNPJ vai para a empresa; com vários contratados ou nenhum, só para o total; aditivos contam sem valor (o termo traz ora o acréscimo, ora o valor total); ano com município que falhou não é gravado</w:t>
             </w:r>
           </w:p>
         </w:tc>

--- a/docs/DOC-13_Paineis.docx
+++ b/docs/DOC-13_Paineis.docx
@@ -900,7 +900,7 @@
           </w:pPr>
           <w:hyperlink w:history="1" w:anchor="_Toc20">
             <w:r>
-              <w:t xml:space="preserve">4.15 cobertura.py</w:t>
+              <w:t xml:space="preserve">4.14b recebimentos.py</w:t>
             </w:r>
             <w:r>
               <w:tab/>
@@ -923,7 +923,7 @@
           </w:pPr>
           <w:hyperlink w:history="1" w:anchor="_Toc21">
             <w:r>
-              <w:t xml:space="preserve">4.16 tce.py, tce_rs.py, tce_pr.py, tce_pe.py e tce_ce.py</w:t>
+              <w:t xml:space="preserve">4.15 cobertura.py</w:t>
             </w:r>
             <w:r>
               <w:tab/>
@@ -946,7 +946,7 @@
           </w:pPr>
           <w:hyperlink w:history="1" w:anchor="_Toc22">
             <w:r>
-              <w:t xml:space="preserve">4.17 pessoas_juridicas.py</w:t>
+              <w:t xml:space="preserve">4.16 tce.py, tce_rs.py, tce_pr.py, tce_pe.py e tce_ce.py</w:t>
             </w:r>
             <w:r>
               <w:tab/>
@@ -961,14 +961,15 @@
         </w:p>
         <w:p>
           <w:pPr>
-            <w:pStyle w:val="TOC1"/>
+            <w:pStyle w:val="TOC2"/>
             <w:tabs>
               <w:tab w:val="right" w:pos="9638" w:leader="dot"/>
             </w:tabs>
+            <w:ind w:left="220"/>
           </w:pPr>
           <w:hyperlink w:history="1" w:anchor="_Toc23">
             <w:r>
-              <w:t xml:space="preserve">5. Estado guardado entre execuções</w:t>
+              <w:t xml:space="preserve">4.17 pessoas_juridicas.py</w:t>
             </w:r>
             <w:r>
               <w:tab/>
@@ -990,7 +991,7 @@
           </w:pPr>
           <w:hyperlink w:history="1" w:anchor="_Toc24">
             <w:r>
-              <w:t xml:space="preserve">6. Site publicado</w:t>
+              <w:t xml:space="preserve">5. Estado guardado entre execuções</w:t>
             </w:r>
             <w:r>
               <w:tab/>
@@ -1012,7 +1013,7 @@
           </w:pPr>
           <w:hyperlink w:history="1" w:anchor="_Toc25">
             <w:r>
-              <w:t xml:space="preserve">7. Regras de soma das contratações</w:t>
+              <w:t xml:space="preserve">6. Site publicado</w:t>
             </w:r>
             <w:r>
               <w:tab/>
@@ -1034,7 +1035,7 @@
           </w:pPr>
           <w:hyperlink w:history="1" w:anchor="_Toc26">
             <w:r>
-              <w:t xml:space="preserve">8. Avaliação da conformidade</w:t>
+              <w:t xml:space="preserve">7. Regras de soma das contratações</w:t>
             </w:r>
             <w:r>
               <w:tab/>
@@ -1042,6 +1043,28 @@
             <w:r>
               <w:fldChar w:fldCharType="begin" w:dirty="true"/>
               <w:instrText xml:space="preserve">PAGEREF _Toc26 \h</w:instrText>
+              <w:fldChar w:fldCharType="separate"/>
+              <w:fldChar w:fldCharType="end"/>
+            </w:r>
+          </w:hyperlink>
+        </w:p>
+        <w:p>
+          <w:pPr>
+            <w:pStyle w:val="TOC1"/>
+            <w:tabs>
+              <w:tab w:val="right" w:pos="9638" w:leader="dot"/>
+            </w:tabs>
+          </w:pPr>
+          <w:hyperlink w:history="1" w:anchor="_Toc27">
+            <w:r>
+              <w:t xml:space="preserve">8. Avaliação da conformidade</w:t>
+            </w:r>
+            <w:r>
+              <w:tab/>
+            </w:r>
+            <w:r>
+              <w:fldChar w:fldCharType="begin" w:dirty="true"/>
+              <w:instrText xml:space="preserve">PAGEREF _Toc27 \h</w:instrText>
               <w:fldChar w:fldCharType="separate"/>
               <w:fldChar w:fldCharType="end"/>
             </w:r>
@@ -1055,31 +1078,9 @@
             </w:tabs>
             <w:ind w:left="220"/>
           </w:pPr>
-          <w:hyperlink w:history="1" w:anchor="_Toc27">
+          <w:hyperlink w:history="1" w:anchor="_Toc28">
             <w:r>
               <w:t xml:space="preserve">8.1 Comparação com o grupo de pares (ADR-038)</w:t>
-            </w:r>
-            <w:r>
-              <w:tab/>
-            </w:r>
-            <w:r>
-              <w:fldChar w:fldCharType="begin" w:dirty="true"/>
-              <w:instrText xml:space="preserve">PAGEREF _Toc27 \h</w:instrText>
-              <w:fldChar w:fldCharType="separate"/>
-              <w:fldChar w:fldCharType="end"/>
-            </w:r>
-          </w:hyperlink>
-        </w:p>
-        <w:p>
-          <w:pPr>
-            <w:pStyle w:val="TOC1"/>
-            <w:tabs>
-              <w:tab w:val="right" w:pos="9638" w:leader="dot"/>
-            </w:tabs>
-          </w:pPr>
-          <w:hyperlink w:history="1" w:anchor="_Toc28">
-            <w:r>
-              <w:t xml:space="preserve">9. Portal</w:t>
             </w:r>
             <w:r>
               <w:tab/>
@@ -1101,7 +1102,7 @@
           </w:pPr>
           <w:hyperlink w:history="1" w:anchor="_Toc29">
             <w:r>
-              <w:t xml:space="preserve">10. Operação</w:t>
+              <w:t xml:space="preserve">9. Portal</w:t>
             </w:r>
             <w:r>
               <w:tab/>
@@ -1116,15 +1117,14 @@
         </w:p>
         <w:p>
           <w:pPr>
-            <w:pStyle w:val="TOC3"/>
+            <w:pStyle w:val="TOC1"/>
             <w:tabs>
               <w:tab w:val="right" w:pos="9638" w:leader="dot"/>
             </w:tabs>
-            <w:ind w:left="440"/>
           </w:pPr>
           <w:hyperlink w:history="1" w:anchor="_Toc30">
             <w:r>
-              <w:t xml:space="preserve">Configuração, uma vez</w:t>
+              <w:t xml:space="preserve">10. Operação</w:t>
             </w:r>
             <w:r>
               <w:tab/>
@@ -1147,7 +1147,7 @@
           </w:pPr>
           <w:hyperlink w:history="1" w:anchor="_Toc31">
             <w:r>
-              <w:t xml:space="preserve">Comandos locais</w:t>
+              <w:t xml:space="preserve">Configuração, uma vez</w:t>
             </w:r>
             <w:r>
               <w:tab/>
@@ -1170,7 +1170,7 @@
           </w:pPr>
           <w:hyperlink w:history="1" w:anchor="_Toc32">
             <w:r>
-              <w:t xml:space="preserve">Limites</w:t>
+              <w:t xml:space="preserve">Comandos locais</w:t>
             </w:r>
             <w:r>
               <w:tab/>
@@ -1185,14 +1185,15 @@
         </w:p>
         <w:p>
           <w:pPr>
-            <w:pStyle w:val="TOC1"/>
+            <w:pStyle w:val="TOC3"/>
             <w:tabs>
               <w:tab w:val="right" w:pos="9638" w:leader="dot"/>
             </w:tabs>
+            <w:ind w:left="440"/>
           </w:pPr>
           <w:hyperlink w:history="1" w:anchor="_Toc33">
             <w:r>
-              <w:t xml:space="preserve">11. Verificação</w:t>
+              <w:t xml:space="preserve">Limites</w:t>
             </w:r>
             <w:r>
               <w:tab/>
@@ -1214,7 +1215,7 @@
           </w:pPr>
           <w:hyperlink w:history="1" w:anchor="_Toc34">
             <w:r>
-              <w:t xml:space="preserve">12. Próximos passos e riscos</w:t>
+              <w:t xml:space="preserve">11. Verificação</w:t>
             </w:r>
             <w:r>
               <w:tab/>
@@ -1222,6 +1223,28 @@
             <w:r>
               <w:fldChar w:fldCharType="begin" w:dirty="true"/>
               <w:instrText xml:space="preserve">PAGEREF _Toc34 \h</w:instrText>
+              <w:fldChar w:fldCharType="separate"/>
+              <w:fldChar w:fldCharType="end"/>
+            </w:r>
+          </w:hyperlink>
+        </w:p>
+        <w:p>
+          <w:pPr>
+            <w:pStyle w:val="TOC1"/>
+            <w:tabs>
+              <w:tab w:val="right" w:pos="9638" w:leader="dot"/>
+            </w:tabs>
+          </w:pPr>
+          <w:hyperlink w:history="1" w:anchor="_Toc35">
+            <w:r>
+              <w:t xml:space="preserve">12. Próximos passos e riscos</w:t>
+            </w:r>
+            <w:r>
+              <w:tab/>
+            </w:r>
+            <w:r>
+              <w:fldChar w:fldCharType="begin" w:dirty="true"/>
+              <w:instrText xml:space="preserve">PAGEREF _Toc35 \h</w:instrText>
               <w:fldChar w:fldCharType="separate"/>
               <w:fldChar w:fldCharType="end"/>
             </w:r>
@@ -10586,7 +10609,7 @@
       </w:pPr>
       <w:bookmarkStart w:name="_Toc20" w:id="20"/>
       <w:r>
-        <w:t xml:space="preserve">4.15 cobertura.py</w:t>
+        <w:t xml:space="preserve">4.14b recebimentos.py</w:t>
       </w:r>
       <w:bookmarkEnd w:id="20"/>
     </w:p>
@@ -10724,7 +10747,7 @@
                 <w:sz w:val="17"/>
                 <w:szCs w:val="17"/>
               </w:rPr>
-              <w:t xml:space="preserve">anos_com_publicacao</w:t>
+              <w:t xml:space="preserve">meses_disponiveis, baixar</w:t>
             </w:r>
           </w:p>
         </w:tc>
@@ -10751,7 +10774,7 @@
                 <w:sz w:val="17"/>
                 <w:szCs w:val="17"/>
               </w:rPr>
-              <w:t xml:space="preserve">Os anos com ao menos um processo ou um contrato no acumulador do ente</w:t>
+              <w:t xml:space="preserve">Os meses da página de download e o ZIP de recebimentos por favorecido do mês</w:t>
             </w:r>
           </w:p>
         </w:tc>
@@ -10778,7 +10801,7 @@
                 <w:sz w:val="17"/>
                 <w:szCs w:val="17"/>
               </w:rPr>
-              <w:t xml:space="preserve">Mês sem nada não conta</w:t>
+              <w:t xml:space="preserve">Arquivo mensal de dados abertos da CGU, sem chave, de 2014 em diante; verificação humana para a coleta</w:t>
             </w:r>
           </w:p>
         </w:tc>
@@ -10811,7 +10834,7 @@
                 <w:sz w:val="17"/>
                 <w:szCs w:val="17"/>
               </w:rPr>
-              <w:t xml:space="preserve">ate_20_mil</w:t>
+              <w:t xml:space="preserve">somar_mes, coletar (lumen painel recebimentos)</w:t>
             </w:r>
           </w:p>
         </w:tc>
@@ -10838,7 +10861,7 @@
                 <w:sz w:val="17"/>
                 <w:szCs w:val="17"/>
               </w:rPr>
-              <w:t xml:space="preserve">Se o município tem até 20 mil habitantes pela população do cadastro</w:t>
+              <w:t xml:space="preserve">Por CNPJ, ano e órgão superior, o recebido da União; o nome mais recente de cada CNPJ</w:t>
             </w:r>
           </w:p>
         </w:tc>
@@ -10865,7 +10888,7 @@
                 <w:sz w:val="17"/>
                 <w:szCs w:val="17"/>
               </w:rPr>
-              <w:t xml:space="preserve">Lei 14.133, art. 176: até 1º/4/2027 para divulgar no PNCP; até lá, diário oficial</w:t>
+              <w:t xml:space="preserve">Três meses recentes refeitos a cada execução; até 12 meses por execução, com pausa; o que não é CNPJ só contado (ADR-058)</w:t>
             </w:r>
           </w:p>
         </w:tc>
@@ -10898,7 +10921,7 @@
                 <w:sz w:val="17"/>
                 <w:szCs w:val="17"/>
               </w:rPr>
-              <w:t xml:space="preserve">montar</w:t>
+              <w:t xml:space="preserve">pessoas_juridicas.de_recebimentos</w:t>
             </w:r>
           </w:p>
         </w:tc>
@@ -10925,7 +10948,7 @@
                 <w:sz w:val="17"/>
                 <w:szCs w:val="17"/>
               </w:rPr>
-              <w:t xml:space="preserve">cobertura.json: uma linha por estado, DF e município, somas por UF e do Brasil, a União à parte</w:t>
+              <w:t xml:space="preserve">O recebido entra na página da empresa (uniao: ano, órgão, valor) e no peso da busca</w:t>
             </w:r>
           </w:p>
         </w:tc>
@@ -10952,94 +10975,7 @@
                 <w:sz w:val="17"/>
                 <w:szCs w:val="17"/>
               </w:rPr>
-              <w:t xml:space="preserve">Critério de saída da Fase 1 (ADR-048); mede o que o Lumen tem, não avalia o ente</w:t>
-            </w:r>
-          </w:p>
-        </w:tc>
-      </w:tr>
-      <w:tr>
-        <w:trPr>
-          <w:cantSplit/>
-        </w:trPr>
-        <w:tc>
-          <w:tcPr>
-            <w:tcW w:type="dxa" w:w="2400"/>
-            <w:shd w:fill="F2F2F2" w:val="clear"/>
-            <w:tcMar>
-              <w:top w:type="dxa" w:w="70"/>
-              <w:left w:type="dxa" w:w="110"/>
-              <w:bottom w:type="dxa" w:w="70"/>
-              <w:right w:type="dxa" w:w="110"/>
-            </w:tcMar>
-            <w:vAlign w:val="center"/>
-          </w:tcPr>
-          <w:p>
-            <w:pPr>
-              <w:spacing w:after="0"/>
-            </w:pPr>
-            <w:r>
-              <w:rPr>
-                <w:rFonts w:ascii="Consolas" w:cs="Consolas" w:eastAsia="Consolas" w:hAnsi="Consolas"/>
-                <w:b w:val="false"/>
-                <w:bCs w:val="false"/>
-                <w:sz w:val="17"/>
-                <w:szCs w:val="17"/>
-              </w:rPr>
-              <w:t xml:space="preserve">sem_ente</w:t>
-            </w:r>
-          </w:p>
-        </w:tc>
-        <w:tc>
-          <w:tcPr>
-            <w:tcW w:type="dxa" w:w="3300"/>
-            <w:shd w:fill="F2F2F2" w:val="clear"/>
-            <w:tcMar>
-              <w:top w:type="dxa" w:w="70"/>
-              <w:left w:type="dxa" w:w="110"/>
-              <w:bottom w:type="dxa" w:w="70"/>
-              <w:right w:type="dxa" w:w="110"/>
-            </w:tcMar>
-            <w:vAlign w:val="center"/>
-          </w:tcPr>
-          <w:p>
-            <w:pPr>
-              <w:spacing w:after="0"/>
-            </w:pPr>
-            <w:r>
-              <w:rPr>
-                <w:b w:val="false"/>
-                <w:bCs w:val="false"/>
-                <w:sz w:val="17"/>
-                <w:szCs w:val="17"/>
-              </w:rPr>
-              <w:t xml:space="preserve">O publicado sem ente: totais, fração dos processos e do valor e os 20 órgãos sem ente com mais processos</w:t>
-            </w:r>
-          </w:p>
-        </w:tc>
-        <w:tc>
-          <w:tcPr>
-            <w:tcW w:type="dxa" w:w="3900"/>
-            <w:shd w:fill="F2F2F2" w:val="clear"/>
-            <w:tcMar>
-              <w:top w:type="dxa" w:w="70"/>
-              <w:left w:type="dxa" w:w="110"/>
-              <w:bottom w:type="dxa" w:w="70"/>
-              <w:right w:type="dxa" w:w="110"/>
-            </w:tcMar>
-            <w:vAlign w:val="center"/>
-          </w:tcPr>
-          <w:p>
-            <w:pPr>
-              <w:spacing w:after="0"/>
-            </w:pPr>
-            <w:r>
-              <w:rPr>
-                <w:b w:val="false"/>
-                <w:bCs w:val="false"/>
-                <w:sz w:val="17"/>
-                <w:szCs w:val="17"/>
-              </w:rPr>
-              <w:t xml:space="preserve">Fica no panorama do Brasil e fora das linhas; em 2026, 9,8% do valor estimado, depois das estatais federais</w:t>
+              <w:t xml:space="preserve">Quem só recebeu da União também entra no índice</w:t>
             </w:r>
           </w:p>
         </w:tc>
@@ -11054,7 +10990,7 @@
       </w:pPr>
       <w:bookmarkStart w:name="_Toc21" w:id="21"/>
       <w:r>
-        <w:t xml:space="preserve">4.16 tce.py, tce_rs.py, tce_pr.py, tce_pe.py e tce_ce.py</w:t>
+        <w:t xml:space="preserve">4.15 cobertura.py</w:t>
       </w:r>
       <w:bookmarkEnd w:id="21"/>
     </w:p>
@@ -11192,7 +11128,7 @@
                 <w:sz w:val="17"/>
                 <w:szCs w:val="17"/>
               </w:rPr>
-              <w:t xml:space="preserve">tce.cabecalho, tce.ArquivoRemoto</w:t>
+              <w:t xml:space="preserve">anos_com_publicacao</w:t>
             </w:r>
           </w:p>
         </w:tc>
@@ -11219,7 +11155,7 @@
                 <w:sz w:val="17"/>
                 <w:szCs w:val="17"/>
               </w:rPr>
-              <w:t xml:space="preserve">O tamanho e a etiqueta de cada arquivo e a leitura por partes (Range)</w:t>
+              <w:t xml:space="preserve">Os anos com ao menos um processo ou um contrato no acumulador do ente</w:t>
             </w:r>
           </w:p>
         </w:tc>
@@ -11246,7 +11182,7 @@
                 <w:sz w:val="17"/>
                 <w:szCs w:val="17"/>
               </w:rPr>
-              <w:t xml:space="preserve">Cada ZIP anual do TCE-RS repete a tabela de pessoas (80 MB); lendo por partes, cada ano custa uns 5 MB</w:t>
+              <w:t xml:space="preserve">Mês sem nada não conta</w:t>
             </w:r>
           </w:p>
         </w:tc>
@@ -11279,7 +11215,7 @@
                 <w:sz w:val="17"/>
                 <w:szCs w:val="17"/>
               </w:rPr>
-              <w:t xml:space="preserve">tce.SomaAno</w:t>
+              <w:t xml:space="preserve">ate_20_mil</w:t>
             </w:r>
           </w:p>
         </w:tc>
@@ -11306,7 +11242,7 @@
                 <w:sz w:val="17"/>
                 <w:szCs w:val="17"/>
               </w:rPr>
-              <w:t xml:space="preserve">A soma de um ano por ente (contratos, valor, fora do teto, pessoa física, aditivos) e por CNPJ</w:t>
+              <w:t xml:space="preserve">Se o município tem até 20 mil habitantes pela população do cadastro</w:t>
             </w:r>
           </w:p>
         </w:tc>
@@ -11333,7 +11269,7 @@
                 <w:sz w:val="17"/>
                 <w:szCs w:val="17"/>
               </w:rPr>
-              <w:t xml:space="preserve">Mesmo teto de plausibilidade do PNCP; o CPF nunca é guardado</w:t>
+              <w:t xml:space="preserve">Lei 14.133, art. 176: até 1º/4/2027 para divulgar no PNCP; até lá, diário oficial</w:t>
             </w:r>
           </w:p>
         </w:tc>
@@ -11366,7 +11302,7 @@
                 <w:sz w:val="17"/>
                 <w:szCs w:val="17"/>
               </w:rPr>
-              <w:t xml:space="preserve">tce.precisa_ler</w:t>
+              <w:t xml:space="preserve">montar</w:t>
             </w:r>
           </w:p>
         </w:tc>
@@ -11393,7 +11329,7 @@
                 <w:sz w:val="17"/>
                 <w:szCs w:val="17"/>
               </w:rPr>
-              <w:t xml:space="preserve">Se o ano tem de ser lido de novo</w:t>
+              <w:t xml:space="preserve">cobertura.json: uma linha por estado, DF e município, somas por UF e do Brasil, a União à parte</w:t>
             </w:r>
           </w:p>
         </w:tc>
@@ -11420,7 +11356,7 @@
                 <w:sz w:val="17"/>
                 <w:szCs w:val="17"/>
               </w:rPr>
-              <w:t xml:space="preserve">Ano fechado só quando muda de tamanho; o corrente e o anterior, uma vez por semana</w:t>
+              <w:t xml:space="preserve">Critério de saída da Fase 1 (ADR-048); mede o que o Lumen tem, não avalia o ente</w:t>
             </w:r>
           </w:p>
         </w:tc>
@@ -11453,7 +11389,7 @@
                 <w:sz w:val="17"/>
                 <w:szCs w:val="17"/>
               </w:rPr>
-              <w:t xml:space="preserve">tce.publicar</w:t>
+              <w:t xml:space="preserve">sem_ente</w:t>
             </w:r>
           </w:p>
         </w:tc>
@@ -11480,7 +11416,7 @@
                 <w:sz w:val="17"/>
                 <w:szCs w:val="17"/>
               </w:rPr>
-              <w:t xml:space="preserve">tce/ente/&lt;grupo&gt;.json.gz: por ente, o tribunal, os anos e os 100 maiores fornecedores</w:t>
+              <w:t xml:space="preserve">O publicado sem ente: totais, fração dos processos e do valor e os 20 órgãos sem ente com mais processos</w:t>
             </w:r>
           </w:p>
         </w:tc>
@@ -11507,355 +11443,7 @@
                 <w:sz w:val="17"/>
                 <w:szCs w:val="17"/>
               </w:rPr>
-              <w:t xml:space="preserve">Junta os tribunais; lido no mandato aberto de Governos municipais; não se soma ao PNCP (ADR-050)</w:t>
-            </w:r>
-          </w:p>
-        </w:tc>
-      </w:tr>
-      <w:tr>
-        <w:trPr>
-          <w:cantSplit/>
-        </w:trPr>
-        <w:tc>
-          <w:tcPr>
-            <w:tcW w:type="dxa" w:w="2400"/>
-            <w:shd w:fill="FFFFFF" w:val="clear"/>
-            <w:tcMar>
-              <w:top w:type="dxa" w:w="70"/>
-              <w:left w:type="dxa" w:w="110"/>
-              <w:bottom w:type="dxa" w:w="70"/>
-              <w:right w:type="dxa" w:w="110"/>
-            </w:tcMar>
-            <w:vAlign w:val="center"/>
-          </w:tcPr>
-          <w:p>
-            <w:pPr>
-              <w:spacing w:after="0"/>
-            </w:pPr>
-            <w:r>
-              <w:rPr>
-                <w:rFonts w:ascii="Consolas" w:cs="Consolas" w:eastAsia="Consolas" w:hAnsi="Consolas"/>
-                <w:b w:val="false"/>
-                <w:bCs w:val="false"/>
-                <w:sz w:val="17"/>
-                <w:szCs w:val="17"/>
-              </w:rPr>
-              <w:t xml:space="preserve">tce_rs.ler_orgaos, ler_ano, ler_nomes, coletar</w:t>
-            </w:r>
-          </w:p>
-        </w:tc>
-        <w:tc>
-          <w:tcPr>
-            <w:tcW w:type="dxa" w:w="3300"/>
-            <w:shd w:fill="FFFFFF" w:val="clear"/>
-            <w:tcMar>
-              <w:top w:type="dxa" w:w="70"/>
-              <w:left w:type="dxa" w:w="110"/>
-              <w:bottom w:type="dxa" w:w="70"/>
-              <w:right w:type="dxa" w:w="110"/>
-            </w:tcMar>
-            <w:vAlign w:val="center"/>
-          </w:tcPr>
-          <w:p>
-            <w:pPr>
-              <w:spacing w:after="0"/>
-            </w:pPr>
-            <w:r>
-              <w:rPr>
-                <w:b w:val="false"/>
-                <w:bCs w:val="false"/>
-                <w:sz w:val="17"/>
-                <w:szCs w:val="17"/>
-              </w:rPr>
-              <w:t xml:space="preserve">LicitaCon: órgão no ente, contratos e aditivos do ano, nomes das empresas</w:t>
-            </w:r>
-          </w:p>
-        </w:tc>
-        <w:tc>
-          <w:tcPr>
-            <w:tcW w:type="dxa" w:w="3900"/>
-            <w:shd w:fill="FFFFFF" w:val="clear"/>
-            <w:tcMar>
-              <w:top w:type="dxa" w:w="70"/>
-              <w:left w:type="dxa" w:w="110"/>
-              <w:bottom w:type="dxa" w:w="70"/>
-              <w:right w:type="dxa" w:w="110"/>
-            </w:tcMar>
-            <w:vAlign w:val="center"/>
-          </w:tcPr>
-          <w:p>
-            <w:pPr>
-              <w:spacing w:after="0"/>
-            </w:pPr>
-            <w:r>
-              <w:rPr>
-                <w:b w:val="false"/>
-                <w:bCs w:val="false"/>
-                <w:sz w:val="17"/>
-                <w:szCs w:val="17"/>
-              </w:rPr>
-              <w:t xml:space="preserve">Consórcios e associações sem ente; o nome do MEI sai mascarado</w:t>
-            </w:r>
-          </w:p>
-        </w:tc>
-      </w:tr>
-      <w:tr>
-        <w:trPr>
-          <w:cantSplit/>
-        </w:trPr>
-        <w:tc>
-          <w:tcPr>
-            <w:tcW w:type="dxa" w:w="2400"/>
-            <w:shd w:fill="F2F2F2" w:val="clear"/>
-            <w:tcMar>
-              <w:top w:type="dxa" w:w="70"/>
-              <w:left w:type="dxa" w:w="110"/>
-              <w:bottom w:type="dxa" w:w="70"/>
-              <w:right w:type="dxa" w:w="110"/>
-            </w:tcMar>
-            <w:vAlign w:val="center"/>
-          </w:tcPr>
-          <w:p>
-            <w:pPr>
-              <w:spacing w:after="0"/>
-            </w:pPr>
-            <w:r>
-              <w:rPr>
-                <w:rFonts w:ascii="Consolas" w:cs="Consolas" w:eastAsia="Consolas" w:hAnsi="Consolas"/>
-                <w:b w:val="false"/>
-                <w:bCs w:val="false"/>
-                <w:sz w:val="17"/>
-                <w:szCs w:val="17"/>
-              </w:rPr>
-              <w:t xml:space="preserve">tce_pr.ler_municipio, coletar</w:t>
-            </w:r>
-          </w:p>
-        </w:tc>
-        <w:tc>
-          <w:tcPr>
-            <w:tcW w:type="dxa" w:w="3300"/>
-            <w:shd w:fill="F2F2F2" w:val="clear"/>
-            <w:tcMar>
-              <w:top w:type="dxa" w:w="70"/>
-              <w:left w:type="dxa" w:w="110"/>
-              <w:bottom w:type="dxa" w:w="70"/>
-              <w:right w:type="dxa" w:w="110"/>
-            </w:tcMar>
-            <w:vAlign w:val="center"/>
-          </w:tcPr>
-          <w:p>
-            <w:pPr>
-              <w:spacing w:after="0"/>
-            </w:pPr>
-            <w:r>
-              <w:rPr>
-                <w:b w:val="false"/>
-                <w:bCs w:val="false"/>
-                <w:sz w:val="17"/>
-                <w:szCs w:val="17"/>
-              </w:rPr>
-              <w:t xml:space="preserve">SIM-AM: o ZIP de cada município no ano, com os contratos por contratado e os aditivos do ano</w:t>
-            </w:r>
-          </w:p>
-        </w:tc>
-        <w:tc>
-          <w:tcPr>
-            <w:tcW w:type="dxa" w:w="3900"/>
-            <w:shd w:fill="F2F2F2" w:val="clear"/>
-            <w:tcMar>
-              <w:top w:type="dxa" w:w="70"/>
-              <w:left w:type="dxa" w:w="110"/>
-              <w:bottom w:type="dxa" w:w="70"/>
-              <w:right w:type="dxa" w:w="110"/>
-            </w:tcMar>
-            <w:vAlign w:val="center"/>
-          </w:tcPr>
-          <w:p>
-            <w:pPr>
-              <w:spacing w:after="0"/>
-            </w:pPr>
-            <w:r>
-              <w:rPr>
-                <w:b w:val="false"/>
-                <w:bCs w:val="false"/>
-                <w:sz w:val="17"/>
-                <w:szCs w:val="17"/>
-              </w:rPr>
-              <w:t xml:space="preserve">O ZIP do estado só sinaliza mudança; consórcio sem ente; supressão entra negativa</w:t>
-            </w:r>
-          </w:p>
-        </w:tc>
-      </w:tr>
-      <w:tr>
-        <w:trPr>
-          <w:cantSplit/>
-        </w:trPr>
-        <w:tc>
-          <w:tcPr>
-            <w:tcW w:type="dxa" w:w="2400"/>
-            <w:shd w:fill="FFFFFF" w:val="clear"/>
-            <w:tcMar>
-              <w:top w:type="dxa" w:w="70"/>
-              <w:left w:type="dxa" w:w="110"/>
-              <w:bottom w:type="dxa" w:w="70"/>
-              <w:right w:type="dxa" w:w="110"/>
-            </w:tcMar>
-            <w:vAlign w:val="center"/>
-          </w:tcPr>
-          <w:p>
-            <w:pPr>
-              <w:spacing w:after="0"/>
-            </w:pPr>
-            <w:r>
-              <w:rPr>
-                <w:rFonts w:ascii="Consolas" w:cs="Consolas" w:eastAsia="Consolas" w:hAnsi="Consolas"/>
-                <w:b w:val="false"/>
-                <w:bCs w:val="false"/>
-                <w:sz w:val="17"/>
-                <w:szCs w:val="17"/>
-              </w:rPr>
-              <w:t xml:space="preserve">tce_pe.consultar, somar_ano, coletar</w:t>
-            </w:r>
-          </w:p>
-        </w:tc>
-        <w:tc>
-          <w:tcPr>
-            <w:tcW w:type="dxa" w:w="3300"/>
-            <w:shd w:fill="FFFFFF" w:val="clear"/>
-            <w:tcMar>
-              <w:top w:type="dxa" w:w="70"/>
-              <w:left w:type="dxa" w:w="110"/>
-              <w:bottom w:type="dxa" w:w="70"/>
-              <w:right w:type="dxa" w:w="110"/>
-            </w:tcMar>
-            <w:vAlign w:val="center"/>
-          </w:tcPr>
-          <w:p>
-            <w:pPr>
-              <w:spacing w:after="0"/>
-            </w:pPr>
-            <w:r>
-              <w:rPr>
-                <w:b w:val="false"/>
-                <w:bCs w:val="false"/>
-                <w:sz w:val="17"/>
-                <w:szCs w:val="17"/>
-              </w:rPr>
-              <w:t xml:space="preserve">API do TCE-PE: contratos e aditivos do ano, município pelo nome</w:t>
-            </w:r>
-          </w:p>
-        </w:tc>
-        <w:tc>
-          <w:tcPr>
-            <w:tcW w:type="dxa" w:w="3900"/>
-            <w:shd w:fill="FFFFFF" w:val="clear"/>
-            <w:tcMar>
-              <w:top w:type="dxa" w:w="70"/>
-              <w:left w:type="dxa" w:w="110"/>
-              <w:bottom w:type="dxa" w:w="70"/>
-              <w:right w:type="dxa" w:w="110"/>
-            </w:tcMar>
-            <w:vAlign w:val="center"/>
-          </w:tcPr>
-          <w:p>
-            <w:pPr>
-              <w:spacing w:after="0"/>
-            </w:pPr>
-            <w:r>
-              <w:rPr>
-                <w:b w:val="false"/>
-                <w:bCs w:val="false"/>
-                <w:sz w:val="17"/>
-                <w:szCs w:val="17"/>
-              </w:rPr>
-              <w:t xml:space="preserve">Sem cabeçalho de mudança: ano fechado relido uma vez por mês (tce.precisa_ler_por_idade); consulta cortada vai para os problemas</w:t>
-            </w:r>
-          </w:p>
-        </w:tc>
-      </w:tr>
-      <w:tr>
-        <w:trPr>
-          <w:cantSplit/>
-        </w:trPr>
-        <w:tc>
-          <w:tcPr>
-            <w:tcW w:type="dxa" w:w="2400"/>
-            <w:shd w:fill="F2F2F2" w:val="clear"/>
-            <w:tcMar>
-              <w:top w:type="dxa" w:w="70"/>
-              <w:left w:type="dxa" w:w="110"/>
-              <w:bottom w:type="dxa" w:w="70"/>
-              <w:right w:type="dxa" w:w="110"/>
-            </w:tcMar>
-            <w:vAlign w:val="center"/>
-          </w:tcPr>
-          <w:p>
-            <w:pPr>
-              <w:spacing w:after="0"/>
-            </w:pPr>
-            <w:r>
-              <w:rPr>
-                <w:rFonts w:ascii="Consolas" w:cs="Consolas" w:eastAsia="Consolas" w:hAnsi="Consolas"/>
-                <w:b w:val="false"/>
-                <w:bCs w:val="false"/>
-                <w:sz w:val="17"/>
-                <w:szCs w:val="17"/>
-              </w:rPr>
-              <w:t xml:space="preserve">tce_ce.consultar, ler_municipio, somar_ano, coletar</w:t>
-            </w:r>
-          </w:p>
-        </w:tc>
-        <w:tc>
-          <w:tcPr>
-            <w:tcW w:type="dxa" w:w="3300"/>
-            <w:shd w:fill="F2F2F2" w:val="clear"/>
-            <w:tcMar>
-              <w:top w:type="dxa" w:w="70"/>
-              <w:left w:type="dxa" w:w="110"/>
-              <w:bottom w:type="dxa" w:w="70"/>
-              <w:right w:type="dxa" w:w="110"/>
-            </w:tcMar>
-            <w:vAlign w:val="center"/>
-          </w:tcPr>
-          <w:p>
-            <w:pPr>
-              <w:spacing w:after="0"/>
-            </w:pPr>
-            <w:r>
-              <w:rPr>
-                <w:b w:val="false"/>
-                <w:bCs w:val="false"/>
-                <w:sz w:val="17"/>
-                <w:szCs w:val="17"/>
-              </w:rPr>
-              <w:t xml:space="preserve">API do SIM do TCE-CE: contratos e contratados do município no ano, página a página, quatro municípios de cada vez</w:t>
-            </w:r>
-          </w:p>
-        </w:tc>
-        <w:tc>
-          <w:tcPr>
-            <w:tcW w:type="dxa" w:w="3900"/>
-            <w:shd w:fill="F2F2F2" w:val="clear"/>
-            <w:tcMar>
-              <w:top w:type="dxa" w:w="70"/>
-              <w:left w:type="dxa" w:w="110"/>
-              <w:bottom w:type="dxa" w:w="70"/>
-              <w:right w:type="dxa" w:w="110"/>
-            </w:tcMar>
-            <w:vAlign w:val="center"/>
-          </w:tcPr>
-          <w:p>
-            <w:pPr>
-              <w:spacing w:after="0"/>
-            </w:pPr>
-            <w:r>
-              <w:rPr>
-                <w:b w:val="false"/>
-                <w:bCs w:val="false"/>
-                <w:sz w:val="17"/>
-                <w:szCs w:val="17"/>
-              </w:rPr>
-              <w:t xml:space="preserve">Contrato com um só CNPJ vai para a empresa; com vários contratados ou nenhum, só para o total; aditivos contam sem valor (o termo traz ora o acréscimo, ora o valor total); ano com município que falhou não é gravado</w:t>
+              <w:t xml:space="preserve">Fica no panorama do Brasil e fora das linhas; em 2026, 9,8% do valor estimado, depois das estatais federais</w:t>
             </w:r>
           </w:p>
         </w:tc>
@@ -11870,7 +11458,7 @@
       </w:pPr>
       <w:bookmarkStart w:name="_Toc22" w:id="22"/>
       <w:r>
-        <w:t xml:space="preserve">4.17 pessoas_juridicas.py</w:t>
+        <w:t xml:space="preserve">4.16 tce.py, tce_rs.py, tce_pr.py, tce_pe.py e tce_ce.py</w:t>
       </w:r>
       <w:bookmarkEnd w:id="22"/>
     </w:p>
@@ -12008,6 +11596,822 @@
                 <w:sz w:val="17"/>
                 <w:szCs w:val="17"/>
               </w:rPr>
+              <w:t xml:space="preserve">tce.cabecalho, tce.ArquivoRemoto</w:t>
+            </w:r>
+          </w:p>
+        </w:tc>
+        <w:tc>
+          <w:tcPr>
+            <w:tcW w:type="dxa" w:w="3300"/>
+            <w:shd w:fill="FFFFFF" w:val="clear"/>
+            <w:tcMar>
+              <w:top w:type="dxa" w:w="70"/>
+              <w:left w:type="dxa" w:w="110"/>
+              <w:bottom w:type="dxa" w:w="70"/>
+              <w:right w:type="dxa" w:w="110"/>
+            </w:tcMar>
+            <w:vAlign w:val="center"/>
+          </w:tcPr>
+          <w:p>
+            <w:pPr>
+              <w:spacing w:after="0"/>
+            </w:pPr>
+            <w:r>
+              <w:rPr>
+                <w:b w:val="false"/>
+                <w:bCs w:val="false"/>
+                <w:sz w:val="17"/>
+                <w:szCs w:val="17"/>
+              </w:rPr>
+              <w:t xml:space="preserve">O tamanho e a etiqueta de cada arquivo e a leitura por partes (Range)</w:t>
+            </w:r>
+          </w:p>
+        </w:tc>
+        <w:tc>
+          <w:tcPr>
+            <w:tcW w:type="dxa" w:w="3900"/>
+            <w:shd w:fill="FFFFFF" w:val="clear"/>
+            <w:tcMar>
+              <w:top w:type="dxa" w:w="70"/>
+              <w:left w:type="dxa" w:w="110"/>
+              <w:bottom w:type="dxa" w:w="70"/>
+              <w:right w:type="dxa" w:w="110"/>
+            </w:tcMar>
+            <w:vAlign w:val="center"/>
+          </w:tcPr>
+          <w:p>
+            <w:pPr>
+              <w:spacing w:after="0"/>
+            </w:pPr>
+            <w:r>
+              <w:rPr>
+                <w:b w:val="false"/>
+                <w:bCs w:val="false"/>
+                <w:sz w:val="17"/>
+                <w:szCs w:val="17"/>
+              </w:rPr>
+              <w:t xml:space="preserve">Cada ZIP anual do TCE-RS repete a tabela de pessoas (80 MB); lendo por partes, cada ano custa uns 5 MB</w:t>
+            </w:r>
+          </w:p>
+        </w:tc>
+      </w:tr>
+      <w:tr>
+        <w:trPr>
+          <w:cantSplit/>
+        </w:trPr>
+        <w:tc>
+          <w:tcPr>
+            <w:tcW w:type="dxa" w:w="2400"/>
+            <w:shd w:fill="F2F2F2" w:val="clear"/>
+            <w:tcMar>
+              <w:top w:type="dxa" w:w="70"/>
+              <w:left w:type="dxa" w:w="110"/>
+              <w:bottom w:type="dxa" w:w="70"/>
+              <w:right w:type="dxa" w:w="110"/>
+            </w:tcMar>
+            <w:vAlign w:val="center"/>
+          </w:tcPr>
+          <w:p>
+            <w:pPr>
+              <w:spacing w:after="0"/>
+            </w:pPr>
+            <w:r>
+              <w:rPr>
+                <w:rFonts w:ascii="Consolas" w:cs="Consolas" w:eastAsia="Consolas" w:hAnsi="Consolas"/>
+                <w:b w:val="false"/>
+                <w:bCs w:val="false"/>
+                <w:sz w:val="17"/>
+                <w:szCs w:val="17"/>
+              </w:rPr>
+              <w:t xml:space="preserve">tce.SomaAno</w:t>
+            </w:r>
+          </w:p>
+        </w:tc>
+        <w:tc>
+          <w:tcPr>
+            <w:tcW w:type="dxa" w:w="3300"/>
+            <w:shd w:fill="F2F2F2" w:val="clear"/>
+            <w:tcMar>
+              <w:top w:type="dxa" w:w="70"/>
+              <w:left w:type="dxa" w:w="110"/>
+              <w:bottom w:type="dxa" w:w="70"/>
+              <w:right w:type="dxa" w:w="110"/>
+            </w:tcMar>
+            <w:vAlign w:val="center"/>
+          </w:tcPr>
+          <w:p>
+            <w:pPr>
+              <w:spacing w:after="0"/>
+            </w:pPr>
+            <w:r>
+              <w:rPr>
+                <w:b w:val="false"/>
+                <w:bCs w:val="false"/>
+                <w:sz w:val="17"/>
+                <w:szCs w:val="17"/>
+              </w:rPr>
+              <w:t xml:space="preserve">A soma de um ano por ente (contratos, valor, fora do teto, pessoa física, aditivos) e por CNPJ</w:t>
+            </w:r>
+          </w:p>
+        </w:tc>
+        <w:tc>
+          <w:tcPr>
+            <w:tcW w:type="dxa" w:w="3900"/>
+            <w:shd w:fill="F2F2F2" w:val="clear"/>
+            <w:tcMar>
+              <w:top w:type="dxa" w:w="70"/>
+              <w:left w:type="dxa" w:w="110"/>
+              <w:bottom w:type="dxa" w:w="70"/>
+              <w:right w:type="dxa" w:w="110"/>
+            </w:tcMar>
+            <w:vAlign w:val="center"/>
+          </w:tcPr>
+          <w:p>
+            <w:pPr>
+              <w:spacing w:after="0"/>
+            </w:pPr>
+            <w:r>
+              <w:rPr>
+                <w:b w:val="false"/>
+                <w:bCs w:val="false"/>
+                <w:sz w:val="17"/>
+                <w:szCs w:val="17"/>
+              </w:rPr>
+              <w:t xml:space="preserve">Mesmo teto de plausibilidade do PNCP; o CPF nunca é guardado</w:t>
+            </w:r>
+          </w:p>
+        </w:tc>
+      </w:tr>
+      <w:tr>
+        <w:trPr>
+          <w:cantSplit/>
+        </w:trPr>
+        <w:tc>
+          <w:tcPr>
+            <w:tcW w:type="dxa" w:w="2400"/>
+            <w:shd w:fill="FFFFFF" w:val="clear"/>
+            <w:tcMar>
+              <w:top w:type="dxa" w:w="70"/>
+              <w:left w:type="dxa" w:w="110"/>
+              <w:bottom w:type="dxa" w:w="70"/>
+              <w:right w:type="dxa" w:w="110"/>
+            </w:tcMar>
+            <w:vAlign w:val="center"/>
+          </w:tcPr>
+          <w:p>
+            <w:pPr>
+              <w:spacing w:after="0"/>
+            </w:pPr>
+            <w:r>
+              <w:rPr>
+                <w:rFonts w:ascii="Consolas" w:cs="Consolas" w:eastAsia="Consolas" w:hAnsi="Consolas"/>
+                <w:b w:val="false"/>
+                <w:bCs w:val="false"/>
+                <w:sz w:val="17"/>
+                <w:szCs w:val="17"/>
+              </w:rPr>
+              <w:t xml:space="preserve">tce.precisa_ler</w:t>
+            </w:r>
+          </w:p>
+        </w:tc>
+        <w:tc>
+          <w:tcPr>
+            <w:tcW w:type="dxa" w:w="3300"/>
+            <w:shd w:fill="FFFFFF" w:val="clear"/>
+            <w:tcMar>
+              <w:top w:type="dxa" w:w="70"/>
+              <w:left w:type="dxa" w:w="110"/>
+              <w:bottom w:type="dxa" w:w="70"/>
+              <w:right w:type="dxa" w:w="110"/>
+            </w:tcMar>
+            <w:vAlign w:val="center"/>
+          </w:tcPr>
+          <w:p>
+            <w:pPr>
+              <w:spacing w:after="0"/>
+            </w:pPr>
+            <w:r>
+              <w:rPr>
+                <w:b w:val="false"/>
+                <w:bCs w:val="false"/>
+                <w:sz w:val="17"/>
+                <w:szCs w:val="17"/>
+              </w:rPr>
+              <w:t xml:space="preserve">Se o ano tem de ser lido de novo</w:t>
+            </w:r>
+          </w:p>
+        </w:tc>
+        <w:tc>
+          <w:tcPr>
+            <w:tcW w:type="dxa" w:w="3900"/>
+            <w:shd w:fill="FFFFFF" w:val="clear"/>
+            <w:tcMar>
+              <w:top w:type="dxa" w:w="70"/>
+              <w:left w:type="dxa" w:w="110"/>
+              <w:bottom w:type="dxa" w:w="70"/>
+              <w:right w:type="dxa" w:w="110"/>
+            </w:tcMar>
+            <w:vAlign w:val="center"/>
+          </w:tcPr>
+          <w:p>
+            <w:pPr>
+              <w:spacing w:after="0"/>
+            </w:pPr>
+            <w:r>
+              <w:rPr>
+                <w:b w:val="false"/>
+                <w:bCs w:val="false"/>
+                <w:sz w:val="17"/>
+                <w:szCs w:val="17"/>
+              </w:rPr>
+              <w:t xml:space="preserve">Ano fechado só quando muda de tamanho; o corrente e o anterior, uma vez por semana</w:t>
+            </w:r>
+          </w:p>
+        </w:tc>
+      </w:tr>
+      <w:tr>
+        <w:trPr>
+          <w:cantSplit/>
+        </w:trPr>
+        <w:tc>
+          <w:tcPr>
+            <w:tcW w:type="dxa" w:w="2400"/>
+            <w:shd w:fill="F2F2F2" w:val="clear"/>
+            <w:tcMar>
+              <w:top w:type="dxa" w:w="70"/>
+              <w:left w:type="dxa" w:w="110"/>
+              <w:bottom w:type="dxa" w:w="70"/>
+              <w:right w:type="dxa" w:w="110"/>
+            </w:tcMar>
+            <w:vAlign w:val="center"/>
+          </w:tcPr>
+          <w:p>
+            <w:pPr>
+              <w:spacing w:after="0"/>
+            </w:pPr>
+            <w:r>
+              <w:rPr>
+                <w:rFonts w:ascii="Consolas" w:cs="Consolas" w:eastAsia="Consolas" w:hAnsi="Consolas"/>
+                <w:b w:val="false"/>
+                <w:bCs w:val="false"/>
+                <w:sz w:val="17"/>
+                <w:szCs w:val="17"/>
+              </w:rPr>
+              <w:t xml:space="preserve">tce.publicar</w:t>
+            </w:r>
+          </w:p>
+        </w:tc>
+        <w:tc>
+          <w:tcPr>
+            <w:tcW w:type="dxa" w:w="3300"/>
+            <w:shd w:fill="F2F2F2" w:val="clear"/>
+            <w:tcMar>
+              <w:top w:type="dxa" w:w="70"/>
+              <w:left w:type="dxa" w:w="110"/>
+              <w:bottom w:type="dxa" w:w="70"/>
+              <w:right w:type="dxa" w:w="110"/>
+            </w:tcMar>
+            <w:vAlign w:val="center"/>
+          </w:tcPr>
+          <w:p>
+            <w:pPr>
+              <w:spacing w:after="0"/>
+            </w:pPr>
+            <w:r>
+              <w:rPr>
+                <w:b w:val="false"/>
+                <w:bCs w:val="false"/>
+                <w:sz w:val="17"/>
+                <w:szCs w:val="17"/>
+              </w:rPr>
+              <w:t xml:space="preserve">tce/ente/&lt;grupo&gt;.json.gz: por ente, o tribunal, os anos e os 100 maiores fornecedores</w:t>
+            </w:r>
+          </w:p>
+        </w:tc>
+        <w:tc>
+          <w:tcPr>
+            <w:tcW w:type="dxa" w:w="3900"/>
+            <w:shd w:fill="F2F2F2" w:val="clear"/>
+            <w:tcMar>
+              <w:top w:type="dxa" w:w="70"/>
+              <w:left w:type="dxa" w:w="110"/>
+              <w:bottom w:type="dxa" w:w="70"/>
+              <w:right w:type="dxa" w:w="110"/>
+            </w:tcMar>
+            <w:vAlign w:val="center"/>
+          </w:tcPr>
+          <w:p>
+            <w:pPr>
+              <w:spacing w:after="0"/>
+            </w:pPr>
+            <w:r>
+              <w:rPr>
+                <w:b w:val="false"/>
+                <w:bCs w:val="false"/>
+                <w:sz w:val="17"/>
+                <w:szCs w:val="17"/>
+              </w:rPr>
+              <w:t xml:space="preserve">Junta os tribunais; lido no mandato aberto de Governos municipais; não se soma ao PNCP (ADR-050)</w:t>
+            </w:r>
+          </w:p>
+        </w:tc>
+      </w:tr>
+      <w:tr>
+        <w:trPr>
+          <w:cantSplit/>
+        </w:trPr>
+        <w:tc>
+          <w:tcPr>
+            <w:tcW w:type="dxa" w:w="2400"/>
+            <w:shd w:fill="FFFFFF" w:val="clear"/>
+            <w:tcMar>
+              <w:top w:type="dxa" w:w="70"/>
+              <w:left w:type="dxa" w:w="110"/>
+              <w:bottom w:type="dxa" w:w="70"/>
+              <w:right w:type="dxa" w:w="110"/>
+            </w:tcMar>
+            <w:vAlign w:val="center"/>
+          </w:tcPr>
+          <w:p>
+            <w:pPr>
+              <w:spacing w:after="0"/>
+            </w:pPr>
+            <w:r>
+              <w:rPr>
+                <w:rFonts w:ascii="Consolas" w:cs="Consolas" w:eastAsia="Consolas" w:hAnsi="Consolas"/>
+                <w:b w:val="false"/>
+                <w:bCs w:val="false"/>
+                <w:sz w:val="17"/>
+                <w:szCs w:val="17"/>
+              </w:rPr>
+              <w:t xml:space="preserve">tce_rs.ler_orgaos, ler_ano, ler_nomes, coletar</w:t>
+            </w:r>
+          </w:p>
+        </w:tc>
+        <w:tc>
+          <w:tcPr>
+            <w:tcW w:type="dxa" w:w="3300"/>
+            <w:shd w:fill="FFFFFF" w:val="clear"/>
+            <w:tcMar>
+              <w:top w:type="dxa" w:w="70"/>
+              <w:left w:type="dxa" w:w="110"/>
+              <w:bottom w:type="dxa" w:w="70"/>
+              <w:right w:type="dxa" w:w="110"/>
+            </w:tcMar>
+            <w:vAlign w:val="center"/>
+          </w:tcPr>
+          <w:p>
+            <w:pPr>
+              <w:spacing w:after="0"/>
+            </w:pPr>
+            <w:r>
+              <w:rPr>
+                <w:b w:val="false"/>
+                <w:bCs w:val="false"/>
+                <w:sz w:val="17"/>
+                <w:szCs w:val="17"/>
+              </w:rPr>
+              <w:t xml:space="preserve">LicitaCon: órgão no ente, contratos e aditivos do ano, nomes das empresas</w:t>
+            </w:r>
+          </w:p>
+        </w:tc>
+        <w:tc>
+          <w:tcPr>
+            <w:tcW w:type="dxa" w:w="3900"/>
+            <w:shd w:fill="FFFFFF" w:val="clear"/>
+            <w:tcMar>
+              <w:top w:type="dxa" w:w="70"/>
+              <w:left w:type="dxa" w:w="110"/>
+              <w:bottom w:type="dxa" w:w="70"/>
+              <w:right w:type="dxa" w:w="110"/>
+            </w:tcMar>
+            <w:vAlign w:val="center"/>
+          </w:tcPr>
+          <w:p>
+            <w:pPr>
+              <w:spacing w:after="0"/>
+            </w:pPr>
+            <w:r>
+              <w:rPr>
+                <w:b w:val="false"/>
+                <w:bCs w:val="false"/>
+                <w:sz w:val="17"/>
+                <w:szCs w:val="17"/>
+              </w:rPr>
+              <w:t xml:space="preserve">Consórcios e associações sem ente; o nome do MEI sai mascarado</w:t>
+            </w:r>
+          </w:p>
+        </w:tc>
+      </w:tr>
+      <w:tr>
+        <w:trPr>
+          <w:cantSplit/>
+        </w:trPr>
+        <w:tc>
+          <w:tcPr>
+            <w:tcW w:type="dxa" w:w="2400"/>
+            <w:shd w:fill="F2F2F2" w:val="clear"/>
+            <w:tcMar>
+              <w:top w:type="dxa" w:w="70"/>
+              <w:left w:type="dxa" w:w="110"/>
+              <w:bottom w:type="dxa" w:w="70"/>
+              <w:right w:type="dxa" w:w="110"/>
+            </w:tcMar>
+            <w:vAlign w:val="center"/>
+          </w:tcPr>
+          <w:p>
+            <w:pPr>
+              <w:spacing w:after="0"/>
+            </w:pPr>
+            <w:r>
+              <w:rPr>
+                <w:rFonts w:ascii="Consolas" w:cs="Consolas" w:eastAsia="Consolas" w:hAnsi="Consolas"/>
+                <w:b w:val="false"/>
+                <w:bCs w:val="false"/>
+                <w:sz w:val="17"/>
+                <w:szCs w:val="17"/>
+              </w:rPr>
+              <w:t xml:space="preserve">tce_pr.ler_municipio, coletar</w:t>
+            </w:r>
+          </w:p>
+        </w:tc>
+        <w:tc>
+          <w:tcPr>
+            <w:tcW w:type="dxa" w:w="3300"/>
+            <w:shd w:fill="F2F2F2" w:val="clear"/>
+            <w:tcMar>
+              <w:top w:type="dxa" w:w="70"/>
+              <w:left w:type="dxa" w:w="110"/>
+              <w:bottom w:type="dxa" w:w="70"/>
+              <w:right w:type="dxa" w:w="110"/>
+            </w:tcMar>
+            <w:vAlign w:val="center"/>
+          </w:tcPr>
+          <w:p>
+            <w:pPr>
+              <w:spacing w:after="0"/>
+            </w:pPr>
+            <w:r>
+              <w:rPr>
+                <w:b w:val="false"/>
+                <w:bCs w:val="false"/>
+                <w:sz w:val="17"/>
+                <w:szCs w:val="17"/>
+              </w:rPr>
+              <w:t xml:space="preserve">SIM-AM: o ZIP de cada município no ano, com os contratos por contratado e os aditivos do ano</w:t>
+            </w:r>
+          </w:p>
+        </w:tc>
+        <w:tc>
+          <w:tcPr>
+            <w:tcW w:type="dxa" w:w="3900"/>
+            <w:shd w:fill="F2F2F2" w:val="clear"/>
+            <w:tcMar>
+              <w:top w:type="dxa" w:w="70"/>
+              <w:left w:type="dxa" w:w="110"/>
+              <w:bottom w:type="dxa" w:w="70"/>
+              <w:right w:type="dxa" w:w="110"/>
+            </w:tcMar>
+            <w:vAlign w:val="center"/>
+          </w:tcPr>
+          <w:p>
+            <w:pPr>
+              <w:spacing w:after="0"/>
+            </w:pPr>
+            <w:r>
+              <w:rPr>
+                <w:b w:val="false"/>
+                <w:bCs w:val="false"/>
+                <w:sz w:val="17"/>
+                <w:szCs w:val="17"/>
+              </w:rPr>
+              <w:t xml:space="preserve">O ZIP do estado só sinaliza mudança; consórcio sem ente; supressão entra negativa</w:t>
+            </w:r>
+          </w:p>
+        </w:tc>
+      </w:tr>
+      <w:tr>
+        <w:trPr>
+          <w:cantSplit/>
+        </w:trPr>
+        <w:tc>
+          <w:tcPr>
+            <w:tcW w:type="dxa" w:w="2400"/>
+            <w:shd w:fill="FFFFFF" w:val="clear"/>
+            <w:tcMar>
+              <w:top w:type="dxa" w:w="70"/>
+              <w:left w:type="dxa" w:w="110"/>
+              <w:bottom w:type="dxa" w:w="70"/>
+              <w:right w:type="dxa" w:w="110"/>
+            </w:tcMar>
+            <w:vAlign w:val="center"/>
+          </w:tcPr>
+          <w:p>
+            <w:pPr>
+              <w:spacing w:after="0"/>
+            </w:pPr>
+            <w:r>
+              <w:rPr>
+                <w:rFonts w:ascii="Consolas" w:cs="Consolas" w:eastAsia="Consolas" w:hAnsi="Consolas"/>
+                <w:b w:val="false"/>
+                <w:bCs w:val="false"/>
+                <w:sz w:val="17"/>
+                <w:szCs w:val="17"/>
+              </w:rPr>
+              <w:t xml:space="preserve">tce_pe.consultar, somar_ano, coletar</w:t>
+            </w:r>
+          </w:p>
+        </w:tc>
+        <w:tc>
+          <w:tcPr>
+            <w:tcW w:type="dxa" w:w="3300"/>
+            <w:shd w:fill="FFFFFF" w:val="clear"/>
+            <w:tcMar>
+              <w:top w:type="dxa" w:w="70"/>
+              <w:left w:type="dxa" w:w="110"/>
+              <w:bottom w:type="dxa" w:w="70"/>
+              <w:right w:type="dxa" w:w="110"/>
+            </w:tcMar>
+            <w:vAlign w:val="center"/>
+          </w:tcPr>
+          <w:p>
+            <w:pPr>
+              <w:spacing w:after="0"/>
+            </w:pPr>
+            <w:r>
+              <w:rPr>
+                <w:b w:val="false"/>
+                <w:bCs w:val="false"/>
+                <w:sz w:val="17"/>
+                <w:szCs w:val="17"/>
+              </w:rPr>
+              <w:t xml:space="preserve">API do TCE-PE: contratos e aditivos do ano, município pelo nome</w:t>
+            </w:r>
+          </w:p>
+        </w:tc>
+        <w:tc>
+          <w:tcPr>
+            <w:tcW w:type="dxa" w:w="3900"/>
+            <w:shd w:fill="FFFFFF" w:val="clear"/>
+            <w:tcMar>
+              <w:top w:type="dxa" w:w="70"/>
+              <w:left w:type="dxa" w:w="110"/>
+              <w:bottom w:type="dxa" w:w="70"/>
+              <w:right w:type="dxa" w:w="110"/>
+            </w:tcMar>
+            <w:vAlign w:val="center"/>
+          </w:tcPr>
+          <w:p>
+            <w:pPr>
+              <w:spacing w:after="0"/>
+            </w:pPr>
+            <w:r>
+              <w:rPr>
+                <w:b w:val="false"/>
+                <w:bCs w:val="false"/>
+                <w:sz w:val="17"/>
+                <w:szCs w:val="17"/>
+              </w:rPr>
+              <w:t xml:space="preserve">Sem cabeçalho de mudança: ano fechado relido uma vez por mês (tce.precisa_ler_por_idade); consulta cortada vai para os problemas</w:t>
+            </w:r>
+          </w:p>
+        </w:tc>
+      </w:tr>
+      <w:tr>
+        <w:trPr>
+          <w:cantSplit/>
+        </w:trPr>
+        <w:tc>
+          <w:tcPr>
+            <w:tcW w:type="dxa" w:w="2400"/>
+            <w:shd w:fill="F2F2F2" w:val="clear"/>
+            <w:tcMar>
+              <w:top w:type="dxa" w:w="70"/>
+              <w:left w:type="dxa" w:w="110"/>
+              <w:bottom w:type="dxa" w:w="70"/>
+              <w:right w:type="dxa" w:w="110"/>
+            </w:tcMar>
+            <w:vAlign w:val="center"/>
+          </w:tcPr>
+          <w:p>
+            <w:pPr>
+              <w:spacing w:after="0"/>
+            </w:pPr>
+            <w:r>
+              <w:rPr>
+                <w:rFonts w:ascii="Consolas" w:cs="Consolas" w:eastAsia="Consolas" w:hAnsi="Consolas"/>
+                <w:b w:val="false"/>
+                <w:bCs w:val="false"/>
+                <w:sz w:val="17"/>
+                <w:szCs w:val="17"/>
+              </w:rPr>
+              <w:t xml:space="preserve">tce_ce.consultar, ler_municipio, somar_ano, coletar</w:t>
+            </w:r>
+          </w:p>
+        </w:tc>
+        <w:tc>
+          <w:tcPr>
+            <w:tcW w:type="dxa" w:w="3300"/>
+            <w:shd w:fill="F2F2F2" w:val="clear"/>
+            <w:tcMar>
+              <w:top w:type="dxa" w:w="70"/>
+              <w:left w:type="dxa" w:w="110"/>
+              <w:bottom w:type="dxa" w:w="70"/>
+              <w:right w:type="dxa" w:w="110"/>
+            </w:tcMar>
+            <w:vAlign w:val="center"/>
+          </w:tcPr>
+          <w:p>
+            <w:pPr>
+              <w:spacing w:after="0"/>
+            </w:pPr>
+            <w:r>
+              <w:rPr>
+                <w:b w:val="false"/>
+                <w:bCs w:val="false"/>
+                <w:sz w:val="17"/>
+                <w:szCs w:val="17"/>
+              </w:rPr>
+              <w:t xml:space="preserve">API do SIM do TCE-CE: contratos e contratados do município no ano, página a página, quatro municípios de cada vez</w:t>
+            </w:r>
+          </w:p>
+        </w:tc>
+        <w:tc>
+          <w:tcPr>
+            <w:tcW w:type="dxa" w:w="3900"/>
+            <w:shd w:fill="F2F2F2" w:val="clear"/>
+            <w:tcMar>
+              <w:top w:type="dxa" w:w="70"/>
+              <w:left w:type="dxa" w:w="110"/>
+              <w:bottom w:type="dxa" w:w="70"/>
+              <w:right w:type="dxa" w:w="110"/>
+            </w:tcMar>
+            <w:vAlign w:val="center"/>
+          </w:tcPr>
+          <w:p>
+            <w:pPr>
+              <w:spacing w:after="0"/>
+            </w:pPr>
+            <w:r>
+              <w:rPr>
+                <w:b w:val="false"/>
+                <w:bCs w:val="false"/>
+                <w:sz w:val="17"/>
+                <w:szCs w:val="17"/>
+              </w:rPr>
+              <w:t xml:space="preserve">Contrato com um só CNPJ vai para a empresa; com vários contratados ou nenhum, só para o total; aditivos contam sem valor (o termo traz ora o acréscimo, ora o valor total); ano com município que falhou não é gravado</w:t>
+            </w:r>
+          </w:p>
+        </w:tc>
+      </w:tr>
+    </w:tbl>
+    <w:p>
+      <w:pPr>
+        <w:pStyle w:val="Heading2"/>
+        <w:keepNext/>
+        <w:keepLines/>
+        <w:spacing w:after="120" w:before="280"/>
+      </w:pPr>
+      <w:bookmarkStart w:name="_Toc23" w:id="23"/>
+      <w:r>
+        <w:t xml:space="preserve">4.17 pessoas_juridicas.py</w:t>
+      </w:r>
+      <w:bookmarkEnd w:id="23"/>
+    </w:p>
+    <w:tbl>
+      <w:tblPr>
+        <w:tblW w:type="dxa" w:w="9600"/>
+        <w:tblBorders>
+          <w:top w:val="single" w:color="BFBFBF" w:sz="4"/>
+          <w:left w:val="single" w:color="BFBFBF" w:sz="4"/>
+          <w:bottom w:val="single" w:color="BFBFBF" w:sz="4"/>
+          <w:right w:val="single" w:color="BFBFBF" w:sz="4"/>
+          <w:insideH w:val="single" w:color="D9D9D9" w:sz="2"/>
+          <w:insideV w:val="single" w:color="D9D9D9" w:sz="2"/>
+        </w:tblBorders>
+      </w:tblPr>
+      <w:tblGrid>
+        <w:gridCol w:w="2400"/>
+        <w:gridCol w:w="3300"/>
+        <w:gridCol w:w="3900"/>
+      </w:tblGrid>
+      <w:tr>
+        <w:trPr>
+          <w:tblHeader/>
+        </w:trPr>
+        <w:tc>
+          <w:tcPr>
+            <w:tcW w:type="dxa" w:w="2400"/>
+            <w:shd w:fill="1F3864" w:val="clear"/>
+            <w:tcMar>
+              <w:top w:type="dxa" w:w="80"/>
+              <w:left w:type="dxa" w:w="110"/>
+              <w:bottom w:type="dxa" w:w="80"/>
+              <w:right w:type="dxa" w:w="110"/>
+            </w:tcMar>
+            <w:vAlign w:val="center"/>
+          </w:tcPr>
+          <w:p>
+            <w:pPr>
+              <w:spacing w:after="0"/>
+            </w:pPr>
+            <w:r>
+              <w:rPr>
+                <w:b/>
+                <w:bCs/>
+                <w:color w:val="FFFFFF"/>
+                <w:sz w:val="19"/>
+                <w:szCs w:val="19"/>
+              </w:rPr>
+              <w:t xml:space="preserve">Nome</w:t>
+            </w:r>
+          </w:p>
+        </w:tc>
+        <w:tc>
+          <w:tcPr>
+            <w:tcW w:type="dxa" w:w="3300"/>
+            <w:shd w:fill="1F3864" w:val="clear"/>
+            <w:tcMar>
+              <w:top w:type="dxa" w:w="80"/>
+              <w:left w:type="dxa" w:w="110"/>
+              <w:bottom w:type="dxa" w:w="80"/>
+              <w:right w:type="dxa" w:w="110"/>
+            </w:tcMar>
+            <w:vAlign w:val="center"/>
+          </w:tcPr>
+          <w:p>
+            <w:pPr>
+              <w:spacing w:after="0"/>
+            </w:pPr>
+            <w:r>
+              <w:rPr>
+                <w:b/>
+                <w:bCs/>
+                <w:color w:val="FFFFFF"/>
+                <w:sz w:val="19"/>
+                <w:szCs w:val="19"/>
+              </w:rPr>
+              <w:t xml:space="preserve">O que faz</w:t>
+            </w:r>
+          </w:p>
+        </w:tc>
+        <w:tc>
+          <w:tcPr>
+            <w:tcW w:type="dxa" w:w="3900"/>
+            <w:shd w:fill="1F3864" w:val="clear"/>
+            <w:tcMar>
+              <w:top w:type="dxa" w:w="80"/>
+              <w:left w:type="dxa" w:w="110"/>
+              <w:bottom w:type="dxa" w:w="80"/>
+              <w:right w:type="dxa" w:w="110"/>
+            </w:tcMar>
+            <w:vAlign w:val="center"/>
+          </w:tcPr>
+          <w:p>
+            <w:pPr>
+              <w:spacing w:after="0"/>
+            </w:pPr>
+            <w:r>
+              <w:rPr>
+                <w:b/>
+                <w:bCs/>
+                <w:color w:val="FFFFFF"/>
+                <w:sz w:val="19"/>
+                <w:szCs w:val="19"/>
+              </w:rPr>
+              <w:t xml:space="preserve">Como e por quê</w:t>
+            </w:r>
+          </w:p>
+        </w:tc>
+      </w:tr>
+      <w:tr>
+        <w:trPr>
+          <w:cantSplit/>
+        </w:trPr>
+        <w:tc>
+          <w:tcPr>
+            <w:tcW w:type="dxa" w:w="2400"/>
+            <w:shd w:fill="FFFFFF" w:val="clear"/>
+            <w:tcMar>
+              <w:top w:type="dxa" w:w="70"/>
+              <w:left w:type="dxa" w:w="110"/>
+              <w:bottom w:type="dxa" w:w="70"/>
+              <w:right w:type="dxa" w:w="110"/>
+            </w:tcMar>
+            <w:vAlign w:val="center"/>
+          </w:tcPr>
+          <w:p>
+            <w:pPr>
+              <w:spacing w:after="0"/>
+            </w:pPr>
+            <w:r>
+              <w:rPr>
+                <w:rFonts w:ascii="Consolas" w:cs="Consolas" w:eastAsia="Consolas" w:hAnsi="Consolas"/>
+                <w:b w:val="false"/>
+                <w:bCs w:val="false"/>
+                <w:sz w:val="17"/>
+                <w:szCs w:val="17"/>
+              </w:rPr>
               <w:t xml:space="preserve">de_contratacoes</w:t>
             </w:r>
           </w:p>
@@ -12336,11 +12740,11 @@
         <w:keepLines/>
         <w:spacing w:after="160" w:before="380"/>
       </w:pPr>
-      <w:bookmarkStart w:name="_Toc23" w:id="23"/>
+      <w:bookmarkStart w:name="_Toc24" w:id="24"/>
       <w:r>
         <w:t xml:space="preserve">5. Estado guardado entre execuções</w:t>
       </w:r>
-      <w:bookmarkEnd w:id="23"/>
+      <w:bookmarkEnd w:id="24"/>
     </w:p>
     <w:p>
       <w:pPr>
@@ -12941,7 +13345,7 @@
                 <w:sz w:val="17"/>
                 <w:szCs w:val="17"/>
               </w:rPr>
-              <w:t xml:space="preserve">emendas.json.gz</w:t>
+              <w:t xml:space="preserve">recebimentos.json.gz</w:t>
             </w:r>
           </w:p>
         </w:tc>
@@ -12968,7 +13372,7 @@
                 <w:sz w:val="17"/>
                 <w:szCs w:val="17"/>
               </w:rPr>
-              <w:t xml:space="preserve">Emendas parlamentares recebidas por ente (ADR-044), com a data do arquivo da CGU</w:t>
+              <w:t xml:space="preserve">Recebido da União por CNPJ (ADR-058): os meses fixados somados por ano e os três recentes à parte</w:t>
             </w:r>
           </w:p>
         </w:tc>
@@ -12995,7 +13399,7 @@
                 <w:sz w:val="17"/>
                 <w:szCs w:val="17"/>
               </w:rPr>
-              <w:t xml:space="preserve">recebido (por código IBGE: ano, emenda, categoria, cnpj, favorecido, valor), emendas (ano, tipo, autor, número, função, ação), sem_lugar</w:t>
+              <w:t xml:space="preserve">anos e recentes (cnpjs: por CNPJ e órgão superior, o valor; fora: linhas e valor sem CNPJ), fixados, nomes, orgaos</w:t>
             </w:r>
           </w:p>
         </w:tc>
@@ -13028,7 +13432,7 @@
                 <w:sz w:val="17"/>
                 <w:szCs w:val="17"/>
               </w:rPr>
-              <w:t xml:space="preserve">cnpj-fornecedores.json.gz</w:t>
+              <w:t xml:space="preserve">emendas.json.gz</w:t>
             </w:r>
           </w:p>
         </w:tc>
@@ -13055,7 +13459,7 @@
                 <w:sz w:val="17"/>
                 <w:szCs w:val="17"/>
               </w:rPr>
-              <w:t xml:space="preserve">Base de CNPJ da Receita dos fornecedores (ADR-043): empresa, estabelecimento, Simples e sócios, com o mês e as tabelas de código usadas</w:t>
+              <w:t xml:space="preserve">Emendas parlamentares recebidas por ente (ADR-044), com a data do arquivo da CGU</w:t>
             </w:r>
           </w:p>
         </w:tc>
@@ -13082,7 +13486,7 @@
                 <w:sz w:val="17"/>
                 <w:szCs w:val="17"/>
               </w:rPr>
-              <w:t xml:space="preserve">por CNPJ: empresa, estabelecimento, simples, socios; pedidos (os CNPJs procurados)</w:t>
+              <w:t xml:space="preserve">recebido (por código IBGE: ano, emenda, categoria, cnpj, favorecido, valor), emendas (ano, tipo, autor, número, função, ação), sem_lugar</w:t>
             </w:r>
           </w:p>
         </w:tc>
@@ -13115,7 +13519,7 @@
                 <w:sz w:val="17"/>
                 <w:szCs w:val="17"/>
               </w:rPr>
-              <w:t xml:space="preserve">pessoal-UF.json.gz</w:t>
+              <w:t xml:space="preserve">cnpj-fornecedores.json.gz</w:t>
             </w:r>
           </w:p>
         </w:tc>
@@ -13142,7 +13546,7 @@
                 <w:sz w:val="17"/>
                 <w:szCs w:val="17"/>
               </w:rPr>
-              <w:t xml:space="preserve">Despesa com pessoal do Executivo de cada ente da UF no último período do exercício anterior (RGF, Anexo 1), ou a data da última tentativa sem dado</w:t>
+              <w:t xml:space="preserve">Base de CNPJ da Receita dos fornecedores (ADR-043): empresa, estabelecimento, Simples e sócios, com o mês e as tabelas de código usadas</w:t>
             </w:r>
           </w:p>
         </w:tc>
@@ -13169,7 +13573,7 @@
                 <w:sz w:val="17"/>
                 <w:szCs w:val="17"/>
               </w:rPr>
-              <w:t xml:space="preserve">por ente: percentual, dtp, rcl_ajustada, limites (alerta, prudencial, maximo), demonstrativo, periodo, periodicidade, coletado_em ou tentado_em</w:t>
+              <w:t xml:space="preserve">por CNPJ: empresa, estabelecimento, simples, socios; pedidos (os CNPJs procurados)</w:t>
             </w:r>
           </w:p>
         </w:tc>
@@ -13202,6 +13606,93 @@
                 <w:sz w:val="17"/>
                 <w:szCs w:val="17"/>
               </w:rPr>
+              <w:t xml:space="preserve">pessoal-UF.json.gz</w:t>
+            </w:r>
+          </w:p>
+        </w:tc>
+        <w:tc>
+          <w:tcPr>
+            <w:tcW w:type="dxa" w:w="3000"/>
+            <w:shd w:fill="FFFFFF" w:val="clear"/>
+            <w:tcMar>
+              <w:top w:type="dxa" w:w="70"/>
+              <w:left w:type="dxa" w:w="110"/>
+              <w:bottom w:type="dxa" w:w="70"/>
+              <w:right w:type="dxa" w:w="110"/>
+            </w:tcMar>
+            <w:vAlign w:val="center"/>
+          </w:tcPr>
+          <w:p>
+            <w:pPr>
+              <w:spacing w:after="0"/>
+            </w:pPr>
+            <w:r>
+              <w:rPr>
+                <w:b w:val="false"/>
+                <w:bCs w:val="false"/>
+                <w:sz w:val="17"/>
+                <w:szCs w:val="17"/>
+              </w:rPr>
+              <w:t xml:space="preserve">Despesa com pessoal do Executivo de cada ente da UF no último período do exercício anterior (RGF, Anexo 1), ou a data da última tentativa sem dado</w:t>
+            </w:r>
+          </w:p>
+        </w:tc>
+        <w:tc>
+          <w:tcPr>
+            <w:tcW w:type="dxa" w:w="3800"/>
+            <w:shd w:fill="FFFFFF" w:val="clear"/>
+            <w:tcMar>
+              <w:top w:type="dxa" w:w="70"/>
+              <w:left w:type="dxa" w:w="110"/>
+              <w:bottom w:type="dxa" w:w="70"/>
+              <w:right w:type="dxa" w:w="110"/>
+            </w:tcMar>
+            <w:vAlign w:val="center"/>
+          </w:tcPr>
+          <w:p>
+            <w:pPr>
+              <w:spacing w:after="0"/>
+            </w:pPr>
+            <w:r>
+              <w:rPr>
+                <w:b w:val="false"/>
+                <w:bCs w:val="false"/>
+                <w:sz w:val="17"/>
+                <w:szCs w:val="17"/>
+              </w:rPr>
+              <w:t xml:space="preserve">por ente: percentual, dtp, rcl_ajustada, limites (alerta, prudencial, maximo), demonstrativo, periodo, periodicidade, coletado_em ou tentado_em</w:t>
+            </w:r>
+          </w:p>
+        </w:tc>
+      </w:tr>
+      <w:tr>
+        <w:trPr>
+          <w:cantSplit/>
+        </w:trPr>
+        <w:tc>
+          <w:tcPr>
+            <w:tcW w:type="dxa" w:w="2800"/>
+            <w:shd w:fill="F2F2F2" w:val="clear"/>
+            <w:tcMar>
+              <w:top w:type="dxa" w:w="70"/>
+              <w:left w:type="dxa" w:w="110"/>
+              <w:bottom w:type="dxa" w:w="70"/>
+              <w:right w:type="dxa" w:w="110"/>
+            </w:tcMar>
+            <w:vAlign w:val="center"/>
+          </w:tcPr>
+          <w:p>
+            <w:pPr>
+              <w:spacing w:after="0"/>
+            </w:pPr>
+            <w:r>
+              <w:rPr>
+                <w:rFonts w:ascii="Consolas" w:cs="Consolas" w:eastAsia="Consolas" w:hAnsi="Consolas"/>
+                <w:b w:val="false"/>
+                <w:bCs w:val="false"/>
+                <w:sz w:val="17"/>
+                <w:szCs w:val="17"/>
+              </w:rPr>
               <w:t xml:space="preserve">despesa-funcao-UF.json.gz</w:t>
             </w:r>
           </w:p>
@@ -13209,7 +13700,7 @@
         <w:tc>
           <w:tcPr>
             <w:tcW w:type="dxa" w:w="3000"/>
-            <w:shd w:fill="FFFFFF" w:val="clear"/>
+            <w:shd w:fill="F2F2F2" w:val="clear"/>
             <w:tcMar>
               <w:top w:type="dxa" w:w="70"/>
               <w:left w:type="dxa" w:w="110"/>
@@ -13236,7 +13727,7 @@
         <w:tc>
           <w:tcPr>
             <w:tcW w:type="dxa" w:w="3800"/>
-            <w:shd w:fill="FFFFFF" w:val="clear"/>
+            <w:shd w:fill="F2F2F2" w:val="clear"/>
             <w:tcMar>
               <w:top w:type="dxa" w:w="70"/>
               <w:left w:type="dxa" w:w="110"/>
@@ -13328,11 +13819,11 @@
         <w:keepLines/>
         <w:spacing w:after="160" w:before="380"/>
       </w:pPr>
-      <w:bookmarkStart w:name="_Toc24" w:id="24"/>
+      <w:bookmarkStart w:name="_Toc25" w:id="25"/>
       <w:r>
         <w:t xml:space="preserve">6. Site publicado</w:t>
       </w:r>
-      <w:bookmarkEnd w:id="24"/>
+      <w:bookmarkEnd w:id="25"/>
     </w:p>
     <w:p>
       <w:pPr>
@@ -14732,11 +15223,11 @@
         <w:keepLines/>
         <w:spacing w:after="160" w:before="380"/>
       </w:pPr>
-      <w:bookmarkStart w:name="_Toc25" w:id="25"/>
+      <w:bookmarkStart w:name="_Toc26" w:id="26"/>
       <w:r>
         <w:t xml:space="preserve">7. Regras de soma das contratações</w:t>
       </w:r>
-      <w:bookmarkEnd w:id="25"/>
+      <w:bookmarkEnd w:id="26"/>
     </w:p>
     <w:p>
       <w:pPr>
@@ -14898,11 +15389,11 @@
         <w:keepLines/>
         <w:spacing w:after="160" w:before="380"/>
       </w:pPr>
-      <w:bookmarkStart w:name="_Toc26" w:id="26"/>
+      <w:bookmarkStart w:name="_Toc27" w:id="27"/>
       <w:r>
         <w:t xml:space="preserve">8. Avaliação da conformidade</w:t>
       </w:r>
-      <w:bookmarkEnd w:id="26"/>
+      <w:bookmarkEnd w:id="27"/>
     </w:p>
     <w:tbl>
       <w:tblPr>
@@ -16135,11 +16626,11 @@
         <w:keepLines/>
         <w:spacing w:after="120" w:before="280"/>
       </w:pPr>
-      <w:bookmarkStart w:name="_Toc27" w:id="27"/>
+      <w:bookmarkStart w:name="_Toc28" w:id="28"/>
       <w:r>
         <w:t xml:space="preserve">8.1 Comparação com o grupo de pares (ADR-038)</w:t>
       </w:r>
-      <w:bookmarkEnd w:id="27"/>
+      <w:bookmarkEnd w:id="28"/>
     </w:p>
     <w:p>
       <w:pPr>
@@ -16172,11 +16663,11 @@
         <w:keepLines/>
         <w:spacing w:after="160" w:before="380"/>
       </w:pPr>
-      <w:bookmarkStart w:name="_Toc28" w:id="28"/>
+      <w:bookmarkStart w:name="_Toc29" w:id="29"/>
       <w:r>
         <w:t xml:space="preserve">9. Portal</w:t>
       </w:r>
-      <w:bookmarkEnd w:id="28"/>
+      <w:bookmarkEnd w:id="29"/>
     </w:p>
     <w:tbl>
       <w:tblPr>
@@ -17227,11 +17718,11 @@
         <w:keepLines/>
         <w:spacing w:after="160" w:before="380"/>
       </w:pPr>
-      <w:bookmarkStart w:name="_Toc29" w:id="29"/>
+      <w:bookmarkStart w:name="_Toc30" w:id="30"/>
       <w:r>
         <w:t xml:space="preserve">10. Operação</w:t>
       </w:r>
-      <w:bookmarkEnd w:id="29"/>
+      <w:bookmarkEnd w:id="30"/>
     </w:p>
     <w:tbl>
       <w:tblPr>
@@ -17608,11 +18099,11 @@
         <w:keepLines/>
         <w:spacing w:after="100" w:before="220"/>
       </w:pPr>
-      <w:bookmarkStart w:name="_Toc30" w:id="30"/>
+      <w:bookmarkStart w:name="_Toc31" w:id="31"/>
       <w:r>
         <w:t xml:space="preserve">Configuração, uma vez</w:t>
       </w:r>
-      <w:bookmarkEnd w:id="30"/>
+      <w:bookmarkEnd w:id="31"/>
     </w:p>
     <w:p>
       <w:pPr>
@@ -17703,11 +18194,11 @@
         <w:keepLines/>
         <w:spacing w:after="100" w:before="220"/>
       </w:pPr>
-      <w:bookmarkStart w:name="_Toc31" w:id="31"/>
+      <w:bookmarkStart w:name="_Toc32" w:id="32"/>
       <w:r>
         <w:t xml:space="preserve">Comandos locais</w:t>
       </w:r>
-      <w:bookmarkEnd w:id="31"/>
+      <w:bookmarkEnd w:id="32"/>
     </w:p>
     <w:tbl>
       <w:tblPr>
@@ -17930,11 +18421,11 @@
         <w:keepLines/>
         <w:spacing w:after="100" w:before="220"/>
       </w:pPr>
-      <w:bookmarkStart w:name="_Toc32" w:id="32"/>
+      <w:bookmarkStart w:name="_Toc33" w:id="33"/>
       <w:r>
         <w:t xml:space="preserve">Limites</w:t>
       </w:r>
-      <w:bookmarkEnd w:id="32"/>
+      <w:bookmarkEnd w:id="33"/>
     </w:p>
     <w:p>
       <w:pPr>
@@ -17982,11 +18473,11 @@
         <w:keepLines/>
         <w:spacing w:after="160" w:before="380"/>
       </w:pPr>
-      <w:bookmarkStart w:name="_Toc33" w:id="33"/>
+      <w:bookmarkStart w:name="_Toc34" w:id="34"/>
       <w:r>
         <w:t xml:space="preserve">11. Verificação</w:t>
       </w:r>
-      <w:bookmarkEnd w:id="33"/>
+      <w:bookmarkEnd w:id="34"/>
     </w:p>
     <w:tbl>
       <w:tblPr>
@@ -18287,11 +18778,11 @@
         <w:keepLines/>
         <w:spacing w:after="160" w:before="380"/>
       </w:pPr>
-      <w:bookmarkStart w:name="_Toc34" w:id="34"/>
+      <w:bookmarkStart w:name="_Toc35" w:id="35"/>
       <w:r>
         <w:t xml:space="preserve">12. Próximos passos e riscos</w:t>
       </w:r>
-      <w:bookmarkEnd w:id="34"/>
+      <w:bookmarkEnd w:id="35"/>
     </w:p>
     <w:tbl>
       <w:tblPr>
